--- a/tests/fixtures/comprehensive_markdown.docx
+++ b/tests/fixtures/comprehensive_markdown.docx
@@ -7,6 +7,7 @@
         <w:tblW w:type="dxa" w:w="9638"/>
         <w:tblLayout w:type="fixed"/>
         <w:tblLook w:firstColumn="1" w:firstRow="1" w:lastColumn="0" w:lastRow="0" w:noHBand="0" w:noVBand="1" w:val="04A0"/>
+        <w:tblDescription w:val="heading_badge"/>
         <w:bidiVisual/>
       </w:tblPr>
       <w:tblGrid>
@@ -14,6 +15,9 @@
         <w:gridCol w:w="8438"/>
       </w:tblGrid>
       <w:tr>
+        <w:trPr>
+          <w:cantSplit/>
+        </w:trPr>
         <w:tc>
           <w:tcPr>
             <w:tcW w:type="dxa" w:w="1200"/>
@@ -71,10 +75,12 @@
           <w:p>
             <w:pPr>
               <w:bidi w:val="1"/>
-              <w:jc w:val="start"/>
+              <w:jc w:val="right"/>
               <w:keepNext/>
               <w:keepLines/>
+              <w:outlineLvl w:val="0"/>
             </w:pPr>
+            <w:bookmarkStart w:id="1" w:name="md_____________________________075299df"/>
             <w:r>
               <w:rPr>
                 <w:rFonts w:ascii="Vazirmatn" w:hAnsi="Vazirmatn" w:cs="Vazirmatn"/>
@@ -85,8 +91,105 @@
                 <w:color w:val="2D2D2D"/>
                 <w:lang w:val="en-US" w:bidi="fa-IR"/>
               </w:rPr>
-              <w:t>عنوان سطح یک: معماری سرویس‌ها</w:t>
+              <w:t>عنوان</w:t>
             </w:r>
+            <w:r>
+              <w:rPr>
+                <w:rFonts w:ascii="Vazirmatn" w:hAnsi="Vazirmatn" w:cs="Vazirmatn"/>
+                <w:sz w:val="32"/>
+                <w:szCs w:val="32"/>
+                <w:b/>
+                <w:bCs/>
+                <w:color w:val="2D2D2D"/>
+                <w:lang w:val="en-US" w:bidi="fa-IR"/>
+              </w:rPr>
+              <w:t xml:space="preserve"> </w:t>
+            </w:r>
+            <w:r>
+              <w:rPr>
+                <w:rFonts w:ascii="Vazirmatn" w:hAnsi="Vazirmatn" w:cs="Vazirmatn"/>
+                <w:sz w:val="32"/>
+                <w:szCs w:val="32"/>
+                <w:b/>
+                <w:bCs/>
+                <w:color w:val="2D2D2D"/>
+                <w:lang w:val="en-US" w:bidi="fa-IR"/>
+              </w:rPr>
+              <w:t>سطح</w:t>
+            </w:r>
+            <w:r>
+              <w:rPr>
+                <w:rFonts w:ascii="Vazirmatn" w:hAnsi="Vazirmatn" w:cs="Vazirmatn"/>
+                <w:sz w:val="32"/>
+                <w:szCs w:val="32"/>
+                <w:b/>
+                <w:bCs/>
+                <w:color w:val="2D2D2D"/>
+                <w:lang w:val="en-US" w:bidi="fa-IR"/>
+              </w:rPr>
+              <w:t xml:space="preserve"> </w:t>
+            </w:r>
+            <w:r>
+              <w:rPr>
+                <w:rFonts w:ascii="Vazirmatn" w:hAnsi="Vazirmatn" w:cs="Vazirmatn"/>
+                <w:sz w:val="32"/>
+                <w:szCs w:val="32"/>
+                <w:b/>
+                <w:bCs/>
+                <w:color w:val="2D2D2D"/>
+                <w:lang w:val="en-US" w:bidi="fa-IR"/>
+              </w:rPr>
+              <w:t>یک:</w:t>
+            </w:r>
+            <w:r>
+              <w:rPr>
+                <w:rFonts w:ascii="Vazirmatn" w:hAnsi="Vazirmatn" w:cs="Vazirmatn"/>
+                <w:sz w:val="32"/>
+                <w:szCs w:val="32"/>
+                <w:b/>
+                <w:bCs/>
+                <w:color w:val="2D2D2D"/>
+                <w:lang w:val="en-US" w:bidi="fa-IR"/>
+              </w:rPr>
+              <w:t xml:space="preserve"> </w:t>
+            </w:r>
+            <w:r>
+              <w:rPr>
+                <w:rFonts w:ascii="Vazirmatn" w:hAnsi="Vazirmatn" w:cs="Vazirmatn"/>
+                <w:sz w:val="32"/>
+                <w:szCs w:val="32"/>
+                <w:b/>
+                <w:bCs/>
+                <w:color w:val="2D2D2D"/>
+                <w:lang w:val="en-US" w:bidi="fa-IR"/>
+              </w:rPr>
+              <w:t>معماری</w:t>
+            </w:r>
+            <w:r>
+              <w:rPr>
+                <w:rFonts w:ascii="Vazirmatn" w:hAnsi="Vazirmatn" w:cs="Vazirmatn"/>
+                <w:sz w:val="32"/>
+                <w:szCs w:val="32"/>
+                <w:b/>
+                <w:bCs/>
+                <w:color w:val="2D2D2D"/>
+                <w:lang w:val="en-US" w:bidi="fa-IR"/>
+              </w:rPr>
+              <w:t xml:space="preserve"> </w:t>
+            </w:r>
+            <w:r>
+              <w:rPr>
+                <w:rFonts w:ascii="Vazirmatn" w:hAnsi="Vazirmatn" w:cs="Vazirmatn"/>
+                <w:sz w:val="32"/>
+                <w:szCs w:val="32"/>
+                <w:b/>
+                <w:bCs/>
+                <w:color w:val="2D2D2D"/>
+                <w:lang w:val="en-US" w:bidi="fa-IR"/>
+              </w:rPr>
+              <w:t>سرویس‌ها</w:t>
+            </w:r>
+            <w:bookmarkEnd w:id="1"/>
           </w:p>
         </w:tc>
       </w:tr>
@@ -385,6 +488,7 @@
         <w:tblW w:type="dxa" w:w="9638"/>
         <w:tblLayout w:type="fixed"/>
         <w:tblLook w:firstColumn="1" w:firstRow="1" w:lastColumn="0" w:lastRow="0" w:noHBand="0" w:noVBand="1" w:val="04A0"/>
+        <w:tblDescription w:val="heading_badge"/>
         <w:bidiVisual/>
       </w:tblPr>
       <w:tblGrid>
@@ -392,6 +496,9 @@
         <w:gridCol w:w="8438"/>
       </w:tblGrid>
       <w:tr>
+        <w:trPr>
+          <w:cantSplit/>
+        </w:trPr>
         <w:tc>
           <w:tcPr>
             <w:tcW w:type="dxa" w:w="1200"/>
@@ -449,10 +556,12 @@
           <w:p>
             <w:pPr>
               <w:bidi w:val="1"/>
-              <w:jc w:val="start"/>
+              <w:jc w:val="right"/>
               <w:keepNext/>
               <w:keepLines/>
+              <w:outlineLvl w:val="1"/>
             </w:pPr>
+            <w:bookmarkStart w:id="2" w:name="md______________________________12526896"/>
             <w:r>
               <w:rPr>
                 <w:rFonts w:ascii="Vazirmatn" w:hAnsi="Vazirmatn" w:cs="Vazirmatn"/>
@@ -463,8 +572,129 @@
                 <w:color w:val="2D2D2D"/>
                 <w:lang w:val="en-US" w:bidi="fa-IR"/>
               </w:rPr>
-              <w:t>عنوان سطح دو: پیکربندی و نگارش</w:t>
+              <w:t>عنوان</w:t>
             </w:r>
+            <w:r>
+              <w:rPr>
+                <w:rFonts w:ascii="Vazirmatn" w:hAnsi="Vazirmatn" w:cs="Vazirmatn"/>
+                <w:sz w:val="28"/>
+                <w:szCs w:val="28"/>
+                <w:b/>
+                <w:bCs/>
+                <w:color w:val="2D2D2D"/>
+                <w:lang w:val="en-US" w:bidi="fa-IR"/>
+              </w:rPr>
+              <w:t xml:space="preserve"> </w:t>
+            </w:r>
+            <w:r>
+              <w:rPr>
+                <w:rFonts w:ascii="Vazirmatn" w:hAnsi="Vazirmatn" w:cs="Vazirmatn"/>
+                <w:sz w:val="28"/>
+                <w:szCs w:val="28"/>
+                <w:b/>
+                <w:bCs/>
+                <w:color w:val="2D2D2D"/>
+                <w:lang w:val="en-US" w:bidi="fa-IR"/>
+              </w:rPr>
+              <w:t>سطح</w:t>
+            </w:r>
+            <w:r>
+              <w:rPr>
+                <w:rFonts w:ascii="Vazirmatn" w:hAnsi="Vazirmatn" w:cs="Vazirmatn"/>
+                <w:sz w:val="28"/>
+                <w:szCs w:val="28"/>
+                <w:b/>
+                <w:bCs/>
+                <w:color w:val="2D2D2D"/>
+                <w:lang w:val="en-US" w:bidi="fa-IR"/>
+              </w:rPr>
+              <w:t xml:space="preserve"> </w:t>
+            </w:r>
+            <w:r>
+              <w:rPr>
+                <w:rFonts w:ascii="Vazirmatn" w:hAnsi="Vazirmatn" w:cs="Vazirmatn"/>
+                <w:sz w:val="28"/>
+                <w:szCs w:val="28"/>
+                <w:b/>
+                <w:bCs/>
+                <w:color w:val="2D2D2D"/>
+                <w:lang w:val="en-US" w:bidi="fa-IR"/>
+              </w:rPr>
+              <w:t>دو:</w:t>
+            </w:r>
+            <w:r>
+              <w:rPr>
+                <w:rFonts w:ascii="Vazirmatn" w:hAnsi="Vazirmatn" w:cs="Vazirmatn"/>
+                <w:sz w:val="28"/>
+                <w:szCs w:val="28"/>
+                <w:b/>
+                <w:bCs/>
+                <w:color w:val="2D2D2D"/>
+                <w:lang w:val="en-US" w:bidi="fa-IR"/>
+              </w:rPr>
+              <w:t xml:space="preserve"> </w:t>
+            </w:r>
+            <w:r>
+              <w:rPr>
+                <w:rFonts w:ascii="Vazirmatn" w:hAnsi="Vazirmatn" w:cs="Vazirmatn"/>
+                <w:sz w:val="28"/>
+                <w:szCs w:val="28"/>
+                <w:b/>
+                <w:bCs/>
+                <w:color w:val="2D2D2D"/>
+                <w:lang w:val="en-US" w:bidi="fa-IR"/>
+              </w:rPr>
+              <w:t>پیکربندی</w:t>
+            </w:r>
+            <w:r>
+              <w:rPr>
+                <w:rFonts w:ascii="Vazirmatn" w:hAnsi="Vazirmatn" w:cs="Vazirmatn"/>
+                <w:sz w:val="28"/>
+                <w:szCs w:val="28"/>
+                <w:b/>
+                <w:bCs/>
+                <w:color w:val="2D2D2D"/>
+                <w:lang w:val="en-US" w:bidi="fa-IR"/>
+              </w:rPr>
+              <w:t xml:space="preserve"> </w:t>
+            </w:r>
+            <w:r>
+              <w:rPr>
+                <w:rFonts w:ascii="Vazirmatn" w:hAnsi="Vazirmatn" w:cs="Vazirmatn"/>
+                <w:sz w:val="28"/>
+                <w:szCs w:val="28"/>
+                <w:b/>
+                <w:bCs/>
+                <w:color w:val="2D2D2D"/>
+                <w:lang w:val="en-US" w:bidi="fa-IR"/>
+              </w:rPr>
+              <w:t>و</w:t>
+            </w:r>
+            <w:r>
+              <w:rPr>
+                <w:rFonts w:ascii="Vazirmatn" w:hAnsi="Vazirmatn" w:cs="Vazirmatn"/>
+                <w:sz w:val="28"/>
+                <w:szCs w:val="28"/>
+                <w:b/>
+                <w:bCs/>
+                <w:color w:val="2D2D2D"/>
+                <w:lang w:val="en-US" w:bidi="fa-IR"/>
+              </w:rPr>
+              <w:t xml:space="preserve"> </w:t>
+            </w:r>
+            <w:r>
+              <w:rPr>
+                <w:rFonts w:ascii="Vazirmatn" w:hAnsi="Vazirmatn" w:cs="Vazirmatn"/>
+                <w:sz w:val="28"/>
+                <w:szCs w:val="28"/>
+                <w:b/>
+                <w:bCs/>
+                <w:color w:val="2D2D2D"/>
+                <w:lang w:val="en-US" w:bidi="fa-IR"/>
+              </w:rPr>
+              <w:t>نگارش</w:t>
+            </w:r>
+            <w:bookmarkEnd w:id="2"/>
           </w:p>
         </w:tc>
       </w:tr>
@@ -576,15 +806,15 @@
     <w:p>
       <w:pPr>
         <w:bidi w:val="1"/>
-        <w:spacing w:after="40"/>
-        <w:ind w:right="360"/>
-        <w:jc w:val="start"/>
+        <w:spacing w:line="336" w:lineRule="auto" w:after="40"/>
+        <w:ind w:right="677" w:hanging="317"/>
+        <w:jc w:val="right"/>
       </w:pPr>
       <w:r>
         <w:rPr>
           <w:rFonts w:ascii="Vazirmatn" w:hAnsi="Vazirmatn" w:cs="Vazirmatn"/>
-          <w:sz w:val="21"/>
-          <w:szCs w:val="21"/>
+          <w:sz w:val="22"/>
+          <w:szCs w:val="22"/>
           <w:lang w:val="en-US" w:bidi="fa-IR"/>
         </w:rPr>
         <w:t xml:space="preserve">- </w:t>
@@ -592,8 +822,8 @@
       <w:r>
         <w:rPr>
           <w:rFonts w:ascii="Vazirmatn" w:hAnsi="Vazirmatn" w:cs="Vazirmatn"/>
-          <w:sz w:val="21"/>
-          <w:szCs w:val="21"/>
+          <w:sz w:val="22"/>
+          <w:szCs w:val="22"/>
           <w:color w:val="2D2D2D"/>
           <w:lang w:val="en-US" w:bidi="fa-IR"/>
         </w:rPr>
@@ -602,8 +832,8 @@
       <w:r>
         <w:rPr>
           <w:rFonts w:ascii="Vazirmatn" w:hAnsi="Vazirmatn" w:cs="Vazirmatn"/>
-          <w:sz w:val="21"/>
-          <w:szCs w:val="21"/>
+          <w:sz w:val="22"/>
+          <w:szCs w:val="22"/>
           <w:color w:val="2D2D2D"/>
           <w:lang w:val="en-US" w:bidi="fa-IR"/>
         </w:rPr>
@@ -612,8 +842,8 @@
       <w:r>
         <w:rPr>
           <w:rFonts w:ascii="Vazirmatn" w:hAnsi="Vazirmatn" w:cs="Vazirmatn"/>
-          <w:sz w:val="21"/>
-          <w:szCs w:val="21"/>
+          <w:sz w:val="22"/>
+          <w:szCs w:val="22"/>
           <w:color w:val="2D2D2D"/>
           <w:lang w:val="en-US" w:bidi="fa-IR"/>
         </w:rPr>
@@ -622,8 +852,8 @@
       <w:r>
         <w:rPr>
           <w:rFonts w:ascii="Vazirmatn" w:hAnsi="Vazirmatn" w:cs="Vazirmatn"/>
-          <w:sz w:val="21"/>
-          <w:szCs w:val="21"/>
+          <w:sz w:val="22"/>
+          <w:szCs w:val="22"/>
           <w:color w:val="2D2D2D"/>
           <w:lang w:val="en-US" w:bidi="fa-IR"/>
         </w:rPr>
@@ -632,8 +862,8 @@
       <w:r>
         <w:rPr>
           <w:rFonts w:ascii="Vazirmatn" w:hAnsi="Vazirmatn" w:cs="Vazirmatn"/>
-          <w:sz w:val="21"/>
-          <w:szCs w:val="21"/>
+          <w:sz w:val="22"/>
+          <w:szCs w:val="22"/>
           <w:b/>
           <w:bCs/>
           <w:color w:val="2D2D2D"/>
@@ -644,8 +874,8 @@
       <w:r>
         <w:rPr>
           <w:rFonts w:ascii="Vazirmatn" w:hAnsi="Vazirmatn" w:cs="Vazirmatn"/>
-          <w:sz w:val="21"/>
-          <w:szCs w:val="21"/>
+          <w:sz w:val="22"/>
+          <w:szCs w:val="22"/>
           <w:b/>
           <w:bCs/>
           <w:color w:val="2D2D2D"/>
@@ -656,8 +886,8 @@
       <w:r>
         <w:rPr>
           <w:rFonts w:ascii="Vazirmatn" w:hAnsi="Vazirmatn" w:cs="Vazirmatn"/>
-          <w:sz w:val="21"/>
-          <w:szCs w:val="21"/>
+          <w:sz w:val="22"/>
+          <w:szCs w:val="22"/>
           <w:b/>
           <w:bCs/>
           <w:color w:val="2D2D2D"/>
@@ -668,8 +898,8 @@
       <w:r>
         <w:rPr>
           <w:rFonts w:ascii="Vazirmatn" w:hAnsi="Vazirmatn" w:cs="Vazirmatn"/>
-          <w:sz w:val="21"/>
-          <w:szCs w:val="21"/>
+          <w:sz w:val="22"/>
+          <w:szCs w:val="22"/>
           <w:b/>
           <w:bCs/>
           <w:color w:val="2D2D2D"/>
@@ -680,8 +910,8 @@
       <w:r>
         <w:rPr>
           <w:rFonts w:ascii="Segoe UI" w:hAnsi="Segoe UI" w:cs="Vazirmatn"/>
-          <w:sz w:val="21"/>
-          <w:szCs w:val="21"/>
+          <w:sz w:val="22"/>
+          <w:szCs w:val="22"/>
           <w:b/>
           <w:bCs/>
           <w:color w:val="2D2D2D"/>
@@ -694,15 +924,15 @@
     <w:p>
       <w:pPr>
         <w:bidi w:val="1"/>
-        <w:spacing w:after="40"/>
-        <w:ind w:right="360"/>
-        <w:jc w:val="start"/>
+        <w:spacing w:line="336" w:lineRule="auto" w:after="40"/>
+        <w:ind w:right="677" w:hanging="317"/>
+        <w:jc w:val="right"/>
       </w:pPr>
       <w:r>
         <w:rPr>
           <w:rFonts w:ascii="Vazirmatn" w:hAnsi="Vazirmatn" w:cs="Vazirmatn"/>
-          <w:sz w:val="21"/>
-          <w:szCs w:val="21"/>
+          <w:sz w:val="22"/>
+          <w:szCs w:val="22"/>
           <w:lang w:val="en-US" w:bidi="fa-IR"/>
         </w:rPr>
         <w:t xml:space="preserve">- </w:t>
@@ -710,8 +940,8 @@
       <w:r>
         <w:rPr>
           <w:rFonts w:ascii="Vazirmatn" w:hAnsi="Vazirmatn" w:cs="Vazirmatn"/>
-          <w:sz w:val="21"/>
-          <w:szCs w:val="21"/>
+          <w:sz w:val="22"/>
+          <w:szCs w:val="22"/>
           <w:color w:val="2D2D2D"/>
           <w:lang w:val="en-US" w:bidi="fa-IR"/>
         </w:rPr>
@@ -720,8 +950,8 @@
       <w:r>
         <w:rPr>
           <w:rFonts w:ascii="Vazirmatn" w:hAnsi="Vazirmatn" w:cs="Vazirmatn"/>
-          <w:sz w:val="21"/>
-          <w:szCs w:val="21"/>
+          <w:sz w:val="22"/>
+          <w:szCs w:val="22"/>
           <w:color w:val="2D2D2D"/>
           <w:lang w:val="en-US" w:bidi="fa-IR"/>
         </w:rPr>
@@ -730,8 +960,8 @@
       <w:r>
         <w:rPr>
           <w:rFonts w:ascii="Vazirmatn" w:hAnsi="Vazirmatn" w:cs="Vazirmatn"/>
-          <w:sz w:val="21"/>
-          <w:szCs w:val="21"/>
+          <w:sz w:val="22"/>
+          <w:szCs w:val="22"/>
           <w:color w:val="2D2D2D"/>
           <w:lang w:val="en-US" w:bidi="fa-IR"/>
         </w:rPr>
@@ -740,8 +970,8 @@
       <w:r>
         <w:rPr>
           <w:rFonts w:ascii="Vazirmatn" w:hAnsi="Vazirmatn" w:cs="Vazirmatn"/>
-          <w:sz w:val="21"/>
-          <w:szCs w:val="21"/>
+          <w:sz w:val="22"/>
+          <w:szCs w:val="22"/>
           <w:color w:val="2D2D2D"/>
           <w:lang w:val="en-US" w:bidi="fa-IR"/>
         </w:rPr>
@@ -750,8 +980,8 @@
       <w:r>
         <w:rPr>
           <w:rFonts w:ascii="Vazirmatn" w:hAnsi="Vazirmatn" w:cs="Vazirmatn"/>
-          <w:sz w:val="21"/>
-          <w:szCs w:val="21"/>
+          <w:sz w:val="22"/>
+          <w:szCs w:val="22"/>
           <w:i/>
           <w:iCs/>
           <w:color w:val="2D2D2D"/>
@@ -762,8 +992,8 @@
       <w:r>
         <w:rPr>
           <w:rFonts w:ascii="Vazirmatn" w:hAnsi="Vazirmatn" w:cs="Vazirmatn"/>
-          <w:sz w:val="21"/>
-          <w:szCs w:val="21"/>
+          <w:sz w:val="22"/>
+          <w:szCs w:val="22"/>
           <w:i/>
           <w:iCs/>
           <w:color w:val="2D2D2D"/>
@@ -774,8 +1004,8 @@
       <w:r>
         <w:rPr>
           <w:rFonts w:ascii="Vazirmatn" w:hAnsi="Vazirmatn" w:cs="Vazirmatn"/>
-          <w:sz w:val="21"/>
-          <w:szCs w:val="21"/>
+          <w:sz w:val="22"/>
+          <w:szCs w:val="22"/>
           <w:i/>
           <w:iCs/>
           <w:color w:val="2D2D2D"/>
@@ -786,8 +1016,8 @@
       <w:r>
         <w:rPr>
           <w:rFonts w:ascii="Vazirmatn" w:hAnsi="Vazirmatn" w:cs="Vazirmatn"/>
-          <w:sz w:val="21"/>
-          <w:szCs w:val="21"/>
+          <w:sz w:val="22"/>
+          <w:szCs w:val="22"/>
           <w:i/>
           <w:iCs/>
           <w:color w:val="2D2D2D"/>
@@ -798,8 +1028,8 @@
       <w:r>
         <w:rPr>
           <w:rFonts w:ascii="Segoe UI" w:hAnsi="Segoe UI" w:cs="Vazirmatn"/>
-          <w:sz w:val="21"/>
-          <w:szCs w:val="21"/>
+          <w:sz w:val="22"/>
+          <w:szCs w:val="22"/>
           <w:i/>
           <w:iCs/>
           <w:color w:val="2D2D2D"/>
@@ -812,15 +1042,15 @@
     <w:p>
       <w:pPr>
         <w:bidi w:val="1"/>
-        <w:spacing w:after="40"/>
-        <w:ind w:right="360"/>
-        <w:jc w:val="start"/>
+        <w:spacing w:line="336" w:lineRule="auto" w:after="40"/>
+        <w:ind w:right="677" w:hanging="317"/>
+        <w:jc w:val="right"/>
       </w:pPr>
       <w:r>
         <w:rPr>
           <w:rFonts w:ascii="Vazirmatn" w:hAnsi="Vazirmatn" w:cs="Vazirmatn"/>
-          <w:sz w:val="21"/>
-          <w:szCs w:val="21"/>
+          <w:sz w:val="22"/>
+          <w:szCs w:val="22"/>
           <w:lang w:val="en-US" w:bidi="fa-IR"/>
         </w:rPr>
         <w:t xml:space="preserve">- </w:t>
@@ -828,8 +1058,8 @@
       <w:r>
         <w:rPr>
           <w:rFonts w:ascii="Vazirmatn" w:hAnsi="Vazirmatn" w:cs="Vazirmatn"/>
-          <w:sz w:val="21"/>
-          <w:szCs w:val="21"/>
+          <w:sz w:val="22"/>
+          <w:szCs w:val="22"/>
           <w:color w:val="2D2D2D"/>
           <w:lang w:val="en-US" w:bidi="fa-IR"/>
         </w:rPr>
@@ -838,8 +1068,8 @@
       <w:r>
         <w:rPr>
           <w:rFonts w:ascii="Vazirmatn" w:hAnsi="Vazirmatn" w:cs="Vazirmatn"/>
-          <w:sz w:val="21"/>
-          <w:szCs w:val="21"/>
+          <w:sz w:val="22"/>
+          <w:szCs w:val="22"/>
           <w:color w:val="2D2D2D"/>
           <w:lang w:val="en-US" w:bidi="fa-IR"/>
         </w:rPr>
@@ -848,8 +1078,8 @@
       <w:r>
         <w:rPr>
           <w:rFonts w:ascii="Vazirmatn" w:hAnsi="Vazirmatn" w:cs="Vazirmatn"/>
-          <w:sz w:val="21"/>
-          <w:szCs w:val="21"/>
+          <w:sz w:val="22"/>
+          <w:szCs w:val="22"/>
           <w:color w:val="2D2D2D"/>
           <w:lang w:val="en-US" w:bidi="fa-IR"/>
         </w:rPr>
@@ -858,8 +1088,8 @@
       <w:r>
         <w:rPr>
           <w:rFonts w:ascii="Vazirmatn" w:hAnsi="Vazirmatn" w:cs="Vazirmatn"/>
-          <w:sz w:val="21"/>
-          <w:szCs w:val="21"/>
+          <w:sz w:val="22"/>
+          <w:szCs w:val="22"/>
           <w:color w:val="2D2D2D"/>
           <w:lang w:val="en-US" w:bidi="fa-IR"/>
         </w:rPr>
@@ -868,8 +1098,8 @@
       <w:r>
         <w:rPr>
           <w:rFonts w:ascii="Vazirmatn" w:hAnsi="Vazirmatn" w:cs="Vazirmatn"/>
-          <w:sz w:val="21"/>
-          <w:szCs w:val="21"/>
+          <w:sz w:val="22"/>
+          <w:szCs w:val="22"/>
           <w:b/>
           <w:bCs/>
           <w:i/>
@@ -882,8 +1112,8 @@
       <w:r>
         <w:rPr>
           <w:rFonts w:ascii="Vazirmatn" w:hAnsi="Vazirmatn" w:cs="Vazirmatn"/>
-          <w:sz w:val="21"/>
-          <w:szCs w:val="21"/>
+          <w:sz w:val="22"/>
+          <w:szCs w:val="22"/>
           <w:b/>
           <w:bCs/>
           <w:i/>
@@ -896,8 +1126,8 @@
       <w:r>
         <w:rPr>
           <w:rFonts w:ascii="Vazirmatn" w:hAnsi="Vazirmatn" w:cs="Vazirmatn"/>
-          <w:sz w:val="21"/>
-          <w:szCs w:val="21"/>
+          <w:sz w:val="22"/>
+          <w:szCs w:val="22"/>
           <w:b/>
           <w:bCs/>
           <w:i/>
@@ -910,8 +1140,8 @@
       <w:r>
         <w:rPr>
           <w:rFonts w:ascii="Vazirmatn" w:hAnsi="Vazirmatn" w:cs="Vazirmatn"/>
-          <w:sz w:val="21"/>
-          <w:szCs w:val="21"/>
+          <w:sz w:val="22"/>
+          <w:szCs w:val="22"/>
           <w:b/>
           <w:bCs/>
           <w:i/>
@@ -924,8 +1154,8 @@
       <w:r>
         <w:rPr>
           <w:rFonts w:ascii="Vazirmatn" w:hAnsi="Vazirmatn" w:cs="Vazirmatn"/>
-          <w:sz w:val="21"/>
-          <w:szCs w:val="21"/>
+          <w:sz w:val="22"/>
+          <w:szCs w:val="22"/>
           <w:b/>
           <w:bCs/>
           <w:i/>
@@ -938,8 +1168,8 @@
       <w:r>
         <w:rPr>
           <w:rFonts w:ascii="Vazirmatn" w:hAnsi="Vazirmatn" w:cs="Vazirmatn"/>
-          <w:sz w:val="21"/>
-          <w:szCs w:val="21"/>
+          <w:sz w:val="22"/>
+          <w:szCs w:val="22"/>
           <w:b/>
           <w:bCs/>
           <w:i/>
@@ -952,8 +1182,8 @@
       <w:r>
         <w:rPr>
           <w:rFonts w:ascii="Vazirmatn" w:hAnsi="Vazirmatn" w:cs="Vazirmatn"/>
-          <w:sz w:val="21"/>
-          <w:szCs w:val="21"/>
+          <w:sz w:val="22"/>
+          <w:szCs w:val="22"/>
           <w:b/>
           <w:bCs/>
           <w:i/>
@@ -966,8 +1196,8 @@
       <w:r>
         <w:rPr>
           <w:rFonts w:ascii="Segoe UI" w:hAnsi="Segoe UI" w:cs="Vazirmatn"/>
-          <w:sz w:val="21"/>
-          <w:szCs w:val="21"/>
+          <w:sz w:val="22"/>
+          <w:szCs w:val="22"/>
           <w:b/>
           <w:bCs/>
           <w:i/>
@@ -981,8 +1211,8 @@
       <w:r>
         <w:rPr>
           <w:rFonts w:ascii="Vazirmatn" w:hAnsi="Vazirmatn" w:cs="Vazirmatn"/>
-          <w:sz w:val="21"/>
-          <w:szCs w:val="21"/>
+          <w:sz w:val="22"/>
+          <w:szCs w:val="22"/>
           <w:b/>
           <w:bCs/>
           <w:i/>
@@ -995,8 +1225,8 @@
       <w:r>
         <w:rPr>
           <w:rFonts w:ascii="Segoe UI" w:hAnsi="Segoe UI" w:cs="Vazirmatn"/>
-          <w:sz w:val="21"/>
-          <w:szCs w:val="21"/>
+          <w:sz w:val="22"/>
+          <w:szCs w:val="22"/>
           <w:b/>
           <w:bCs/>
           <w:i/>
@@ -1010,8 +1240,8 @@
       <w:r>
         <w:rPr>
           <w:rFonts w:ascii="Vazirmatn" w:hAnsi="Vazirmatn" w:cs="Vazirmatn"/>
-          <w:sz w:val="21"/>
-          <w:szCs w:val="21"/>
+          <w:sz w:val="22"/>
+          <w:szCs w:val="22"/>
           <w:b/>
           <w:bCs/>
           <w:i/>
@@ -1025,15 +1255,15 @@
     <w:p>
       <w:pPr>
         <w:bidi w:val="1"/>
-        <w:spacing w:after="40"/>
-        <w:ind w:right="360"/>
-        <w:jc w:val="start"/>
+        <w:spacing w:line="336" w:lineRule="auto" w:after="40"/>
+        <w:ind w:right="677" w:hanging="317"/>
+        <w:jc w:val="right"/>
       </w:pPr>
       <w:r>
         <w:rPr>
           <w:rFonts w:ascii="Vazirmatn" w:hAnsi="Vazirmatn" w:cs="Vazirmatn"/>
-          <w:sz w:val="21"/>
-          <w:szCs w:val="21"/>
+          <w:sz w:val="22"/>
+          <w:szCs w:val="22"/>
           <w:lang w:val="en-US" w:bidi="fa-IR"/>
         </w:rPr>
         <w:t xml:space="preserve">- </w:t>
@@ -1041,8 +1271,8 @@
       <w:r>
         <w:rPr>
           <w:rFonts w:ascii="Vazirmatn" w:hAnsi="Vazirmatn" w:cs="Vazirmatn"/>
-          <w:sz w:val="21"/>
-          <w:szCs w:val="21"/>
+          <w:sz w:val="22"/>
+          <w:szCs w:val="22"/>
           <w:color w:val="2D2D2D"/>
           <w:lang w:val="en-US" w:bidi="fa-IR"/>
         </w:rPr>
@@ -1051,8 +1281,8 @@
       <w:r>
         <w:rPr>
           <w:rFonts w:ascii="Vazirmatn" w:hAnsi="Vazirmatn" w:cs="Vazirmatn"/>
-          <w:sz w:val="21"/>
-          <w:szCs w:val="21"/>
+          <w:sz w:val="22"/>
+          <w:szCs w:val="22"/>
           <w:color w:val="2D2D2D"/>
           <w:lang w:val="en-US" w:bidi="fa-IR"/>
         </w:rPr>
@@ -1061,8 +1291,8 @@
       <w:r>
         <w:rPr>
           <w:rFonts w:ascii="Vazirmatn" w:hAnsi="Vazirmatn" w:cs="Vazirmatn"/>
-          <w:sz w:val="21"/>
-          <w:szCs w:val="21"/>
+          <w:sz w:val="22"/>
+          <w:szCs w:val="22"/>
           <w:color w:val="2D2D2D"/>
           <w:lang w:val="en-US" w:bidi="fa-IR"/>
         </w:rPr>
@@ -1071,8 +1301,8 @@
       <w:r>
         <w:rPr>
           <w:rFonts w:ascii="Vazirmatn" w:hAnsi="Vazirmatn" w:cs="Vazirmatn"/>
-          <w:sz w:val="21"/>
-          <w:szCs w:val="21"/>
+          <w:sz w:val="22"/>
+          <w:szCs w:val="22"/>
           <w:color w:val="2D2D2D"/>
           <w:lang w:val="en-US" w:bidi="fa-IR"/>
         </w:rPr>
@@ -1081,8 +1311,8 @@
       <w:r>
         <w:rPr>
           <w:rFonts w:ascii="Vazirmatn" w:hAnsi="Vazirmatn" w:cs="Vazirmatn"/>
-          <w:sz w:val="21"/>
-          <w:szCs w:val="21"/>
+          <w:sz w:val="22"/>
+          <w:szCs w:val="22"/>
           <w:strike/>
           <w:color w:val="2D2D2D"/>
           <w:lang w:val="en-US" w:bidi="fa-IR"/>
@@ -1092,8 +1322,8 @@
       <w:r>
         <w:rPr>
           <w:rFonts w:ascii="Vazirmatn" w:hAnsi="Vazirmatn" w:cs="Vazirmatn"/>
-          <w:sz w:val="21"/>
-          <w:szCs w:val="21"/>
+          <w:sz w:val="22"/>
+          <w:szCs w:val="22"/>
           <w:strike/>
           <w:color w:val="2D2D2D"/>
           <w:lang w:val="en-US" w:bidi="fa-IR"/>
@@ -1103,8 +1333,8 @@
       <w:r>
         <w:rPr>
           <w:rFonts w:ascii="Segoe UI" w:hAnsi="Segoe UI" w:cs="Vazirmatn"/>
-          <w:sz w:val="21"/>
-          <w:szCs w:val="21"/>
+          <w:sz w:val="22"/>
+          <w:szCs w:val="22"/>
           <w:strike/>
           <w:color w:val="2D2D2D"/>
           <w:lang w:val="en-US" w:bidi="fa-IR"/>
@@ -1116,15 +1346,15 @@
     <w:p>
       <w:pPr>
         <w:bidi w:val="1"/>
-        <w:spacing w:after="40"/>
-        <w:ind w:right="360"/>
-        <w:jc w:val="start"/>
+        <w:spacing w:line="336" w:lineRule="auto" w:after="40"/>
+        <w:ind w:right="677" w:hanging="317"/>
+        <w:jc w:val="right"/>
       </w:pPr>
       <w:r>
         <w:rPr>
           <w:rFonts w:ascii="Vazirmatn" w:hAnsi="Vazirmatn" w:cs="Vazirmatn"/>
-          <w:sz w:val="21"/>
-          <w:szCs w:val="21"/>
+          <w:sz w:val="22"/>
+          <w:szCs w:val="22"/>
           <w:lang w:val="en-US" w:bidi="fa-IR"/>
         </w:rPr>
         <w:t xml:space="preserve">- </w:t>
@@ -1132,8 +1362,8 @@
       <w:r>
         <w:rPr>
           <w:rFonts w:ascii="Vazirmatn" w:hAnsi="Vazirmatn" w:cs="Vazirmatn"/>
-          <w:sz w:val="21"/>
-          <w:szCs w:val="21"/>
+          <w:sz w:val="22"/>
+          <w:szCs w:val="22"/>
           <w:color w:val="2D2D2D"/>
           <w:lang w:val="en-US" w:bidi="fa-IR"/>
         </w:rPr>
@@ -1142,8 +1372,8 @@
       <w:r>
         <w:rPr>
           <w:rFonts w:ascii="Vazirmatn" w:hAnsi="Vazirmatn" w:cs="Vazirmatn"/>
-          <w:sz w:val="21"/>
-          <w:szCs w:val="21"/>
+          <w:sz w:val="22"/>
+          <w:szCs w:val="22"/>
           <w:color w:val="2D2D2D"/>
           <w:lang w:val="en-US" w:bidi="fa-IR"/>
         </w:rPr>
@@ -1152,8 +1382,8 @@
       <w:r>
         <w:rPr>
           <w:rFonts w:ascii="Vazirmatn" w:hAnsi="Vazirmatn" w:cs="Vazirmatn"/>
-          <w:sz w:val="21"/>
-          <w:szCs w:val="21"/>
+          <w:sz w:val="22"/>
+          <w:szCs w:val="22"/>
           <w:color w:val="2D2D2D"/>
           <w:lang w:val="en-US" w:bidi="fa-IR"/>
         </w:rPr>
@@ -1162,8 +1392,8 @@
       <w:r>
         <w:rPr>
           <w:rFonts w:ascii="Vazirmatn" w:hAnsi="Vazirmatn" w:cs="Vazirmatn"/>
-          <w:sz w:val="21"/>
-          <w:szCs w:val="21"/>
+          <w:sz w:val="22"/>
+          <w:szCs w:val="22"/>
           <w:color w:val="2D2D2D"/>
           <w:lang w:val="en-US" w:bidi="fa-IR"/>
         </w:rPr>
@@ -1172,8 +1402,8 @@
       <w:r>
         <w:rPr>
           <w:rFonts w:ascii="Vazirmatn" w:hAnsi="Vazirmatn" w:cs="Vazirmatn"/>
-          <w:sz w:val="21"/>
-          <w:szCs w:val="21"/>
+          <w:sz w:val="22"/>
+          <w:szCs w:val="22"/>
           <w:vertAlign w:val="superscript"/>
           <w:color w:val="2D2D2D"/>
           <w:lang w:val="en-US" w:bidi="fa-IR"/>
@@ -1183,8 +1413,8 @@
       <w:r>
         <w:rPr>
           <w:rFonts w:ascii="Vazirmatn" w:hAnsi="Vazirmatn" w:cs="Vazirmatn"/>
-          <w:sz w:val="21"/>
-          <w:szCs w:val="21"/>
+          <w:sz w:val="22"/>
+          <w:szCs w:val="22"/>
           <w:color w:val="2D2D2D"/>
           <w:lang w:val="en-US" w:bidi="fa-IR"/>
         </w:rPr>
@@ -1193,8 +1423,8 @@
       <w:r>
         <w:rPr>
           <w:rFonts w:ascii="Vazirmatn" w:hAnsi="Vazirmatn" w:cs="Vazirmatn"/>
-          <w:sz w:val="21"/>
-          <w:szCs w:val="21"/>
+          <w:sz w:val="22"/>
+          <w:szCs w:val="22"/>
           <w:color w:val="2D2D2D"/>
           <w:lang w:val="en-US" w:bidi="fa-IR"/>
         </w:rPr>
@@ -1203,8 +1433,8 @@
       <w:r>
         <w:rPr>
           <w:rFonts w:ascii="Vazirmatn" w:hAnsi="Vazirmatn" w:cs="Vazirmatn"/>
-          <w:sz w:val="21"/>
-          <w:szCs w:val="21"/>
+          <w:sz w:val="22"/>
+          <w:szCs w:val="22"/>
           <w:color w:val="2D2D2D"/>
           <w:lang w:val="en-US" w:bidi="fa-IR"/>
         </w:rPr>
@@ -1213,8 +1443,8 @@
       <w:r>
         <w:rPr>
           <w:rFonts w:ascii="Vazirmatn" w:hAnsi="Vazirmatn" w:cs="Vazirmatn"/>
-          <w:sz w:val="21"/>
-          <w:szCs w:val="21"/>
+          <w:sz w:val="22"/>
+          <w:szCs w:val="22"/>
           <w:color w:val="2D2D2D"/>
           <w:lang w:val="en-US" w:bidi="fa-IR"/>
         </w:rPr>
@@ -1223,8 +1453,8 @@
       <w:r>
         <w:rPr>
           <w:rFonts w:ascii="Vazirmatn" w:hAnsi="Vazirmatn" w:cs="Vazirmatn"/>
-          <w:sz w:val="21"/>
-          <w:szCs w:val="21"/>
+          <w:sz w:val="22"/>
+          <w:szCs w:val="22"/>
           <w:color w:val="2D2D2D"/>
           <w:lang w:val="en-US" w:bidi="fa-IR"/>
         </w:rPr>
@@ -1233,8 +1463,8 @@
       <w:r>
         <w:rPr>
           <w:rFonts w:ascii="Vazirmatn" w:hAnsi="Vazirmatn" w:cs="Vazirmatn"/>
-          <w:sz w:val="21"/>
-          <w:szCs w:val="21"/>
+          <w:sz w:val="22"/>
+          <w:szCs w:val="22"/>
           <w:color w:val="2D2D2D"/>
           <w:lang w:val="en-US" w:bidi="fa-IR"/>
         </w:rPr>
@@ -1243,8 +1473,8 @@
       <w:r>
         <w:rPr>
           <w:rFonts w:ascii="Vazirmatn" w:hAnsi="Vazirmatn" w:cs="Vazirmatn"/>
-          <w:sz w:val="21"/>
-          <w:szCs w:val="21"/>
+          <w:sz w:val="22"/>
+          <w:szCs w:val="22"/>
           <w:color w:val="2D2D2D"/>
           <w:lang w:val="en-US" w:bidi="fa-IR"/>
         </w:rPr>
@@ -1253,8 +1483,8 @@
       <w:r>
         <w:rPr>
           <w:rFonts w:ascii="Vazirmatn" w:hAnsi="Vazirmatn" w:cs="Vazirmatn"/>
-          <w:sz w:val="21"/>
-          <w:szCs w:val="21"/>
+          <w:sz w:val="22"/>
+          <w:szCs w:val="22"/>
           <w:vertAlign w:val="subscript"/>
           <w:color w:val="2D2D2D"/>
           <w:lang w:val="en-US" w:bidi="fa-IR"/>
@@ -1265,15 +1495,15 @@
     <w:p>
       <w:pPr>
         <w:bidi w:val="1"/>
-        <w:spacing w:after="40"/>
-        <w:ind w:right="360"/>
-        <w:jc w:val="start"/>
+        <w:spacing w:line="336" w:lineRule="auto" w:after="40"/>
+        <w:ind w:right="677" w:hanging="317"/>
+        <w:jc w:val="right"/>
       </w:pPr>
       <w:r>
         <w:rPr>
           <w:rFonts w:ascii="Vazirmatn" w:hAnsi="Vazirmatn" w:cs="Vazirmatn"/>
-          <w:sz w:val="21"/>
-          <w:szCs w:val="21"/>
+          <w:sz w:val="22"/>
+          <w:szCs w:val="22"/>
           <w:lang w:val="en-US" w:bidi="fa-IR"/>
         </w:rPr>
         <w:t xml:space="preserve">- </w:t>
@@ -1281,8 +1511,8 @@
       <w:r>
         <w:rPr>
           <w:rFonts w:ascii="Vazirmatn" w:hAnsi="Vazirmatn" w:cs="Vazirmatn"/>
-          <w:sz w:val="21"/>
-          <w:szCs w:val="21"/>
+          <w:sz w:val="22"/>
+          <w:szCs w:val="22"/>
           <w:color w:val="2D2D2D"/>
           <w:lang w:val="en-US" w:bidi="fa-IR"/>
         </w:rPr>
@@ -1291,8 +1521,8 @@
       <w:r>
         <w:rPr>
           <w:rFonts w:ascii="Vazirmatn" w:hAnsi="Vazirmatn" w:cs="Vazirmatn"/>
-          <w:sz w:val="21"/>
-          <w:szCs w:val="21"/>
+          <w:sz w:val="22"/>
+          <w:szCs w:val="22"/>
           <w:color w:val="2D2D2D"/>
           <w:lang w:val="en-US" w:bidi="fa-IR"/>
         </w:rPr>
@@ -1301,8 +1531,8 @@
       <w:r>
         <w:rPr>
           <w:rFonts w:ascii="Vazirmatn" w:hAnsi="Vazirmatn" w:cs="Vazirmatn"/>
-          <w:sz w:val="21"/>
-          <w:szCs w:val="21"/>
+          <w:sz w:val="22"/>
+          <w:szCs w:val="22"/>
           <w:color w:val="2D2D2D"/>
           <w:lang w:val="en-US" w:bidi="fa-IR"/>
         </w:rPr>
@@ -1311,8 +1541,8 @@
       <w:r>
         <w:rPr>
           <w:rFonts w:ascii="Vazirmatn" w:hAnsi="Vazirmatn" w:cs="Vazirmatn"/>
-          <w:sz w:val="21"/>
-          <w:szCs w:val="21"/>
+          <w:sz w:val="22"/>
+          <w:szCs w:val="22"/>
           <w:color w:val="2D2D2D"/>
           <w:lang w:val="en-US" w:bidi="fa-IR"/>
         </w:rPr>
@@ -1321,8 +1551,8 @@
       <w:r>
         <w:rPr>
           <w:rFonts w:ascii="Courier New" w:hAnsi="Courier New" w:cs="Courier New"/>
-          <w:sz w:val="21"/>
-          <w:szCs w:val="21"/>
+          <w:sz w:val="22"/>
+          <w:szCs w:val="22"/>
           <w:color w:val="2D2D2D"/>
           <w:lang w:val="en-US" w:bidi="fa-IR"/>
           <w:rtl w:val="0"/>
@@ -1332,8 +1562,8 @@
       <w:r>
         <w:rPr>
           <w:rFonts w:ascii="Vazirmatn" w:hAnsi="Vazirmatn" w:cs="Vazirmatn"/>
-          <w:sz w:val="21"/>
-          <w:szCs w:val="21"/>
+          <w:sz w:val="22"/>
+          <w:szCs w:val="22"/>
           <w:color w:val="2D2D2D"/>
           <w:lang w:val="en-US" w:bidi="fa-IR"/>
         </w:rPr>
@@ -1342,8 +1572,8 @@
       <w:r>
         <w:rPr>
           <w:rFonts w:ascii="Vazirmatn" w:hAnsi="Vazirmatn" w:cs="Vazirmatn"/>
-          <w:sz w:val="21"/>
-          <w:szCs w:val="21"/>
+          <w:sz w:val="22"/>
+          <w:szCs w:val="22"/>
           <w:color w:val="2D2D2D"/>
           <w:lang w:val="en-US" w:bidi="fa-IR"/>
         </w:rPr>
@@ -1352,8 +1582,8 @@
       <w:r>
         <w:rPr>
           <w:rFonts w:ascii="Vazirmatn" w:hAnsi="Vazirmatn" w:cs="Vazirmatn"/>
-          <w:sz w:val="21"/>
-          <w:szCs w:val="21"/>
+          <w:sz w:val="22"/>
+          <w:szCs w:val="22"/>
           <w:color w:val="2D2D2D"/>
           <w:lang w:val="en-US" w:bidi="fa-IR"/>
         </w:rPr>
@@ -1362,8 +1592,8 @@
       <w:r>
         <w:rPr>
           <w:rFonts w:ascii="Vazirmatn" w:hAnsi="Vazirmatn" w:cs="Vazirmatn"/>
-          <w:sz w:val="21"/>
-          <w:szCs w:val="21"/>
+          <w:sz w:val="22"/>
+          <w:szCs w:val="22"/>
           <w:color w:val="2D2D2D"/>
           <w:lang w:val="en-US" w:bidi="fa-IR"/>
         </w:rPr>
@@ -1372,8 +1602,8 @@
       <w:r>
         <w:rPr>
           <w:rFonts w:ascii="Vazirmatn" w:hAnsi="Vazirmatn" w:cs="Vazirmatn"/>
-          <w:sz w:val="21"/>
-          <w:szCs w:val="21"/>
+          <w:sz w:val="22"/>
+          <w:szCs w:val="22"/>
           <w:color w:val="2D2D2D"/>
           <w:lang w:val="en-US" w:bidi="fa-IR"/>
         </w:rPr>
@@ -1382,8 +1612,8 @@
       <w:r>
         <w:rPr>
           <w:rFonts w:ascii="Vazirmatn" w:hAnsi="Vazirmatn" w:cs="Vazirmatn"/>
-          <w:sz w:val="21"/>
-          <w:szCs w:val="21"/>
+          <w:sz w:val="22"/>
+          <w:szCs w:val="22"/>
           <w:color w:val="2D2D2D"/>
           <w:lang w:val="en-US" w:bidi="fa-IR"/>
         </w:rPr>
@@ -1395,16 +1625,20 @@
         <w:tblW w:type="dxa" w:w="9638"/>
         <w:tblLayout w:type="fixed"/>
         <w:tblLook w:firstColumn="1" w:firstRow="1" w:lastColumn="0" w:lastRow="0" w:noHBand="0" w:noVBand="1" w:val="04A0"/>
+        <w:tblDescription w:val="heading_badge"/>
         <w:bidiVisual/>
       </w:tblPr>
       <w:tblGrid>
-        <w:gridCol w:w="1216"/>
-        <w:gridCol w:w="8422"/>
+        <w:gridCol w:w="1296"/>
+        <w:gridCol w:w="8342"/>
       </w:tblGrid>
       <w:tr>
+        <w:trPr>
+          <w:cantSplit/>
+        </w:trPr>
         <w:tc>
           <w:tcPr>
-            <w:tcW w:type="dxa" w:w="1216"/>
+            <w:tcW w:type="dxa" w:w="1296"/>
             <w:shd w:val="clear" w:color="auto" w:fill="6B2FA0"/>
             <w:tcMar>
               <w:top w:w="80" w:type="dxa"/>
@@ -1442,7 +1676,7 @@
         </w:tc>
         <w:tc>
           <w:tcPr>
-            <w:tcW w:type="dxa" w:w="8422"/>
+            <w:tcW w:type="dxa" w:w="8342"/>
             <w:tcMar>
               <w:top w:w="80" w:type="dxa"/>
               <w:bottom w:w="80" w:type="dxa"/>
@@ -1459,10 +1693,12 @@
           <w:p>
             <w:pPr>
               <w:bidi w:val="1"/>
-              <w:jc w:val="start"/>
+              <w:jc w:val="right"/>
               <w:keepNext/>
               <w:keepLines/>
+              <w:outlineLvl w:val="2"/>
             </w:pPr>
+            <w:bookmarkStart w:id="3" w:name="md______________________________08429a41"/>
             <w:r>
               <w:rPr>
                 <w:rFonts w:ascii="Vazirmatn" w:hAnsi="Vazirmatn" w:cs="Vazirmatn"/>
@@ -1473,8 +1709,129 @@
                 <w:color w:val="2D2D2D"/>
                 <w:lang w:val="en-US" w:bidi="fa-IR"/>
               </w:rPr>
-              <w:t>عنوان سطح سه: پیوندها و تصاویر</w:t>
+              <w:t>عنوان</w:t>
             </w:r>
+            <w:r>
+              <w:rPr>
+                <w:rFonts w:ascii="Vazirmatn" w:hAnsi="Vazirmatn" w:cs="Vazirmatn"/>
+                <w:sz w:val="26"/>
+                <w:szCs w:val="26"/>
+                <w:b/>
+                <w:bCs/>
+                <w:color w:val="2D2D2D"/>
+                <w:lang w:val="en-US" w:bidi="fa-IR"/>
+              </w:rPr>
+              <w:t xml:space="preserve"> </w:t>
+            </w:r>
+            <w:r>
+              <w:rPr>
+                <w:rFonts w:ascii="Vazirmatn" w:hAnsi="Vazirmatn" w:cs="Vazirmatn"/>
+                <w:sz w:val="26"/>
+                <w:szCs w:val="26"/>
+                <w:b/>
+                <w:bCs/>
+                <w:color w:val="2D2D2D"/>
+                <w:lang w:val="en-US" w:bidi="fa-IR"/>
+              </w:rPr>
+              <w:t>سطح</w:t>
+            </w:r>
+            <w:r>
+              <w:rPr>
+                <w:rFonts w:ascii="Vazirmatn" w:hAnsi="Vazirmatn" w:cs="Vazirmatn"/>
+                <w:sz w:val="26"/>
+                <w:szCs w:val="26"/>
+                <w:b/>
+                <w:bCs/>
+                <w:color w:val="2D2D2D"/>
+                <w:lang w:val="en-US" w:bidi="fa-IR"/>
+              </w:rPr>
+              <w:t xml:space="preserve"> </w:t>
+            </w:r>
+            <w:r>
+              <w:rPr>
+                <w:rFonts w:ascii="Vazirmatn" w:hAnsi="Vazirmatn" w:cs="Vazirmatn"/>
+                <w:sz w:val="26"/>
+                <w:szCs w:val="26"/>
+                <w:b/>
+                <w:bCs/>
+                <w:color w:val="2D2D2D"/>
+                <w:lang w:val="en-US" w:bidi="fa-IR"/>
+              </w:rPr>
+              <w:t>سه:</w:t>
+            </w:r>
+            <w:r>
+              <w:rPr>
+                <w:rFonts w:ascii="Vazirmatn" w:hAnsi="Vazirmatn" w:cs="Vazirmatn"/>
+                <w:sz w:val="26"/>
+                <w:szCs w:val="26"/>
+                <w:b/>
+                <w:bCs/>
+                <w:color w:val="2D2D2D"/>
+                <w:lang w:val="en-US" w:bidi="fa-IR"/>
+              </w:rPr>
+              <w:t xml:space="preserve"> </w:t>
+            </w:r>
+            <w:r>
+              <w:rPr>
+                <w:rFonts w:ascii="Vazirmatn" w:hAnsi="Vazirmatn" w:cs="Vazirmatn"/>
+                <w:sz w:val="26"/>
+                <w:szCs w:val="26"/>
+                <w:b/>
+                <w:bCs/>
+                <w:color w:val="2D2D2D"/>
+                <w:lang w:val="en-US" w:bidi="fa-IR"/>
+              </w:rPr>
+              <w:t>پیوندها</w:t>
+            </w:r>
+            <w:r>
+              <w:rPr>
+                <w:rFonts w:ascii="Vazirmatn" w:hAnsi="Vazirmatn" w:cs="Vazirmatn"/>
+                <w:sz w:val="26"/>
+                <w:szCs w:val="26"/>
+                <w:b/>
+                <w:bCs/>
+                <w:color w:val="2D2D2D"/>
+                <w:lang w:val="en-US" w:bidi="fa-IR"/>
+              </w:rPr>
+              <w:t xml:space="preserve"> </w:t>
+            </w:r>
+            <w:r>
+              <w:rPr>
+                <w:rFonts w:ascii="Vazirmatn" w:hAnsi="Vazirmatn" w:cs="Vazirmatn"/>
+                <w:sz w:val="26"/>
+                <w:szCs w:val="26"/>
+                <w:b/>
+                <w:bCs/>
+                <w:color w:val="2D2D2D"/>
+                <w:lang w:val="en-US" w:bidi="fa-IR"/>
+              </w:rPr>
+              <w:t>و</w:t>
+            </w:r>
+            <w:r>
+              <w:rPr>
+                <w:rFonts w:ascii="Vazirmatn" w:hAnsi="Vazirmatn" w:cs="Vazirmatn"/>
+                <w:sz w:val="26"/>
+                <w:szCs w:val="26"/>
+                <w:b/>
+                <w:bCs/>
+                <w:color w:val="2D2D2D"/>
+                <w:lang w:val="en-US" w:bidi="fa-IR"/>
+              </w:rPr>
+              <w:t xml:space="preserve"> </w:t>
+            </w:r>
+            <w:r>
+              <w:rPr>
+                <w:rFonts w:ascii="Vazirmatn" w:hAnsi="Vazirmatn" w:cs="Vazirmatn"/>
+                <w:sz w:val="26"/>
+                <w:szCs w:val="26"/>
+                <w:b/>
+                <w:bCs/>
+                <w:color w:val="2D2D2D"/>
+                <w:lang w:val="en-US" w:bidi="fa-IR"/>
+              </w:rPr>
+              <w:t>تصاویر</w:t>
+            </w:r>
+            <w:bookmarkEnd w:id="3"/>
           </w:p>
         </w:tc>
       </w:tr>
@@ -2015,16 +2372,20 @@
         <w:tblW w:type="dxa" w:w="9638"/>
         <w:tblLayout w:type="fixed"/>
         <w:tblLook w:firstColumn="1" w:firstRow="1" w:lastColumn="0" w:lastRow="0" w:noHBand="0" w:noVBand="1" w:val="04A0"/>
+        <w:tblDescription w:val="heading_badge"/>
         <w:bidiVisual/>
       </w:tblPr>
       <w:tblGrid>
-        <w:gridCol w:w="1590"/>
-        <w:gridCol w:w="8048"/>
+        <w:gridCol w:w="1670"/>
+        <w:gridCol w:w="7968"/>
       </w:tblGrid>
       <w:tr>
+        <w:trPr>
+          <w:cantSplit/>
+        </w:trPr>
         <w:tc>
           <w:tcPr>
-            <w:tcW w:type="dxa" w:w="1590"/>
+            <w:tcW w:type="dxa" w:w="1670"/>
             <w:shd w:val="clear" w:color="auto" w:fill="6B2FA0"/>
             <w:tcMar>
               <w:top w:w="80" w:type="dxa"/>
@@ -2062,7 +2423,7 @@
         </w:tc>
         <w:tc>
           <w:tcPr>
-            <w:tcW w:type="dxa" w:w="8048"/>
+            <w:tcW w:type="dxa" w:w="7968"/>
             <w:tcMar>
               <w:top w:w="80" w:type="dxa"/>
               <w:bottom w:w="80" w:type="dxa"/>
@@ -2079,10 +2440,12 @@
           <w:p>
             <w:pPr>
               <w:bidi w:val="1"/>
-              <w:jc w:val="start"/>
+              <w:jc w:val="right"/>
               <w:keepNext/>
               <w:keepLines/>
+              <w:outlineLvl w:val="3"/>
             </w:pPr>
+            <w:bookmarkStart w:id="4" w:name="md______________________________29611746"/>
             <w:r>
               <w:rPr>
                 <w:rFonts w:ascii="Vazirmatn" w:hAnsi="Vazirmatn" w:cs="Vazirmatn"/>
@@ -2093,8 +2456,153 @@
                 <w:color w:val="2D2D2D"/>
                 <w:lang w:val="en-US" w:bidi="fa-IR"/>
               </w:rPr>
-              <w:t>عنوان سطح چهار: لیست‌های تو در تو</w:t>
+              <w:t>عنوان</w:t>
             </w:r>
+            <w:r>
+              <w:rPr>
+                <w:rFonts w:ascii="Vazirmatn" w:hAnsi="Vazirmatn" w:cs="Vazirmatn"/>
+                <w:sz w:val="26"/>
+                <w:szCs w:val="26"/>
+                <w:b/>
+                <w:bCs/>
+                <w:color w:val="2D2D2D"/>
+                <w:lang w:val="en-US" w:bidi="fa-IR"/>
+              </w:rPr>
+              <w:t xml:space="preserve"> </w:t>
+            </w:r>
+            <w:r>
+              <w:rPr>
+                <w:rFonts w:ascii="Vazirmatn" w:hAnsi="Vazirmatn" w:cs="Vazirmatn"/>
+                <w:sz w:val="26"/>
+                <w:szCs w:val="26"/>
+                <w:b/>
+                <w:bCs/>
+                <w:color w:val="2D2D2D"/>
+                <w:lang w:val="en-US" w:bidi="fa-IR"/>
+              </w:rPr>
+              <w:t>سطح</w:t>
+            </w:r>
+            <w:r>
+              <w:rPr>
+                <w:rFonts w:ascii="Vazirmatn" w:hAnsi="Vazirmatn" w:cs="Vazirmatn"/>
+                <w:sz w:val="26"/>
+                <w:szCs w:val="26"/>
+                <w:b/>
+                <w:bCs/>
+                <w:color w:val="2D2D2D"/>
+                <w:lang w:val="en-US" w:bidi="fa-IR"/>
+              </w:rPr>
+              <w:t xml:space="preserve"> </w:t>
+            </w:r>
+            <w:r>
+              <w:rPr>
+                <w:rFonts w:ascii="Vazirmatn" w:hAnsi="Vazirmatn" w:cs="Vazirmatn"/>
+                <w:sz w:val="26"/>
+                <w:szCs w:val="26"/>
+                <w:b/>
+                <w:bCs/>
+                <w:color w:val="2D2D2D"/>
+                <w:lang w:val="en-US" w:bidi="fa-IR"/>
+              </w:rPr>
+              <w:t>چهار:</w:t>
+            </w:r>
+            <w:r>
+              <w:rPr>
+                <w:rFonts w:ascii="Vazirmatn" w:hAnsi="Vazirmatn" w:cs="Vazirmatn"/>
+                <w:sz w:val="26"/>
+                <w:szCs w:val="26"/>
+                <w:b/>
+                <w:bCs/>
+                <w:color w:val="2D2D2D"/>
+                <w:lang w:val="en-US" w:bidi="fa-IR"/>
+              </w:rPr>
+              <w:t xml:space="preserve"> </w:t>
+            </w:r>
+            <w:r>
+              <w:rPr>
+                <w:rFonts w:ascii="Vazirmatn" w:hAnsi="Vazirmatn" w:cs="Vazirmatn"/>
+                <w:sz w:val="26"/>
+                <w:szCs w:val="26"/>
+                <w:b/>
+                <w:bCs/>
+                <w:color w:val="2D2D2D"/>
+                <w:lang w:val="en-US" w:bidi="fa-IR"/>
+              </w:rPr>
+              <w:t>لیست‌های</w:t>
+            </w:r>
+            <w:r>
+              <w:rPr>
+                <w:rFonts w:ascii="Vazirmatn" w:hAnsi="Vazirmatn" w:cs="Vazirmatn"/>
+                <w:sz w:val="26"/>
+                <w:szCs w:val="26"/>
+                <w:b/>
+                <w:bCs/>
+                <w:color w:val="2D2D2D"/>
+                <w:lang w:val="en-US" w:bidi="fa-IR"/>
+              </w:rPr>
+              <w:t xml:space="preserve"> </w:t>
+            </w:r>
+            <w:r>
+              <w:rPr>
+                <w:rFonts w:ascii="Vazirmatn" w:hAnsi="Vazirmatn" w:cs="Vazirmatn"/>
+                <w:sz w:val="26"/>
+                <w:szCs w:val="26"/>
+                <w:b/>
+                <w:bCs/>
+                <w:color w:val="2D2D2D"/>
+                <w:lang w:val="en-US" w:bidi="fa-IR"/>
+              </w:rPr>
+              <w:t>تو</w:t>
+            </w:r>
+            <w:r>
+              <w:rPr>
+                <w:rFonts w:ascii="Vazirmatn" w:hAnsi="Vazirmatn" w:cs="Vazirmatn"/>
+                <w:sz w:val="26"/>
+                <w:szCs w:val="26"/>
+                <w:b/>
+                <w:bCs/>
+                <w:color w:val="2D2D2D"/>
+                <w:lang w:val="en-US" w:bidi="fa-IR"/>
+              </w:rPr>
+              <w:t xml:space="preserve"> </w:t>
+            </w:r>
+            <w:r>
+              <w:rPr>
+                <w:rFonts w:ascii="Vazirmatn" w:hAnsi="Vazirmatn" w:cs="Vazirmatn"/>
+                <w:sz w:val="26"/>
+                <w:szCs w:val="26"/>
+                <w:b/>
+                <w:bCs/>
+                <w:color w:val="2D2D2D"/>
+                <w:lang w:val="en-US" w:bidi="fa-IR"/>
+              </w:rPr>
+              <w:t>در</w:t>
+            </w:r>
+            <w:r>
+              <w:rPr>
+                <w:rFonts w:ascii="Vazirmatn" w:hAnsi="Vazirmatn" w:cs="Vazirmatn"/>
+                <w:sz w:val="26"/>
+                <w:szCs w:val="26"/>
+                <w:b/>
+                <w:bCs/>
+                <w:color w:val="2D2D2D"/>
+                <w:lang w:val="en-US" w:bidi="fa-IR"/>
+              </w:rPr>
+              <w:t xml:space="preserve"> </w:t>
+            </w:r>
+            <w:r>
+              <w:rPr>
+                <w:rFonts w:ascii="Vazirmatn" w:hAnsi="Vazirmatn" w:cs="Vazirmatn"/>
+                <w:sz w:val="26"/>
+                <w:szCs w:val="26"/>
+                <w:b/>
+                <w:bCs/>
+                <w:color w:val="2D2D2D"/>
+                <w:lang w:val="en-US" w:bidi="fa-IR"/>
+              </w:rPr>
+              <w:t>تو</w:t>
+            </w:r>
+            <w:bookmarkEnd w:id="4"/>
           </w:p>
         </w:tc>
       </w:tr>
@@ -2109,15 +2617,15 @@
     <w:p>
       <w:pPr>
         <w:bidi w:val="1"/>
-        <w:spacing w:after="40"/>
-        <w:ind w:right="360"/>
-        <w:jc w:val="start"/>
+        <w:spacing w:line="336" w:lineRule="auto" w:after="40"/>
+        <w:ind w:right="677" w:hanging="317"/>
+        <w:jc w:val="right"/>
       </w:pPr>
       <w:r>
         <w:rPr>
           <w:rFonts w:ascii="Vazirmatn" w:hAnsi="Vazirmatn" w:cs="Vazirmatn"/>
-          <w:sz w:val="21"/>
-          <w:szCs w:val="21"/>
+          <w:sz w:val="22"/>
+          <w:szCs w:val="22"/>
           <w:lang w:val="en-US" w:bidi="fa-IR"/>
         </w:rPr>
         <w:t xml:space="preserve">۱. </w:t>
@@ -2125,8 +2633,8 @@
       <w:r>
         <w:rPr>
           <w:rFonts w:ascii="Vazirmatn" w:hAnsi="Vazirmatn" w:cs="Vazirmatn"/>
-          <w:sz w:val="21"/>
-          <w:szCs w:val="21"/>
+          <w:sz w:val="22"/>
+          <w:szCs w:val="22"/>
           <w:color w:val="2D2D2D"/>
           <w:lang w:val="en-US" w:bidi="fa-IR"/>
         </w:rPr>
@@ -2135,8 +2643,8 @@
       <w:r>
         <w:rPr>
           <w:rFonts w:ascii="Vazirmatn" w:hAnsi="Vazirmatn" w:cs="Vazirmatn"/>
-          <w:sz w:val="21"/>
-          <w:szCs w:val="21"/>
+          <w:sz w:val="22"/>
+          <w:szCs w:val="22"/>
           <w:color w:val="2D2D2D"/>
           <w:lang w:val="en-US" w:bidi="fa-IR"/>
         </w:rPr>
@@ -2145,8 +2653,8 @@
       <w:r>
         <w:rPr>
           <w:rFonts w:ascii="Vazirmatn" w:hAnsi="Vazirmatn" w:cs="Vazirmatn"/>
-          <w:sz w:val="21"/>
-          <w:szCs w:val="21"/>
+          <w:sz w:val="22"/>
+          <w:szCs w:val="22"/>
           <w:color w:val="2D2D2D"/>
           <w:lang w:val="en-US" w:bidi="fa-IR"/>
         </w:rPr>
@@ -2155,8 +2663,8 @@
       <w:r>
         <w:rPr>
           <w:rFonts w:ascii="Vazirmatn" w:hAnsi="Vazirmatn" w:cs="Vazirmatn"/>
-          <w:sz w:val="21"/>
-          <w:szCs w:val="21"/>
+          <w:sz w:val="22"/>
+          <w:szCs w:val="22"/>
           <w:color w:val="2D2D2D"/>
           <w:lang w:val="en-US" w:bidi="fa-IR"/>
         </w:rPr>
@@ -2165,8 +2673,8 @@
       <w:r>
         <w:rPr>
           <w:rFonts w:ascii="Vazirmatn" w:hAnsi="Vazirmatn" w:cs="Vazirmatn"/>
-          <w:sz w:val="21"/>
-          <w:szCs w:val="21"/>
+          <w:sz w:val="22"/>
+          <w:szCs w:val="22"/>
           <w:color w:val="2D2D2D"/>
           <w:lang w:val="en-US" w:bidi="fa-IR"/>
         </w:rPr>
@@ -2175,8 +2683,8 @@
       <w:r>
         <w:rPr>
           <w:rFonts w:ascii="Vazirmatn" w:hAnsi="Vazirmatn" w:cs="Vazirmatn"/>
-          <w:sz w:val="21"/>
-          <w:szCs w:val="21"/>
+          <w:sz w:val="22"/>
+          <w:szCs w:val="22"/>
           <w:color w:val="2D2D2D"/>
           <w:lang w:val="en-US" w:bidi="fa-IR"/>
         </w:rPr>
@@ -2185,8 +2693,8 @@
       <w:r>
         <w:rPr>
           <w:rFonts w:ascii="Vazirmatn" w:hAnsi="Vazirmatn" w:cs="Vazirmatn"/>
-          <w:sz w:val="21"/>
-          <w:szCs w:val="21"/>
+          <w:sz w:val="22"/>
+          <w:szCs w:val="22"/>
           <w:color w:val="2D2D2D"/>
           <w:lang w:val="en-US" w:bidi="fa-IR"/>
         </w:rPr>
@@ -2196,15 +2704,15 @@
     <w:p>
       <w:pPr>
         <w:bidi w:val="1"/>
-        <w:spacing w:after="40"/>
-        <w:ind w:right="720"/>
-        <w:jc w:val="start"/>
+        <w:spacing w:line="336" w:lineRule="auto" w:after="40"/>
+        <w:ind w:right="1037" w:hanging="317"/>
+        <w:jc w:val="right"/>
       </w:pPr>
       <w:r>
         <w:rPr>
           <w:rFonts w:ascii="Vazirmatn" w:hAnsi="Vazirmatn" w:cs="Vazirmatn"/>
-          <w:sz w:val="21"/>
-          <w:szCs w:val="21"/>
+          <w:sz w:val="22"/>
+          <w:szCs w:val="22"/>
           <w:lang w:val="en-US" w:bidi="fa-IR"/>
         </w:rPr>
         <w:t xml:space="preserve">۱. </w:t>
@@ -2212,8 +2720,8 @@
       <w:r>
         <w:rPr>
           <w:rFonts w:ascii="Vazirmatn" w:hAnsi="Vazirmatn" w:cs="Vazirmatn"/>
-          <w:sz w:val="21"/>
-          <w:szCs w:val="21"/>
+          <w:sz w:val="22"/>
+          <w:szCs w:val="22"/>
           <w:color w:val="2D2D2D"/>
           <w:lang w:val="en-US" w:bidi="fa-IR"/>
         </w:rPr>
@@ -2222,8 +2730,8 @@
       <w:r>
         <w:rPr>
           <w:rFonts w:ascii="Vazirmatn" w:hAnsi="Vazirmatn" w:cs="Vazirmatn"/>
-          <w:sz w:val="21"/>
-          <w:szCs w:val="21"/>
+          <w:sz w:val="22"/>
+          <w:szCs w:val="22"/>
           <w:color w:val="2D2D2D"/>
           <w:lang w:val="en-US" w:bidi="fa-IR"/>
         </w:rPr>
@@ -2232,8 +2740,8 @@
       <w:r>
         <w:rPr>
           <w:rFonts w:ascii="Vazirmatn" w:hAnsi="Vazirmatn" w:cs="Vazirmatn"/>
-          <w:sz w:val="21"/>
-          <w:szCs w:val="21"/>
+          <w:sz w:val="22"/>
+          <w:szCs w:val="22"/>
           <w:color w:val="2D2D2D"/>
           <w:lang w:val="en-US" w:bidi="fa-IR"/>
         </w:rPr>
@@ -2242,8 +2750,8 @@
       <w:r>
         <w:rPr>
           <w:rFonts w:ascii="Vazirmatn" w:hAnsi="Vazirmatn" w:cs="Vazirmatn"/>
-          <w:sz w:val="21"/>
-          <w:szCs w:val="21"/>
+          <w:sz w:val="22"/>
+          <w:szCs w:val="22"/>
           <w:color w:val="2D2D2D"/>
           <w:lang w:val="en-US" w:bidi="fa-IR"/>
         </w:rPr>
@@ -2252,8 +2760,8 @@
       <w:r>
         <w:rPr>
           <w:rFonts w:ascii="Vazirmatn" w:hAnsi="Vazirmatn" w:cs="Vazirmatn"/>
-          <w:sz w:val="21"/>
-          <w:szCs w:val="21"/>
+          <w:sz w:val="22"/>
+          <w:szCs w:val="22"/>
           <w:color w:val="2D2D2D"/>
           <w:lang w:val="en-US" w:bidi="fa-IR"/>
         </w:rPr>
@@ -2263,15 +2771,15 @@
     <w:p>
       <w:pPr>
         <w:bidi w:val="1"/>
-        <w:spacing w:after="40"/>
-        <w:ind w:right="720"/>
-        <w:jc w:val="start"/>
+        <w:spacing w:line="336" w:lineRule="auto" w:after="40"/>
+        <w:ind w:right="1037" w:hanging="317"/>
+        <w:jc w:val="right"/>
       </w:pPr>
       <w:r>
         <w:rPr>
           <w:rFonts w:ascii="Vazirmatn" w:hAnsi="Vazirmatn" w:cs="Vazirmatn"/>
-          <w:sz w:val="21"/>
-          <w:szCs w:val="21"/>
+          <w:sz w:val="22"/>
+          <w:szCs w:val="22"/>
           <w:lang w:val="en-US" w:bidi="fa-IR"/>
         </w:rPr>
         <w:t xml:space="preserve">۲. </w:t>
@@ -2279,8 +2787,8 @@
       <w:r>
         <w:rPr>
           <w:rFonts w:ascii="Vazirmatn" w:hAnsi="Vazirmatn" w:cs="Vazirmatn"/>
-          <w:sz w:val="21"/>
-          <w:szCs w:val="21"/>
+          <w:sz w:val="22"/>
+          <w:szCs w:val="22"/>
           <w:color w:val="2D2D2D"/>
           <w:lang w:val="en-US" w:bidi="fa-IR"/>
         </w:rPr>
@@ -2289,8 +2797,8 @@
       <w:r>
         <w:rPr>
           <w:rFonts w:ascii="Vazirmatn" w:hAnsi="Vazirmatn" w:cs="Vazirmatn"/>
-          <w:sz w:val="21"/>
-          <w:szCs w:val="21"/>
+          <w:sz w:val="22"/>
+          <w:szCs w:val="22"/>
           <w:color w:val="2D2D2D"/>
           <w:lang w:val="en-US" w:bidi="fa-IR"/>
         </w:rPr>
@@ -2299,8 +2807,8 @@
       <w:r>
         <w:rPr>
           <w:rFonts w:ascii="Vazirmatn" w:hAnsi="Vazirmatn" w:cs="Vazirmatn"/>
-          <w:sz w:val="21"/>
-          <w:szCs w:val="21"/>
+          <w:sz w:val="22"/>
+          <w:szCs w:val="22"/>
           <w:color w:val="2D2D2D"/>
           <w:lang w:val="en-US" w:bidi="fa-IR"/>
         </w:rPr>
@@ -2310,15 +2818,15 @@
     <w:p>
       <w:pPr>
         <w:bidi w:val="1"/>
-        <w:spacing w:after="40"/>
-        <w:ind w:right="360"/>
-        <w:jc w:val="start"/>
+        <w:spacing w:line="336" w:lineRule="auto" w:after="40"/>
+        <w:ind w:right="677" w:hanging="317"/>
+        <w:jc w:val="right"/>
       </w:pPr>
       <w:r>
         <w:rPr>
           <w:rFonts w:ascii="Vazirmatn" w:hAnsi="Vazirmatn" w:cs="Vazirmatn"/>
-          <w:sz w:val="21"/>
-          <w:szCs w:val="21"/>
+          <w:sz w:val="22"/>
+          <w:szCs w:val="22"/>
           <w:lang w:val="en-US" w:bidi="fa-IR"/>
         </w:rPr>
         <w:t xml:space="preserve">۲. </w:t>
@@ -2326,8 +2834,8 @@
       <w:r>
         <w:rPr>
           <w:rFonts w:ascii="Vazirmatn" w:hAnsi="Vazirmatn" w:cs="Vazirmatn"/>
-          <w:sz w:val="21"/>
-          <w:szCs w:val="21"/>
+          <w:sz w:val="22"/>
+          <w:szCs w:val="22"/>
           <w:color w:val="2D2D2D"/>
           <w:lang w:val="en-US" w:bidi="fa-IR"/>
         </w:rPr>
@@ -2336,8 +2844,8 @@
       <w:r>
         <w:rPr>
           <w:rFonts w:ascii="Vazirmatn" w:hAnsi="Vazirmatn" w:cs="Vazirmatn"/>
-          <w:sz w:val="21"/>
-          <w:szCs w:val="21"/>
+          <w:sz w:val="22"/>
+          <w:szCs w:val="22"/>
           <w:color w:val="2D2D2D"/>
           <w:lang w:val="en-US" w:bidi="fa-IR"/>
         </w:rPr>
@@ -2346,8 +2854,8 @@
       <w:r>
         <w:rPr>
           <w:rFonts w:ascii="Vazirmatn" w:hAnsi="Vazirmatn" w:cs="Vazirmatn"/>
-          <w:sz w:val="21"/>
-          <w:szCs w:val="21"/>
+          <w:sz w:val="22"/>
+          <w:szCs w:val="22"/>
           <w:color w:val="2D2D2D"/>
           <w:lang w:val="en-US" w:bidi="fa-IR"/>
         </w:rPr>
@@ -2356,8 +2864,8 @@
       <w:r>
         <w:rPr>
           <w:rFonts w:ascii="Vazirmatn" w:hAnsi="Vazirmatn" w:cs="Vazirmatn"/>
-          <w:sz w:val="21"/>
-          <w:szCs w:val="21"/>
+          <w:sz w:val="22"/>
+          <w:szCs w:val="22"/>
           <w:color w:val="2D2D2D"/>
           <w:lang w:val="en-US" w:bidi="fa-IR"/>
         </w:rPr>
@@ -2366,8 +2874,8 @@
       <w:r>
         <w:rPr>
           <w:rFonts w:ascii="Vazirmatn" w:hAnsi="Vazirmatn" w:cs="Vazirmatn"/>
-          <w:sz w:val="21"/>
-          <w:szCs w:val="21"/>
+          <w:sz w:val="22"/>
+          <w:szCs w:val="22"/>
           <w:color w:val="2D2D2D"/>
           <w:lang w:val="en-US" w:bidi="fa-IR"/>
         </w:rPr>
@@ -2376,8 +2884,8 @@
       <w:r>
         <w:rPr>
           <w:rFonts w:ascii="Vazirmatn" w:hAnsi="Vazirmatn" w:cs="Vazirmatn"/>
-          <w:sz w:val="21"/>
-          <w:szCs w:val="21"/>
+          <w:sz w:val="22"/>
+          <w:szCs w:val="22"/>
           <w:color w:val="2D2D2D"/>
           <w:lang w:val="en-US" w:bidi="fa-IR"/>
         </w:rPr>
@@ -2386,8 +2894,8 @@
       <w:r>
         <w:rPr>
           <w:rFonts w:ascii="Vazirmatn" w:hAnsi="Vazirmatn" w:cs="Vazirmatn"/>
-          <w:sz w:val="21"/>
-          <w:szCs w:val="21"/>
+          <w:sz w:val="22"/>
+          <w:szCs w:val="22"/>
           <w:color w:val="2D2D2D"/>
           <w:lang w:val="en-US" w:bidi="fa-IR"/>
         </w:rPr>
@@ -2396,8 +2904,8 @@
       <w:r>
         <w:rPr>
           <w:rFonts w:ascii="Vazirmatn" w:hAnsi="Vazirmatn" w:cs="Vazirmatn"/>
-          <w:sz w:val="21"/>
-          <w:szCs w:val="21"/>
+          <w:sz w:val="22"/>
+          <w:szCs w:val="22"/>
           <w:color w:val="2D2D2D"/>
           <w:lang w:val="en-US" w:bidi="fa-IR"/>
         </w:rPr>
@@ -2406,8 +2914,8 @@
       <w:r>
         <w:rPr>
           <w:rFonts w:ascii="Vazirmatn" w:hAnsi="Vazirmatn" w:cs="Vazirmatn"/>
-          <w:sz w:val="21"/>
-          <w:szCs w:val="21"/>
+          <w:sz w:val="22"/>
+          <w:szCs w:val="22"/>
           <w:color w:val="2D2D2D"/>
           <w:lang w:val="en-US" w:bidi="fa-IR"/>
         </w:rPr>
@@ -2417,15 +2925,15 @@
     <w:p>
       <w:pPr>
         <w:bidi w:val="1"/>
-        <w:spacing w:after="40"/>
-        <w:ind w:right="720"/>
-        <w:jc w:val="start"/>
+        <w:spacing w:line="336" w:lineRule="auto" w:after="40"/>
+        <w:ind w:right="1037" w:hanging="317"/>
+        <w:jc w:val="right"/>
       </w:pPr>
       <w:r>
         <w:rPr>
           <w:rFonts w:ascii="Vazirmatn" w:hAnsi="Vazirmatn" w:cs="Vazirmatn"/>
-          <w:sz w:val="21"/>
-          <w:szCs w:val="21"/>
+          <w:sz w:val="22"/>
+          <w:szCs w:val="22"/>
           <w:lang w:val="en-US" w:bidi="fa-IR"/>
         </w:rPr>
         <w:t xml:space="preserve">- </w:t>
@@ -2433,8 +2941,8 @@
       <w:r>
         <w:rPr>
           <w:rFonts w:ascii="Vazirmatn" w:hAnsi="Vazirmatn" w:cs="Vazirmatn"/>
-          <w:sz w:val="21"/>
-          <w:szCs w:val="21"/>
+          <w:sz w:val="22"/>
+          <w:szCs w:val="22"/>
           <w:color w:val="2D2D2D"/>
           <w:lang w:val="en-US" w:bidi="fa-IR"/>
         </w:rPr>
@@ -2443,8 +2951,8 @@
       <w:r>
         <w:rPr>
           <w:rFonts w:ascii="Vazirmatn" w:hAnsi="Vazirmatn" w:cs="Vazirmatn"/>
-          <w:sz w:val="21"/>
-          <w:szCs w:val="21"/>
+          <w:sz w:val="22"/>
+          <w:szCs w:val="22"/>
           <w:color w:val="2D2D2D"/>
           <w:lang w:val="en-US" w:bidi="fa-IR"/>
         </w:rPr>
@@ -2453,8 +2961,8 @@
       <w:r>
         <w:rPr>
           <w:rFonts w:ascii="Vazirmatn" w:hAnsi="Vazirmatn" w:cs="Vazirmatn"/>
-          <w:sz w:val="21"/>
-          <w:szCs w:val="21"/>
+          <w:sz w:val="22"/>
+          <w:szCs w:val="22"/>
           <w:color w:val="2D2D2D"/>
           <w:lang w:val="en-US" w:bidi="fa-IR"/>
         </w:rPr>
@@ -2463,8 +2971,8 @@
       <w:r>
         <w:rPr>
           <w:rFonts w:ascii="Vazirmatn" w:hAnsi="Vazirmatn" w:cs="Vazirmatn"/>
-          <w:sz w:val="21"/>
-          <w:szCs w:val="21"/>
+          <w:sz w:val="22"/>
+          <w:szCs w:val="22"/>
           <w:color w:val="2D2D2D"/>
           <w:lang w:val="en-US" w:bidi="fa-IR"/>
         </w:rPr>
@@ -2473,8 +2981,8 @@
       <w:r>
         <w:rPr>
           <w:rFonts w:ascii="Courier New" w:hAnsi="Courier New" w:cs="Courier New"/>
-          <w:sz w:val="21"/>
-          <w:szCs w:val="21"/>
+          <w:sz w:val="22"/>
+          <w:szCs w:val="22"/>
           <w:color w:val="2D2D2D"/>
           <w:lang w:val="en-US" w:bidi="fa-IR"/>
           <w:rtl w:val="0"/>
@@ -2485,15 +2993,15 @@
     <w:p>
       <w:pPr>
         <w:bidi w:val="1"/>
-        <w:spacing w:after="40"/>
-        <w:ind w:right="720"/>
-        <w:jc w:val="start"/>
+        <w:spacing w:line="336" w:lineRule="auto" w:after="40"/>
+        <w:ind w:right="1037" w:hanging="317"/>
+        <w:jc w:val="right"/>
       </w:pPr>
       <w:r>
         <w:rPr>
           <w:rFonts w:ascii="Vazirmatn" w:hAnsi="Vazirmatn" w:cs="Vazirmatn"/>
-          <w:sz w:val="21"/>
-          <w:szCs w:val="21"/>
+          <w:sz w:val="22"/>
+          <w:szCs w:val="22"/>
           <w:lang w:val="en-US" w:bidi="fa-IR"/>
         </w:rPr>
         <w:t xml:space="preserve">- </w:t>
@@ -2501,8 +3009,8 @@
       <w:r>
         <w:rPr>
           <w:rFonts w:ascii="Vazirmatn" w:hAnsi="Vazirmatn" w:cs="Vazirmatn"/>
-          <w:sz w:val="21"/>
-          <w:szCs w:val="21"/>
+          <w:sz w:val="22"/>
+          <w:szCs w:val="22"/>
           <w:color w:val="2D2D2D"/>
           <w:lang w:val="en-US" w:bidi="fa-IR"/>
         </w:rPr>
@@ -2511,8 +3019,8 @@
       <w:r>
         <w:rPr>
           <w:rFonts w:ascii="Vazirmatn" w:hAnsi="Vazirmatn" w:cs="Vazirmatn"/>
-          <w:sz w:val="21"/>
-          <w:szCs w:val="21"/>
+          <w:sz w:val="22"/>
+          <w:szCs w:val="22"/>
           <w:color w:val="2D2D2D"/>
           <w:lang w:val="en-US" w:bidi="fa-IR"/>
         </w:rPr>
@@ -2521,8 +3029,8 @@
       <w:r>
         <w:rPr>
           <w:rFonts w:ascii="Vazirmatn" w:hAnsi="Vazirmatn" w:cs="Vazirmatn"/>
-          <w:sz w:val="21"/>
-          <w:szCs w:val="21"/>
+          <w:sz w:val="22"/>
+          <w:szCs w:val="22"/>
           <w:color w:val="2D2D2D"/>
           <w:lang w:val="en-US" w:bidi="fa-IR"/>
         </w:rPr>
@@ -2531,8 +3039,8 @@
       <w:r>
         <w:rPr>
           <w:rFonts w:ascii="Vazirmatn" w:hAnsi="Vazirmatn" w:cs="Vazirmatn"/>
-          <w:sz w:val="21"/>
-          <w:szCs w:val="21"/>
+          <w:sz w:val="22"/>
+          <w:szCs w:val="22"/>
           <w:color w:val="2D2D2D"/>
           <w:lang w:val="en-US" w:bidi="fa-IR"/>
         </w:rPr>
@@ -2541,8 +3049,8 @@
       <w:r>
         <w:rPr>
           <w:rFonts w:ascii="Vazirmatn" w:hAnsi="Vazirmatn" w:cs="Vazirmatn"/>
-          <w:sz w:val="21"/>
-          <w:szCs w:val="21"/>
+          <w:sz w:val="22"/>
+          <w:szCs w:val="22"/>
           <w:color w:val="2D2D2D"/>
           <w:lang w:val="en-US" w:bidi="fa-IR"/>
         </w:rPr>
@@ -2554,16 +3062,20 @@
         <w:tblW w:type="dxa" w:w="9638"/>
         <w:tblLayout w:type="fixed"/>
         <w:tblLook w:firstColumn="1" w:firstRow="1" w:lastColumn="0" w:lastRow="0" w:noHBand="0" w:noVBand="1" w:val="04A0"/>
+        <w:tblDescription w:val="heading_badge"/>
         <w:bidiVisual/>
       </w:tblPr>
       <w:tblGrid>
-        <w:gridCol w:w="1964"/>
-        <w:gridCol w:w="7674"/>
+        <w:gridCol w:w="2044"/>
+        <w:gridCol w:w="7594"/>
       </w:tblGrid>
       <w:tr>
+        <w:trPr>
+          <w:cantSplit/>
+        </w:trPr>
         <w:tc>
           <w:tcPr>
-            <w:tcW w:type="dxa" w:w="1964"/>
+            <w:tcW w:type="dxa" w:w="2044"/>
             <w:shd w:val="clear" w:color="auto" w:fill="6B2FA0"/>
             <w:tcMar>
               <w:top w:w="80" w:type="dxa"/>
@@ -2601,7 +3113,7 @@
         </w:tc>
         <w:tc>
           <w:tcPr>
-            <w:tcW w:type="dxa" w:w="7674"/>
+            <w:tcW w:type="dxa" w:w="7594"/>
             <w:tcMar>
               <w:top w:w="80" w:type="dxa"/>
               <w:bottom w:w="80" w:type="dxa"/>
@@ -2618,10 +3130,12 @@
           <w:p>
             <w:pPr>
               <w:bidi w:val="1"/>
-              <w:jc w:val="start"/>
+              <w:jc w:val="right"/>
               <w:keepNext/>
               <w:keepLines/>
+              <w:outlineLvl w:val="4"/>
             </w:pPr>
+            <w:bookmarkStart w:id="5" w:name="md______________________________8e59d2ec"/>
             <w:r>
               <w:rPr>
                 <w:rFonts w:ascii="Vazirmatn" w:hAnsi="Vazirmatn" w:cs="Vazirmatn"/>
@@ -2632,8 +3146,129 @@
                 <w:color w:val="2D2D2D"/>
                 <w:lang w:val="en-US" w:bidi="fa-IR"/>
               </w:rPr>
-              <w:t>عنوان سطح پنج: نقل‌قول و تعاریف</w:t>
+              <w:t>عنوان</w:t>
             </w:r>
+            <w:r>
+              <w:rPr>
+                <w:rFonts w:ascii="Vazirmatn" w:hAnsi="Vazirmatn" w:cs="Vazirmatn"/>
+                <w:sz w:val="26"/>
+                <w:szCs w:val="26"/>
+                <w:b/>
+                <w:bCs/>
+                <w:color w:val="2D2D2D"/>
+                <w:lang w:val="en-US" w:bidi="fa-IR"/>
+              </w:rPr>
+              <w:t xml:space="preserve"> </w:t>
+            </w:r>
+            <w:r>
+              <w:rPr>
+                <w:rFonts w:ascii="Vazirmatn" w:hAnsi="Vazirmatn" w:cs="Vazirmatn"/>
+                <w:sz w:val="26"/>
+                <w:szCs w:val="26"/>
+                <w:b/>
+                <w:bCs/>
+                <w:color w:val="2D2D2D"/>
+                <w:lang w:val="en-US" w:bidi="fa-IR"/>
+              </w:rPr>
+              <w:t>سطح</w:t>
+            </w:r>
+            <w:r>
+              <w:rPr>
+                <w:rFonts w:ascii="Vazirmatn" w:hAnsi="Vazirmatn" w:cs="Vazirmatn"/>
+                <w:sz w:val="26"/>
+                <w:szCs w:val="26"/>
+                <w:b/>
+                <w:bCs/>
+                <w:color w:val="2D2D2D"/>
+                <w:lang w:val="en-US" w:bidi="fa-IR"/>
+              </w:rPr>
+              <w:t xml:space="preserve"> </w:t>
+            </w:r>
+            <w:r>
+              <w:rPr>
+                <w:rFonts w:ascii="Vazirmatn" w:hAnsi="Vazirmatn" w:cs="Vazirmatn"/>
+                <w:sz w:val="26"/>
+                <w:szCs w:val="26"/>
+                <w:b/>
+                <w:bCs/>
+                <w:color w:val="2D2D2D"/>
+                <w:lang w:val="en-US" w:bidi="fa-IR"/>
+              </w:rPr>
+              <w:t>پنج:</w:t>
+            </w:r>
+            <w:r>
+              <w:rPr>
+                <w:rFonts w:ascii="Vazirmatn" w:hAnsi="Vazirmatn" w:cs="Vazirmatn"/>
+                <w:sz w:val="26"/>
+                <w:szCs w:val="26"/>
+                <w:b/>
+                <w:bCs/>
+                <w:color w:val="2D2D2D"/>
+                <w:lang w:val="en-US" w:bidi="fa-IR"/>
+              </w:rPr>
+              <w:t xml:space="preserve"> </w:t>
+            </w:r>
+            <w:r>
+              <w:rPr>
+                <w:rFonts w:ascii="Vazirmatn" w:hAnsi="Vazirmatn" w:cs="Vazirmatn"/>
+                <w:sz w:val="26"/>
+                <w:szCs w:val="26"/>
+                <w:b/>
+                <w:bCs/>
+                <w:color w:val="2D2D2D"/>
+                <w:lang w:val="en-US" w:bidi="fa-IR"/>
+              </w:rPr>
+              <w:t>نقل‌قول</w:t>
+            </w:r>
+            <w:r>
+              <w:rPr>
+                <w:rFonts w:ascii="Vazirmatn" w:hAnsi="Vazirmatn" w:cs="Vazirmatn"/>
+                <w:sz w:val="26"/>
+                <w:szCs w:val="26"/>
+                <w:b/>
+                <w:bCs/>
+                <w:color w:val="2D2D2D"/>
+                <w:lang w:val="en-US" w:bidi="fa-IR"/>
+              </w:rPr>
+              <w:t xml:space="preserve"> </w:t>
+            </w:r>
+            <w:r>
+              <w:rPr>
+                <w:rFonts w:ascii="Vazirmatn" w:hAnsi="Vazirmatn" w:cs="Vazirmatn"/>
+                <w:sz w:val="26"/>
+                <w:szCs w:val="26"/>
+                <w:b/>
+                <w:bCs/>
+                <w:color w:val="2D2D2D"/>
+                <w:lang w:val="en-US" w:bidi="fa-IR"/>
+              </w:rPr>
+              <w:t>و</w:t>
+            </w:r>
+            <w:r>
+              <w:rPr>
+                <w:rFonts w:ascii="Vazirmatn" w:hAnsi="Vazirmatn" w:cs="Vazirmatn"/>
+                <w:sz w:val="26"/>
+                <w:szCs w:val="26"/>
+                <w:b/>
+                <w:bCs/>
+                <w:color w:val="2D2D2D"/>
+                <w:lang w:val="en-US" w:bidi="fa-IR"/>
+              </w:rPr>
+              <w:t xml:space="preserve"> </w:t>
+            </w:r>
+            <w:r>
+              <w:rPr>
+                <w:rFonts w:ascii="Vazirmatn" w:hAnsi="Vazirmatn" w:cs="Vazirmatn"/>
+                <w:sz w:val="26"/>
+                <w:szCs w:val="26"/>
+                <w:b/>
+                <w:bCs/>
+                <w:color w:val="2D2D2D"/>
+                <w:lang w:val="en-US" w:bidi="fa-IR"/>
+              </w:rPr>
+              <w:t>تعاریف</w:t>
+            </w:r>
+            <w:bookmarkEnd w:id="5"/>
           </w:p>
         </w:tc>
       </w:tr>
@@ -2930,8 +3565,8 @@
     <w:p>
       <w:pPr>
         <w:bidi w:val="1"/>
-        <w:spacing w:before="120" w:after="40"/>
-        <w:jc w:val="start"/>
+        <w:spacing w:line="336" w:lineRule="auto" w:before="120" w:after="40"/>
+        <w:jc w:val="right"/>
       </w:pPr>
       <w:r>
         <w:rPr>
@@ -2973,15 +3608,15 @@
     <w:p>
       <w:pPr>
         <w:bidi w:val="1"/>
-        <w:spacing w:after="80"/>
+        <w:spacing w:line="336" w:lineRule="auto" w:after="80"/>
         <w:ind w:right="432"/>
         <w:jc w:val="both"/>
       </w:pPr>
       <w:r>
         <w:rPr>
           <w:rFonts w:ascii="Vazirmatn" w:hAnsi="Vazirmatn" w:cs="Vazirmatn"/>
-          <w:sz w:val="21"/>
-          <w:szCs w:val="21"/>
+          <w:sz w:val="22"/>
+          <w:szCs w:val="22"/>
           <w:color w:val="2D2D2D"/>
           <w:lang w:val="en-US" w:bidi="fa-IR"/>
         </w:rPr>
@@ -2990,8 +3625,8 @@
       <w:r>
         <w:rPr>
           <w:rFonts w:ascii="Vazirmatn" w:hAnsi="Vazirmatn" w:cs="Vazirmatn"/>
-          <w:sz w:val="21"/>
-          <w:szCs w:val="21"/>
+          <w:sz w:val="22"/>
+          <w:szCs w:val="22"/>
           <w:color w:val="2D2D2D"/>
           <w:lang w:val="en-US" w:bidi="fa-IR"/>
         </w:rPr>
@@ -3000,8 +3635,8 @@
       <w:r>
         <w:rPr>
           <w:rFonts w:ascii="Vazirmatn" w:hAnsi="Vazirmatn" w:cs="Vazirmatn"/>
-          <w:sz w:val="21"/>
-          <w:szCs w:val="21"/>
+          <w:sz w:val="22"/>
+          <w:szCs w:val="22"/>
           <w:color w:val="2D2D2D"/>
           <w:lang w:val="en-US" w:bidi="fa-IR"/>
         </w:rPr>
@@ -3010,8 +3645,8 @@
       <w:r>
         <w:rPr>
           <w:rFonts w:ascii="Vazirmatn" w:hAnsi="Vazirmatn" w:cs="Vazirmatn"/>
-          <w:sz w:val="21"/>
-          <w:szCs w:val="21"/>
+          <w:sz w:val="22"/>
+          <w:szCs w:val="22"/>
           <w:color w:val="2D2D2D"/>
           <w:lang w:val="en-US" w:bidi="fa-IR"/>
         </w:rPr>
@@ -3020,8 +3655,8 @@
       <w:r>
         <w:rPr>
           <w:rFonts w:ascii="Vazirmatn" w:hAnsi="Vazirmatn" w:cs="Vazirmatn"/>
-          <w:sz w:val="21"/>
-          <w:szCs w:val="21"/>
+          <w:sz w:val="22"/>
+          <w:szCs w:val="22"/>
           <w:color w:val="2D2D2D"/>
           <w:lang w:val="en-US" w:bidi="fa-IR"/>
         </w:rPr>
@@ -3030,8 +3665,8 @@
       <w:r>
         <w:rPr>
           <w:rFonts w:ascii="Vazirmatn" w:hAnsi="Vazirmatn" w:cs="Vazirmatn"/>
-          <w:sz w:val="21"/>
-          <w:szCs w:val="21"/>
+          <w:sz w:val="22"/>
+          <w:szCs w:val="22"/>
           <w:color w:val="2D2D2D"/>
           <w:lang w:val="en-US" w:bidi="fa-IR"/>
         </w:rPr>
@@ -3040,8 +3675,8 @@
       <w:r>
         <w:rPr>
           <w:rFonts w:ascii="Vazirmatn" w:hAnsi="Vazirmatn" w:cs="Vazirmatn"/>
-          <w:sz w:val="21"/>
-          <w:szCs w:val="21"/>
+          <w:sz w:val="22"/>
+          <w:szCs w:val="22"/>
           <w:color w:val="2D2D2D"/>
           <w:lang w:val="en-US" w:bidi="fa-IR"/>
         </w:rPr>
@@ -3050,8 +3685,8 @@
       <w:r>
         <w:rPr>
           <w:rFonts w:ascii="Vazirmatn" w:hAnsi="Vazirmatn" w:cs="Vazirmatn"/>
-          <w:sz w:val="21"/>
-          <w:szCs w:val="21"/>
+          <w:sz w:val="22"/>
+          <w:szCs w:val="22"/>
           <w:color w:val="2D2D2D"/>
           <w:lang w:val="en-US" w:bidi="fa-IR"/>
         </w:rPr>
@@ -3060,8 +3695,8 @@
       <w:r>
         <w:rPr>
           <w:rFonts w:ascii="Vazirmatn" w:hAnsi="Vazirmatn" w:cs="Vazirmatn"/>
-          <w:sz w:val="21"/>
-          <w:szCs w:val="21"/>
+          <w:sz w:val="22"/>
+          <w:szCs w:val="22"/>
           <w:color w:val="2D2D2D"/>
           <w:lang w:val="en-US" w:bidi="fa-IR"/>
         </w:rPr>
@@ -3070,8 +3705,8 @@
       <w:r>
         <w:rPr>
           <w:rFonts w:ascii="Vazirmatn" w:hAnsi="Vazirmatn" w:cs="Vazirmatn"/>
-          <w:sz w:val="21"/>
-          <w:szCs w:val="21"/>
+          <w:sz w:val="22"/>
+          <w:szCs w:val="22"/>
           <w:color w:val="2D2D2D"/>
           <w:lang w:val="en-US" w:bidi="fa-IR"/>
         </w:rPr>
@@ -3080,8 +3715,8 @@
       <w:r>
         <w:rPr>
           <w:rFonts w:ascii="Vazirmatn" w:hAnsi="Vazirmatn" w:cs="Vazirmatn"/>
-          <w:sz w:val="21"/>
-          <w:szCs w:val="21"/>
+          <w:sz w:val="22"/>
+          <w:szCs w:val="22"/>
           <w:color w:val="2D2D2D"/>
           <w:lang w:val="en-US" w:bidi="fa-IR"/>
         </w:rPr>
@@ -3093,16 +3728,20 @@
         <w:tblW w:type="dxa" w:w="9638"/>
         <w:tblLayout w:type="fixed"/>
         <w:tblLook w:firstColumn="1" w:firstRow="1" w:lastColumn="0" w:lastRow="0" w:noHBand="0" w:noVBand="1" w:val="04A0"/>
+        <w:tblDescription w:val="heading_badge"/>
         <w:bidiVisual/>
       </w:tblPr>
       <w:tblGrid>
-        <w:gridCol w:w="2339"/>
-        <w:gridCol w:w="7299"/>
+        <w:gridCol w:w="2419"/>
+        <w:gridCol w:w="7219"/>
       </w:tblGrid>
       <w:tr>
+        <w:trPr>
+          <w:cantSplit/>
+        </w:trPr>
         <w:tc>
           <w:tcPr>
-            <w:tcW w:type="dxa" w:w="2339"/>
+            <w:tcW w:type="dxa" w:w="2419"/>
             <w:shd w:val="clear" w:color="auto" w:fill="6B2FA0"/>
             <w:tcMar>
               <w:top w:w="80" w:type="dxa"/>
@@ -3140,7 +3779,7 @@
         </w:tc>
         <w:tc>
           <w:tcPr>
-            <w:tcW w:type="dxa" w:w="7299"/>
+            <w:tcW w:type="dxa" w:w="7219"/>
             <w:tcMar>
               <w:top w:w="80" w:type="dxa"/>
               <w:bottom w:w="80" w:type="dxa"/>
@@ -3157,10 +3796,12 @@
           <w:p>
             <w:pPr>
               <w:bidi w:val="1"/>
-              <w:jc w:val="start"/>
+              <w:jc w:val="right"/>
               <w:keepNext/>
               <w:keepLines/>
+              <w:outlineLvl w:val="5"/>
             </w:pPr>
+            <w:bookmarkStart w:id="6" w:name="md______________________________d0d937df"/>
             <w:r>
               <w:rPr>
                 <w:rFonts w:ascii="Vazirmatn" w:hAnsi="Vazirmatn" w:cs="Vazirmatn"/>
@@ -3171,8 +3812,129 @@
                 <w:color w:val="2D2D2D"/>
                 <w:lang w:val="en-US" w:bidi="fa-IR"/>
               </w:rPr>
-              <w:t>عنوان سطح شش: جدول‌ها و فرمول‌ها</w:t>
+              <w:t>عنوان</w:t>
             </w:r>
+            <w:r>
+              <w:rPr>
+                <w:rFonts w:ascii="Vazirmatn" w:hAnsi="Vazirmatn" w:cs="Vazirmatn"/>
+                <w:sz w:val="26"/>
+                <w:szCs w:val="26"/>
+                <w:b/>
+                <w:bCs/>
+                <w:color w:val="2D2D2D"/>
+                <w:lang w:val="en-US" w:bidi="fa-IR"/>
+              </w:rPr>
+              <w:t xml:space="preserve"> </w:t>
+            </w:r>
+            <w:r>
+              <w:rPr>
+                <w:rFonts w:ascii="Vazirmatn" w:hAnsi="Vazirmatn" w:cs="Vazirmatn"/>
+                <w:sz w:val="26"/>
+                <w:szCs w:val="26"/>
+                <w:b/>
+                <w:bCs/>
+                <w:color w:val="2D2D2D"/>
+                <w:lang w:val="en-US" w:bidi="fa-IR"/>
+              </w:rPr>
+              <w:t>سطح</w:t>
+            </w:r>
+            <w:r>
+              <w:rPr>
+                <w:rFonts w:ascii="Vazirmatn" w:hAnsi="Vazirmatn" w:cs="Vazirmatn"/>
+                <w:sz w:val="26"/>
+                <w:szCs w:val="26"/>
+                <w:b/>
+                <w:bCs/>
+                <w:color w:val="2D2D2D"/>
+                <w:lang w:val="en-US" w:bidi="fa-IR"/>
+              </w:rPr>
+              <w:t xml:space="preserve"> </w:t>
+            </w:r>
+            <w:r>
+              <w:rPr>
+                <w:rFonts w:ascii="Vazirmatn" w:hAnsi="Vazirmatn" w:cs="Vazirmatn"/>
+                <w:sz w:val="26"/>
+                <w:szCs w:val="26"/>
+                <w:b/>
+                <w:bCs/>
+                <w:color w:val="2D2D2D"/>
+                <w:lang w:val="en-US" w:bidi="fa-IR"/>
+              </w:rPr>
+              <w:t>شش:</w:t>
+            </w:r>
+            <w:r>
+              <w:rPr>
+                <w:rFonts w:ascii="Vazirmatn" w:hAnsi="Vazirmatn" w:cs="Vazirmatn"/>
+                <w:sz w:val="26"/>
+                <w:szCs w:val="26"/>
+                <w:b/>
+                <w:bCs/>
+                <w:color w:val="2D2D2D"/>
+                <w:lang w:val="en-US" w:bidi="fa-IR"/>
+              </w:rPr>
+              <w:t xml:space="preserve"> </w:t>
+            </w:r>
+            <w:r>
+              <w:rPr>
+                <w:rFonts w:ascii="Vazirmatn" w:hAnsi="Vazirmatn" w:cs="Vazirmatn"/>
+                <w:sz w:val="26"/>
+                <w:szCs w:val="26"/>
+                <w:b/>
+                <w:bCs/>
+                <w:color w:val="2D2D2D"/>
+                <w:lang w:val="en-US" w:bidi="fa-IR"/>
+              </w:rPr>
+              <w:t>جدول‌ها</w:t>
+            </w:r>
+            <w:r>
+              <w:rPr>
+                <w:rFonts w:ascii="Vazirmatn" w:hAnsi="Vazirmatn" w:cs="Vazirmatn"/>
+                <w:sz w:val="26"/>
+                <w:szCs w:val="26"/>
+                <w:b/>
+                <w:bCs/>
+                <w:color w:val="2D2D2D"/>
+                <w:lang w:val="en-US" w:bidi="fa-IR"/>
+              </w:rPr>
+              <w:t xml:space="preserve"> </w:t>
+            </w:r>
+            <w:r>
+              <w:rPr>
+                <w:rFonts w:ascii="Vazirmatn" w:hAnsi="Vazirmatn" w:cs="Vazirmatn"/>
+                <w:sz w:val="26"/>
+                <w:szCs w:val="26"/>
+                <w:b/>
+                <w:bCs/>
+                <w:color w:val="2D2D2D"/>
+                <w:lang w:val="en-US" w:bidi="fa-IR"/>
+              </w:rPr>
+              <w:t>و</w:t>
+            </w:r>
+            <w:r>
+              <w:rPr>
+                <w:rFonts w:ascii="Vazirmatn" w:hAnsi="Vazirmatn" w:cs="Vazirmatn"/>
+                <w:sz w:val="26"/>
+                <w:szCs w:val="26"/>
+                <w:b/>
+                <w:bCs/>
+                <w:color w:val="2D2D2D"/>
+                <w:lang w:val="en-US" w:bidi="fa-IR"/>
+              </w:rPr>
+              <w:t xml:space="preserve"> </w:t>
+            </w:r>
+            <w:r>
+              <w:rPr>
+                <w:rFonts w:ascii="Vazirmatn" w:hAnsi="Vazirmatn" w:cs="Vazirmatn"/>
+                <w:sz w:val="26"/>
+                <w:szCs w:val="26"/>
+                <w:b/>
+                <w:bCs/>
+                <w:color w:val="2D2D2D"/>
+                <w:lang w:val="en-US" w:bidi="fa-IR"/>
+              </w:rPr>
+              <w:t>فرمول‌ها</w:t>
+            </w:r>
+            <w:bookmarkEnd w:id="6"/>
           </w:p>
         </w:tc>
       </w:tr>
@@ -3189,6 +3951,7 @@
         <w:tblW w:type="dxa" w:w="9638"/>
         <w:tblLayout w:type="fixed"/>
         <w:tblLook w:firstColumn="1" w:firstRow="1" w:lastColumn="0" w:lastRow="0" w:noHBand="0" w:noVBand="1" w:val="04A0"/>
+        <w:tblDescription w:val="data_table"/>
         <w:bidiVisual/>
       </w:tblPr>
       <w:tblGrid>
@@ -3199,8 +3962,8 @@
       </w:tblGrid>
       <w:tr>
         <w:trPr>
+          <w:tblHeader/>
           <w:cantSplit/>
-          <w:tblHeader/>
         </w:trPr>
         <w:tc>
           <w:tcPr>
@@ -3376,9 +4139,6 @@
         </w:tc>
       </w:tr>
       <w:tr>
-        <w:trPr>
-          <w:cantSplit/>
-        </w:trPr>
         <w:tc>
           <w:tcPr>
             <w:tcW w:type="dxa" w:w="2409"/>
@@ -3544,9 +4304,6 @@
         </w:tc>
       </w:tr>
       <w:tr>
-        <w:trPr>
-          <w:cantSplit/>
-        </w:trPr>
         <w:tc>
           <w:tcPr>
             <w:tcW w:type="dxa" w:w="2409"/>
@@ -3825,32 +4582,30 @@
         <w:t xml:space="preserve"> </w:t>
       </w:r>
       <m:oMath>
-        <m:e>
-          <m:sSup>
-            <m:e>
-              <m:r>
-                <m:rPr>
-                  <m:sty m:val="i"/>
-                </m:rPr>
-                <m:t xml:space="preserve">E = mc</m:t>
-              </m:r>
-            </m:e>
-            <m:sup>
-              <m:r>
-                <m:rPr>
-                  <m:sty m:val="p"/>
-                </m:rPr>
-                <m:t xml:space="preserve">2</m:t>
-              </m:r>
-            </m:sup>
-          </m:sSup>
-          <m:r>
-            <m:rPr>
-              <m:sty m:val="i"/>
-            </m:rPr>
-            <m:t xml:space="preserve"/>
-          </m:r>
-        </m:e>
+        <m:r>
+          <m:t>E</m:t>
+        </m:r>
+        <m:r>
+          <m:rPr>
+            <m:sty m:val="p"/>
+          </m:rPr>
+          <m:t>=</m:t>
+        </m:r>
+        <m:r>
+          <m:t>m</m:t>
+        </m:r>
+        <m:sSup>
+          <m:e>
+            <m:r>
+              <m:t>c</m:t>
+            </m:r>
+          </m:e>
+          <m:sup>
+            <m:r>
+              <m:t>2</m:t>
+            </m:r>
+          </m:sup>
+        </m:sSup>
       </m:oMath>
       <w:r>
         <w:rPr>
@@ -3915,61 +4670,85 @@
     </w:p>
     <w:p>
       <w:pPr>
-        <w:bidi w:val="0"/>
-        <w:spacing w:line="336" w:lineRule="auto" w:after="120"/>
-        <w:jc w:val="both"/>
+        <w:spacing w:before="120" w:after="120"/>
+        <w:jc w:val="center"/>
       </w:pPr>
       <m:oMathPara>
+        <m:oMathParaPr>
+          <m:jc m:val="center"/>
+        </m:oMathParaPr>
         <m:oMath>
           <m:nary>
             <m:naryPr>
               <m:chr m:val="∑"/>
+              <m:limLoc m:val="undOvr"/>
+              <m:subHide m:val="off"/>
+              <m:supHide m:val="off"/>
             </m:naryPr>
             <m:sub>
               <m:r>
+                <m:t>i</m:t>
+              </m:r>
+              <m:r>
                 <m:rPr>
-                  <m:sty m:val="i"/>
+                  <m:sty m:val="p"/>
                 </m:rPr>
-                <m:t xml:space="preserve">i=1</m:t>
+                <m:t>=</m:t>
+              </m:r>
+              <m:r>
+                <m:t>1</m:t>
               </m:r>
             </m:sub>
             <m:sup>
               <m:r>
-                <m:rPr>
-                  <m:sty m:val="i"/>
-                </m:rPr>
-                <m:t xml:space="preserve">n</m:t>
+                <m:t>n</m:t>
               </m:r>
             </m:sup>
             <m:e>
-              <m:e>
-                <m:sSub>
-                  <m:e>
-                    <m:r>
-                      <m:rPr>
-                        <m:sty m:val="i"/>
-                      </m:rPr>
-                      <m:t xml:space="preserve">x_i = X</m:t>
-                    </m:r>
-                  </m:e>
-                  <m:sub>
-                    <m:r>
-                      <m:rPr>
-                        <m:sty m:val="i"/>
-                      </m:rPr>
-                      <m:t xml:space="preserve">total</m:t>
-                    </m:r>
-                  </m:sub>
-                </m:sSub>
-                <m:r>
-                  <m:rPr>
-                    <m:sty m:val="i"/>
-                  </m:rPr>
-                  <m:t xml:space="preserve"/>
-                </m:r>
-              </m:e>
+              <m:sSub>
+                <m:e>
+                  <m:r>
+                    <m:t>x</m:t>
+                  </m:r>
+                </m:e>
+                <m:sub>
+                  <m:r>
+                    <m:t>i</m:t>
+                  </m:r>
+                </m:sub>
+              </m:sSub>
             </m:e>
           </m:nary>
+          <m:r>
+            <m:rPr>
+              <m:sty m:val="p"/>
+            </m:rPr>
+            <m:t>=</m:t>
+          </m:r>
+          <m:sSub>
+            <m:e>
+              <m:r>
+                <m:t>X</m:t>
+              </m:r>
+            </m:e>
+            <m:sub>
+              <m:r>
+                <m:t>t</m:t>
+              </m:r>
+              <m:r>
+                <m:t>o</m:t>
+              </m:r>
+              <m:r>
+                <m:t>t</m:t>
+              </m:r>
+              <m:r>
+                <m:t>a</m:t>
+              </m:r>
+              <m:r>
+                <m:t>l</m:t>
+              </m:r>
+            </m:sub>
+          </m:sSub>
         </m:oMath>
       </m:oMathPara>
     </w:p>
@@ -4342,6 +5121,7 @@
         <w:tblW w:type="dxa" w:w="9638"/>
         <w:tblLayout w:type="fixed"/>
         <w:tblLook w:firstColumn="1" w:firstRow="1" w:lastColumn="0" w:lastRow="0" w:noHBand="0" w:noVBand="1" w:val="04A0"/>
+        <w:tblDescription w:val="code_block"/>
         <w:jc w:val="center"/>
       </w:tblPr>
       <w:tblGrid>
@@ -4795,6 +5575,7 @@
         <w:tblW w:type="dxa" w:w="9638"/>
         <w:tblLayout w:type="fixed"/>
         <w:tblLook w:firstColumn="1" w:firstRow="1" w:lastColumn="0" w:lastRow="0" w:noHBand="0" w:noVBand="1" w:val="04A0"/>
+        <w:tblDescription w:val="code_block"/>
         <w:jc w:val="center"/>
       </w:tblPr>
       <w:tblGrid>
@@ -5084,15 +5865,19 @@
     </w:p>
     <w:tbl>
       <w:tblPr>
-        <w:tblW w:type="auto" w:w="0"/>
+        <w:tblW w:type="dxa" w:w="9638"/>
         <w:tblLayout w:type="fixed"/>
         <w:tblLook w:firstColumn="1" w:firstRow="1" w:lastColumn="0" w:lastRow="0" w:noHBand="0" w:noVBand="1" w:val="04A0"/>
+        <w:tblDescription w:val="callout"/>
         <w:bidiVisual/>
       </w:tblPr>
       <w:tblGrid>
         <w:gridCol w:w="9638"/>
       </w:tblGrid>
       <w:tr>
+        <w:trPr>
+          <w:cantSplit/>
+        </w:trPr>
         <w:tc>
           <w:tcPr>
             <w:tcW w:type="dxa" w:w="9638"/>
@@ -5113,7 +5898,9 @@
           <w:p>
             <w:pPr>
               <w:bidi w:val="1"/>
-              <w:jc w:val="start"/>
+              <w:jc w:val="right"/>
+              <w:keepNext/>
+              <w:keepLines/>
             </w:pPr>
             <w:r>
               <w:rPr>
@@ -5402,10 +6189,11 @@
               <w:tblW w:type="pct" w:w="5000"/>
               <w:tblLayout w:type="fixed"/>
               <w:tblLook w:firstColumn="1" w:firstRow="1" w:lastColumn="0" w:lastRow="0" w:noHBand="0" w:noVBand="1" w:val="04A0"/>
+              <w:tblDescription w:val="code_block"/>
               <w:jc w:val="center"/>
             </w:tblPr>
             <w:tblGrid>
-              <w:gridCol w:w="9638"/>
+              <w:gridCol w:w="9318"/>
             </w:tblGrid>
             <w:tr>
               <w:tc>
@@ -5718,25 +6506,12 @@
       <w:docGrid w:linePitch="360"/>
       <w:bidi w:val="1"/>
     </w:sectPr>
-    <w:bookmarkStart w:id="43491" w:name="عنوان-سطح-یک-معماری-سرویسها"/>
-    <w:bookmarkEnd w:id="43491">
-      <w:bookmarkStart w:id="51536" w:name="عنوان-سطح-دو-پیکربندی-و-نگارش"/>
-      <w:bookmarkEnd w:id="51536"/>
-      <w:bookmarkStart w:id="43299" w:name="عنوان-سطح-سه-پیوندها-و-تصاویر"/>
-      <w:bookmarkEnd w:id="43299"/>
-      <w:bookmarkStart w:id="66973" w:name="عنوان-سطح-چهار-لیستهای-تو-در-تو"/>
-      <w:bookmarkEnd w:id="66973"/>
-      <w:bookmarkStart w:id="7422" w:name="عنوان-سطح-پنج-نقلقول-و-تعاریف"/>
-      <w:bookmarkEnd w:id="7422"/>
-      <w:bookmarkStart w:id="15423" w:name="عنوان-سطح-شش-جدولها-و-فرمولها"/>
-      <w:bookmarkEnd w:id="15423"/>
-    </w:bookmarkEnd>
   </w:body>
 </w:document>
 </file>
 
 <file path=word/footnotes.xml><?xml version="1.0" encoding="utf-8"?>
-<w:footnotes xmlns:w="http://schemas.openxmlformats.org/wordprocessingml/2006/main">
+<w:footnotes xmlns:w="http://schemas.openxmlformats.org/wordprocessingml/2006/main" xmlns:r="http://schemas.openxmlformats.org/officeDocument/2006/relationships" xmlns:m="http://schemas.openxmlformats.org/officeDocument/2006/math" xmlns:wp="http://schemas.openxmlformats.org/drawingml/2006/wordprocessingDrawing" xmlns:a="http://schemas.openxmlformats.org/drawingml/2006/main" xmlns:pic="http://schemas.openxmlformats.org/drawingml/2006/picture">
   <w:footnote w:type="separator" w:id="-1">
     <w:p>
       <w:r>
@@ -5760,6 +6535,9 @@
         <w:footnoteRef/>
       </w:r>
       <w:r>
+        <w:t xml:space="preserve"> </w:t>
+      </w:r>
+      <w:r>
         <w:rPr>
           <w:rFonts w:ascii="Vazirmatn" w:hAnsi="Vazirmatn" w:cs="Vazirmatn"/>
           <w:sz w:val="19"/>
@@ -5767,7 +6545,127 @@
           <w:color w:val="2D2D2D"/>
           <w:lang w:val="en-US" w:bidi="fa-IR"/>
         </w:rPr>
-        <w:t xml:space="preserve"> این متن پاورقی فنی برای سند است.</w:t>
+        <w:t>این</w:t>
+      </w:r>
+      <w:r>
+        <w:rPr>
+          <w:rFonts w:ascii="Vazirmatn" w:hAnsi="Vazirmatn" w:cs="Vazirmatn"/>
+          <w:sz w:val="19"/>
+          <w:szCs w:val="19"/>
+          <w:color w:val="2D2D2D"/>
+          <w:lang w:val="en-US" w:bidi="fa-IR"/>
+        </w:rPr>
+        <w:t xml:space="preserve"> </w:t>
+      </w:r>
+      <w:r>
+        <w:rPr>
+          <w:rFonts w:ascii="Vazirmatn" w:hAnsi="Vazirmatn" w:cs="Vazirmatn"/>
+          <w:sz w:val="19"/>
+          <w:szCs w:val="19"/>
+          <w:color w:val="2D2D2D"/>
+          <w:lang w:val="en-US" w:bidi="fa-IR"/>
+        </w:rPr>
+        <w:t>متن</w:t>
+      </w:r>
+      <w:r>
+        <w:rPr>
+          <w:rFonts w:ascii="Vazirmatn" w:hAnsi="Vazirmatn" w:cs="Vazirmatn"/>
+          <w:sz w:val="19"/>
+          <w:szCs w:val="19"/>
+          <w:color w:val="2D2D2D"/>
+          <w:lang w:val="en-US" w:bidi="fa-IR"/>
+        </w:rPr>
+        <w:t xml:space="preserve"> </w:t>
+      </w:r>
+      <w:r>
+        <w:rPr>
+          <w:rFonts w:ascii="Vazirmatn" w:hAnsi="Vazirmatn" w:cs="Vazirmatn"/>
+          <w:sz w:val="19"/>
+          <w:szCs w:val="19"/>
+          <w:color w:val="2D2D2D"/>
+          <w:lang w:val="en-US" w:bidi="fa-IR"/>
+        </w:rPr>
+        <w:t>پاورقی</w:t>
+      </w:r>
+      <w:r>
+        <w:rPr>
+          <w:rFonts w:ascii="Vazirmatn" w:hAnsi="Vazirmatn" w:cs="Vazirmatn"/>
+          <w:sz w:val="19"/>
+          <w:szCs w:val="19"/>
+          <w:color w:val="2D2D2D"/>
+          <w:lang w:val="en-US" w:bidi="fa-IR"/>
+        </w:rPr>
+        <w:t xml:space="preserve"> </w:t>
+      </w:r>
+      <w:r>
+        <w:rPr>
+          <w:rFonts w:ascii="Vazirmatn" w:hAnsi="Vazirmatn" w:cs="Vazirmatn"/>
+          <w:sz w:val="19"/>
+          <w:szCs w:val="19"/>
+          <w:color w:val="2D2D2D"/>
+          <w:lang w:val="en-US" w:bidi="fa-IR"/>
+        </w:rPr>
+        <w:t>فنی</w:t>
+      </w:r>
+      <w:r>
+        <w:rPr>
+          <w:rFonts w:ascii="Vazirmatn" w:hAnsi="Vazirmatn" w:cs="Vazirmatn"/>
+          <w:sz w:val="19"/>
+          <w:szCs w:val="19"/>
+          <w:color w:val="2D2D2D"/>
+          <w:lang w:val="en-US" w:bidi="fa-IR"/>
+        </w:rPr>
+        <w:t xml:space="preserve"> </w:t>
+      </w:r>
+      <w:r>
+        <w:rPr>
+          <w:rFonts w:ascii="Vazirmatn" w:hAnsi="Vazirmatn" w:cs="Vazirmatn"/>
+          <w:sz w:val="19"/>
+          <w:szCs w:val="19"/>
+          <w:color w:val="2D2D2D"/>
+          <w:lang w:val="en-US" w:bidi="fa-IR"/>
+        </w:rPr>
+        <w:t>برای</w:t>
+      </w:r>
+      <w:r>
+        <w:rPr>
+          <w:rFonts w:ascii="Vazirmatn" w:hAnsi="Vazirmatn" w:cs="Vazirmatn"/>
+          <w:sz w:val="19"/>
+          <w:szCs w:val="19"/>
+          <w:color w:val="2D2D2D"/>
+          <w:lang w:val="en-US" w:bidi="fa-IR"/>
+        </w:rPr>
+        <w:t xml:space="preserve"> </w:t>
+      </w:r>
+      <w:r>
+        <w:rPr>
+          <w:rFonts w:ascii="Vazirmatn" w:hAnsi="Vazirmatn" w:cs="Vazirmatn"/>
+          <w:sz w:val="19"/>
+          <w:szCs w:val="19"/>
+          <w:color w:val="2D2D2D"/>
+          <w:lang w:val="en-US" w:bidi="fa-IR"/>
+        </w:rPr>
+        <w:t>سند</w:t>
+      </w:r>
+      <w:r>
+        <w:rPr>
+          <w:rFonts w:ascii="Vazirmatn" w:hAnsi="Vazirmatn" w:cs="Vazirmatn"/>
+          <w:sz w:val="19"/>
+          <w:szCs w:val="19"/>
+          <w:color w:val="2D2D2D"/>
+          <w:lang w:val="en-US" w:bidi="fa-IR"/>
+        </w:rPr>
+        <w:t xml:space="preserve"> </w:t>
+      </w:r>
+      <w:r>
+        <w:rPr>
+          <w:rFonts w:ascii="Vazirmatn" w:hAnsi="Vazirmatn" w:cs="Vazirmatn"/>
+          <w:sz w:val="19"/>
+          <w:szCs w:val="19"/>
+          <w:color w:val="2D2D2D"/>
+          <w:lang w:val="en-US" w:bidi="fa-IR"/>
+        </w:rPr>
+        <w:t>است.</w:t>
       </w:r>
     </w:p>
   </w:footnote>

--- a/tests/fixtures/comprehensive_markdown.docx
+++ b/tests/fixtures/comprehensive_markdown.docx
@@ -43,7 +43,7 @@
             </w:pPr>
             <w:r>
               <w:rPr>
-                <w:rFonts w:ascii="Vazirmatn" w:hAnsi="Vazirmatn" w:cs="Vazirmatn"/>
+                <w:rFonts w:ascii="Vazirmatn" w:hAnsi="Vazirmatn" w:cs="Vazirmatn" w:eastAsia="Vazirmatn"/>
                 <w:sz w:val="32"/>
                 <w:szCs w:val="32"/>
                 <w:b/>
@@ -83,109 +83,127 @@
             <w:bookmarkStart w:id="1" w:name="md_____________________________075299df"/>
             <w:r>
               <w:rPr>
-                <w:rFonts w:ascii="Vazirmatn" w:hAnsi="Vazirmatn" w:cs="Vazirmatn"/>
+                <w:rFonts w:ascii="Vazirmatn" w:hAnsi="Vazirmatn" w:cs="Vazirmatn" w:eastAsia="Vazirmatn"/>
                 <w:sz w:val="32"/>
                 <w:szCs w:val="32"/>
                 <w:b/>
                 <w:bCs/>
                 <w:color w:val="2D2D2D"/>
                 <w:lang w:val="en-US" w:bidi="fa-IR"/>
+                <w:rtl w:val="1"/>
+                <w:cs w:val="1"/>
               </w:rPr>
               <w:t>عنوان</w:t>
             </w:r>
             <w:r>
               <w:rPr>
-                <w:rFonts w:ascii="Vazirmatn" w:hAnsi="Vazirmatn" w:cs="Vazirmatn"/>
+                <w:rFonts w:ascii="Vazirmatn" w:hAnsi="Vazirmatn" w:cs="Vazirmatn" w:eastAsia="Vazirmatn"/>
                 <w:sz w:val="32"/>
                 <w:szCs w:val="32"/>
                 <w:b/>
                 <w:bCs/>
                 <w:color w:val="2D2D2D"/>
                 <w:lang w:val="en-US" w:bidi="fa-IR"/>
+                <w:rtl w:val="1"/>
+                <w:cs w:val="1"/>
               </w:rPr>
               <w:t xml:space="preserve"> </w:t>
             </w:r>
             <w:r>
               <w:rPr>
-                <w:rFonts w:ascii="Vazirmatn" w:hAnsi="Vazirmatn" w:cs="Vazirmatn"/>
+                <w:rFonts w:ascii="Vazirmatn" w:hAnsi="Vazirmatn" w:cs="Vazirmatn" w:eastAsia="Vazirmatn"/>
                 <w:sz w:val="32"/>
                 <w:szCs w:val="32"/>
                 <w:b/>
                 <w:bCs/>
                 <w:color w:val="2D2D2D"/>
                 <w:lang w:val="en-US" w:bidi="fa-IR"/>
+                <w:rtl w:val="1"/>
+                <w:cs w:val="1"/>
               </w:rPr>
               <w:t>سطح</w:t>
             </w:r>
             <w:r>
               <w:rPr>
-                <w:rFonts w:ascii="Vazirmatn" w:hAnsi="Vazirmatn" w:cs="Vazirmatn"/>
+                <w:rFonts w:ascii="Vazirmatn" w:hAnsi="Vazirmatn" w:cs="Vazirmatn" w:eastAsia="Vazirmatn"/>
                 <w:sz w:val="32"/>
                 <w:szCs w:val="32"/>
                 <w:b/>
                 <w:bCs/>
                 <w:color w:val="2D2D2D"/>
                 <w:lang w:val="en-US" w:bidi="fa-IR"/>
+                <w:rtl w:val="1"/>
+                <w:cs w:val="1"/>
               </w:rPr>
               <w:t xml:space="preserve"> </w:t>
             </w:r>
             <w:r>
               <w:rPr>
-                <w:rFonts w:ascii="Vazirmatn" w:hAnsi="Vazirmatn" w:cs="Vazirmatn"/>
+                <w:rFonts w:ascii="Vazirmatn" w:hAnsi="Vazirmatn" w:cs="Vazirmatn" w:eastAsia="Vazirmatn"/>
                 <w:sz w:val="32"/>
                 <w:szCs w:val="32"/>
                 <w:b/>
                 <w:bCs/>
                 <w:color w:val="2D2D2D"/>
                 <w:lang w:val="en-US" w:bidi="fa-IR"/>
+                <w:rtl w:val="1"/>
+                <w:cs w:val="1"/>
               </w:rPr>
               <w:t>یک:</w:t>
             </w:r>
             <w:r>
               <w:rPr>
-                <w:rFonts w:ascii="Vazirmatn" w:hAnsi="Vazirmatn" w:cs="Vazirmatn"/>
+                <w:rFonts w:ascii="Vazirmatn" w:hAnsi="Vazirmatn" w:cs="Vazirmatn" w:eastAsia="Vazirmatn"/>
                 <w:sz w:val="32"/>
                 <w:szCs w:val="32"/>
                 <w:b/>
                 <w:bCs/>
                 <w:color w:val="2D2D2D"/>
                 <w:lang w:val="en-US" w:bidi="fa-IR"/>
+                <w:rtl w:val="1"/>
+                <w:cs w:val="1"/>
               </w:rPr>
               <w:t xml:space="preserve"> </w:t>
             </w:r>
             <w:r>
               <w:rPr>
-                <w:rFonts w:ascii="Vazirmatn" w:hAnsi="Vazirmatn" w:cs="Vazirmatn"/>
+                <w:rFonts w:ascii="Vazirmatn" w:hAnsi="Vazirmatn" w:cs="Vazirmatn" w:eastAsia="Vazirmatn"/>
                 <w:sz w:val="32"/>
                 <w:szCs w:val="32"/>
                 <w:b/>
                 <w:bCs/>
                 <w:color w:val="2D2D2D"/>
                 <w:lang w:val="en-US" w:bidi="fa-IR"/>
+                <w:rtl w:val="1"/>
+                <w:cs w:val="1"/>
               </w:rPr>
               <w:t>معماری</w:t>
             </w:r>
             <w:r>
               <w:rPr>
-                <w:rFonts w:ascii="Vazirmatn" w:hAnsi="Vazirmatn" w:cs="Vazirmatn"/>
+                <w:rFonts w:ascii="Vazirmatn" w:hAnsi="Vazirmatn" w:cs="Vazirmatn" w:eastAsia="Vazirmatn"/>
                 <w:sz w:val="32"/>
                 <w:szCs w:val="32"/>
                 <w:b/>
                 <w:bCs/>
                 <w:color w:val="2D2D2D"/>
                 <w:lang w:val="en-US" w:bidi="fa-IR"/>
+                <w:rtl w:val="1"/>
+                <w:cs w:val="1"/>
               </w:rPr>
               <w:t xml:space="preserve"> </w:t>
             </w:r>
             <w:r>
               <w:rPr>
-                <w:rFonts w:ascii="Vazirmatn" w:hAnsi="Vazirmatn" w:cs="Vazirmatn"/>
+                <w:rFonts w:ascii="Vazirmatn" w:hAnsi="Vazirmatn" w:cs="Vazirmatn" w:eastAsia="Vazirmatn"/>
                 <w:sz w:val="32"/>
                 <w:szCs w:val="32"/>
                 <w:b/>
                 <w:bCs/>
                 <w:color w:val="2D2D2D"/>
                 <w:lang w:val="en-US" w:bidi="fa-IR"/>
+                <w:rtl w:val="1"/>
+                <w:cs w:val="1"/>
               </w:rPr>
               <w:t>سرویس‌ها</w:t>
             </w:r>
@@ -205,280 +223,329 @@
       <w:pPr>
         <w:bidi w:val="1"/>
         <w:spacing w:line="336" w:lineRule="auto" w:after="120"/>
-        <w:jc w:val="both"/>
+        <w:jc w:val="right"/>
       </w:pPr>
       <w:r>
         <w:rPr>
-          <w:rFonts w:ascii="Vazirmatn" w:hAnsi="Vazirmatn" w:cs="Vazirmatn"/>
+          <w:rFonts w:ascii="Vazirmatn" w:hAnsi="Vazirmatn" w:cs="Vazirmatn" w:eastAsia="Vazirmatn"/>
           <w:sz w:val="22"/>
           <w:szCs w:val="22"/>
           <w:color w:val="2D2D2D"/>
           <w:lang w:val="en-US" w:bidi="fa-IR"/>
+          <w:rtl w:val="1"/>
+          <w:cs w:val="1"/>
         </w:rPr>
         <w:t>پاراگراف</w:t>
       </w:r>
       <w:r>
         <w:rPr>
-          <w:rFonts w:ascii="Vazirmatn" w:hAnsi="Vazirmatn" w:cs="Vazirmatn"/>
+          <w:rFonts w:ascii="Vazirmatn" w:hAnsi="Vazirmatn" w:cs="Vazirmatn" w:eastAsia="Vazirmatn"/>
           <w:sz w:val="22"/>
           <w:szCs w:val="22"/>
           <w:color w:val="2D2D2D"/>
           <w:lang w:val="en-US" w:bidi="fa-IR"/>
+          <w:rtl w:val="1"/>
+          <w:cs w:val="1"/>
         </w:rPr>
         <w:t xml:space="preserve"> </w:t>
       </w:r>
       <w:r>
         <w:rPr>
-          <w:rFonts w:ascii="Vazirmatn" w:hAnsi="Vazirmatn" w:cs="Vazirmatn"/>
+          <w:rFonts w:ascii="Vazirmatn" w:hAnsi="Vazirmatn" w:cs="Vazirmatn" w:eastAsia="Vazirmatn"/>
           <w:sz w:val="22"/>
           <w:szCs w:val="22"/>
           <w:color w:val="2D2D2D"/>
           <w:lang w:val="en-US" w:bidi="fa-IR"/>
+          <w:rtl w:val="1"/>
+          <w:cs w:val="1"/>
         </w:rPr>
         <w:t>فارسی</w:t>
       </w:r>
       <w:r>
         <w:rPr>
-          <w:rFonts w:ascii="Vazirmatn" w:hAnsi="Vazirmatn" w:cs="Vazirmatn"/>
+          <w:rFonts w:ascii="Vazirmatn" w:hAnsi="Vazirmatn" w:cs="Vazirmatn" w:eastAsia="Vazirmatn"/>
           <w:sz w:val="22"/>
           <w:szCs w:val="22"/>
           <w:color w:val="2D2D2D"/>
           <w:lang w:val="en-US" w:bidi="fa-IR"/>
+          <w:rtl w:val="1"/>
+          <w:cs w:val="1"/>
         </w:rPr>
         <w:t xml:space="preserve"> </w:t>
       </w:r>
       <w:r>
         <w:rPr>
-          <w:rFonts w:ascii="Vazirmatn" w:hAnsi="Vazirmatn" w:cs="Vazirmatn"/>
+          <w:rFonts w:ascii="Vazirmatn" w:hAnsi="Vazirmatn" w:cs="Vazirmatn" w:eastAsia="Vazirmatn"/>
           <w:sz w:val="22"/>
           <w:szCs w:val="22"/>
           <w:color w:val="2D2D2D"/>
           <w:lang w:val="en-US" w:bidi="fa-IR"/>
+          <w:rtl w:val="1"/>
+          <w:cs w:val="1"/>
         </w:rPr>
         <w:t>با</w:t>
       </w:r>
       <w:r>
         <w:rPr>
-          <w:rFonts w:ascii="Vazirmatn" w:hAnsi="Vazirmatn" w:cs="Vazirmatn"/>
+          <w:rFonts w:ascii="Vazirmatn" w:hAnsi="Vazirmatn" w:cs="Vazirmatn" w:eastAsia="Vazirmatn"/>
           <w:sz w:val="22"/>
           <w:szCs w:val="22"/>
           <w:color w:val="2D2D2D"/>
           <w:lang w:val="en-US" w:bidi="fa-IR"/>
+          <w:rtl w:val="1"/>
+          <w:cs w:val="1"/>
         </w:rPr>
         <w:t xml:space="preserve"> </w:t>
       </w:r>
       <w:r>
         <w:rPr>
-          <w:rFonts w:ascii="Vazirmatn" w:hAnsi="Vazirmatn" w:cs="Vazirmatn"/>
+          <w:rFonts w:ascii="Vazirmatn" w:hAnsi="Vazirmatn" w:cs="Vazirmatn" w:eastAsia="Vazirmatn"/>
           <w:sz w:val="22"/>
           <w:szCs w:val="22"/>
           <w:color w:val="2D2D2D"/>
           <w:lang w:val="en-US" w:bidi="fa-IR"/>
+          <w:rtl w:val="1"/>
+          <w:cs w:val="1"/>
         </w:rPr>
         <w:t>واژگان</w:t>
       </w:r>
       <w:r>
         <w:rPr>
-          <w:rFonts w:ascii="Vazirmatn" w:hAnsi="Vazirmatn" w:cs="Vazirmatn"/>
+          <w:rFonts w:ascii="Vazirmatn" w:hAnsi="Vazirmatn" w:cs="Vazirmatn" w:eastAsia="Vazirmatn"/>
           <w:sz w:val="22"/>
           <w:szCs w:val="22"/>
           <w:color w:val="2D2D2D"/>
           <w:lang w:val="en-US" w:bidi="fa-IR"/>
+          <w:rtl w:val="1"/>
+          <w:cs w:val="1"/>
         </w:rPr>
         <w:t xml:space="preserve"> </w:t>
       </w:r>
       <w:r>
         <w:rPr>
-          <w:rFonts w:ascii="Vazirmatn" w:hAnsi="Vazirmatn" w:cs="Vazirmatn"/>
+          <w:rFonts w:ascii="Vazirmatn" w:hAnsi="Vazirmatn" w:cs="Vazirmatn" w:eastAsia="Vazirmatn"/>
           <w:sz w:val="22"/>
           <w:szCs w:val="22"/>
           <w:color w:val="2D2D2D"/>
           <w:lang w:val="en-US" w:bidi="fa-IR"/>
+          <w:rtl w:val="1"/>
+          <w:cs w:val="1"/>
         </w:rPr>
         <w:t>لاتین</w:t>
       </w:r>
       <w:r>
         <w:rPr>
-          <w:rFonts w:ascii="Vazirmatn" w:hAnsi="Vazirmatn" w:cs="Vazirmatn"/>
+          <w:rFonts w:ascii="Vazirmatn" w:hAnsi="Vazirmatn" w:cs="Vazirmatn" w:eastAsia="Vazirmatn"/>
           <w:sz w:val="22"/>
           <w:szCs w:val="22"/>
           <w:color w:val="2D2D2D"/>
           <w:lang w:val="en-US" w:bidi="fa-IR"/>
+          <w:rtl w:val="1"/>
+          <w:cs w:val="1"/>
         </w:rPr>
         <w:t xml:space="preserve"> </w:t>
       </w:r>
       <w:r>
         <w:rPr>
-          <w:rFonts w:ascii="Vazirmatn" w:hAnsi="Vazirmatn" w:cs="Vazirmatn"/>
+          <w:rFonts w:ascii="Vazirmatn" w:hAnsi="Vazirmatn" w:cs="Vazirmatn" w:eastAsia="Vazirmatn"/>
           <w:sz w:val="22"/>
           <w:szCs w:val="22"/>
           <w:color w:val="2D2D2D"/>
           <w:lang w:val="en-US" w:bidi="fa-IR"/>
+          <w:rtl w:val="1"/>
+          <w:cs w:val="1"/>
         </w:rPr>
         <w:t>مانند</w:t>
       </w:r>
       <w:r>
         <w:rPr>
-          <w:rFonts w:ascii="Vazirmatn" w:hAnsi="Vazirmatn" w:cs="Vazirmatn"/>
+          <w:rFonts w:ascii="Vazirmatn" w:hAnsi="Vazirmatn" w:cs="Vazirmatn" w:eastAsia="Vazirmatn"/>
           <w:sz w:val="22"/>
           <w:szCs w:val="22"/>
           <w:color w:val="2D2D2D"/>
           <w:lang w:val="en-US" w:bidi="fa-IR"/>
+          <w:rtl w:val="1"/>
+          <w:cs w:val="1"/>
         </w:rPr>
         <w:t xml:space="preserve"> </w:t>
       </w:r>
       <w:r>
         <w:rPr>
-          <w:rFonts w:ascii="Segoe UI" w:hAnsi="Segoe UI" w:cs="Vazirmatn"/>
+          <w:rFonts w:ascii="Segoe UI" w:hAnsi="Segoe UI" w:cs="Vazirmatn" w:eastAsia="Vazirmatn"/>
           <w:sz w:val="22"/>
           <w:szCs w:val="22"/>
           <w:color w:val="2D2D2D"/>
           <w:lang w:val="en-US" w:bidi="fa-IR"/>
           <w:rtl w:val="0"/>
+          <w:cs w:val="0"/>
         </w:rPr>
         <w:t>SQL</w:t>
       </w:r>
       <w:r>
         <w:rPr>
-          <w:rFonts w:ascii="Vazirmatn" w:hAnsi="Vazirmatn" w:cs="Vazirmatn"/>
+          <w:rFonts w:ascii="Vazirmatn" w:hAnsi="Vazirmatn" w:cs="Vazirmatn" w:eastAsia="Vazirmatn"/>
           <w:sz w:val="22"/>
           <w:szCs w:val="22"/>
           <w:color w:val="2D2D2D"/>
           <w:lang w:val="en-US" w:bidi="fa-IR"/>
+          <w:rtl w:val="1"/>
+          <w:cs w:val="1"/>
         </w:rPr>
         <w:t xml:space="preserve"> </w:t>
       </w:r>
       <w:r>
         <w:rPr>
-          <w:rFonts w:ascii="Segoe UI" w:hAnsi="Segoe UI" w:cs="Vazirmatn"/>
+          <w:rFonts w:ascii="Segoe UI" w:hAnsi="Segoe UI" w:cs="Vazirmatn" w:eastAsia="Vazirmatn"/>
           <w:sz w:val="22"/>
           <w:szCs w:val="22"/>
           <w:color w:val="2D2D2D"/>
           <w:lang w:val="en-US" w:bidi="fa-IR"/>
           <w:rtl w:val="0"/>
+          <w:cs w:val="0"/>
         </w:rPr>
         <w:t>Server</w:t>
       </w:r>
       <w:r>
         <w:rPr>
-          <w:rFonts w:ascii="Vazirmatn" w:hAnsi="Vazirmatn" w:cs="Vazirmatn"/>
+          <w:rFonts w:ascii="Vazirmatn" w:hAnsi="Vazirmatn" w:cs="Vazirmatn" w:eastAsia="Vazirmatn"/>
           <w:sz w:val="22"/>
           <w:szCs w:val="22"/>
           <w:color w:val="2D2D2D"/>
           <w:lang w:val="en-US" w:bidi="fa-IR"/>
+          <w:rtl w:val="1"/>
+          <w:cs w:val="1"/>
         </w:rPr>
         <w:t xml:space="preserve"> </w:t>
       </w:r>
       <w:r>
         <w:rPr>
-          <w:rFonts w:ascii="Vazirmatn" w:hAnsi="Vazirmatn" w:cs="Vazirmatn"/>
+          <w:rFonts w:ascii="Vazirmatn" w:hAnsi="Vazirmatn" w:cs="Vazirmatn" w:eastAsia="Vazirmatn"/>
           <w:sz w:val="22"/>
           <w:szCs w:val="22"/>
           <w:color w:val="2D2D2D"/>
           <w:lang w:val="en-US" w:bidi="fa-IR"/>
+          <w:rtl w:val="1"/>
+          <w:cs w:val="1"/>
         </w:rPr>
         <w:t>و</w:t>
       </w:r>
       <w:r>
         <w:rPr>
-          <w:rFonts w:ascii="Vazirmatn" w:hAnsi="Vazirmatn" w:cs="Vazirmatn"/>
+          <w:rFonts w:ascii="Vazirmatn" w:hAnsi="Vazirmatn" w:cs="Vazirmatn" w:eastAsia="Vazirmatn"/>
           <w:sz w:val="22"/>
           <w:szCs w:val="22"/>
           <w:color w:val="2D2D2D"/>
           <w:lang w:val="en-US" w:bidi="fa-IR"/>
+          <w:rtl w:val="1"/>
+          <w:cs w:val="1"/>
         </w:rPr>
         <w:t xml:space="preserve"> </w:t>
       </w:r>
       <w:r>
         <w:rPr>
-          <w:rFonts w:ascii="Segoe UI" w:hAnsi="Segoe UI" w:cs="Vazirmatn"/>
+          <w:rFonts w:ascii="Segoe UI" w:hAnsi="Segoe UI" w:cs="Vazirmatn" w:eastAsia="Vazirmatn"/>
           <w:sz w:val="22"/>
           <w:szCs w:val="22"/>
           <w:color w:val="2D2D2D"/>
           <w:lang w:val="en-US" w:bidi="fa-IR"/>
           <w:rtl w:val="0"/>
+          <w:cs w:val="0"/>
         </w:rPr>
         <w:t>Docker</w:t>
       </w:r>
       <w:r>
         <w:rPr>
-          <w:rFonts w:ascii="Vazirmatn" w:hAnsi="Vazirmatn" w:cs="Vazirmatn"/>
+          <w:rFonts w:ascii="Vazirmatn" w:hAnsi="Vazirmatn" w:cs="Vazirmatn" w:eastAsia="Vazirmatn"/>
           <w:sz w:val="22"/>
           <w:szCs w:val="22"/>
           <w:color w:val="2D2D2D"/>
           <w:lang w:val="en-US" w:bidi="fa-IR"/>
+          <w:rtl w:val="1"/>
+          <w:cs w:val="1"/>
         </w:rPr>
         <w:t xml:space="preserve"> </w:t>
       </w:r>
       <w:r>
         <w:rPr>
-          <w:rFonts w:ascii="Segoe UI" w:hAnsi="Segoe UI" w:cs="Vazirmatn"/>
+          <w:rFonts w:ascii="Segoe UI" w:hAnsi="Segoe UI" w:cs="Vazirmatn" w:eastAsia="Vazirmatn"/>
           <w:sz w:val="22"/>
           <w:szCs w:val="22"/>
           <w:color w:val="2D2D2D"/>
           <w:lang w:val="en-US" w:bidi="fa-IR"/>
           <w:rtl w:val="0"/>
+          <w:cs w:val="0"/>
         </w:rPr>
         <w:t>Engine</w:t>
       </w:r>
       <w:r>
         <w:rPr>
-          <w:rFonts w:ascii="Vazirmatn" w:hAnsi="Vazirmatn" w:cs="Vazirmatn"/>
+          <w:rFonts w:ascii="Vazirmatn" w:hAnsi="Vazirmatn" w:cs="Vazirmatn" w:eastAsia="Vazirmatn"/>
           <w:sz w:val="22"/>
           <w:szCs w:val="22"/>
           <w:color w:val="2D2D2D"/>
           <w:lang w:val="en-US" w:bidi="fa-IR"/>
+          <w:rtl w:val="1"/>
+          <w:cs w:val="1"/>
         </w:rPr>
         <w:t xml:space="preserve"> </w:t>
       </w:r>
       <w:r>
         <w:rPr>
-          <w:rFonts w:ascii="Vazirmatn" w:hAnsi="Vazirmatn" w:cs="Vazirmatn"/>
+          <w:rFonts w:ascii="Vazirmatn" w:hAnsi="Vazirmatn" w:cs="Vazirmatn" w:eastAsia="Vazirmatn"/>
           <w:sz w:val="22"/>
           <w:szCs w:val="22"/>
           <w:color w:val="2D2D2D"/>
           <w:lang w:val="en-US" w:bidi="fa-IR"/>
+          <w:rtl w:val="1"/>
+          <w:cs w:val="1"/>
         </w:rPr>
         <w:t>برای</w:t>
       </w:r>
       <w:r>
         <w:rPr>
-          <w:rFonts w:ascii="Vazirmatn" w:hAnsi="Vazirmatn" w:cs="Vazirmatn"/>
+          <w:rFonts w:ascii="Vazirmatn" w:hAnsi="Vazirmatn" w:cs="Vazirmatn" w:eastAsia="Vazirmatn"/>
           <w:sz w:val="22"/>
           <w:szCs w:val="22"/>
           <w:color w:val="2D2D2D"/>
           <w:lang w:val="en-US" w:bidi="fa-IR"/>
+          <w:rtl w:val="1"/>
+          <w:cs w:val="1"/>
         </w:rPr>
         <w:t xml:space="preserve"> </w:t>
       </w:r>
       <w:r>
         <w:rPr>
-          <w:rFonts w:ascii="Vazirmatn" w:hAnsi="Vazirmatn" w:cs="Vazirmatn"/>
+          <w:rFonts w:ascii="Vazirmatn" w:hAnsi="Vazirmatn" w:cs="Vazirmatn" w:eastAsia="Vazirmatn"/>
           <w:sz w:val="22"/>
           <w:szCs w:val="22"/>
           <w:color w:val="2D2D2D"/>
           <w:lang w:val="en-US" w:bidi="fa-IR"/>
+          <w:rtl w:val="1"/>
+          <w:cs w:val="1"/>
         </w:rPr>
         <w:t>سنجش</w:t>
       </w:r>
       <w:r>
         <w:rPr>
-          <w:rFonts w:ascii="Vazirmatn" w:hAnsi="Vazirmatn" w:cs="Vazirmatn"/>
+          <w:rFonts w:ascii="Vazirmatn" w:hAnsi="Vazirmatn" w:cs="Vazirmatn" w:eastAsia="Vazirmatn"/>
           <w:sz w:val="22"/>
           <w:szCs w:val="22"/>
           <w:color w:val="2D2D2D"/>
           <w:lang w:val="en-US" w:bidi="fa-IR"/>
+          <w:rtl w:val="1"/>
+          <w:cs w:val="1"/>
         </w:rPr>
         <w:t xml:space="preserve"> </w:t>
       </w:r>
       <w:r>
         <w:rPr>
-          <w:rFonts w:ascii="Segoe UI" w:hAnsi="Segoe UI" w:cs="Vazirmatn"/>
+          <w:rFonts w:ascii="Segoe UI" w:hAnsi="Segoe UI" w:cs="Vazirmatn" w:eastAsia="Vazirmatn"/>
           <w:sz w:val="22"/>
           <w:szCs w:val="22"/>
           <w:color w:val="2D2D2D"/>
           <w:lang w:val="en-US" w:bidi="fa-IR"/>
           <w:rtl w:val="0"/>
+          <w:cs w:val="0"/>
         </w:rPr>
         <w:t>BiDi.</w:t>
       </w:r>
@@ -524,7 +591,7 @@
             </w:pPr>
             <w:r>
               <w:rPr>
-                <w:rFonts w:ascii="Vazirmatn" w:hAnsi="Vazirmatn" w:cs="Vazirmatn"/>
+                <w:rFonts w:ascii="Vazirmatn" w:hAnsi="Vazirmatn" w:cs="Vazirmatn" w:eastAsia="Vazirmatn"/>
                 <w:sz w:val="28"/>
                 <w:szCs w:val="28"/>
                 <w:b/>
@@ -564,133 +631,155 @@
             <w:bookmarkStart w:id="2" w:name="md______________________________12526896"/>
             <w:r>
               <w:rPr>
-                <w:rFonts w:ascii="Vazirmatn" w:hAnsi="Vazirmatn" w:cs="Vazirmatn"/>
+                <w:rFonts w:ascii="Vazirmatn" w:hAnsi="Vazirmatn" w:cs="Vazirmatn" w:eastAsia="Vazirmatn"/>
                 <w:sz w:val="28"/>
                 <w:szCs w:val="28"/>
                 <w:b/>
                 <w:bCs/>
                 <w:color w:val="2D2D2D"/>
                 <w:lang w:val="en-US" w:bidi="fa-IR"/>
+                <w:rtl w:val="1"/>
+                <w:cs w:val="1"/>
               </w:rPr>
               <w:t>عنوان</w:t>
             </w:r>
             <w:r>
               <w:rPr>
-                <w:rFonts w:ascii="Vazirmatn" w:hAnsi="Vazirmatn" w:cs="Vazirmatn"/>
+                <w:rFonts w:ascii="Vazirmatn" w:hAnsi="Vazirmatn" w:cs="Vazirmatn" w:eastAsia="Vazirmatn"/>
                 <w:sz w:val="28"/>
                 <w:szCs w:val="28"/>
                 <w:b/>
                 <w:bCs/>
                 <w:color w:val="2D2D2D"/>
                 <w:lang w:val="en-US" w:bidi="fa-IR"/>
+                <w:rtl w:val="1"/>
+                <w:cs w:val="1"/>
               </w:rPr>
               <w:t xml:space="preserve"> </w:t>
             </w:r>
             <w:r>
               <w:rPr>
-                <w:rFonts w:ascii="Vazirmatn" w:hAnsi="Vazirmatn" w:cs="Vazirmatn"/>
+                <w:rFonts w:ascii="Vazirmatn" w:hAnsi="Vazirmatn" w:cs="Vazirmatn" w:eastAsia="Vazirmatn"/>
                 <w:sz w:val="28"/>
                 <w:szCs w:val="28"/>
                 <w:b/>
                 <w:bCs/>
                 <w:color w:val="2D2D2D"/>
                 <w:lang w:val="en-US" w:bidi="fa-IR"/>
+                <w:rtl w:val="1"/>
+                <w:cs w:val="1"/>
               </w:rPr>
               <w:t>سطح</w:t>
             </w:r>
             <w:r>
               <w:rPr>
-                <w:rFonts w:ascii="Vazirmatn" w:hAnsi="Vazirmatn" w:cs="Vazirmatn"/>
+                <w:rFonts w:ascii="Vazirmatn" w:hAnsi="Vazirmatn" w:cs="Vazirmatn" w:eastAsia="Vazirmatn"/>
                 <w:sz w:val="28"/>
                 <w:szCs w:val="28"/>
                 <w:b/>
                 <w:bCs/>
                 <w:color w:val="2D2D2D"/>
                 <w:lang w:val="en-US" w:bidi="fa-IR"/>
+                <w:rtl w:val="1"/>
+                <w:cs w:val="1"/>
               </w:rPr>
               <w:t xml:space="preserve"> </w:t>
             </w:r>
             <w:r>
               <w:rPr>
-                <w:rFonts w:ascii="Vazirmatn" w:hAnsi="Vazirmatn" w:cs="Vazirmatn"/>
+                <w:rFonts w:ascii="Vazirmatn" w:hAnsi="Vazirmatn" w:cs="Vazirmatn" w:eastAsia="Vazirmatn"/>
                 <w:sz w:val="28"/>
                 <w:szCs w:val="28"/>
                 <w:b/>
                 <w:bCs/>
                 <w:color w:val="2D2D2D"/>
                 <w:lang w:val="en-US" w:bidi="fa-IR"/>
+                <w:rtl w:val="1"/>
+                <w:cs w:val="1"/>
               </w:rPr>
               <w:t>دو:</w:t>
             </w:r>
             <w:r>
               <w:rPr>
-                <w:rFonts w:ascii="Vazirmatn" w:hAnsi="Vazirmatn" w:cs="Vazirmatn"/>
+                <w:rFonts w:ascii="Vazirmatn" w:hAnsi="Vazirmatn" w:cs="Vazirmatn" w:eastAsia="Vazirmatn"/>
                 <w:sz w:val="28"/>
                 <w:szCs w:val="28"/>
                 <w:b/>
                 <w:bCs/>
                 <w:color w:val="2D2D2D"/>
                 <w:lang w:val="en-US" w:bidi="fa-IR"/>
+                <w:rtl w:val="1"/>
+                <w:cs w:val="1"/>
               </w:rPr>
               <w:t xml:space="preserve"> </w:t>
             </w:r>
             <w:r>
               <w:rPr>
-                <w:rFonts w:ascii="Vazirmatn" w:hAnsi="Vazirmatn" w:cs="Vazirmatn"/>
+                <w:rFonts w:ascii="Vazirmatn" w:hAnsi="Vazirmatn" w:cs="Vazirmatn" w:eastAsia="Vazirmatn"/>
                 <w:sz w:val="28"/>
                 <w:szCs w:val="28"/>
                 <w:b/>
                 <w:bCs/>
                 <w:color w:val="2D2D2D"/>
                 <w:lang w:val="en-US" w:bidi="fa-IR"/>
+                <w:rtl w:val="1"/>
+                <w:cs w:val="1"/>
               </w:rPr>
               <w:t>پیکربندی</w:t>
             </w:r>
             <w:r>
               <w:rPr>
-                <w:rFonts w:ascii="Vazirmatn" w:hAnsi="Vazirmatn" w:cs="Vazirmatn"/>
+                <w:rFonts w:ascii="Vazirmatn" w:hAnsi="Vazirmatn" w:cs="Vazirmatn" w:eastAsia="Vazirmatn"/>
                 <w:sz w:val="28"/>
                 <w:szCs w:val="28"/>
                 <w:b/>
                 <w:bCs/>
                 <w:color w:val="2D2D2D"/>
                 <w:lang w:val="en-US" w:bidi="fa-IR"/>
+                <w:rtl w:val="1"/>
+                <w:cs w:val="1"/>
               </w:rPr>
               <w:t xml:space="preserve"> </w:t>
             </w:r>
             <w:r>
               <w:rPr>
-                <w:rFonts w:ascii="Vazirmatn" w:hAnsi="Vazirmatn" w:cs="Vazirmatn"/>
+                <w:rFonts w:ascii="Vazirmatn" w:hAnsi="Vazirmatn" w:cs="Vazirmatn" w:eastAsia="Vazirmatn"/>
                 <w:sz w:val="28"/>
                 <w:szCs w:val="28"/>
                 <w:b/>
                 <w:bCs/>
                 <w:color w:val="2D2D2D"/>
                 <w:lang w:val="en-US" w:bidi="fa-IR"/>
+                <w:rtl w:val="1"/>
+                <w:cs w:val="1"/>
               </w:rPr>
               <w:t>و</w:t>
             </w:r>
             <w:r>
               <w:rPr>
-                <w:rFonts w:ascii="Vazirmatn" w:hAnsi="Vazirmatn" w:cs="Vazirmatn"/>
+                <w:rFonts w:ascii="Vazirmatn" w:hAnsi="Vazirmatn" w:cs="Vazirmatn" w:eastAsia="Vazirmatn"/>
                 <w:sz w:val="28"/>
                 <w:szCs w:val="28"/>
                 <w:b/>
                 <w:bCs/>
                 <w:color w:val="2D2D2D"/>
                 <w:lang w:val="en-US" w:bidi="fa-IR"/>
+                <w:rtl w:val="1"/>
+                <w:cs w:val="1"/>
               </w:rPr>
               <w:t xml:space="preserve"> </w:t>
             </w:r>
             <w:r>
               <w:rPr>
-                <w:rFonts w:ascii="Vazirmatn" w:hAnsi="Vazirmatn" w:cs="Vazirmatn"/>
+                <w:rFonts w:ascii="Vazirmatn" w:hAnsi="Vazirmatn" w:cs="Vazirmatn" w:eastAsia="Vazirmatn"/>
                 <w:sz w:val="28"/>
                 <w:szCs w:val="28"/>
                 <w:b/>
                 <w:bCs/>
                 <w:color w:val="2D2D2D"/>
                 <w:lang w:val="en-US" w:bidi="fa-IR"/>
+                <w:rtl w:val="1"/>
+                <w:cs w:val="1"/>
               </w:rPr>
               <w:t>نگارش</w:t>
             </w:r>
@@ -710,95 +799,113 @@
       <w:pPr>
         <w:bidi w:val="1"/>
         <w:spacing w:line="336" w:lineRule="auto" w:after="120"/>
-        <w:jc w:val="both"/>
+        <w:jc w:val="right"/>
       </w:pPr>
       <w:r>
         <w:rPr>
-          <w:rFonts w:ascii="Vazirmatn" w:hAnsi="Vazirmatn" w:cs="Vazirmatn"/>
+          <w:rFonts w:ascii="Vazirmatn" w:hAnsi="Vazirmatn" w:cs="Vazirmatn" w:eastAsia="Vazirmatn"/>
           <w:sz w:val="22"/>
           <w:szCs w:val="22"/>
           <w:color w:val="2D2D2D"/>
           <w:lang w:val="en-US" w:bidi="fa-IR"/>
+          <w:rtl w:val="1"/>
+          <w:cs w:val="1"/>
         </w:rPr>
         <w:t>متن</w:t>
       </w:r>
       <w:r>
         <w:rPr>
-          <w:rFonts w:ascii="Vazirmatn" w:hAnsi="Vazirmatn" w:cs="Vazirmatn"/>
+          <w:rFonts w:ascii="Vazirmatn" w:hAnsi="Vazirmatn" w:cs="Vazirmatn" w:eastAsia="Vazirmatn"/>
           <w:sz w:val="22"/>
           <w:szCs w:val="22"/>
           <w:color w:val="2D2D2D"/>
           <w:lang w:val="en-US" w:bidi="fa-IR"/>
+          <w:rtl w:val="1"/>
+          <w:cs w:val="1"/>
         </w:rPr>
         <w:t xml:space="preserve"> </w:t>
       </w:r>
       <w:r>
         <w:rPr>
-          <w:rFonts w:ascii="Vazirmatn" w:hAnsi="Vazirmatn" w:cs="Vazirmatn"/>
+          <w:rFonts w:ascii="Vazirmatn" w:hAnsi="Vazirmatn" w:cs="Vazirmatn" w:eastAsia="Vazirmatn"/>
           <w:sz w:val="22"/>
           <w:szCs w:val="22"/>
           <w:color w:val="2D2D2D"/>
           <w:lang w:val="en-US" w:bidi="fa-IR"/>
+          <w:rtl w:val="1"/>
+          <w:cs w:val="1"/>
         </w:rPr>
         <w:t>دارای</w:t>
       </w:r>
       <w:r>
         <w:rPr>
-          <w:rFonts w:ascii="Vazirmatn" w:hAnsi="Vazirmatn" w:cs="Vazirmatn"/>
+          <w:rFonts w:ascii="Vazirmatn" w:hAnsi="Vazirmatn" w:cs="Vazirmatn" w:eastAsia="Vazirmatn"/>
           <w:sz w:val="22"/>
           <w:szCs w:val="22"/>
           <w:color w:val="2D2D2D"/>
           <w:lang w:val="en-US" w:bidi="fa-IR"/>
+          <w:rtl w:val="1"/>
+          <w:cs w:val="1"/>
         </w:rPr>
         <w:t xml:space="preserve"> </w:t>
       </w:r>
       <w:r>
         <w:rPr>
-          <w:rFonts w:ascii="Vazirmatn" w:hAnsi="Vazirmatn" w:cs="Vazirmatn"/>
+          <w:rFonts w:ascii="Vazirmatn" w:hAnsi="Vazirmatn" w:cs="Vazirmatn" w:eastAsia="Vazirmatn"/>
           <w:sz w:val="22"/>
           <w:szCs w:val="22"/>
           <w:color w:val="2D2D2D"/>
           <w:lang w:val="en-US" w:bidi="fa-IR"/>
+          <w:rtl w:val="1"/>
+          <w:cs w:val="1"/>
         </w:rPr>
         <w:t>استایل‌های</w:t>
       </w:r>
       <w:r>
         <w:rPr>
-          <w:rFonts w:ascii="Vazirmatn" w:hAnsi="Vazirmatn" w:cs="Vazirmatn"/>
+          <w:rFonts w:ascii="Vazirmatn" w:hAnsi="Vazirmatn" w:cs="Vazirmatn" w:eastAsia="Vazirmatn"/>
           <w:sz w:val="22"/>
           <w:szCs w:val="22"/>
           <w:color w:val="2D2D2D"/>
           <w:lang w:val="en-US" w:bidi="fa-IR"/>
+          <w:rtl w:val="1"/>
+          <w:cs w:val="1"/>
         </w:rPr>
         <w:t xml:space="preserve"> </w:t>
       </w:r>
       <w:r>
         <w:rPr>
-          <w:rFonts w:ascii="Vazirmatn" w:hAnsi="Vazirmatn" w:cs="Vazirmatn"/>
+          <w:rFonts w:ascii="Vazirmatn" w:hAnsi="Vazirmatn" w:cs="Vazirmatn" w:eastAsia="Vazirmatn"/>
           <w:sz w:val="22"/>
           <w:szCs w:val="22"/>
           <w:color w:val="2D2D2D"/>
           <w:lang w:val="en-US" w:bidi="fa-IR"/>
+          <w:rtl w:val="1"/>
+          <w:cs w:val="1"/>
         </w:rPr>
         <w:t>درون‌خطی</w:t>
       </w:r>
       <w:r>
         <w:rPr>
-          <w:rFonts w:ascii="Vazirmatn" w:hAnsi="Vazirmatn" w:cs="Vazirmatn"/>
+          <w:rFonts w:ascii="Vazirmatn" w:hAnsi="Vazirmatn" w:cs="Vazirmatn" w:eastAsia="Vazirmatn"/>
           <w:sz w:val="22"/>
           <w:szCs w:val="22"/>
           <w:color w:val="2D2D2D"/>
           <w:lang w:val="en-US" w:bidi="fa-IR"/>
+          <w:rtl w:val="1"/>
+          <w:cs w:val="1"/>
         </w:rPr>
         <w:t xml:space="preserve"> </w:t>
       </w:r>
       <w:r>
         <w:rPr>
-          <w:rFonts w:ascii="Vazirmatn" w:hAnsi="Vazirmatn" w:cs="Vazirmatn"/>
+          <w:rFonts w:ascii="Vazirmatn" w:hAnsi="Vazirmatn" w:cs="Vazirmatn" w:eastAsia="Vazirmatn"/>
           <w:sz w:val="22"/>
           <w:szCs w:val="22"/>
           <w:color w:val="2D2D2D"/>
           <w:lang w:val="en-US" w:bidi="fa-IR"/>
+          <w:rtl w:val="1"/>
+          <w:cs w:val="1"/>
         </w:rPr>
         <w:t>مختلف:</w:t>
       </w:r>
@@ -812,7 +919,7 @@
       </w:pPr>
       <w:r>
         <w:rPr>
-          <w:rFonts w:ascii="Vazirmatn" w:hAnsi="Vazirmatn" w:cs="Vazirmatn"/>
+          <w:rFonts w:ascii="Vazirmatn" w:hAnsi="Vazirmatn" w:cs="Vazirmatn" w:eastAsia="Vazirmatn"/>
           <w:sz w:val="22"/>
           <w:szCs w:val="22"/>
           <w:lang w:val="en-US" w:bidi="fa-IR"/>
@@ -821,95 +928,111 @@
       </w:r>
       <w:r>
         <w:rPr>
-          <w:rFonts w:ascii="Vazirmatn" w:hAnsi="Vazirmatn" w:cs="Vazirmatn"/>
+          <w:rFonts w:ascii="Vazirmatn" w:hAnsi="Vazirmatn" w:cs="Vazirmatn" w:eastAsia="Vazirmatn"/>
           <w:sz w:val="22"/>
           <w:szCs w:val="22"/>
           <w:color w:val="2D2D2D"/>
           <w:lang w:val="en-US" w:bidi="fa-IR"/>
+          <w:rtl w:val="1"/>
+          <w:cs w:val="1"/>
         </w:rPr>
         <w:t>متن</w:t>
       </w:r>
       <w:r>
         <w:rPr>
-          <w:rFonts w:ascii="Vazirmatn" w:hAnsi="Vazirmatn" w:cs="Vazirmatn"/>
+          <w:rFonts w:ascii="Vazirmatn" w:hAnsi="Vazirmatn" w:cs="Vazirmatn" w:eastAsia="Vazirmatn"/>
           <w:sz w:val="22"/>
           <w:szCs w:val="22"/>
           <w:color w:val="2D2D2D"/>
           <w:lang w:val="en-US" w:bidi="fa-IR"/>
+          <w:rtl w:val="1"/>
+          <w:cs w:val="1"/>
         </w:rPr>
         <w:t xml:space="preserve"> </w:t>
       </w:r>
       <w:r>
         <w:rPr>
-          <w:rFonts w:ascii="Vazirmatn" w:hAnsi="Vazirmatn" w:cs="Vazirmatn"/>
+          <w:rFonts w:ascii="Vazirmatn" w:hAnsi="Vazirmatn" w:cs="Vazirmatn" w:eastAsia="Vazirmatn"/>
           <w:sz w:val="22"/>
           <w:szCs w:val="22"/>
           <w:color w:val="2D2D2D"/>
           <w:lang w:val="en-US" w:bidi="fa-IR"/>
+          <w:rtl w:val="1"/>
+          <w:cs w:val="1"/>
         </w:rPr>
         <w:t>با</w:t>
       </w:r>
       <w:r>
         <w:rPr>
-          <w:rFonts w:ascii="Vazirmatn" w:hAnsi="Vazirmatn" w:cs="Vazirmatn"/>
+          <w:rFonts w:ascii="Vazirmatn" w:hAnsi="Vazirmatn" w:cs="Vazirmatn" w:eastAsia="Vazirmatn"/>
           <w:sz w:val="22"/>
           <w:szCs w:val="22"/>
           <w:color w:val="2D2D2D"/>
           <w:lang w:val="en-US" w:bidi="fa-IR"/>
+          <w:rtl w:val="1"/>
+          <w:cs w:val="1"/>
         </w:rPr>
         <w:t xml:space="preserve"> </w:t>
       </w:r>
       <w:r>
         <w:rPr>
-          <w:rFonts w:ascii="Vazirmatn" w:hAnsi="Vazirmatn" w:cs="Vazirmatn"/>
+          <w:rFonts w:ascii="Vazirmatn" w:hAnsi="Vazirmatn" w:cs="Vazirmatn" w:eastAsia="Vazirmatn"/>
           <w:sz w:val="22"/>
           <w:szCs w:val="22"/>
           <w:b/>
           <w:bCs/>
           <w:color w:val="2D2D2D"/>
           <w:lang w:val="en-US" w:bidi="fa-IR"/>
+          <w:rtl w:val="1"/>
+          <w:cs w:val="1"/>
         </w:rPr>
         <w:t>حالت</w:t>
       </w:r>
       <w:r>
         <w:rPr>
-          <w:rFonts w:ascii="Vazirmatn" w:hAnsi="Vazirmatn" w:cs="Vazirmatn"/>
+          <w:rFonts w:ascii="Vazirmatn" w:hAnsi="Vazirmatn" w:cs="Vazirmatn" w:eastAsia="Vazirmatn"/>
           <w:sz w:val="22"/>
           <w:szCs w:val="22"/>
           <w:b/>
           <w:bCs/>
           <w:color w:val="2D2D2D"/>
           <w:lang w:val="en-US" w:bidi="fa-IR"/>
+          <w:rtl w:val="1"/>
+          <w:cs w:val="1"/>
         </w:rPr>
         <w:t xml:space="preserve"> </w:t>
       </w:r>
       <w:r>
         <w:rPr>
-          <w:rFonts w:ascii="Vazirmatn" w:hAnsi="Vazirmatn" w:cs="Vazirmatn"/>
+          <w:rFonts w:ascii="Vazirmatn" w:hAnsi="Vazirmatn" w:cs="Vazirmatn" w:eastAsia="Vazirmatn"/>
           <w:sz w:val="22"/>
           <w:szCs w:val="22"/>
           <w:b/>
           <w:bCs/>
           <w:color w:val="2D2D2D"/>
           <w:lang w:val="en-US" w:bidi="fa-IR"/>
+          <w:rtl w:val="1"/>
+          <w:cs w:val="1"/>
         </w:rPr>
         <w:t>پررنگ</w:t>
       </w:r>
       <w:r>
         <w:rPr>
-          <w:rFonts w:ascii="Vazirmatn" w:hAnsi="Vazirmatn" w:cs="Vazirmatn"/>
+          <w:rFonts w:ascii="Vazirmatn" w:hAnsi="Vazirmatn" w:cs="Vazirmatn" w:eastAsia="Vazirmatn"/>
           <w:sz w:val="22"/>
           <w:szCs w:val="22"/>
           <w:b/>
           <w:bCs/>
           <w:color w:val="2D2D2D"/>
           <w:lang w:val="en-US" w:bidi="fa-IR"/>
+          <w:rtl w:val="1"/>
+          <w:cs w:val="1"/>
         </w:rPr>
         <w:t xml:space="preserve"> </w:t>
       </w:r>
       <w:r>
         <w:rPr>
-          <w:rFonts w:ascii="Segoe UI" w:hAnsi="Segoe UI" w:cs="Vazirmatn"/>
+          <w:rFonts w:ascii="Segoe UI" w:hAnsi="Segoe UI" w:cs="Vazirmatn" w:eastAsia="Vazirmatn"/>
           <w:sz w:val="22"/>
           <w:szCs w:val="22"/>
           <w:b/>
@@ -917,6 +1040,7 @@
           <w:color w:val="2D2D2D"/>
           <w:lang w:val="en-US" w:bidi="fa-IR"/>
           <w:rtl w:val="0"/>
+          <w:cs w:val="0"/>
         </w:rPr>
         <w:t>(Bold)</w:t>
       </w:r>
@@ -930,7 +1054,7 @@
       </w:pPr>
       <w:r>
         <w:rPr>
-          <w:rFonts w:ascii="Vazirmatn" w:hAnsi="Vazirmatn" w:cs="Vazirmatn"/>
+          <w:rFonts w:ascii="Vazirmatn" w:hAnsi="Vazirmatn" w:cs="Vazirmatn" w:eastAsia="Vazirmatn"/>
           <w:sz w:val="22"/>
           <w:szCs w:val="22"/>
           <w:lang w:val="en-US" w:bidi="fa-IR"/>
@@ -939,95 +1063,111 @@
       </w:r>
       <w:r>
         <w:rPr>
-          <w:rFonts w:ascii="Vazirmatn" w:hAnsi="Vazirmatn" w:cs="Vazirmatn"/>
+          <w:rFonts w:ascii="Vazirmatn" w:hAnsi="Vazirmatn" w:cs="Vazirmatn" w:eastAsia="Vazirmatn"/>
           <w:sz w:val="22"/>
           <w:szCs w:val="22"/>
           <w:color w:val="2D2D2D"/>
           <w:lang w:val="en-US" w:bidi="fa-IR"/>
+          <w:rtl w:val="1"/>
+          <w:cs w:val="1"/>
         </w:rPr>
         <w:t>متن</w:t>
       </w:r>
       <w:r>
         <w:rPr>
-          <w:rFonts w:ascii="Vazirmatn" w:hAnsi="Vazirmatn" w:cs="Vazirmatn"/>
+          <w:rFonts w:ascii="Vazirmatn" w:hAnsi="Vazirmatn" w:cs="Vazirmatn" w:eastAsia="Vazirmatn"/>
           <w:sz w:val="22"/>
           <w:szCs w:val="22"/>
           <w:color w:val="2D2D2D"/>
           <w:lang w:val="en-US" w:bidi="fa-IR"/>
+          <w:rtl w:val="1"/>
+          <w:cs w:val="1"/>
         </w:rPr>
         <w:t xml:space="preserve"> </w:t>
       </w:r>
       <w:r>
         <w:rPr>
-          <w:rFonts w:ascii="Vazirmatn" w:hAnsi="Vazirmatn" w:cs="Vazirmatn"/>
+          <w:rFonts w:ascii="Vazirmatn" w:hAnsi="Vazirmatn" w:cs="Vazirmatn" w:eastAsia="Vazirmatn"/>
           <w:sz w:val="22"/>
           <w:szCs w:val="22"/>
           <w:color w:val="2D2D2D"/>
           <w:lang w:val="en-US" w:bidi="fa-IR"/>
+          <w:rtl w:val="1"/>
+          <w:cs w:val="1"/>
         </w:rPr>
         <w:t>با</w:t>
       </w:r>
       <w:r>
         <w:rPr>
-          <w:rFonts w:ascii="Vazirmatn" w:hAnsi="Vazirmatn" w:cs="Vazirmatn"/>
+          <w:rFonts w:ascii="Vazirmatn" w:hAnsi="Vazirmatn" w:cs="Vazirmatn" w:eastAsia="Vazirmatn"/>
           <w:sz w:val="22"/>
           <w:szCs w:val="22"/>
           <w:color w:val="2D2D2D"/>
           <w:lang w:val="en-US" w:bidi="fa-IR"/>
+          <w:rtl w:val="1"/>
+          <w:cs w:val="1"/>
         </w:rPr>
         <w:t xml:space="preserve"> </w:t>
       </w:r>
       <w:r>
         <w:rPr>
-          <w:rFonts w:ascii="Vazirmatn" w:hAnsi="Vazirmatn" w:cs="Vazirmatn"/>
+          <w:rFonts w:ascii="Vazirmatn" w:hAnsi="Vazirmatn" w:cs="Vazirmatn" w:eastAsia="Vazirmatn"/>
           <w:sz w:val="22"/>
           <w:szCs w:val="22"/>
           <w:i/>
           <w:iCs/>
           <w:color w:val="2D2D2D"/>
           <w:lang w:val="en-US" w:bidi="fa-IR"/>
+          <w:rtl w:val="1"/>
+          <w:cs w:val="1"/>
         </w:rPr>
         <w:t>حالت</w:t>
       </w:r>
       <w:r>
         <w:rPr>
-          <w:rFonts w:ascii="Vazirmatn" w:hAnsi="Vazirmatn" w:cs="Vazirmatn"/>
+          <w:rFonts w:ascii="Vazirmatn" w:hAnsi="Vazirmatn" w:cs="Vazirmatn" w:eastAsia="Vazirmatn"/>
           <w:sz w:val="22"/>
           <w:szCs w:val="22"/>
           <w:i/>
           <w:iCs/>
           <w:color w:val="2D2D2D"/>
           <w:lang w:val="en-US" w:bidi="fa-IR"/>
+          <w:rtl w:val="1"/>
+          <w:cs w:val="1"/>
         </w:rPr>
         <w:t xml:space="preserve"> </w:t>
       </w:r>
       <w:r>
         <w:rPr>
-          <w:rFonts w:ascii="Vazirmatn" w:hAnsi="Vazirmatn" w:cs="Vazirmatn"/>
+          <w:rFonts w:ascii="Vazirmatn" w:hAnsi="Vazirmatn" w:cs="Vazirmatn" w:eastAsia="Vazirmatn"/>
           <w:sz w:val="22"/>
           <w:szCs w:val="22"/>
           <w:i/>
           <w:iCs/>
           <w:color w:val="2D2D2D"/>
           <w:lang w:val="en-US" w:bidi="fa-IR"/>
+          <w:rtl w:val="1"/>
+          <w:cs w:val="1"/>
         </w:rPr>
         <w:t>کج</w:t>
       </w:r>
       <w:r>
         <w:rPr>
-          <w:rFonts w:ascii="Vazirmatn" w:hAnsi="Vazirmatn" w:cs="Vazirmatn"/>
+          <w:rFonts w:ascii="Vazirmatn" w:hAnsi="Vazirmatn" w:cs="Vazirmatn" w:eastAsia="Vazirmatn"/>
           <w:sz w:val="22"/>
           <w:szCs w:val="22"/>
           <w:i/>
           <w:iCs/>
           <w:color w:val="2D2D2D"/>
           <w:lang w:val="en-US" w:bidi="fa-IR"/>
+          <w:rtl w:val="1"/>
+          <w:cs w:val="1"/>
         </w:rPr>
         <w:t xml:space="preserve"> </w:t>
       </w:r>
       <w:r>
         <w:rPr>
-          <w:rFonts w:ascii="Segoe UI" w:hAnsi="Segoe UI" w:cs="Vazirmatn"/>
+          <w:rFonts w:ascii="Segoe UI" w:hAnsi="Segoe UI" w:cs="Vazirmatn" w:eastAsia="Vazirmatn"/>
           <w:sz w:val="22"/>
           <w:szCs w:val="22"/>
           <w:i/>
@@ -1035,6 +1175,7 @@
           <w:color w:val="2D2D2D"/>
           <w:lang w:val="en-US" w:bidi="fa-IR"/>
           <w:rtl w:val="0"/>
+          <w:cs w:val="0"/>
         </w:rPr>
         <w:t>(Italic)</w:t>
       </w:r>
@@ -1048,7 +1189,7 @@
       </w:pPr>
       <w:r>
         <w:rPr>
-          <w:rFonts w:ascii="Vazirmatn" w:hAnsi="Vazirmatn" w:cs="Vazirmatn"/>
+          <w:rFonts w:ascii="Vazirmatn" w:hAnsi="Vazirmatn" w:cs="Vazirmatn" w:eastAsia="Vazirmatn"/>
           <w:sz w:val="22"/>
           <w:szCs w:val="22"/>
           <w:lang w:val="en-US" w:bidi="fa-IR"/>
@@ -1057,47 +1198,55 @@
       </w:r>
       <w:r>
         <w:rPr>
-          <w:rFonts w:ascii="Vazirmatn" w:hAnsi="Vazirmatn" w:cs="Vazirmatn"/>
+          <w:rFonts w:ascii="Vazirmatn" w:hAnsi="Vazirmatn" w:cs="Vazirmatn" w:eastAsia="Vazirmatn"/>
           <w:sz w:val="22"/>
           <w:szCs w:val="22"/>
           <w:color w:val="2D2D2D"/>
           <w:lang w:val="en-US" w:bidi="fa-IR"/>
+          <w:rtl w:val="1"/>
+          <w:cs w:val="1"/>
         </w:rPr>
         <w:t>متن</w:t>
       </w:r>
       <w:r>
         <w:rPr>
-          <w:rFonts w:ascii="Vazirmatn" w:hAnsi="Vazirmatn" w:cs="Vazirmatn"/>
+          <w:rFonts w:ascii="Vazirmatn" w:hAnsi="Vazirmatn" w:cs="Vazirmatn" w:eastAsia="Vazirmatn"/>
           <w:sz w:val="22"/>
           <w:szCs w:val="22"/>
           <w:color w:val="2D2D2D"/>
           <w:lang w:val="en-US" w:bidi="fa-IR"/>
+          <w:rtl w:val="1"/>
+          <w:cs w:val="1"/>
         </w:rPr>
         <w:t xml:space="preserve"> </w:t>
       </w:r>
       <w:r>
         <w:rPr>
-          <w:rFonts w:ascii="Vazirmatn" w:hAnsi="Vazirmatn" w:cs="Vazirmatn"/>
+          <w:rFonts w:ascii="Vazirmatn" w:hAnsi="Vazirmatn" w:cs="Vazirmatn" w:eastAsia="Vazirmatn"/>
           <w:sz w:val="22"/>
           <w:szCs w:val="22"/>
           <w:color w:val="2D2D2D"/>
           <w:lang w:val="en-US" w:bidi="fa-IR"/>
+          <w:rtl w:val="1"/>
+          <w:cs w:val="1"/>
         </w:rPr>
         <w:t>با</w:t>
       </w:r>
       <w:r>
         <w:rPr>
-          <w:rFonts w:ascii="Vazirmatn" w:hAnsi="Vazirmatn" w:cs="Vazirmatn"/>
+          <w:rFonts w:ascii="Vazirmatn" w:hAnsi="Vazirmatn" w:cs="Vazirmatn" w:eastAsia="Vazirmatn"/>
           <w:sz w:val="22"/>
           <w:szCs w:val="22"/>
           <w:color w:val="2D2D2D"/>
           <w:lang w:val="en-US" w:bidi="fa-IR"/>
+          <w:rtl w:val="1"/>
+          <w:cs w:val="1"/>
         </w:rPr>
         <w:t xml:space="preserve"> </w:t>
       </w:r>
       <w:r>
         <w:rPr>
-          <w:rFonts w:ascii="Vazirmatn" w:hAnsi="Vazirmatn" w:cs="Vazirmatn"/>
+          <w:rFonts w:ascii="Vazirmatn" w:hAnsi="Vazirmatn" w:cs="Vazirmatn" w:eastAsia="Vazirmatn"/>
           <w:sz w:val="22"/>
           <w:szCs w:val="22"/>
           <w:b/>
@@ -1106,12 +1255,14 @@
           <w:iCs/>
           <w:color w:val="2D2D2D"/>
           <w:lang w:val="en-US" w:bidi="fa-IR"/>
+          <w:rtl w:val="1"/>
+          <w:cs w:val="1"/>
         </w:rPr>
         <w:t>پررنگ</w:t>
       </w:r>
       <w:r>
         <w:rPr>
-          <w:rFonts w:ascii="Vazirmatn" w:hAnsi="Vazirmatn" w:cs="Vazirmatn"/>
+          <w:rFonts w:ascii="Vazirmatn" w:hAnsi="Vazirmatn" w:cs="Vazirmatn" w:eastAsia="Vazirmatn"/>
           <w:sz w:val="22"/>
           <w:szCs w:val="22"/>
           <w:b/>
@@ -1120,12 +1271,14 @@
           <w:iCs/>
           <w:color w:val="2D2D2D"/>
           <w:lang w:val="en-US" w:bidi="fa-IR"/>
+          <w:rtl w:val="1"/>
+          <w:cs w:val="1"/>
         </w:rPr>
         <w:t xml:space="preserve"> </w:t>
       </w:r>
       <w:r>
         <w:rPr>
-          <w:rFonts w:ascii="Vazirmatn" w:hAnsi="Vazirmatn" w:cs="Vazirmatn"/>
+          <w:rFonts w:ascii="Vazirmatn" w:hAnsi="Vazirmatn" w:cs="Vazirmatn" w:eastAsia="Vazirmatn"/>
           <w:sz w:val="22"/>
           <w:szCs w:val="22"/>
           <w:b/>
@@ -1134,12 +1287,14 @@
           <w:iCs/>
           <w:color w:val="2D2D2D"/>
           <w:lang w:val="en-US" w:bidi="fa-IR"/>
+          <w:rtl w:val="1"/>
+          <w:cs w:val="1"/>
         </w:rPr>
         <w:t>و</w:t>
       </w:r>
       <w:r>
         <w:rPr>
-          <w:rFonts w:ascii="Vazirmatn" w:hAnsi="Vazirmatn" w:cs="Vazirmatn"/>
+          <w:rFonts w:ascii="Vazirmatn" w:hAnsi="Vazirmatn" w:cs="Vazirmatn" w:eastAsia="Vazirmatn"/>
           <w:sz w:val="22"/>
           <w:szCs w:val="22"/>
           <w:b/>
@@ -1148,12 +1303,14 @@
           <w:iCs/>
           <w:color w:val="2D2D2D"/>
           <w:lang w:val="en-US" w:bidi="fa-IR"/>
+          <w:rtl w:val="1"/>
+          <w:cs w:val="1"/>
         </w:rPr>
         <w:t xml:space="preserve"> </w:t>
       </w:r>
       <w:r>
         <w:rPr>
-          <w:rFonts w:ascii="Vazirmatn" w:hAnsi="Vazirmatn" w:cs="Vazirmatn"/>
+          <w:rFonts w:ascii="Vazirmatn" w:hAnsi="Vazirmatn" w:cs="Vazirmatn" w:eastAsia="Vazirmatn"/>
           <w:sz w:val="22"/>
           <w:szCs w:val="22"/>
           <w:b/>
@@ -1162,12 +1319,14 @@
           <w:iCs/>
           <w:color w:val="2D2D2D"/>
           <w:lang w:val="en-US" w:bidi="fa-IR"/>
+          <w:rtl w:val="1"/>
+          <w:cs w:val="1"/>
         </w:rPr>
         <w:t>کج</w:t>
       </w:r>
       <w:r>
         <w:rPr>
-          <w:rFonts w:ascii="Vazirmatn" w:hAnsi="Vazirmatn" w:cs="Vazirmatn"/>
+          <w:rFonts w:ascii="Vazirmatn" w:hAnsi="Vazirmatn" w:cs="Vazirmatn" w:eastAsia="Vazirmatn"/>
           <w:sz w:val="22"/>
           <w:szCs w:val="22"/>
           <w:b/>
@@ -1176,12 +1335,14 @@
           <w:iCs/>
           <w:color w:val="2D2D2D"/>
           <w:lang w:val="en-US" w:bidi="fa-IR"/>
+          <w:rtl w:val="1"/>
+          <w:cs w:val="1"/>
         </w:rPr>
         <w:t xml:space="preserve"> </w:t>
       </w:r>
       <w:r>
         <w:rPr>
-          <w:rFonts w:ascii="Vazirmatn" w:hAnsi="Vazirmatn" w:cs="Vazirmatn"/>
+          <w:rFonts w:ascii="Vazirmatn" w:hAnsi="Vazirmatn" w:cs="Vazirmatn" w:eastAsia="Vazirmatn"/>
           <w:sz w:val="22"/>
           <w:szCs w:val="22"/>
           <w:b/>
@@ -1190,12 +1351,14 @@
           <w:iCs/>
           <w:color w:val="2D2D2D"/>
           <w:lang w:val="en-US" w:bidi="fa-IR"/>
+          <w:rtl w:val="1"/>
+          <w:cs w:val="1"/>
         </w:rPr>
         <w:t>(</w:t>
       </w:r>
       <w:r>
         <w:rPr>
-          <w:rFonts w:ascii="Segoe UI" w:hAnsi="Segoe UI" w:cs="Vazirmatn"/>
+          <w:rFonts w:ascii="Segoe UI" w:hAnsi="Segoe UI" w:cs="Vazirmatn" w:eastAsia="Vazirmatn"/>
           <w:sz w:val="22"/>
           <w:szCs w:val="22"/>
           <w:b/>
@@ -1205,12 +1368,13 @@
           <w:color w:val="2D2D2D"/>
           <w:lang w:val="en-US" w:bidi="fa-IR"/>
           <w:rtl w:val="0"/>
+          <w:cs w:val="0"/>
         </w:rPr>
         <w:t>Bold</w:t>
       </w:r>
       <w:r>
         <w:rPr>
-          <w:rFonts w:ascii="Vazirmatn" w:hAnsi="Vazirmatn" w:cs="Vazirmatn"/>
+          <w:rFonts w:ascii="Vazirmatn" w:hAnsi="Vazirmatn" w:cs="Vazirmatn" w:eastAsia="Vazirmatn"/>
           <w:sz w:val="22"/>
           <w:szCs w:val="22"/>
           <w:b/>
@@ -1219,12 +1383,14 @@
           <w:iCs/>
           <w:color w:val="2D2D2D"/>
           <w:lang w:val="en-US" w:bidi="fa-IR"/>
+          <w:rtl w:val="1"/>
+          <w:cs w:val="1"/>
         </w:rPr>
         <w:t xml:space="preserve"> </w:t>
       </w:r>
       <w:r>
         <w:rPr>
-          <w:rFonts w:ascii="Segoe UI" w:hAnsi="Segoe UI" w:cs="Vazirmatn"/>
+          <w:rFonts w:ascii="Segoe UI" w:hAnsi="Segoe UI" w:cs="Vazirmatn" w:eastAsia="Vazirmatn"/>
           <w:sz w:val="22"/>
           <w:szCs w:val="22"/>
           <w:b/>
@@ -1234,12 +1400,13 @@
           <w:color w:val="2D2D2D"/>
           <w:lang w:val="en-US" w:bidi="fa-IR"/>
           <w:rtl w:val="0"/>
+          <w:cs w:val="0"/>
         </w:rPr>
         <w:t>Italic</w:t>
       </w:r>
       <w:r>
         <w:rPr>
-          <w:rFonts w:ascii="Vazirmatn" w:hAnsi="Vazirmatn" w:cs="Vazirmatn"/>
+          <w:rFonts w:ascii="Vazirmatn" w:hAnsi="Vazirmatn" w:cs="Vazirmatn" w:eastAsia="Vazirmatn"/>
           <w:sz w:val="22"/>
           <w:szCs w:val="22"/>
           <w:b/>
@@ -1248,6 +1415,8 @@
           <w:iCs/>
           <w:color w:val="2D2D2D"/>
           <w:lang w:val="en-US" w:bidi="fa-IR"/>
+          <w:rtl w:val="1"/>
+          <w:cs w:val="1"/>
         </w:rPr>
         <w:t>)</w:t>
       </w:r>
@@ -1261,7 +1430,7 @@
       </w:pPr>
       <w:r>
         <w:rPr>
-          <w:rFonts w:ascii="Vazirmatn" w:hAnsi="Vazirmatn" w:cs="Vazirmatn"/>
+          <w:rFonts w:ascii="Vazirmatn" w:hAnsi="Vazirmatn" w:cs="Vazirmatn" w:eastAsia="Vazirmatn"/>
           <w:sz w:val="22"/>
           <w:szCs w:val="22"/>
           <w:lang w:val="en-US" w:bidi="fa-IR"/>
@@ -1270,75 +1439,88 @@
       </w:r>
       <w:r>
         <w:rPr>
-          <w:rFonts w:ascii="Vazirmatn" w:hAnsi="Vazirmatn" w:cs="Vazirmatn"/>
+          <w:rFonts w:ascii="Vazirmatn" w:hAnsi="Vazirmatn" w:cs="Vazirmatn" w:eastAsia="Vazirmatn"/>
           <w:sz w:val="22"/>
           <w:szCs w:val="22"/>
           <w:color w:val="2D2D2D"/>
           <w:lang w:val="en-US" w:bidi="fa-IR"/>
+          <w:rtl w:val="1"/>
+          <w:cs w:val="1"/>
         </w:rPr>
         <w:t>متن</w:t>
       </w:r>
       <w:r>
         <w:rPr>
-          <w:rFonts w:ascii="Vazirmatn" w:hAnsi="Vazirmatn" w:cs="Vazirmatn"/>
+          <w:rFonts w:ascii="Vazirmatn" w:hAnsi="Vazirmatn" w:cs="Vazirmatn" w:eastAsia="Vazirmatn"/>
           <w:sz w:val="22"/>
           <w:szCs w:val="22"/>
           <w:color w:val="2D2D2D"/>
           <w:lang w:val="en-US" w:bidi="fa-IR"/>
+          <w:rtl w:val="1"/>
+          <w:cs w:val="1"/>
         </w:rPr>
         <w:t xml:space="preserve"> </w:t>
       </w:r>
       <w:r>
         <w:rPr>
-          <w:rFonts w:ascii="Vazirmatn" w:hAnsi="Vazirmatn" w:cs="Vazirmatn"/>
+          <w:rFonts w:ascii="Vazirmatn" w:hAnsi="Vazirmatn" w:cs="Vazirmatn" w:eastAsia="Vazirmatn"/>
           <w:sz w:val="22"/>
           <w:szCs w:val="22"/>
           <w:color w:val="2D2D2D"/>
           <w:lang w:val="en-US" w:bidi="fa-IR"/>
+          <w:rtl w:val="1"/>
+          <w:cs w:val="1"/>
         </w:rPr>
         <w:t>با</w:t>
       </w:r>
       <w:r>
         <w:rPr>
-          <w:rFonts w:ascii="Vazirmatn" w:hAnsi="Vazirmatn" w:cs="Vazirmatn"/>
+          <w:rFonts w:ascii="Vazirmatn" w:hAnsi="Vazirmatn" w:cs="Vazirmatn" w:eastAsia="Vazirmatn"/>
           <w:sz w:val="22"/>
           <w:szCs w:val="22"/>
           <w:color w:val="2D2D2D"/>
           <w:lang w:val="en-US" w:bidi="fa-IR"/>
+          <w:rtl w:val="1"/>
+          <w:cs w:val="1"/>
         </w:rPr>
         <w:t xml:space="preserve"> </w:t>
       </w:r>
       <w:r>
         <w:rPr>
-          <w:rFonts w:ascii="Vazirmatn" w:hAnsi="Vazirmatn" w:cs="Vazirmatn"/>
+          <w:rFonts w:ascii="Vazirmatn" w:hAnsi="Vazirmatn" w:cs="Vazirmatn" w:eastAsia="Vazirmatn"/>
           <w:sz w:val="22"/>
           <w:szCs w:val="22"/>
           <w:strike/>
           <w:color w:val="2D2D2D"/>
           <w:lang w:val="en-US" w:bidi="fa-IR"/>
+          <w:rtl w:val="1"/>
+          <w:cs w:val="1"/>
         </w:rPr>
         <w:t>خط‌خورده</w:t>
       </w:r>
       <w:r>
         <w:rPr>
-          <w:rFonts w:ascii="Vazirmatn" w:hAnsi="Vazirmatn" w:cs="Vazirmatn"/>
+          <w:rFonts w:ascii="Vazirmatn" w:hAnsi="Vazirmatn" w:cs="Vazirmatn" w:eastAsia="Vazirmatn"/>
           <w:sz w:val="22"/>
           <w:szCs w:val="22"/>
           <w:strike/>
           <w:color w:val="2D2D2D"/>
           <w:lang w:val="en-US" w:bidi="fa-IR"/>
+          <w:rtl w:val="1"/>
+          <w:cs w:val="1"/>
         </w:rPr>
         <w:t xml:space="preserve"> </w:t>
       </w:r>
       <w:r>
         <w:rPr>
-          <w:rFonts w:ascii="Segoe UI" w:hAnsi="Segoe UI" w:cs="Vazirmatn"/>
+          <w:rFonts w:ascii="Segoe UI" w:hAnsi="Segoe UI" w:cs="Vazirmatn" w:eastAsia="Vazirmatn"/>
           <w:sz w:val="22"/>
           <w:szCs w:val="22"/>
           <w:strike/>
           <w:color w:val="2D2D2D"/>
           <w:lang w:val="en-US" w:bidi="fa-IR"/>
           <w:rtl w:val="0"/>
+          <w:cs w:val="0"/>
         </w:rPr>
         <w:t>(Strikeout)</w:t>
       </w:r>
@@ -1352,7 +1534,7 @@
       </w:pPr>
       <w:r>
         <w:rPr>
-          <w:rFonts w:ascii="Vazirmatn" w:hAnsi="Vazirmatn" w:cs="Vazirmatn"/>
+          <w:rFonts w:ascii="Vazirmatn" w:hAnsi="Vazirmatn" w:cs="Vazirmatn" w:eastAsia="Vazirmatn"/>
           <w:sz w:val="22"/>
           <w:szCs w:val="22"/>
           <w:lang w:val="en-US" w:bidi="fa-IR"/>
@@ -1361,133 +1543,159 @@
       </w:r>
       <w:r>
         <w:rPr>
-          <w:rFonts w:ascii="Vazirmatn" w:hAnsi="Vazirmatn" w:cs="Vazirmatn"/>
+          <w:rFonts w:ascii="Vazirmatn" w:hAnsi="Vazirmatn" w:cs="Vazirmatn" w:eastAsia="Vazirmatn"/>
           <w:sz w:val="22"/>
           <w:szCs w:val="22"/>
           <w:color w:val="2D2D2D"/>
           <w:lang w:val="en-US" w:bidi="fa-IR"/>
+          <w:rtl w:val="1"/>
+          <w:cs w:val="1"/>
         </w:rPr>
         <w:t>توان</w:t>
       </w:r>
       <w:r>
         <w:rPr>
-          <w:rFonts w:ascii="Vazirmatn" w:hAnsi="Vazirmatn" w:cs="Vazirmatn"/>
+          <w:rFonts w:ascii="Vazirmatn" w:hAnsi="Vazirmatn" w:cs="Vazirmatn" w:eastAsia="Vazirmatn"/>
           <w:sz w:val="22"/>
           <w:szCs w:val="22"/>
           <w:color w:val="2D2D2D"/>
           <w:lang w:val="en-US" w:bidi="fa-IR"/>
+          <w:rtl w:val="1"/>
+          <w:cs w:val="1"/>
         </w:rPr>
         <w:t xml:space="preserve"> </w:t>
       </w:r>
       <w:r>
         <w:rPr>
-          <w:rFonts w:ascii="Vazirmatn" w:hAnsi="Vazirmatn" w:cs="Vazirmatn"/>
+          <w:rFonts w:ascii="Vazirmatn" w:hAnsi="Vazirmatn" w:cs="Vazirmatn" w:eastAsia="Vazirmatn"/>
           <w:sz w:val="22"/>
           <w:szCs w:val="22"/>
           <w:color w:val="2D2D2D"/>
           <w:lang w:val="en-US" w:bidi="fa-IR"/>
+          <w:rtl w:val="1"/>
+          <w:cs w:val="1"/>
         </w:rPr>
         <w:t>ریاضی</w:t>
       </w:r>
       <w:r>
         <w:rPr>
-          <w:rFonts w:ascii="Vazirmatn" w:hAnsi="Vazirmatn" w:cs="Vazirmatn"/>
+          <w:rFonts w:ascii="Vazirmatn" w:hAnsi="Vazirmatn" w:cs="Vazirmatn" w:eastAsia="Vazirmatn"/>
           <w:sz w:val="22"/>
           <w:szCs w:val="22"/>
           <w:color w:val="2D2D2D"/>
           <w:lang w:val="en-US" w:bidi="fa-IR"/>
+          <w:rtl w:val="1"/>
+          <w:cs w:val="1"/>
         </w:rPr>
         <w:t xml:space="preserve"> </w:t>
       </w:r>
       <w:r>
         <w:rPr>
-          <w:rFonts w:ascii="Vazirmatn" w:hAnsi="Vazirmatn" w:cs="Vazirmatn"/>
+          <w:rFonts w:ascii="Vazirmatn" w:hAnsi="Vazirmatn" w:cs="Vazirmatn" w:eastAsia="Vazirmatn"/>
           <w:sz w:val="22"/>
           <w:szCs w:val="22"/>
           <w:vertAlign w:val="superscript"/>
           <w:color w:val="2D2D2D"/>
           <w:lang w:val="en-US" w:bidi="fa-IR"/>
+          <w:rtl w:val="1"/>
+          <w:cs w:val="1"/>
         </w:rPr>
         <w:t>۲</w:t>
       </w:r>
       <w:r>
         <w:rPr>
-          <w:rFonts w:ascii="Vazirmatn" w:hAnsi="Vazirmatn" w:cs="Vazirmatn"/>
+          <w:rFonts w:ascii="Vazirmatn" w:hAnsi="Vazirmatn" w:cs="Vazirmatn" w:eastAsia="Vazirmatn"/>
           <w:sz w:val="22"/>
           <w:szCs w:val="22"/>
           <w:color w:val="2D2D2D"/>
           <w:lang w:val="en-US" w:bidi="fa-IR"/>
+          <w:rtl w:val="1"/>
+          <w:cs w:val="1"/>
         </w:rPr>
         <w:t xml:space="preserve"> </w:t>
       </w:r>
       <w:r>
         <w:rPr>
-          <w:rFonts w:ascii="Vazirmatn" w:hAnsi="Vazirmatn" w:cs="Vazirmatn"/>
+          <w:rFonts w:ascii="Vazirmatn" w:hAnsi="Vazirmatn" w:cs="Vazirmatn" w:eastAsia="Vazirmatn"/>
           <w:sz w:val="22"/>
           <w:szCs w:val="22"/>
           <w:color w:val="2D2D2D"/>
           <w:lang w:val="en-US" w:bidi="fa-IR"/>
+          <w:rtl w:val="1"/>
+          <w:cs w:val="1"/>
         </w:rPr>
         <w:t>و</w:t>
       </w:r>
       <w:r>
         <w:rPr>
-          <w:rFonts w:ascii="Vazirmatn" w:hAnsi="Vazirmatn" w:cs="Vazirmatn"/>
+          <w:rFonts w:ascii="Vazirmatn" w:hAnsi="Vazirmatn" w:cs="Vazirmatn" w:eastAsia="Vazirmatn"/>
           <w:sz w:val="22"/>
           <w:szCs w:val="22"/>
           <w:color w:val="2D2D2D"/>
           <w:lang w:val="en-US" w:bidi="fa-IR"/>
+          <w:rtl w:val="1"/>
+          <w:cs w:val="1"/>
         </w:rPr>
         <w:t xml:space="preserve"> </w:t>
       </w:r>
       <w:r>
         <w:rPr>
-          <w:rFonts w:ascii="Vazirmatn" w:hAnsi="Vazirmatn" w:cs="Vazirmatn"/>
+          <w:rFonts w:ascii="Vazirmatn" w:hAnsi="Vazirmatn" w:cs="Vazirmatn" w:eastAsia="Vazirmatn"/>
           <w:sz w:val="22"/>
           <w:szCs w:val="22"/>
           <w:color w:val="2D2D2D"/>
           <w:lang w:val="en-US" w:bidi="fa-IR"/>
+          <w:rtl w:val="1"/>
+          <w:cs w:val="1"/>
         </w:rPr>
         <w:t>زیروند</w:t>
       </w:r>
       <w:r>
         <w:rPr>
-          <w:rFonts w:ascii="Vazirmatn" w:hAnsi="Vazirmatn" w:cs="Vazirmatn"/>
+          <w:rFonts w:ascii="Vazirmatn" w:hAnsi="Vazirmatn" w:cs="Vazirmatn" w:eastAsia="Vazirmatn"/>
           <w:sz w:val="22"/>
           <w:szCs w:val="22"/>
           <w:color w:val="2D2D2D"/>
           <w:lang w:val="en-US" w:bidi="fa-IR"/>
+          <w:rtl w:val="1"/>
+          <w:cs w:val="1"/>
         </w:rPr>
         <w:t xml:space="preserve"> </w:t>
       </w:r>
       <w:r>
         <w:rPr>
-          <w:rFonts w:ascii="Vazirmatn" w:hAnsi="Vazirmatn" w:cs="Vazirmatn"/>
+          <w:rFonts w:ascii="Vazirmatn" w:hAnsi="Vazirmatn" w:cs="Vazirmatn" w:eastAsia="Vazirmatn"/>
           <w:sz w:val="22"/>
           <w:szCs w:val="22"/>
           <w:color w:val="2D2D2D"/>
           <w:lang w:val="en-US" w:bidi="fa-IR"/>
+          <w:rtl w:val="1"/>
+          <w:cs w:val="1"/>
         </w:rPr>
         <w:t>شیمیایی</w:t>
       </w:r>
       <w:r>
         <w:rPr>
-          <w:rFonts w:ascii="Vazirmatn" w:hAnsi="Vazirmatn" w:cs="Vazirmatn"/>
+          <w:rFonts w:ascii="Vazirmatn" w:hAnsi="Vazirmatn" w:cs="Vazirmatn" w:eastAsia="Vazirmatn"/>
           <w:sz w:val="22"/>
           <w:szCs w:val="22"/>
           <w:color w:val="2D2D2D"/>
           <w:lang w:val="en-US" w:bidi="fa-IR"/>
+          <w:rtl w:val="1"/>
+          <w:cs w:val="1"/>
         </w:rPr>
         <w:t xml:space="preserve"> </w:t>
       </w:r>
       <w:r>
         <w:rPr>
-          <w:rFonts w:ascii="Vazirmatn" w:hAnsi="Vazirmatn" w:cs="Vazirmatn"/>
+          <w:rFonts w:ascii="Vazirmatn" w:hAnsi="Vazirmatn" w:cs="Vazirmatn" w:eastAsia="Vazirmatn"/>
           <w:sz w:val="22"/>
           <w:szCs w:val="22"/>
           <w:vertAlign w:val="subscript"/>
           <w:color w:val="2D2D2D"/>
           <w:lang w:val="en-US" w:bidi="fa-IR"/>
+          <w:rtl w:val="1"/>
+          <w:cs w:val="1"/>
         </w:rPr>
         <w:t>۲</w:t>
       </w:r>
@@ -1501,7 +1709,7 @@
       </w:pPr>
       <w:r>
         <w:rPr>
-          <w:rFonts w:ascii="Vazirmatn" w:hAnsi="Vazirmatn" w:cs="Vazirmatn"/>
+          <w:rFonts w:ascii="Vazirmatn" w:hAnsi="Vazirmatn" w:cs="Vazirmatn" w:eastAsia="Vazirmatn"/>
           <w:sz w:val="22"/>
           <w:szCs w:val="22"/>
           <w:lang w:val="en-US" w:bidi="fa-IR"/>
@@ -1510,112 +1718,133 @@
       </w:r>
       <w:r>
         <w:rPr>
-          <w:rFonts w:ascii="Vazirmatn" w:hAnsi="Vazirmatn" w:cs="Vazirmatn"/>
+          <w:rFonts w:ascii="Vazirmatn" w:hAnsi="Vazirmatn" w:cs="Vazirmatn" w:eastAsia="Vazirmatn"/>
           <w:sz w:val="22"/>
           <w:szCs w:val="22"/>
           <w:color w:val="2D2D2D"/>
           <w:lang w:val="en-US" w:bidi="fa-IR"/>
+          <w:rtl w:val="1"/>
+          <w:cs w:val="1"/>
         </w:rPr>
         <w:t>کد</w:t>
       </w:r>
       <w:r>
         <w:rPr>
-          <w:rFonts w:ascii="Vazirmatn" w:hAnsi="Vazirmatn" w:cs="Vazirmatn"/>
+          <w:rFonts w:ascii="Vazirmatn" w:hAnsi="Vazirmatn" w:cs="Vazirmatn" w:eastAsia="Vazirmatn"/>
           <w:sz w:val="22"/>
           <w:szCs w:val="22"/>
           <w:color w:val="2D2D2D"/>
           <w:lang w:val="en-US" w:bidi="fa-IR"/>
+          <w:rtl w:val="1"/>
+          <w:cs w:val="1"/>
         </w:rPr>
         <w:t xml:space="preserve"> </w:t>
       </w:r>
       <w:r>
         <w:rPr>
-          <w:rFonts w:ascii="Vazirmatn" w:hAnsi="Vazirmatn" w:cs="Vazirmatn"/>
+          <w:rFonts w:ascii="Vazirmatn" w:hAnsi="Vazirmatn" w:cs="Vazirmatn" w:eastAsia="Vazirmatn"/>
           <w:sz w:val="22"/>
           <w:szCs w:val="22"/>
           <w:color w:val="2D2D2D"/>
           <w:lang w:val="en-US" w:bidi="fa-IR"/>
+          <w:rtl w:val="1"/>
+          <w:cs w:val="1"/>
         </w:rPr>
         <w:t>درون‌خطی</w:t>
       </w:r>
       <w:r>
         <w:rPr>
-          <w:rFonts w:ascii="Vazirmatn" w:hAnsi="Vazirmatn" w:cs="Vazirmatn"/>
+          <w:rFonts w:ascii="Vazirmatn" w:hAnsi="Vazirmatn" w:cs="Vazirmatn" w:eastAsia="Vazirmatn"/>
           <w:sz w:val="22"/>
           <w:szCs w:val="22"/>
           <w:color w:val="2D2D2D"/>
           <w:lang w:val="en-US" w:bidi="fa-IR"/>
+          <w:rtl w:val="1"/>
+          <w:cs w:val="1"/>
         </w:rPr>
         <w:t xml:space="preserve"> </w:t>
       </w:r>
       <w:r>
         <w:rPr>
-          <w:rFonts w:ascii="Courier New" w:hAnsi="Courier New" w:cs="Courier New"/>
+          <w:rFonts w:ascii="Courier New" w:hAnsi="Courier New" w:cs="Courier New" w:eastAsia="Courier New"/>
           <w:sz w:val="22"/>
           <w:szCs w:val="22"/>
           <w:color w:val="2D2D2D"/>
           <w:lang w:val="en-US" w:bidi="fa-IR"/>
           <w:rtl w:val="0"/>
+          <w:cs w:val="0"/>
         </w:rPr>
         <w:t>const port = 8080;</w:t>
       </w:r>
       <w:r>
         <w:rPr>
-          <w:rFonts w:ascii="Vazirmatn" w:hAnsi="Vazirmatn" w:cs="Vazirmatn"/>
+          <w:rFonts w:ascii="Vazirmatn" w:hAnsi="Vazirmatn" w:cs="Vazirmatn" w:eastAsia="Vazirmatn"/>
           <w:sz w:val="22"/>
           <w:szCs w:val="22"/>
           <w:color w:val="2D2D2D"/>
           <w:lang w:val="en-US" w:bidi="fa-IR"/>
+          <w:rtl w:val="1"/>
+          <w:cs w:val="1"/>
         </w:rPr>
         <w:t xml:space="preserve"> </w:t>
       </w:r>
       <w:r>
         <w:rPr>
-          <w:rFonts w:ascii="Vazirmatn" w:hAnsi="Vazirmatn" w:cs="Vazirmatn"/>
+          <w:rFonts w:ascii="Vazirmatn" w:hAnsi="Vazirmatn" w:cs="Vazirmatn" w:eastAsia="Vazirmatn"/>
           <w:sz w:val="22"/>
           <w:szCs w:val="22"/>
           <w:color w:val="2D2D2D"/>
           <w:lang w:val="en-US" w:bidi="fa-IR"/>
+          <w:rtl w:val="1"/>
+          <w:cs w:val="1"/>
         </w:rPr>
         <w:t>با</w:t>
       </w:r>
       <w:r>
         <w:rPr>
-          <w:rFonts w:ascii="Vazirmatn" w:hAnsi="Vazirmatn" w:cs="Vazirmatn"/>
+          <w:rFonts w:ascii="Vazirmatn" w:hAnsi="Vazirmatn" w:cs="Vazirmatn" w:eastAsia="Vazirmatn"/>
           <w:sz w:val="22"/>
           <w:szCs w:val="22"/>
           <w:color w:val="2D2D2D"/>
           <w:lang w:val="en-US" w:bidi="fa-IR"/>
+          <w:rtl w:val="1"/>
+          <w:cs w:val="1"/>
         </w:rPr>
         <w:t xml:space="preserve"> </w:t>
       </w:r>
       <w:r>
         <w:rPr>
-          <w:rFonts w:ascii="Vazirmatn" w:hAnsi="Vazirmatn" w:cs="Vazirmatn"/>
+          <w:rFonts w:ascii="Vazirmatn" w:hAnsi="Vazirmatn" w:cs="Vazirmatn" w:eastAsia="Vazirmatn"/>
           <w:sz w:val="22"/>
           <w:szCs w:val="22"/>
           <w:color w:val="2D2D2D"/>
           <w:lang w:val="en-US" w:bidi="fa-IR"/>
+          <w:rtl w:val="1"/>
+          <w:cs w:val="1"/>
         </w:rPr>
         <w:t>قلم</w:t>
       </w:r>
       <w:r>
         <w:rPr>
-          <w:rFonts w:ascii="Vazirmatn" w:hAnsi="Vazirmatn" w:cs="Vazirmatn"/>
+          <w:rFonts w:ascii="Vazirmatn" w:hAnsi="Vazirmatn" w:cs="Vazirmatn" w:eastAsia="Vazirmatn"/>
           <w:sz w:val="22"/>
           <w:szCs w:val="22"/>
           <w:color w:val="2D2D2D"/>
           <w:lang w:val="en-US" w:bidi="fa-IR"/>
+          <w:rtl w:val="1"/>
+          <w:cs w:val="1"/>
         </w:rPr>
         <w:t xml:space="preserve"> </w:t>
       </w:r>
       <w:r>
         <w:rPr>
-          <w:rFonts w:ascii="Vazirmatn" w:hAnsi="Vazirmatn" w:cs="Vazirmatn"/>
+          <w:rFonts w:ascii="Vazirmatn" w:hAnsi="Vazirmatn" w:cs="Vazirmatn" w:eastAsia="Vazirmatn"/>
           <w:sz w:val="22"/>
           <w:szCs w:val="22"/>
           <w:color w:val="2D2D2D"/>
           <w:lang w:val="en-US" w:bidi="fa-IR"/>
+          <w:rtl w:val="1"/>
+          <w:cs w:val="1"/>
         </w:rPr>
         <w:t>مونو</w:t>
       </w:r>
@@ -1661,7 +1890,7 @@
             </w:pPr>
             <w:r>
               <w:rPr>
-                <w:rFonts w:ascii="Vazirmatn" w:hAnsi="Vazirmatn" w:cs="Vazirmatn"/>
+                <w:rFonts w:ascii="Vazirmatn" w:hAnsi="Vazirmatn" w:cs="Vazirmatn" w:eastAsia="Vazirmatn"/>
                 <w:sz w:val="26"/>
                 <w:szCs w:val="26"/>
                 <w:b/>
@@ -1701,133 +1930,155 @@
             <w:bookmarkStart w:id="3" w:name="md______________________________08429a41"/>
             <w:r>
               <w:rPr>
-                <w:rFonts w:ascii="Vazirmatn" w:hAnsi="Vazirmatn" w:cs="Vazirmatn"/>
+                <w:rFonts w:ascii="Vazirmatn" w:hAnsi="Vazirmatn" w:cs="Vazirmatn" w:eastAsia="Vazirmatn"/>
                 <w:sz w:val="26"/>
                 <w:szCs w:val="26"/>
                 <w:b/>
                 <w:bCs/>
                 <w:color w:val="2D2D2D"/>
                 <w:lang w:val="en-US" w:bidi="fa-IR"/>
+                <w:rtl w:val="1"/>
+                <w:cs w:val="1"/>
               </w:rPr>
               <w:t>عنوان</w:t>
             </w:r>
             <w:r>
               <w:rPr>
-                <w:rFonts w:ascii="Vazirmatn" w:hAnsi="Vazirmatn" w:cs="Vazirmatn"/>
+                <w:rFonts w:ascii="Vazirmatn" w:hAnsi="Vazirmatn" w:cs="Vazirmatn" w:eastAsia="Vazirmatn"/>
                 <w:sz w:val="26"/>
                 <w:szCs w:val="26"/>
                 <w:b/>
                 <w:bCs/>
                 <w:color w:val="2D2D2D"/>
                 <w:lang w:val="en-US" w:bidi="fa-IR"/>
+                <w:rtl w:val="1"/>
+                <w:cs w:val="1"/>
               </w:rPr>
               <w:t xml:space="preserve"> </w:t>
             </w:r>
             <w:r>
               <w:rPr>
-                <w:rFonts w:ascii="Vazirmatn" w:hAnsi="Vazirmatn" w:cs="Vazirmatn"/>
+                <w:rFonts w:ascii="Vazirmatn" w:hAnsi="Vazirmatn" w:cs="Vazirmatn" w:eastAsia="Vazirmatn"/>
                 <w:sz w:val="26"/>
                 <w:szCs w:val="26"/>
                 <w:b/>
                 <w:bCs/>
                 <w:color w:val="2D2D2D"/>
                 <w:lang w:val="en-US" w:bidi="fa-IR"/>
+                <w:rtl w:val="1"/>
+                <w:cs w:val="1"/>
               </w:rPr>
               <w:t>سطح</w:t>
             </w:r>
             <w:r>
               <w:rPr>
-                <w:rFonts w:ascii="Vazirmatn" w:hAnsi="Vazirmatn" w:cs="Vazirmatn"/>
+                <w:rFonts w:ascii="Vazirmatn" w:hAnsi="Vazirmatn" w:cs="Vazirmatn" w:eastAsia="Vazirmatn"/>
                 <w:sz w:val="26"/>
                 <w:szCs w:val="26"/>
                 <w:b/>
                 <w:bCs/>
                 <w:color w:val="2D2D2D"/>
                 <w:lang w:val="en-US" w:bidi="fa-IR"/>
+                <w:rtl w:val="1"/>
+                <w:cs w:val="1"/>
               </w:rPr>
               <w:t xml:space="preserve"> </w:t>
             </w:r>
             <w:r>
               <w:rPr>
-                <w:rFonts w:ascii="Vazirmatn" w:hAnsi="Vazirmatn" w:cs="Vazirmatn"/>
+                <w:rFonts w:ascii="Vazirmatn" w:hAnsi="Vazirmatn" w:cs="Vazirmatn" w:eastAsia="Vazirmatn"/>
                 <w:sz w:val="26"/>
                 <w:szCs w:val="26"/>
                 <w:b/>
                 <w:bCs/>
                 <w:color w:val="2D2D2D"/>
                 <w:lang w:val="en-US" w:bidi="fa-IR"/>
+                <w:rtl w:val="1"/>
+                <w:cs w:val="1"/>
               </w:rPr>
               <w:t>سه:</w:t>
             </w:r>
             <w:r>
               <w:rPr>
-                <w:rFonts w:ascii="Vazirmatn" w:hAnsi="Vazirmatn" w:cs="Vazirmatn"/>
+                <w:rFonts w:ascii="Vazirmatn" w:hAnsi="Vazirmatn" w:cs="Vazirmatn" w:eastAsia="Vazirmatn"/>
                 <w:sz w:val="26"/>
                 <w:szCs w:val="26"/>
                 <w:b/>
                 <w:bCs/>
                 <w:color w:val="2D2D2D"/>
                 <w:lang w:val="en-US" w:bidi="fa-IR"/>
+                <w:rtl w:val="1"/>
+                <w:cs w:val="1"/>
               </w:rPr>
               <w:t xml:space="preserve"> </w:t>
             </w:r>
             <w:r>
               <w:rPr>
-                <w:rFonts w:ascii="Vazirmatn" w:hAnsi="Vazirmatn" w:cs="Vazirmatn"/>
+                <w:rFonts w:ascii="Vazirmatn" w:hAnsi="Vazirmatn" w:cs="Vazirmatn" w:eastAsia="Vazirmatn"/>
                 <w:sz w:val="26"/>
                 <w:szCs w:val="26"/>
                 <w:b/>
                 <w:bCs/>
                 <w:color w:val="2D2D2D"/>
                 <w:lang w:val="en-US" w:bidi="fa-IR"/>
+                <w:rtl w:val="1"/>
+                <w:cs w:val="1"/>
               </w:rPr>
               <w:t>پیوندها</w:t>
             </w:r>
             <w:r>
               <w:rPr>
-                <w:rFonts w:ascii="Vazirmatn" w:hAnsi="Vazirmatn" w:cs="Vazirmatn"/>
+                <w:rFonts w:ascii="Vazirmatn" w:hAnsi="Vazirmatn" w:cs="Vazirmatn" w:eastAsia="Vazirmatn"/>
                 <w:sz w:val="26"/>
                 <w:szCs w:val="26"/>
                 <w:b/>
                 <w:bCs/>
                 <w:color w:val="2D2D2D"/>
                 <w:lang w:val="en-US" w:bidi="fa-IR"/>
+                <w:rtl w:val="1"/>
+                <w:cs w:val="1"/>
               </w:rPr>
               <w:t xml:space="preserve"> </w:t>
             </w:r>
             <w:r>
               <w:rPr>
-                <w:rFonts w:ascii="Vazirmatn" w:hAnsi="Vazirmatn" w:cs="Vazirmatn"/>
+                <w:rFonts w:ascii="Vazirmatn" w:hAnsi="Vazirmatn" w:cs="Vazirmatn" w:eastAsia="Vazirmatn"/>
                 <w:sz w:val="26"/>
                 <w:szCs w:val="26"/>
                 <w:b/>
                 <w:bCs/>
                 <w:color w:val="2D2D2D"/>
                 <w:lang w:val="en-US" w:bidi="fa-IR"/>
+                <w:rtl w:val="1"/>
+                <w:cs w:val="1"/>
               </w:rPr>
               <w:t>و</w:t>
             </w:r>
             <w:r>
               <w:rPr>
-                <w:rFonts w:ascii="Vazirmatn" w:hAnsi="Vazirmatn" w:cs="Vazirmatn"/>
+                <w:rFonts w:ascii="Vazirmatn" w:hAnsi="Vazirmatn" w:cs="Vazirmatn" w:eastAsia="Vazirmatn"/>
                 <w:sz w:val="26"/>
                 <w:szCs w:val="26"/>
                 <w:b/>
                 <w:bCs/>
                 <w:color w:val="2D2D2D"/>
                 <w:lang w:val="en-US" w:bidi="fa-IR"/>
+                <w:rtl w:val="1"/>
+                <w:cs w:val="1"/>
               </w:rPr>
               <w:t xml:space="preserve"> </w:t>
             </w:r>
             <w:r>
               <w:rPr>
-                <w:rFonts w:ascii="Vazirmatn" w:hAnsi="Vazirmatn" w:cs="Vazirmatn"/>
+                <w:rFonts w:ascii="Vazirmatn" w:hAnsi="Vazirmatn" w:cs="Vazirmatn" w:eastAsia="Vazirmatn"/>
                 <w:sz w:val="26"/>
                 <w:szCs w:val="26"/>
                 <w:b/>
                 <w:bCs/>
                 <w:color w:val="2D2D2D"/>
                 <w:lang w:val="en-US" w:bidi="fa-IR"/>
+                <w:rtl w:val="1"/>
+                <w:cs w:val="1"/>
               </w:rPr>
               <w:t>تصاویر</w:t>
             </w:r>
@@ -1847,97 +2098,115 @@
       <w:pPr>
         <w:bidi w:val="1"/>
         <w:spacing w:line="336" w:lineRule="auto" w:after="120"/>
-        <w:jc w:val="both"/>
+        <w:jc w:val="right"/>
       </w:pPr>
       <w:r>
         <w:rPr>
-          <w:rFonts w:ascii="Vazirmatn" w:hAnsi="Vazirmatn" w:cs="Vazirmatn"/>
+          <w:rFonts w:ascii="Vazirmatn" w:hAnsi="Vazirmatn" w:cs="Vazirmatn" w:eastAsia="Vazirmatn"/>
           <w:sz w:val="22"/>
           <w:szCs w:val="22"/>
           <w:color w:val="2D2D2D"/>
           <w:lang w:val="en-US" w:bidi="fa-IR"/>
+          <w:rtl w:val="1"/>
+          <w:cs w:val="1"/>
         </w:rPr>
         <w:t>این</w:t>
       </w:r>
       <w:r>
         <w:rPr>
-          <w:rFonts w:ascii="Vazirmatn" w:hAnsi="Vazirmatn" w:cs="Vazirmatn"/>
+          <w:rFonts w:ascii="Vazirmatn" w:hAnsi="Vazirmatn" w:cs="Vazirmatn" w:eastAsia="Vazirmatn"/>
           <w:sz w:val="22"/>
           <w:szCs w:val="22"/>
           <w:color w:val="2D2D2D"/>
           <w:lang w:val="en-US" w:bidi="fa-IR"/>
+          <w:rtl w:val="1"/>
+          <w:cs w:val="1"/>
         </w:rPr>
         <w:t xml:space="preserve"> </w:t>
       </w:r>
       <w:r>
         <w:rPr>
-          <w:rFonts w:ascii="Vazirmatn" w:hAnsi="Vazirmatn" w:cs="Vazirmatn"/>
+          <w:rFonts w:ascii="Vazirmatn" w:hAnsi="Vazirmatn" w:cs="Vazirmatn" w:eastAsia="Vazirmatn"/>
           <w:sz w:val="22"/>
           <w:szCs w:val="22"/>
           <w:color w:val="2D2D2D"/>
           <w:lang w:val="en-US" w:bidi="fa-IR"/>
+          <w:rtl w:val="1"/>
+          <w:cs w:val="1"/>
         </w:rPr>
         <w:t>یک</w:t>
       </w:r>
       <w:r>
         <w:rPr>
-          <w:rFonts w:ascii="Vazirmatn" w:hAnsi="Vazirmatn" w:cs="Vazirmatn"/>
+          <w:rFonts w:ascii="Vazirmatn" w:hAnsi="Vazirmatn" w:cs="Vazirmatn" w:eastAsia="Vazirmatn"/>
           <w:sz w:val="22"/>
           <w:szCs w:val="22"/>
           <w:color w:val="2D2D2D"/>
           <w:lang w:val="en-US" w:bidi="fa-IR"/>
+          <w:rtl w:val="1"/>
+          <w:cs w:val="1"/>
         </w:rPr>
         <w:t xml:space="preserve"> </w:t>
       </w:r>
-      <w:hyperlink r:id="rId9">
+      <w:hyperlink r:id="rId15">
         <w:r>
           <w:rPr>
-            <w:rFonts w:ascii="Vazirmatn" w:hAnsi="Vazirmatn" w:cs="Vazirmatn"/>
+            <w:rFonts w:ascii="Vazirmatn" w:hAnsi="Vazirmatn" w:cs="Vazirmatn" w:eastAsia="Vazirmatn"/>
             <w:sz w:val="22"/>
             <w:szCs w:val="22"/>
             <w:color w:val="0563C1"/>
             <w:lang w:val="en-US" w:bidi="fa-IR"/>
+            <w:rtl w:val="1"/>
+            <w:cs w:val="1"/>
           </w:rPr>
           <w:t>پیوند</w:t>
         </w:r>
         <w:r>
           <w:rPr>
-            <w:rFonts w:ascii="Vazirmatn" w:hAnsi="Vazirmatn" w:cs="Vazirmatn"/>
+            <w:rFonts w:ascii="Vazirmatn" w:hAnsi="Vazirmatn" w:cs="Vazirmatn" w:eastAsia="Vazirmatn"/>
             <w:sz w:val="22"/>
             <w:szCs w:val="22"/>
             <w:color w:val="0563C1"/>
             <w:lang w:val="en-US" w:bidi="fa-IR"/>
+            <w:rtl w:val="1"/>
+            <w:cs w:val="1"/>
           </w:rPr>
           <w:t xml:space="preserve"> </w:t>
         </w:r>
         <w:r>
           <w:rPr>
-            <w:rFonts w:ascii="Vazirmatn" w:hAnsi="Vazirmatn" w:cs="Vazirmatn"/>
+            <w:rFonts w:ascii="Vazirmatn" w:hAnsi="Vazirmatn" w:cs="Vazirmatn" w:eastAsia="Vazirmatn"/>
             <w:sz w:val="22"/>
             <w:szCs w:val="22"/>
             <w:color w:val="0563C1"/>
             <w:lang w:val="en-US" w:bidi="fa-IR"/>
+            <w:rtl w:val="1"/>
+            <w:cs w:val="1"/>
           </w:rPr>
           <w:t>وب</w:t>
         </w:r>
       </w:hyperlink>
       <w:r>
         <w:rPr>
-          <w:rFonts w:ascii="Vazirmatn" w:hAnsi="Vazirmatn" w:cs="Vazirmatn"/>
+          <w:rFonts w:ascii="Vazirmatn" w:hAnsi="Vazirmatn" w:cs="Vazirmatn" w:eastAsia="Vazirmatn"/>
           <w:sz w:val="22"/>
           <w:szCs w:val="22"/>
           <w:color w:val="2D2D2D"/>
           <w:lang w:val="en-US" w:bidi="fa-IR"/>
+          <w:rtl w:val="1"/>
+          <w:cs w:val="1"/>
         </w:rPr>
         <w:t xml:space="preserve"> </w:t>
       </w:r>
       <w:r>
         <w:rPr>
-          <w:rFonts w:ascii="Vazirmatn" w:hAnsi="Vazirmatn" w:cs="Vazirmatn"/>
+          <w:rFonts w:ascii="Vazirmatn" w:hAnsi="Vazirmatn" w:cs="Vazirmatn" w:eastAsia="Vazirmatn"/>
           <w:sz w:val="22"/>
           <w:szCs w:val="22"/>
           <w:color w:val="2D2D2D"/>
           <w:lang w:val="en-US" w:bidi="fa-IR"/>
+          <w:rtl w:val="1"/>
+          <w:cs w:val="1"/>
         </w:rPr>
         <w:t>است.</w:t>
       </w:r>
@@ -1946,125 +2215,149 @@
       <w:pPr>
         <w:bidi w:val="1"/>
         <w:spacing w:line="336" w:lineRule="auto" w:after="120"/>
-        <w:jc w:val="both"/>
+        <w:jc w:val="right"/>
       </w:pPr>
       <w:r>
         <w:rPr>
-          <w:rFonts w:ascii="Vazirmatn" w:hAnsi="Vazirmatn" w:cs="Vazirmatn"/>
+          <w:rFonts w:ascii="Vazirmatn" w:hAnsi="Vazirmatn" w:cs="Vazirmatn" w:eastAsia="Vazirmatn"/>
           <w:sz w:val="22"/>
           <w:szCs w:val="22"/>
           <w:color w:val="2D2D2D"/>
           <w:lang w:val="en-US" w:bidi="fa-IR"/>
+          <w:rtl w:val="1"/>
+          <w:cs w:val="1"/>
         </w:rPr>
         <w:t>تصویر</w:t>
       </w:r>
       <w:r>
         <w:rPr>
-          <w:rFonts w:ascii="Vazirmatn" w:hAnsi="Vazirmatn" w:cs="Vazirmatn"/>
+          <w:rFonts w:ascii="Vazirmatn" w:hAnsi="Vazirmatn" w:cs="Vazirmatn" w:eastAsia="Vazirmatn"/>
           <w:sz w:val="22"/>
           <w:szCs w:val="22"/>
           <w:color w:val="2D2D2D"/>
           <w:lang w:val="en-US" w:bidi="fa-IR"/>
+          <w:rtl w:val="1"/>
+          <w:cs w:val="1"/>
         </w:rPr>
         <w:t xml:space="preserve"> </w:t>
       </w:r>
       <w:r>
         <w:rPr>
-          <w:rFonts w:ascii="Vazirmatn" w:hAnsi="Vazirmatn" w:cs="Vazirmatn"/>
+          <w:rFonts w:ascii="Vazirmatn" w:hAnsi="Vazirmatn" w:cs="Vazirmatn" w:eastAsia="Vazirmatn"/>
           <w:sz w:val="22"/>
           <w:szCs w:val="22"/>
           <w:color w:val="2D2D2D"/>
           <w:lang w:val="en-US" w:bidi="fa-IR"/>
+          <w:rtl w:val="1"/>
+          <w:cs w:val="1"/>
         </w:rPr>
         <w:t>درون‌خطی</w:t>
       </w:r>
       <w:r>
         <w:rPr>
-          <w:rFonts w:ascii="Vazirmatn" w:hAnsi="Vazirmatn" w:cs="Vazirmatn"/>
+          <w:rFonts w:ascii="Vazirmatn" w:hAnsi="Vazirmatn" w:cs="Vazirmatn" w:eastAsia="Vazirmatn"/>
           <w:sz w:val="22"/>
           <w:szCs w:val="22"/>
           <w:color w:val="2D2D2D"/>
           <w:lang w:val="en-US" w:bidi="fa-IR"/>
+          <w:rtl w:val="1"/>
+          <w:cs w:val="1"/>
         </w:rPr>
         <w:t xml:space="preserve"> </w:t>
       </w:r>
       <w:r>
         <w:rPr>
-          <w:rFonts w:ascii="Vazirmatn" w:hAnsi="Vazirmatn" w:cs="Vazirmatn"/>
+          <w:rFonts w:ascii="Vazirmatn" w:hAnsi="Vazirmatn" w:cs="Vazirmatn" w:eastAsia="Vazirmatn"/>
           <w:sz w:val="22"/>
           <w:szCs w:val="22"/>
           <w:color w:val="2D2D2D"/>
           <w:lang w:val="en-US" w:bidi="fa-IR"/>
+          <w:rtl w:val="1"/>
+          <w:cs w:val="1"/>
         </w:rPr>
         <w:t>درون</w:t>
       </w:r>
       <w:r>
         <w:rPr>
-          <w:rFonts w:ascii="Vazirmatn" w:hAnsi="Vazirmatn" w:cs="Vazirmatn"/>
+          <w:rFonts w:ascii="Vazirmatn" w:hAnsi="Vazirmatn" w:cs="Vazirmatn" w:eastAsia="Vazirmatn"/>
           <w:sz w:val="22"/>
           <w:szCs w:val="22"/>
           <w:color w:val="2D2D2D"/>
           <w:lang w:val="en-US" w:bidi="fa-IR"/>
+          <w:rtl w:val="1"/>
+          <w:cs w:val="1"/>
         </w:rPr>
         <w:t xml:space="preserve"> </w:t>
       </w:r>
       <w:r>
         <w:rPr>
-          <w:rFonts w:ascii="Vazirmatn" w:hAnsi="Vazirmatn" w:cs="Vazirmatn"/>
+          <w:rFonts w:ascii="Vazirmatn" w:hAnsi="Vazirmatn" w:cs="Vazirmatn" w:eastAsia="Vazirmatn"/>
           <w:sz w:val="22"/>
           <w:szCs w:val="22"/>
           <w:color w:val="2D2D2D"/>
           <w:lang w:val="en-US" w:bidi="fa-IR"/>
+          <w:rtl w:val="1"/>
+          <w:cs w:val="1"/>
         </w:rPr>
         <w:t>متن:</w:t>
       </w:r>
       <w:r>
         <w:rPr>
-          <w:rFonts w:ascii="Vazirmatn" w:hAnsi="Vazirmatn" w:cs="Vazirmatn"/>
+          <w:rFonts w:ascii="Vazirmatn" w:hAnsi="Vazirmatn" w:cs="Vazirmatn" w:eastAsia="Vazirmatn"/>
           <w:sz w:val="22"/>
           <w:szCs w:val="22"/>
           <w:color w:val="2D2D2D"/>
           <w:lang w:val="en-US" w:bidi="fa-IR"/>
+          <w:rtl w:val="1"/>
+          <w:cs w:val="1"/>
         </w:rPr>
         <w:t xml:space="preserve"> </w:t>
       </w:r>
       <w:r>
         <w:rPr>
-          <w:rFonts w:ascii="Vazirmatn" w:hAnsi="Vazirmatn" w:cs="Vazirmatn"/>
+          <w:rFonts w:ascii="Vazirmatn" w:hAnsi="Vazirmatn" w:cs="Vazirmatn" w:eastAsia="Vazirmatn"/>
           <w:sz w:val="22"/>
           <w:szCs w:val="22"/>
           <w:color w:val="2D2D2D"/>
           <w:lang w:val="en-US" w:bidi="fa-IR"/>
+          <w:rtl w:val="1"/>
+          <w:cs w:val="1"/>
         </w:rPr>
         <w:t>شروع</w:t>
       </w:r>
       <w:r>
         <w:rPr>
-          <w:rFonts w:ascii="Vazirmatn" w:hAnsi="Vazirmatn" w:cs="Vazirmatn"/>
+          <w:rFonts w:ascii="Vazirmatn" w:hAnsi="Vazirmatn" w:cs="Vazirmatn" w:eastAsia="Vazirmatn"/>
           <w:sz w:val="22"/>
           <w:szCs w:val="22"/>
           <w:color w:val="2D2D2D"/>
           <w:lang w:val="en-US" w:bidi="fa-IR"/>
+          <w:rtl w:val="1"/>
+          <w:cs w:val="1"/>
         </w:rPr>
         <w:t xml:space="preserve"> </w:t>
       </w:r>
       <w:r>
         <w:rPr>
-          <w:rFonts w:ascii="Vazirmatn" w:hAnsi="Vazirmatn" w:cs="Vazirmatn"/>
+          <w:rFonts w:ascii="Vazirmatn" w:hAnsi="Vazirmatn" w:cs="Vazirmatn" w:eastAsia="Vazirmatn"/>
           <w:sz w:val="22"/>
           <w:szCs w:val="22"/>
           <w:color w:val="2D2D2D"/>
           <w:lang w:val="en-US" w:bidi="fa-IR"/>
+          <w:rtl w:val="1"/>
+          <w:cs w:val="1"/>
         </w:rPr>
         <w:t>متن</w:t>
       </w:r>
       <w:r>
         <w:rPr>
-          <w:rFonts w:ascii="Vazirmatn" w:hAnsi="Vazirmatn" w:cs="Vazirmatn"/>
+          <w:rFonts w:ascii="Vazirmatn" w:hAnsi="Vazirmatn" w:cs="Vazirmatn" w:eastAsia="Vazirmatn"/>
           <w:sz w:val="22"/>
           <w:szCs w:val="22"/>
           <w:color w:val="2D2D2D"/>
           <w:lang w:val="en-US" w:bidi="fa-IR"/>
+          <w:rtl w:val="1"/>
+          <w:cs w:val="1"/>
         </w:rPr>
         <w:t xml:space="preserve"> </w:t>
       </w:r>
@@ -2084,7 +2377,7 @@
                     <pic:cNvPicPr/>
                   </pic:nvPicPr>
                   <pic:blipFill>
-                    <a:blip r:embed="rId10"/>
+                    <a:blip r:embed="rId16"/>
                     <a:stretch>
                       <a:fillRect/>
                     </a:stretch>
@@ -2104,61 +2397,73 @@
       </w:r>
       <w:r>
         <w:rPr>
-          <w:rFonts w:ascii="Vazirmatn" w:hAnsi="Vazirmatn" w:cs="Vazirmatn"/>
+          <w:rFonts w:ascii="Vazirmatn" w:hAnsi="Vazirmatn" w:cs="Vazirmatn" w:eastAsia="Vazirmatn"/>
           <w:sz w:val="22"/>
           <w:szCs w:val="22"/>
           <w:color w:val="2D2D2D"/>
           <w:lang w:val="en-US" w:bidi="fa-IR"/>
+          <w:rtl w:val="1"/>
+          <w:cs w:val="1"/>
         </w:rPr>
         <w:t xml:space="preserve"> </w:t>
       </w:r>
       <w:r>
         <w:rPr>
-          <w:rFonts w:ascii="Vazirmatn" w:hAnsi="Vazirmatn" w:cs="Vazirmatn"/>
+          <w:rFonts w:ascii="Vazirmatn" w:hAnsi="Vazirmatn" w:cs="Vazirmatn" w:eastAsia="Vazirmatn"/>
           <w:sz w:val="22"/>
           <w:szCs w:val="22"/>
           <w:color w:val="2D2D2D"/>
           <w:lang w:val="en-US" w:bidi="fa-IR"/>
+          <w:rtl w:val="1"/>
+          <w:cs w:val="1"/>
         </w:rPr>
         <w:t>پایان</w:t>
       </w:r>
       <w:r>
         <w:rPr>
-          <w:rFonts w:ascii="Vazirmatn" w:hAnsi="Vazirmatn" w:cs="Vazirmatn"/>
+          <w:rFonts w:ascii="Vazirmatn" w:hAnsi="Vazirmatn" w:cs="Vazirmatn" w:eastAsia="Vazirmatn"/>
           <w:sz w:val="22"/>
           <w:szCs w:val="22"/>
           <w:color w:val="2D2D2D"/>
           <w:lang w:val="en-US" w:bidi="fa-IR"/>
+          <w:rtl w:val="1"/>
+          <w:cs w:val="1"/>
         </w:rPr>
         <w:t xml:space="preserve"> </w:t>
       </w:r>
       <w:r>
         <w:rPr>
-          <w:rFonts w:ascii="Vazirmatn" w:hAnsi="Vazirmatn" w:cs="Vazirmatn"/>
+          <w:rFonts w:ascii="Vazirmatn" w:hAnsi="Vazirmatn" w:cs="Vazirmatn" w:eastAsia="Vazirmatn"/>
           <w:sz w:val="22"/>
           <w:szCs w:val="22"/>
           <w:color w:val="2D2D2D"/>
           <w:lang w:val="en-US" w:bidi="fa-IR"/>
+          <w:rtl w:val="1"/>
+          <w:cs w:val="1"/>
         </w:rPr>
         <w:t>متن</w:t>
       </w:r>
       <w:r>
         <w:rPr>
-          <w:rFonts w:ascii="Vazirmatn" w:hAnsi="Vazirmatn" w:cs="Vazirmatn"/>
+          <w:rFonts w:ascii="Vazirmatn" w:hAnsi="Vazirmatn" w:cs="Vazirmatn" w:eastAsia="Vazirmatn"/>
           <w:sz w:val="22"/>
           <w:szCs w:val="22"/>
           <w:color w:val="2D2D2D"/>
           <w:lang w:val="en-US" w:bidi="fa-IR"/>
+          <w:rtl w:val="1"/>
+          <w:cs w:val="1"/>
         </w:rPr>
         <w:t xml:space="preserve"> </w:t>
       </w:r>
       <w:r>
         <w:rPr>
-          <w:rFonts w:ascii="Vazirmatn" w:hAnsi="Vazirmatn" w:cs="Vazirmatn"/>
+          <w:rFonts w:ascii="Vazirmatn" w:hAnsi="Vazirmatn" w:cs="Vazirmatn" w:eastAsia="Vazirmatn"/>
           <w:sz w:val="22"/>
           <w:szCs w:val="22"/>
           <w:color w:val="2D2D2D"/>
           <w:lang w:val="en-US" w:bidi="fa-IR"/>
+          <w:rtl w:val="1"/>
+          <w:cs w:val="1"/>
         </w:rPr>
         <w:t>پاراگراف.</w:t>
       </w:r>
@@ -2167,49 +2472,57 @@
       <w:pPr>
         <w:bidi w:val="1"/>
         <w:spacing w:line="336" w:lineRule="auto" w:after="120"/>
-        <w:jc w:val="both"/>
+        <w:jc w:val="right"/>
       </w:pPr>
       <w:r>
         <w:rPr>
-          <w:rFonts w:ascii="Vazirmatn" w:hAnsi="Vazirmatn" w:cs="Vazirmatn"/>
+          <w:rFonts w:ascii="Vazirmatn" w:hAnsi="Vazirmatn" w:cs="Vazirmatn" w:eastAsia="Vazirmatn"/>
           <w:sz w:val="22"/>
           <w:szCs w:val="22"/>
           <w:color w:val="2D2D2D"/>
           <w:lang w:val="en-US" w:bidi="fa-IR"/>
+          <w:rtl w:val="1"/>
+          <w:cs w:val="1"/>
         </w:rPr>
         <w:t>تصویر</w:t>
       </w:r>
       <w:r>
         <w:rPr>
-          <w:rFonts w:ascii="Vazirmatn" w:hAnsi="Vazirmatn" w:cs="Vazirmatn"/>
+          <w:rFonts w:ascii="Vazirmatn" w:hAnsi="Vazirmatn" w:cs="Vazirmatn" w:eastAsia="Vazirmatn"/>
           <w:sz w:val="22"/>
           <w:szCs w:val="22"/>
           <w:color w:val="2D2D2D"/>
           <w:lang w:val="en-US" w:bidi="fa-IR"/>
+          <w:rtl w:val="1"/>
+          <w:cs w:val="1"/>
         </w:rPr>
         <w:t xml:space="preserve"> </w:t>
       </w:r>
       <w:r>
         <w:rPr>
-          <w:rFonts w:ascii="Vazirmatn" w:hAnsi="Vazirmatn" w:cs="Vazirmatn"/>
+          <w:rFonts w:ascii="Vazirmatn" w:hAnsi="Vazirmatn" w:cs="Vazirmatn" w:eastAsia="Vazirmatn"/>
           <w:sz w:val="22"/>
           <w:szCs w:val="22"/>
           <w:color w:val="2D2D2D"/>
           <w:lang w:val="en-US" w:bidi="fa-IR"/>
+          <w:rtl w:val="1"/>
+          <w:cs w:val="1"/>
         </w:rPr>
         <w:t>پیونددار:</w:t>
       </w:r>
       <w:r>
         <w:rPr>
-          <w:rFonts w:ascii="Vazirmatn" w:hAnsi="Vazirmatn" w:cs="Vazirmatn"/>
+          <w:rFonts w:ascii="Vazirmatn" w:hAnsi="Vazirmatn" w:cs="Vazirmatn" w:eastAsia="Vazirmatn"/>
           <w:sz w:val="22"/>
           <w:szCs w:val="22"/>
           <w:color w:val="2D2D2D"/>
           <w:lang w:val="en-US" w:bidi="fa-IR"/>
+          <w:rtl w:val="1"/>
+          <w:cs w:val="1"/>
         </w:rPr>
         <w:t xml:space="preserve"> </w:t>
       </w:r>
-      <w:hyperlink r:id="rId9">
+      <w:hyperlink r:id="rId15">
         <w:r>
           <w:drawing>
             <wp:inline xmlns:a="http://schemas.openxmlformats.org/drawingml/2006/main" xmlns:pic="http://schemas.openxmlformats.org/drawingml/2006/picture">
@@ -2226,7 +2539,7 @@
                       <pic:cNvPicPr/>
                     </pic:nvPicPr>
                     <pic:blipFill>
-                      <a:blip r:embed="rId10"/>
+                      <a:blip r:embed="rId16"/>
                       <a:stretch>
                         <a:fillRect/>
                       </a:stretch>
@@ -2250,85 +2563,101 @@
       <w:pPr>
         <w:bidi w:val="1"/>
         <w:spacing w:line="336" w:lineRule="auto" w:after="120"/>
-        <w:jc w:val="both"/>
+        <w:jc w:val="right"/>
       </w:pPr>
       <w:r>
         <w:rPr>
-          <w:rFonts w:ascii="Vazirmatn" w:hAnsi="Vazirmatn" w:cs="Vazirmatn"/>
+          <w:rFonts w:ascii="Vazirmatn" w:hAnsi="Vazirmatn" w:cs="Vazirmatn" w:eastAsia="Vazirmatn"/>
           <w:sz w:val="22"/>
           <w:szCs w:val="22"/>
           <w:color w:val="2D2D2D"/>
           <w:lang w:val="en-US" w:bidi="fa-IR"/>
+          <w:rtl w:val="1"/>
+          <w:cs w:val="1"/>
         </w:rPr>
         <w:t>تصویر</w:t>
       </w:r>
       <w:r>
         <w:rPr>
-          <w:rFonts w:ascii="Vazirmatn" w:hAnsi="Vazirmatn" w:cs="Vazirmatn"/>
+          <w:rFonts w:ascii="Vazirmatn" w:hAnsi="Vazirmatn" w:cs="Vazirmatn" w:eastAsia="Vazirmatn"/>
           <w:sz w:val="22"/>
           <w:szCs w:val="22"/>
           <w:color w:val="2D2D2D"/>
           <w:lang w:val="en-US" w:bidi="fa-IR"/>
+          <w:rtl w:val="1"/>
+          <w:cs w:val="1"/>
         </w:rPr>
         <w:t xml:space="preserve"> </w:t>
       </w:r>
       <w:r>
         <w:rPr>
-          <w:rFonts w:ascii="Vazirmatn" w:hAnsi="Vazirmatn" w:cs="Vazirmatn"/>
+          <w:rFonts w:ascii="Vazirmatn" w:hAnsi="Vazirmatn" w:cs="Vazirmatn" w:eastAsia="Vazirmatn"/>
           <w:sz w:val="22"/>
           <w:szCs w:val="22"/>
           <w:color w:val="2D2D2D"/>
           <w:lang w:val="en-US" w:bidi="fa-IR"/>
+          <w:rtl w:val="1"/>
+          <w:cs w:val="1"/>
         </w:rPr>
         <w:t>مستقل</w:t>
       </w:r>
       <w:r>
         <w:rPr>
-          <w:rFonts w:ascii="Vazirmatn" w:hAnsi="Vazirmatn" w:cs="Vazirmatn"/>
+          <w:rFonts w:ascii="Vazirmatn" w:hAnsi="Vazirmatn" w:cs="Vazirmatn" w:eastAsia="Vazirmatn"/>
           <w:sz w:val="22"/>
           <w:szCs w:val="22"/>
           <w:color w:val="2D2D2D"/>
           <w:lang w:val="en-US" w:bidi="fa-IR"/>
+          <w:rtl w:val="1"/>
+          <w:cs w:val="1"/>
         </w:rPr>
         <w:t xml:space="preserve"> </w:t>
       </w:r>
       <w:r>
         <w:rPr>
-          <w:rFonts w:ascii="Vazirmatn" w:hAnsi="Vazirmatn" w:cs="Vazirmatn"/>
+          <w:rFonts w:ascii="Vazirmatn" w:hAnsi="Vazirmatn" w:cs="Vazirmatn" w:eastAsia="Vazirmatn"/>
           <w:sz w:val="22"/>
           <w:szCs w:val="22"/>
           <w:color w:val="2D2D2D"/>
           <w:lang w:val="en-US" w:bidi="fa-IR"/>
+          <w:rtl w:val="1"/>
+          <w:cs w:val="1"/>
         </w:rPr>
         <w:t>با</w:t>
       </w:r>
       <w:r>
         <w:rPr>
-          <w:rFonts w:ascii="Vazirmatn" w:hAnsi="Vazirmatn" w:cs="Vazirmatn"/>
+          <w:rFonts w:ascii="Vazirmatn" w:hAnsi="Vazirmatn" w:cs="Vazirmatn" w:eastAsia="Vazirmatn"/>
           <w:sz w:val="22"/>
           <w:szCs w:val="22"/>
           <w:color w:val="2D2D2D"/>
           <w:lang w:val="en-US" w:bidi="fa-IR"/>
+          <w:rtl w:val="1"/>
+          <w:cs w:val="1"/>
         </w:rPr>
         <w:t xml:space="preserve"> </w:t>
       </w:r>
       <w:r>
         <w:rPr>
-          <w:rFonts w:ascii="Vazirmatn" w:hAnsi="Vazirmatn" w:cs="Vazirmatn"/>
+          <w:rFonts w:ascii="Vazirmatn" w:hAnsi="Vazirmatn" w:cs="Vazirmatn" w:eastAsia="Vazirmatn"/>
           <w:sz w:val="22"/>
           <w:szCs w:val="22"/>
           <w:color w:val="2D2D2D"/>
           <w:lang w:val="en-US" w:bidi="fa-IR"/>
+          <w:rtl w:val="1"/>
+          <w:cs w:val="1"/>
         </w:rPr>
         <w:t>عنوان:</w:t>
       </w:r>
       <w:r>
         <w:rPr>
-          <w:rFonts w:ascii="Vazirmatn" w:hAnsi="Vazirmatn" w:cs="Vazirmatn"/>
+          <w:rFonts w:ascii="Vazirmatn" w:hAnsi="Vazirmatn" w:cs="Vazirmatn" w:eastAsia="Vazirmatn"/>
           <w:sz w:val="22"/>
           <w:szCs w:val="22"/>
           <w:color w:val="2D2D2D"/>
           <w:lang w:val="en-US" w:bidi="fa-IR"/>
+          <w:rtl w:val="1"/>
+          <w:cs w:val="1"/>
         </w:rPr>
         <w:t xml:space="preserve"> </w:t>
       </w:r>
@@ -2348,7 +2677,7 @@
                     <pic:cNvPicPr/>
                   </pic:nvPicPr>
                   <pic:blipFill>
-                    <a:blip r:embed="rId11"/>
+                    <a:blip r:embed="rId17"/>
                     <a:stretch>
                       <a:fillRect/>
                     </a:stretch>
@@ -2408,7 +2737,7 @@
             </w:pPr>
             <w:r>
               <w:rPr>
-                <w:rFonts w:ascii="Vazirmatn" w:hAnsi="Vazirmatn" w:cs="Vazirmatn"/>
+                <w:rFonts w:ascii="Vazirmatn" w:hAnsi="Vazirmatn" w:cs="Vazirmatn" w:eastAsia="Vazirmatn"/>
                 <w:sz w:val="26"/>
                 <w:szCs w:val="26"/>
                 <w:b/>
@@ -2448,157 +2777,183 @@
             <w:bookmarkStart w:id="4" w:name="md______________________________29611746"/>
             <w:r>
               <w:rPr>
-                <w:rFonts w:ascii="Vazirmatn" w:hAnsi="Vazirmatn" w:cs="Vazirmatn"/>
+                <w:rFonts w:ascii="Vazirmatn" w:hAnsi="Vazirmatn" w:cs="Vazirmatn" w:eastAsia="Vazirmatn"/>
                 <w:sz w:val="26"/>
                 <w:szCs w:val="26"/>
                 <w:b/>
                 <w:bCs/>
                 <w:color w:val="2D2D2D"/>
                 <w:lang w:val="en-US" w:bidi="fa-IR"/>
+                <w:rtl w:val="1"/>
+                <w:cs w:val="1"/>
               </w:rPr>
               <w:t>عنوان</w:t>
             </w:r>
             <w:r>
               <w:rPr>
-                <w:rFonts w:ascii="Vazirmatn" w:hAnsi="Vazirmatn" w:cs="Vazirmatn"/>
+                <w:rFonts w:ascii="Vazirmatn" w:hAnsi="Vazirmatn" w:cs="Vazirmatn" w:eastAsia="Vazirmatn"/>
                 <w:sz w:val="26"/>
                 <w:szCs w:val="26"/>
                 <w:b/>
                 <w:bCs/>
                 <w:color w:val="2D2D2D"/>
                 <w:lang w:val="en-US" w:bidi="fa-IR"/>
+                <w:rtl w:val="1"/>
+                <w:cs w:val="1"/>
               </w:rPr>
               <w:t xml:space="preserve"> </w:t>
             </w:r>
             <w:r>
               <w:rPr>
-                <w:rFonts w:ascii="Vazirmatn" w:hAnsi="Vazirmatn" w:cs="Vazirmatn"/>
+                <w:rFonts w:ascii="Vazirmatn" w:hAnsi="Vazirmatn" w:cs="Vazirmatn" w:eastAsia="Vazirmatn"/>
                 <w:sz w:val="26"/>
                 <w:szCs w:val="26"/>
                 <w:b/>
                 <w:bCs/>
                 <w:color w:val="2D2D2D"/>
                 <w:lang w:val="en-US" w:bidi="fa-IR"/>
+                <w:rtl w:val="1"/>
+                <w:cs w:val="1"/>
               </w:rPr>
               <w:t>سطح</w:t>
             </w:r>
             <w:r>
               <w:rPr>
-                <w:rFonts w:ascii="Vazirmatn" w:hAnsi="Vazirmatn" w:cs="Vazirmatn"/>
+                <w:rFonts w:ascii="Vazirmatn" w:hAnsi="Vazirmatn" w:cs="Vazirmatn" w:eastAsia="Vazirmatn"/>
                 <w:sz w:val="26"/>
                 <w:szCs w:val="26"/>
                 <w:b/>
                 <w:bCs/>
                 <w:color w:val="2D2D2D"/>
                 <w:lang w:val="en-US" w:bidi="fa-IR"/>
+                <w:rtl w:val="1"/>
+                <w:cs w:val="1"/>
               </w:rPr>
               <w:t xml:space="preserve"> </w:t>
             </w:r>
             <w:r>
               <w:rPr>
-                <w:rFonts w:ascii="Vazirmatn" w:hAnsi="Vazirmatn" w:cs="Vazirmatn"/>
+                <w:rFonts w:ascii="Vazirmatn" w:hAnsi="Vazirmatn" w:cs="Vazirmatn" w:eastAsia="Vazirmatn"/>
                 <w:sz w:val="26"/>
                 <w:szCs w:val="26"/>
                 <w:b/>
                 <w:bCs/>
                 <w:color w:val="2D2D2D"/>
                 <w:lang w:val="en-US" w:bidi="fa-IR"/>
+                <w:rtl w:val="1"/>
+                <w:cs w:val="1"/>
               </w:rPr>
               <w:t>چهار:</w:t>
             </w:r>
             <w:r>
               <w:rPr>
-                <w:rFonts w:ascii="Vazirmatn" w:hAnsi="Vazirmatn" w:cs="Vazirmatn"/>
+                <w:rFonts w:ascii="Vazirmatn" w:hAnsi="Vazirmatn" w:cs="Vazirmatn" w:eastAsia="Vazirmatn"/>
                 <w:sz w:val="26"/>
                 <w:szCs w:val="26"/>
                 <w:b/>
                 <w:bCs/>
                 <w:color w:val="2D2D2D"/>
                 <w:lang w:val="en-US" w:bidi="fa-IR"/>
+                <w:rtl w:val="1"/>
+                <w:cs w:val="1"/>
               </w:rPr>
               <w:t xml:space="preserve"> </w:t>
             </w:r>
             <w:r>
               <w:rPr>
-                <w:rFonts w:ascii="Vazirmatn" w:hAnsi="Vazirmatn" w:cs="Vazirmatn"/>
+                <w:rFonts w:ascii="Vazirmatn" w:hAnsi="Vazirmatn" w:cs="Vazirmatn" w:eastAsia="Vazirmatn"/>
                 <w:sz w:val="26"/>
                 <w:szCs w:val="26"/>
                 <w:b/>
                 <w:bCs/>
                 <w:color w:val="2D2D2D"/>
                 <w:lang w:val="en-US" w:bidi="fa-IR"/>
+                <w:rtl w:val="1"/>
+                <w:cs w:val="1"/>
               </w:rPr>
               <w:t>لیست‌های</w:t>
             </w:r>
             <w:r>
               <w:rPr>
-                <w:rFonts w:ascii="Vazirmatn" w:hAnsi="Vazirmatn" w:cs="Vazirmatn"/>
+                <w:rFonts w:ascii="Vazirmatn" w:hAnsi="Vazirmatn" w:cs="Vazirmatn" w:eastAsia="Vazirmatn"/>
                 <w:sz w:val="26"/>
                 <w:szCs w:val="26"/>
                 <w:b/>
                 <w:bCs/>
                 <w:color w:val="2D2D2D"/>
                 <w:lang w:val="en-US" w:bidi="fa-IR"/>
+                <w:rtl w:val="1"/>
+                <w:cs w:val="1"/>
               </w:rPr>
               <w:t xml:space="preserve"> </w:t>
             </w:r>
             <w:r>
               <w:rPr>
-                <w:rFonts w:ascii="Vazirmatn" w:hAnsi="Vazirmatn" w:cs="Vazirmatn"/>
+                <w:rFonts w:ascii="Vazirmatn" w:hAnsi="Vazirmatn" w:cs="Vazirmatn" w:eastAsia="Vazirmatn"/>
                 <w:sz w:val="26"/>
                 <w:szCs w:val="26"/>
                 <w:b/>
                 <w:bCs/>
                 <w:color w:val="2D2D2D"/>
                 <w:lang w:val="en-US" w:bidi="fa-IR"/>
+                <w:rtl w:val="1"/>
+                <w:cs w:val="1"/>
               </w:rPr>
               <w:t>تو</w:t>
             </w:r>
             <w:r>
               <w:rPr>
-                <w:rFonts w:ascii="Vazirmatn" w:hAnsi="Vazirmatn" w:cs="Vazirmatn"/>
+                <w:rFonts w:ascii="Vazirmatn" w:hAnsi="Vazirmatn" w:cs="Vazirmatn" w:eastAsia="Vazirmatn"/>
                 <w:sz w:val="26"/>
                 <w:szCs w:val="26"/>
                 <w:b/>
                 <w:bCs/>
                 <w:color w:val="2D2D2D"/>
                 <w:lang w:val="en-US" w:bidi="fa-IR"/>
+                <w:rtl w:val="1"/>
+                <w:cs w:val="1"/>
               </w:rPr>
               <w:t xml:space="preserve"> </w:t>
             </w:r>
             <w:r>
               <w:rPr>
-                <w:rFonts w:ascii="Vazirmatn" w:hAnsi="Vazirmatn" w:cs="Vazirmatn"/>
+                <w:rFonts w:ascii="Vazirmatn" w:hAnsi="Vazirmatn" w:cs="Vazirmatn" w:eastAsia="Vazirmatn"/>
                 <w:sz w:val="26"/>
                 <w:szCs w:val="26"/>
                 <w:b/>
                 <w:bCs/>
                 <w:color w:val="2D2D2D"/>
                 <w:lang w:val="en-US" w:bidi="fa-IR"/>
+                <w:rtl w:val="1"/>
+                <w:cs w:val="1"/>
               </w:rPr>
               <w:t>در</w:t>
             </w:r>
             <w:r>
               <w:rPr>
-                <w:rFonts w:ascii="Vazirmatn" w:hAnsi="Vazirmatn" w:cs="Vazirmatn"/>
+                <w:rFonts w:ascii="Vazirmatn" w:hAnsi="Vazirmatn" w:cs="Vazirmatn" w:eastAsia="Vazirmatn"/>
                 <w:sz w:val="26"/>
                 <w:szCs w:val="26"/>
                 <w:b/>
                 <w:bCs/>
                 <w:color w:val="2D2D2D"/>
                 <w:lang w:val="en-US" w:bidi="fa-IR"/>
+                <w:rtl w:val="1"/>
+                <w:cs w:val="1"/>
               </w:rPr>
               <w:t xml:space="preserve"> </w:t>
             </w:r>
             <w:r>
               <w:rPr>
-                <w:rFonts w:ascii="Vazirmatn" w:hAnsi="Vazirmatn" w:cs="Vazirmatn"/>
+                <w:rFonts w:ascii="Vazirmatn" w:hAnsi="Vazirmatn" w:cs="Vazirmatn" w:eastAsia="Vazirmatn"/>
                 <w:sz w:val="26"/>
                 <w:szCs w:val="26"/>
                 <w:b/>
                 <w:bCs/>
                 <w:color w:val="2D2D2D"/>
                 <w:lang w:val="en-US" w:bidi="fa-IR"/>
+                <w:rtl w:val="1"/>
+                <w:cs w:val="1"/>
               </w:rPr>
               <w:t>تو</w:t>
             </w:r>
@@ -2623,7 +2978,7 @@
       </w:pPr>
       <w:r>
         <w:rPr>
-          <w:rFonts w:ascii="Vazirmatn" w:hAnsi="Vazirmatn" w:cs="Vazirmatn"/>
+          <w:rFonts w:ascii="Vazirmatn" w:hAnsi="Vazirmatn" w:cs="Vazirmatn" w:eastAsia="Vazirmatn"/>
           <w:sz w:val="22"/>
           <w:szCs w:val="22"/>
           <w:lang w:val="en-US" w:bidi="fa-IR"/>
@@ -2632,71 +2987,85 @@
       </w:r>
       <w:r>
         <w:rPr>
-          <w:rFonts w:ascii="Vazirmatn" w:hAnsi="Vazirmatn" w:cs="Vazirmatn"/>
+          <w:rFonts w:ascii="Vazirmatn" w:hAnsi="Vazirmatn" w:cs="Vazirmatn" w:eastAsia="Vazirmatn"/>
           <w:sz w:val="22"/>
           <w:szCs w:val="22"/>
           <w:color w:val="2D2D2D"/>
           <w:lang w:val="en-US" w:bidi="fa-IR"/>
+          <w:rtl w:val="1"/>
+          <w:cs w:val="1"/>
         </w:rPr>
         <w:t>گام</w:t>
       </w:r>
       <w:r>
         <w:rPr>
-          <w:rFonts w:ascii="Vazirmatn" w:hAnsi="Vazirmatn" w:cs="Vazirmatn"/>
+          <w:rFonts w:ascii="Vazirmatn" w:hAnsi="Vazirmatn" w:cs="Vazirmatn" w:eastAsia="Vazirmatn"/>
           <w:sz w:val="22"/>
           <w:szCs w:val="22"/>
           <w:color w:val="2D2D2D"/>
           <w:lang w:val="en-US" w:bidi="fa-IR"/>
+          <w:rtl w:val="1"/>
+          <w:cs w:val="1"/>
         </w:rPr>
         <w:t xml:space="preserve"> </w:t>
       </w:r>
       <w:r>
         <w:rPr>
-          <w:rFonts w:ascii="Vazirmatn" w:hAnsi="Vazirmatn" w:cs="Vazirmatn"/>
+          <w:rFonts w:ascii="Vazirmatn" w:hAnsi="Vazirmatn" w:cs="Vazirmatn" w:eastAsia="Vazirmatn"/>
           <w:sz w:val="22"/>
           <w:szCs w:val="22"/>
           <w:color w:val="2D2D2D"/>
           <w:lang w:val="en-US" w:bidi="fa-IR"/>
+          <w:rtl w:val="1"/>
+          <w:cs w:val="1"/>
         </w:rPr>
         <w:t>اول:</w:t>
       </w:r>
       <w:r>
         <w:rPr>
-          <w:rFonts w:ascii="Vazirmatn" w:hAnsi="Vazirmatn" w:cs="Vazirmatn"/>
+          <w:rFonts w:ascii="Vazirmatn" w:hAnsi="Vazirmatn" w:cs="Vazirmatn" w:eastAsia="Vazirmatn"/>
           <w:sz w:val="22"/>
           <w:szCs w:val="22"/>
           <w:color w:val="2D2D2D"/>
           <w:lang w:val="en-US" w:bidi="fa-IR"/>
+          <w:rtl w:val="1"/>
+          <w:cs w:val="1"/>
         </w:rPr>
         <w:t xml:space="preserve"> </w:t>
       </w:r>
       <w:r>
         <w:rPr>
-          <w:rFonts w:ascii="Vazirmatn" w:hAnsi="Vazirmatn" w:cs="Vazirmatn"/>
+          <w:rFonts w:ascii="Vazirmatn" w:hAnsi="Vazirmatn" w:cs="Vazirmatn" w:eastAsia="Vazirmatn"/>
           <w:sz w:val="22"/>
           <w:szCs w:val="22"/>
           <w:color w:val="2D2D2D"/>
           <w:lang w:val="en-US" w:bidi="fa-IR"/>
+          <w:rtl w:val="1"/>
+          <w:cs w:val="1"/>
         </w:rPr>
         <w:t>آماده‌سازی</w:t>
       </w:r>
       <w:r>
         <w:rPr>
-          <w:rFonts w:ascii="Vazirmatn" w:hAnsi="Vazirmatn" w:cs="Vazirmatn"/>
+          <w:rFonts w:ascii="Vazirmatn" w:hAnsi="Vazirmatn" w:cs="Vazirmatn" w:eastAsia="Vazirmatn"/>
           <w:sz w:val="22"/>
           <w:szCs w:val="22"/>
           <w:color w:val="2D2D2D"/>
           <w:lang w:val="en-US" w:bidi="fa-IR"/>
+          <w:rtl w:val="1"/>
+          <w:cs w:val="1"/>
         </w:rPr>
         <w:t xml:space="preserve"> </w:t>
       </w:r>
       <w:r>
         <w:rPr>
-          <w:rFonts w:ascii="Vazirmatn" w:hAnsi="Vazirmatn" w:cs="Vazirmatn"/>
+          <w:rFonts w:ascii="Vazirmatn" w:hAnsi="Vazirmatn" w:cs="Vazirmatn" w:eastAsia="Vazirmatn"/>
           <w:sz w:val="22"/>
           <w:szCs w:val="22"/>
           <w:color w:val="2D2D2D"/>
           <w:lang w:val="en-US" w:bidi="fa-IR"/>
+          <w:rtl w:val="1"/>
+          <w:cs w:val="1"/>
         </w:rPr>
         <w:t>سرور</w:t>
       </w:r>
@@ -2710,7 +3079,7 @@
       </w:pPr>
       <w:r>
         <w:rPr>
-          <w:rFonts w:ascii="Vazirmatn" w:hAnsi="Vazirmatn" w:cs="Vazirmatn"/>
+          <w:rFonts w:ascii="Vazirmatn" w:hAnsi="Vazirmatn" w:cs="Vazirmatn" w:eastAsia="Vazirmatn"/>
           <w:sz w:val="22"/>
           <w:szCs w:val="22"/>
           <w:lang w:val="en-US" w:bidi="fa-IR"/>
@@ -2719,51 +3088,61 @@
       </w:r>
       <w:r>
         <w:rPr>
-          <w:rFonts w:ascii="Vazirmatn" w:hAnsi="Vazirmatn" w:cs="Vazirmatn"/>
+          <w:rFonts w:ascii="Vazirmatn" w:hAnsi="Vazirmatn" w:cs="Vazirmatn" w:eastAsia="Vazirmatn"/>
           <w:sz w:val="22"/>
           <w:szCs w:val="22"/>
           <w:color w:val="2D2D2D"/>
           <w:lang w:val="en-US" w:bidi="fa-IR"/>
+          <w:rtl w:val="1"/>
+          <w:cs w:val="1"/>
         </w:rPr>
         <w:t>نصب</w:t>
       </w:r>
       <w:r>
         <w:rPr>
-          <w:rFonts w:ascii="Vazirmatn" w:hAnsi="Vazirmatn" w:cs="Vazirmatn"/>
+          <w:rFonts w:ascii="Vazirmatn" w:hAnsi="Vazirmatn" w:cs="Vazirmatn" w:eastAsia="Vazirmatn"/>
           <w:sz w:val="22"/>
           <w:szCs w:val="22"/>
           <w:color w:val="2D2D2D"/>
           <w:lang w:val="en-US" w:bidi="fa-IR"/>
+          <w:rtl w:val="1"/>
+          <w:cs w:val="1"/>
         </w:rPr>
         <w:t xml:space="preserve"> </w:t>
       </w:r>
       <w:r>
         <w:rPr>
-          <w:rFonts w:ascii="Vazirmatn" w:hAnsi="Vazirmatn" w:cs="Vazirmatn"/>
+          <w:rFonts w:ascii="Vazirmatn" w:hAnsi="Vazirmatn" w:cs="Vazirmatn" w:eastAsia="Vazirmatn"/>
           <w:sz w:val="22"/>
           <w:szCs w:val="22"/>
           <w:color w:val="2D2D2D"/>
           <w:lang w:val="en-US" w:bidi="fa-IR"/>
+          <w:rtl w:val="1"/>
+          <w:cs w:val="1"/>
         </w:rPr>
         <w:t>پکیج‌های</w:t>
       </w:r>
       <w:r>
         <w:rPr>
-          <w:rFonts w:ascii="Vazirmatn" w:hAnsi="Vazirmatn" w:cs="Vazirmatn"/>
+          <w:rFonts w:ascii="Vazirmatn" w:hAnsi="Vazirmatn" w:cs="Vazirmatn" w:eastAsia="Vazirmatn"/>
           <w:sz w:val="22"/>
           <w:szCs w:val="22"/>
           <w:color w:val="2D2D2D"/>
           <w:lang w:val="en-US" w:bidi="fa-IR"/>
+          <w:rtl w:val="1"/>
+          <w:cs w:val="1"/>
         </w:rPr>
         <w:t xml:space="preserve"> </w:t>
       </w:r>
       <w:r>
         <w:rPr>
-          <w:rFonts w:ascii="Vazirmatn" w:hAnsi="Vazirmatn" w:cs="Vazirmatn"/>
+          <w:rFonts w:ascii="Vazirmatn" w:hAnsi="Vazirmatn" w:cs="Vazirmatn" w:eastAsia="Vazirmatn"/>
           <w:sz w:val="22"/>
           <w:szCs w:val="22"/>
           <w:color w:val="2D2D2D"/>
           <w:lang w:val="en-US" w:bidi="fa-IR"/>
+          <w:rtl w:val="1"/>
+          <w:cs w:val="1"/>
         </w:rPr>
         <w:t>پایه</w:t>
       </w:r>
@@ -2777,7 +3156,7 @@
       </w:pPr>
       <w:r>
         <w:rPr>
-          <w:rFonts w:ascii="Vazirmatn" w:hAnsi="Vazirmatn" w:cs="Vazirmatn"/>
+          <w:rFonts w:ascii="Vazirmatn" w:hAnsi="Vazirmatn" w:cs="Vazirmatn" w:eastAsia="Vazirmatn"/>
           <w:sz w:val="22"/>
           <w:szCs w:val="22"/>
           <w:lang w:val="en-US" w:bidi="fa-IR"/>
@@ -2786,31 +3165,37 @@
       </w:r>
       <w:r>
         <w:rPr>
-          <w:rFonts w:ascii="Vazirmatn" w:hAnsi="Vazirmatn" w:cs="Vazirmatn"/>
+          <w:rFonts w:ascii="Vazirmatn" w:hAnsi="Vazirmatn" w:cs="Vazirmatn" w:eastAsia="Vazirmatn"/>
           <w:sz w:val="22"/>
           <w:szCs w:val="22"/>
           <w:color w:val="2D2D2D"/>
           <w:lang w:val="en-US" w:bidi="fa-IR"/>
+          <w:rtl w:val="1"/>
+          <w:cs w:val="1"/>
         </w:rPr>
         <w:t>پیکربندی</w:t>
       </w:r>
       <w:r>
         <w:rPr>
-          <w:rFonts w:ascii="Vazirmatn" w:hAnsi="Vazirmatn" w:cs="Vazirmatn"/>
+          <w:rFonts w:ascii="Vazirmatn" w:hAnsi="Vazirmatn" w:cs="Vazirmatn" w:eastAsia="Vazirmatn"/>
           <w:sz w:val="22"/>
           <w:szCs w:val="22"/>
           <w:color w:val="2D2D2D"/>
           <w:lang w:val="en-US" w:bidi="fa-IR"/>
+          <w:rtl w:val="1"/>
+          <w:cs w:val="1"/>
         </w:rPr>
         <w:t xml:space="preserve"> </w:t>
       </w:r>
       <w:r>
         <w:rPr>
-          <w:rFonts w:ascii="Vazirmatn" w:hAnsi="Vazirmatn" w:cs="Vazirmatn"/>
+          <w:rFonts w:ascii="Vazirmatn" w:hAnsi="Vazirmatn" w:cs="Vazirmatn" w:eastAsia="Vazirmatn"/>
           <w:sz w:val="22"/>
           <w:szCs w:val="22"/>
           <w:color w:val="2D2D2D"/>
           <w:lang w:val="en-US" w:bidi="fa-IR"/>
+          <w:rtl w:val="1"/>
+          <w:cs w:val="1"/>
         </w:rPr>
         <w:t>فایروال</w:t>
       </w:r>
@@ -2824,7 +3209,7 @@
       </w:pPr>
       <w:r>
         <w:rPr>
-          <w:rFonts w:ascii="Vazirmatn" w:hAnsi="Vazirmatn" w:cs="Vazirmatn"/>
+          <w:rFonts w:ascii="Vazirmatn" w:hAnsi="Vazirmatn" w:cs="Vazirmatn" w:eastAsia="Vazirmatn"/>
           <w:sz w:val="22"/>
           <w:szCs w:val="22"/>
           <w:lang w:val="en-US" w:bidi="fa-IR"/>
@@ -2833,91 +3218,109 @@
       </w:r>
       <w:r>
         <w:rPr>
-          <w:rFonts w:ascii="Vazirmatn" w:hAnsi="Vazirmatn" w:cs="Vazirmatn"/>
+          <w:rFonts w:ascii="Vazirmatn" w:hAnsi="Vazirmatn" w:cs="Vazirmatn" w:eastAsia="Vazirmatn"/>
           <w:sz w:val="22"/>
           <w:szCs w:val="22"/>
           <w:color w:val="2D2D2D"/>
           <w:lang w:val="en-US" w:bidi="fa-IR"/>
+          <w:rtl w:val="1"/>
+          <w:cs w:val="1"/>
         </w:rPr>
         <w:t>گام</w:t>
       </w:r>
       <w:r>
         <w:rPr>
-          <w:rFonts w:ascii="Vazirmatn" w:hAnsi="Vazirmatn" w:cs="Vazirmatn"/>
+          <w:rFonts w:ascii="Vazirmatn" w:hAnsi="Vazirmatn" w:cs="Vazirmatn" w:eastAsia="Vazirmatn"/>
           <w:sz w:val="22"/>
           <w:szCs w:val="22"/>
           <w:color w:val="2D2D2D"/>
           <w:lang w:val="en-US" w:bidi="fa-IR"/>
+          <w:rtl w:val="1"/>
+          <w:cs w:val="1"/>
         </w:rPr>
         <w:t xml:space="preserve"> </w:t>
       </w:r>
       <w:r>
         <w:rPr>
-          <w:rFonts w:ascii="Vazirmatn" w:hAnsi="Vazirmatn" w:cs="Vazirmatn"/>
+          <w:rFonts w:ascii="Vazirmatn" w:hAnsi="Vazirmatn" w:cs="Vazirmatn" w:eastAsia="Vazirmatn"/>
           <w:sz w:val="22"/>
           <w:szCs w:val="22"/>
           <w:color w:val="2D2D2D"/>
           <w:lang w:val="en-US" w:bidi="fa-IR"/>
+          <w:rtl w:val="1"/>
+          <w:cs w:val="1"/>
         </w:rPr>
         <w:t>دوم:</w:t>
       </w:r>
       <w:r>
         <w:rPr>
-          <w:rFonts w:ascii="Vazirmatn" w:hAnsi="Vazirmatn" w:cs="Vazirmatn"/>
+          <w:rFonts w:ascii="Vazirmatn" w:hAnsi="Vazirmatn" w:cs="Vazirmatn" w:eastAsia="Vazirmatn"/>
           <w:sz w:val="22"/>
           <w:szCs w:val="22"/>
           <w:color w:val="2D2D2D"/>
           <w:lang w:val="en-US" w:bidi="fa-IR"/>
+          <w:rtl w:val="1"/>
+          <w:cs w:val="1"/>
         </w:rPr>
         <w:t xml:space="preserve"> </w:t>
       </w:r>
       <w:r>
         <w:rPr>
-          <w:rFonts w:ascii="Vazirmatn" w:hAnsi="Vazirmatn" w:cs="Vazirmatn"/>
+          <w:rFonts w:ascii="Vazirmatn" w:hAnsi="Vazirmatn" w:cs="Vazirmatn" w:eastAsia="Vazirmatn"/>
           <w:sz w:val="22"/>
           <w:szCs w:val="22"/>
           <w:color w:val="2D2D2D"/>
           <w:lang w:val="en-US" w:bidi="fa-IR"/>
+          <w:rtl w:val="1"/>
+          <w:cs w:val="1"/>
         </w:rPr>
         <w:t>راه‌اندازی</w:t>
       </w:r>
       <w:r>
         <w:rPr>
-          <w:rFonts w:ascii="Vazirmatn" w:hAnsi="Vazirmatn" w:cs="Vazirmatn"/>
+          <w:rFonts w:ascii="Vazirmatn" w:hAnsi="Vazirmatn" w:cs="Vazirmatn" w:eastAsia="Vazirmatn"/>
           <w:sz w:val="22"/>
           <w:szCs w:val="22"/>
           <w:color w:val="2D2D2D"/>
           <w:lang w:val="en-US" w:bidi="fa-IR"/>
+          <w:rtl w:val="1"/>
+          <w:cs w:val="1"/>
         </w:rPr>
         <w:t xml:space="preserve"> </w:t>
       </w:r>
       <w:r>
         <w:rPr>
-          <w:rFonts w:ascii="Vazirmatn" w:hAnsi="Vazirmatn" w:cs="Vazirmatn"/>
+          <w:rFonts w:ascii="Vazirmatn" w:hAnsi="Vazirmatn" w:cs="Vazirmatn" w:eastAsia="Vazirmatn"/>
           <w:sz w:val="22"/>
           <w:szCs w:val="22"/>
           <w:color w:val="2D2D2D"/>
           <w:lang w:val="en-US" w:bidi="fa-IR"/>
+          <w:rtl w:val="1"/>
+          <w:cs w:val="1"/>
         </w:rPr>
         <w:t>پایگاه</w:t>
       </w:r>
       <w:r>
         <w:rPr>
-          <w:rFonts w:ascii="Vazirmatn" w:hAnsi="Vazirmatn" w:cs="Vazirmatn"/>
+          <w:rFonts w:ascii="Vazirmatn" w:hAnsi="Vazirmatn" w:cs="Vazirmatn" w:eastAsia="Vazirmatn"/>
           <w:sz w:val="22"/>
           <w:szCs w:val="22"/>
           <w:color w:val="2D2D2D"/>
           <w:lang w:val="en-US" w:bidi="fa-IR"/>
+          <w:rtl w:val="1"/>
+          <w:cs w:val="1"/>
         </w:rPr>
         <w:t xml:space="preserve"> </w:t>
       </w:r>
       <w:r>
         <w:rPr>
-          <w:rFonts w:ascii="Vazirmatn" w:hAnsi="Vazirmatn" w:cs="Vazirmatn"/>
+          <w:rFonts w:ascii="Vazirmatn" w:hAnsi="Vazirmatn" w:cs="Vazirmatn" w:eastAsia="Vazirmatn"/>
           <w:sz w:val="22"/>
           <w:szCs w:val="22"/>
           <w:color w:val="2D2D2D"/>
           <w:lang w:val="en-US" w:bidi="fa-IR"/>
+          <w:rtl w:val="1"/>
+          <w:cs w:val="1"/>
         </w:rPr>
         <w:t>داده</w:t>
       </w:r>
@@ -2931,7 +3334,7 @@
       </w:pPr>
       <w:r>
         <w:rPr>
-          <w:rFonts w:ascii="Vazirmatn" w:hAnsi="Vazirmatn" w:cs="Vazirmatn"/>
+          <w:rFonts w:ascii="Vazirmatn" w:hAnsi="Vazirmatn" w:cs="Vazirmatn" w:eastAsia="Vazirmatn"/>
           <w:sz w:val="22"/>
           <w:szCs w:val="22"/>
           <w:lang w:val="en-US" w:bidi="fa-IR"/>
@@ -2940,52 +3343,61 @@
       </w:r>
       <w:r>
         <w:rPr>
-          <w:rFonts w:ascii="Vazirmatn" w:hAnsi="Vazirmatn" w:cs="Vazirmatn"/>
+          <w:rFonts w:ascii="Vazirmatn" w:hAnsi="Vazirmatn" w:cs="Vazirmatn" w:eastAsia="Vazirmatn"/>
           <w:sz w:val="22"/>
           <w:szCs w:val="22"/>
           <w:color w:val="2D2D2D"/>
           <w:lang w:val="en-US" w:bidi="fa-IR"/>
+          <w:rtl w:val="1"/>
+          <w:cs w:val="1"/>
         </w:rPr>
         <w:t>ایجاد</w:t>
       </w:r>
       <w:r>
         <w:rPr>
-          <w:rFonts w:ascii="Vazirmatn" w:hAnsi="Vazirmatn" w:cs="Vazirmatn"/>
+          <w:rFonts w:ascii="Vazirmatn" w:hAnsi="Vazirmatn" w:cs="Vazirmatn" w:eastAsia="Vazirmatn"/>
           <w:sz w:val="22"/>
           <w:szCs w:val="22"/>
           <w:color w:val="2D2D2D"/>
           <w:lang w:val="en-US" w:bidi="fa-IR"/>
+          <w:rtl w:val="1"/>
+          <w:cs w:val="1"/>
         </w:rPr>
         <w:t xml:space="preserve"> </w:t>
       </w:r>
       <w:r>
         <w:rPr>
-          <w:rFonts w:ascii="Vazirmatn" w:hAnsi="Vazirmatn" w:cs="Vazirmatn"/>
+          <w:rFonts w:ascii="Vazirmatn" w:hAnsi="Vazirmatn" w:cs="Vazirmatn" w:eastAsia="Vazirmatn"/>
           <w:sz w:val="22"/>
           <w:szCs w:val="22"/>
           <w:color w:val="2D2D2D"/>
           <w:lang w:val="en-US" w:bidi="fa-IR"/>
+          <w:rtl w:val="1"/>
+          <w:cs w:val="1"/>
         </w:rPr>
         <w:t>دیتابیس</w:t>
       </w:r>
       <w:r>
         <w:rPr>
-          <w:rFonts w:ascii="Vazirmatn" w:hAnsi="Vazirmatn" w:cs="Vazirmatn"/>
+          <w:rFonts w:ascii="Vazirmatn" w:hAnsi="Vazirmatn" w:cs="Vazirmatn" w:eastAsia="Vazirmatn"/>
           <w:sz w:val="22"/>
           <w:szCs w:val="22"/>
           <w:color w:val="2D2D2D"/>
           <w:lang w:val="en-US" w:bidi="fa-IR"/>
+          <w:rtl w:val="1"/>
+          <w:cs w:val="1"/>
         </w:rPr>
         <w:t xml:space="preserve"> </w:t>
       </w:r>
       <w:r>
         <w:rPr>
-          <w:rFonts w:ascii="Courier New" w:hAnsi="Courier New" w:cs="Courier New"/>
+          <w:rFonts w:ascii="Courier New" w:hAnsi="Courier New" w:cs="Courier New" w:eastAsia="Courier New"/>
           <w:sz w:val="22"/>
           <w:szCs w:val="22"/>
           <w:color w:val="2D2D2D"/>
           <w:lang w:val="en-US" w:bidi="fa-IR"/>
           <w:rtl w:val="0"/>
+          <w:cs w:val="0"/>
         </w:rPr>
         <w:t>ProductionDB</w:t>
       </w:r>
@@ -2999,7 +3411,7 @@
       </w:pPr>
       <w:r>
         <w:rPr>
-          <w:rFonts w:ascii="Vazirmatn" w:hAnsi="Vazirmatn" w:cs="Vazirmatn"/>
+          <w:rFonts w:ascii="Vazirmatn" w:hAnsi="Vazirmatn" w:cs="Vazirmatn" w:eastAsia="Vazirmatn"/>
           <w:sz w:val="22"/>
           <w:szCs w:val="22"/>
           <w:lang w:val="en-US" w:bidi="fa-IR"/>
@@ -3008,51 +3420,61 @@
       </w:r>
       <w:r>
         <w:rPr>
-          <w:rFonts w:ascii="Vazirmatn" w:hAnsi="Vazirmatn" w:cs="Vazirmatn"/>
+          <w:rFonts w:ascii="Vazirmatn" w:hAnsi="Vazirmatn" w:cs="Vazirmatn" w:eastAsia="Vazirmatn"/>
           <w:sz w:val="22"/>
           <w:szCs w:val="22"/>
           <w:color w:val="2D2D2D"/>
           <w:lang w:val="en-US" w:bidi="fa-IR"/>
+          <w:rtl w:val="1"/>
+          <w:cs w:val="1"/>
         </w:rPr>
         <w:t>ایجاد</w:t>
       </w:r>
       <w:r>
         <w:rPr>
-          <w:rFonts w:ascii="Vazirmatn" w:hAnsi="Vazirmatn" w:cs="Vazirmatn"/>
+          <w:rFonts w:ascii="Vazirmatn" w:hAnsi="Vazirmatn" w:cs="Vazirmatn" w:eastAsia="Vazirmatn"/>
           <w:sz w:val="22"/>
           <w:szCs w:val="22"/>
           <w:color w:val="2D2D2D"/>
           <w:lang w:val="en-US" w:bidi="fa-IR"/>
+          <w:rtl w:val="1"/>
+          <w:cs w:val="1"/>
         </w:rPr>
         <w:t xml:space="preserve"> </w:t>
       </w:r>
       <w:r>
         <w:rPr>
-          <w:rFonts w:ascii="Vazirmatn" w:hAnsi="Vazirmatn" w:cs="Vazirmatn"/>
+          <w:rFonts w:ascii="Vazirmatn" w:hAnsi="Vazirmatn" w:cs="Vazirmatn" w:eastAsia="Vazirmatn"/>
           <w:sz w:val="22"/>
           <w:szCs w:val="22"/>
           <w:color w:val="2D2D2D"/>
           <w:lang w:val="en-US" w:bidi="fa-IR"/>
+          <w:rtl w:val="1"/>
+          <w:cs w:val="1"/>
         </w:rPr>
         <w:t>کاربر</w:t>
       </w:r>
       <w:r>
         <w:rPr>
-          <w:rFonts w:ascii="Vazirmatn" w:hAnsi="Vazirmatn" w:cs="Vazirmatn"/>
+          <w:rFonts w:ascii="Vazirmatn" w:hAnsi="Vazirmatn" w:cs="Vazirmatn" w:eastAsia="Vazirmatn"/>
           <w:sz w:val="22"/>
           <w:szCs w:val="22"/>
           <w:color w:val="2D2D2D"/>
           <w:lang w:val="en-US" w:bidi="fa-IR"/>
+          <w:rtl w:val="1"/>
+          <w:cs w:val="1"/>
         </w:rPr>
         <w:t xml:space="preserve"> </w:t>
       </w:r>
       <w:r>
         <w:rPr>
-          <w:rFonts w:ascii="Vazirmatn" w:hAnsi="Vazirmatn" w:cs="Vazirmatn"/>
+          <w:rFonts w:ascii="Vazirmatn" w:hAnsi="Vazirmatn" w:cs="Vazirmatn" w:eastAsia="Vazirmatn"/>
           <w:sz w:val="22"/>
           <w:szCs w:val="22"/>
           <w:color w:val="2D2D2D"/>
           <w:lang w:val="en-US" w:bidi="fa-IR"/>
+          <w:rtl w:val="1"/>
+          <w:cs w:val="1"/>
         </w:rPr>
         <w:t>ادمین</w:t>
       </w:r>
@@ -3098,7 +3520,7 @@
             </w:pPr>
             <w:r>
               <w:rPr>
-                <w:rFonts w:ascii="Vazirmatn" w:hAnsi="Vazirmatn" w:cs="Vazirmatn"/>
+                <w:rFonts w:ascii="Vazirmatn" w:hAnsi="Vazirmatn" w:cs="Vazirmatn" w:eastAsia="Vazirmatn"/>
                 <w:sz w:val="26"/>
                 <w:szCs w:val="26"/>
                 <w:b/>
@@ -3138,133 +3560,155 @@
             <w:bookmarkStart w:id="5" w:name="md______________________________8e59d2ec"/>
             <w:r>
               <w:rPr>
-                <w:rFonts w:ascii="Vazirmatn" w:hAnsi="Vazirmatn" w:cs="Vazirmatn"/>
+                <w:rFonts w:ascii="Vazirmatn" w:hAnsi="Vazirmatn" w:cs="Vazirmatn" w:eastAsia="Vazirmatn"/>
                 <w:sz w:val="26"/>
                 <w:szCs w:val="26"/>
                 <w:b/>
                 <w:bCs/>
                 <w:color w:val="2D2D2D"/>
                 <w:lang w:val="en-US" w:bidi="fa-IR"/>
+                <w:rtl w:val="1"/>
+                <w:cs w:val="1"/>
               </w:rPr>
               <w:t>عنوان</w:t>
             </w:r>
             <w:r>
               <w:rPr>
-                <w:rFonts w:ascii="Vazirmatn" w:hAnsi="Vazirmatn" w:cs="Vazirmatn"/>
+                <w:rFonts w:ascii="Vazirmatn" w:hAnsi="Vazirmatn" w:cs="Vazirmatn" w:eastAsia="Vazirmatn"/>
                 <w:sz w:val="26"/>
                 <w:szCs w:val="26"/>
                 <w:b/>
                 <w:bCs/>
                 <w:color w:val="2D2D2D"/>
                 <w:lang w:val="en-US" w:bidi="fa-IR"/>
+                <w:rtl w:val="1"/>
+                <w:cs w:val="1"/>
               </w:rPr>
               <w:t xml:space="preserve"> </w:t>
             </w:r>
             <w:r>
               <w:rPr>
-                <w:rFonts w:ascii="Vazirmatn" w:hAnsi="Vazirmatn" w:cs="Vazirmatn"/>
+                <w:rFonts w:ascii="Vazirmatn" w:hAnsi="Vazirmatn" w:cs="Vazirmatn" w:eastAsia="Vazirmatn"/>
                 <w:sz w:val="26"/>
                 <w:szCs w:val="26"/>
                 <w:b/>
                 <w:bCs/>
                 <w:color w:val="2D2D2D"/>
                 <w:lang w:val="en-US" w:bidi="fa-IR"/>
+                <w:rtl w:val="1"/>
+                <w:cs w:val="1"/>
               </w:rPr>
               <w:t>سطح</w:t>
             </w:r>
             <w:r>
               <w:rPr>
-                <w:rFonts w:ascii="Vazirmatn" w:hAnsi="Vazirmatn" w:cs="Vazirmatn"/>
+                <w:rFonts w:ascii="Vazirmatn" w:hAnsi="Vazirmatn" w:cs="Vazirmatn" w:eastAsia="Vazirmatn"/>
                 <w:sz w:val="26"/>
                 <w:szCs w:val="26"/>
                 <w:b/>
                 <w:bCs/>
                 <w:color w:val="2D2D2D"/>
                 <w:lang w:val="en-US" w:bidi="fa-IR"/>
+                <w:rtl w:val="1"/>
+                <w:cs w:val="1"/>
               </w:rPr>
               <w:t xml:space="preserve"> </w:t>
             </w:r>
             <w:r>
               <w:rPr>
-                <w:rFonts w:ascii="Vazirmatn" w:hAnsi="Vazirmatn" w:cs="Vazirmatn"/>
+                <w:rFonts w:ascii="Vazirmatn" w:hAnsi="Vazirmatn" w:cs="Vazirmatn" w:eastAsia="Vazirmatn"/>
                 <w:sz w:val="26"/>
                 <w:szCs w:val="26"/>
                 <w:b/>
                 <w:bCs/>
                 <w:color w:val="2D2D2D"/>
                 <w:lang w:val="en-US" w:bidi="fa-IR"/>
+                <w:rtl w:val="1"/>
+                <w:cs w:val="1"/>
               </w:rPr>
               <w:t>پنج:</w:t>
             </w:r>
             <w:r>
               <w:rPr>
-                <w:rFonts w:ascii="Vazirmatn" w:hAnsi="Vazirmatn" w:cs="Vazirmatn"/>
+                <w:rFonts w:ascii="Vazirmatn" w:hAnsi="Vazirmatn" w:cs="Vazirmatn" w:eastAsia="Vazirmatn"/>
                 <w:sz w:val="26"/>
                 <w:szCs w:val="26"/>
                 <w:b/>
                 <w:bCs/>
                 <w:color w:val="2D2D2D"/>
                 <w:lang w:val="en-US" w:bidi="fa-IR"/>
+                <w:rtl w:val="1"/>
+                <w:cs w:val="1"/>
               </w:rPr>
               <w:t xml:space="preserve"> </w:t>
             </w:r>
             <w:r>
               <w:rPr>
-                <w:rFonts w:ascii="Vazirmatn" w:hAnsi="Vazirmatn" w:cs="Vazirmatn"/>
+                <w:rFonts w:ascii="Vazirmatn" w:hAnsi="Vazirmatn" w:cs="Vazirmatn" w:eastAsia="Vazirmatn"/>
                 <w:sz w:val="26"/>
                 <w:szCs w:val="26"/>
                 <w:b/>
                 <w:bCs/>
                 <w:color w:val="2D2D2D"/>
                 <w:lang w:val="en-US" w:bidi="fa-IR"/>
+                <w:rtl w:val="1"/>
+                <w:cs w:val="1"/>
               </w:rPr>
               <w:t>نقل‌قول</w:t>
             </w:r>
             <w:r>
               <w:rPr>
-                <w:rFonts w:ascii="Vazirmatn" w:hAnsi="Vazirmatn" w:cs="Vazirmatn"/>
+                <w:rFonts w:ascii="Vazirmatn" w:hAnsi="Vazirmatn" w:cs="Vazirmatn" w:eastAsia="Vazirmatn"/>
                 <w:sz w:val="26"/>
                 <w:szCs w:val="26"/>
                 <w:b/>
                 <w:bCs/>
                 <w:color w:val="2D2D2D"/>
                 <w:lang w:val="en-US" w:bidi="fa-IR"/>
+                <w:rtl w:val="1"/>
+                <w:cs w:val="1"/>
               </w:rPr>
               <w:t xml:space="preserve"> </w:t>
             </w:r>
             <w:r>
               <w:rPr>
-                <w:rFonts w:ascii="Vazirmatn" w:hAnsi="Vazirmatn" w:cs="Vazirmatn"/>
+                <w:rFonts w:ascii="Vazirmatn" w:hAnsi="Vazirmatn" w:cs="Vazirmatn" w:eastAsia="Vazirmatn"/>
                 <w:sz w:val="26"/>
                 <w:szCs w:val="26"/>
                 <w:b/>
                 <w:bCs/>
                 <w:color w:val="2D2D2D"/>
                 <w:lang w:val="en-US" w:bidi="fa-IR"/>
+                <w:rtl w:val="1"/>
+                <w:cs w:val="1"/>
               </w:rPr>
               <w:t>و</w:t>
             </w:r>
             <w:r>
               <w:rPr>
-                <w:rFonts w:ascii="Vazirmatn" w:hAnsi="Vazirmatn" w:cs="Vazirmatn"/>
+                <w:rFonts w:ascii="Vazirmatn" w:hAnsi="Vazirmatn" w:cs="Vazirmatn" w:eastAsia="Vazirmatn"/>
                 <w:sz w:val="26"/>
                 <w:szCs w:val="26"/>
                 <w:b/>
                 <w:bCs/>
                 <w:color w:val="2D2D2D"/>
                 <w:lang w:val="en-US" w:bidi="fa-IR"/>
+                <w:rtl w:val="1"/>
+                <w:cs w:val="1"/>
               </w:rPr>
               <w:t xml:space="preserve"> </w:t>
             </w:r>
             <w:r>
               <w:rPr>
-                <w:rFonts w:ascii="Vazirmatn" w:hAnsi="Vazirmatn" w:cs="Vazirmatn"/>
+                <w:rFonts w:ascii="Vazirmatn" w:hAnsi="Vazirmatn" w:cs="Vazirmatn" w:eastAsia="Vazirmatn"/>
                 <w:sz w:val="26"/>
                 <w:szCs w:val="26"/>
                 <w:b/>
                 <w:bCs/>
                 <w:color w:val="2D2D2D"/>
                 <w:lang w:val="en-US" w:bidi="fa-IR"/>
+                <w:rtl w:val="1"/>
+                <w:cs w:val="1"/>
               </w:rPr>
               <w:t>تعاریف</w:t>
             </w:r>
@@ -3284,7 +3728,7 @@
       <w:pPr>
         <w:bidi w:val="1"/>
         <w:spacing w:line="336" w:lineRule="auto" w:after="120"/>
-        <w:jc w:val="both"/>
+        <w:jc w:val="right"/>
         <w:pBdr>
           <w:right w:val="single" w:sz="96" w:space="15" w:color="6B2FA0"/>
         </w:pBdr>
@@ -3292,91 +3736,109 @@
       </w:pPr>
       <w:r>
         <w:rPr>
-          <w:rFonts w:ascii="Vazirmatn" w:hAnsi="Vazirmatn" w:cs="Vazirmatn"/>
+          <w:rFonts w:ascii="Vazirmatn" w:hAnsi="Vazirmatn" w:cs="Vazirmatn" w:eastAsia="Vazirmatn"/>
           <w:sz w:val="21"/>
           <w:szCs w:val="21"/>
           <w:color w:val="2D2D2D"/>
           <w:lang w:val="en-US" w:bidi="fa-IR"/>
+          <w:rtl w:val="1"/>
+          <w:cs w:val="1"/>
         </w:rPr>
         <w:t>این</w:t>
       </w:r>
       <w:r>
         <w:rPr>
-          <w:rFonts w:ascii="Vazirmatn" w:hAnsi="Vazirmatn" w:cs="Vazirmatn"/>
+          <w:rFonts w:ascii="Vazirmatn" w:hAnsi="Vazirmatn" w:cs="Vazirmatn" w:eastAsia="Vazirmatn"/>
           <w:sz w:val="21"/>
           <w:szCs w:val="21"/>
           <w:color w:val="2D2D2D"/>
           <w:lang w:val="en-US" w:bidi="fa-IR"/>
+          <w:rtl w:val="1"/>
+          <w:cs w:val="1"/>
         </w:rPr>
         <w:t xml:space="preserve"> </w:t>
       </w:r>
       <w:r>
         <w:rPr>
-          <w:rFonts w:ascii="Vazirmatn" w:hAnsi="Vazirmatn" w:cs="Vazirmatn"/>
+          <w:rFonts w:ascii="Vazirmatn" w:hAnsi="Vazirmatn" w:cs="Vazirmatn" w:eastAsia="Vazirmatn"/>
           <w:sz w:val="21"/>
           <w:szCs w:val="21"/>
           <w:color w:val="2D2D2D"/>
           <w:lang w:val="en-US" w:bidi="fa-IR"/>
+          <w:rtl w:val="1"/>
+          <w:cs w:val="1"/>
         </w:rPr>
         <w:t>یک</w:t>
       </w:r>
       <w:r>
         <w:rPr>
-          <w:rFonts w:ascii="Vazirmatn" w:hAnsi="Vazirmatn" w:cs="Vazirmatn"/>
+          <w:rFonts w:ascii="Vazirmatn" w:hAnsi="Vazirmatn" w:cs="Vazirmatn" w:eastAsia="Vazirmatn"/>
           <w:sz w:val="21"/>
           <w:szCs w:val="21"/>
           <w:color w:val="2D2D2D"/>
           <w:lang w:val="en-US" w:bidi="fa-IR"/>
+          <w:rtl w:val="1"/>
+          <w:cs w:val="1"/>
         </w:rPr>
         <w:t xml:space="preserve"> </w:t>
       </w:r>
       <w:r>
         <w:rPr>
-          <w:rFonts w:ascii="Vazirmatn" w:hAnsi="Vazirmatn" w:cs="Vazirmatn"/>
+          <w:rFonts w:ascii="Vazirmatn" w:hAnsi="Vazirmatn" w:cs="Vazirmatn" w:eastAsia="Vazirmatn"/>
           <w:sz w:val="21"/>
           <w:szCs w:val="21"/>
           <w:color w:val="2D2D2D"/>
           <w:lang w:val="en-US" w:bidi="fa-IR"/>
+          <w:rtl w:val="1"/>
+          <w:cs w:val="1"/>
         </w:rPr>
         <w:t>نقل‌قول</w:t>
       </w:r>
       <w:r>
         <w:rPr>
-          <w:rFonts w:ascii="Vazirmatn" w:hAnsi="Vazirmatn" w:cs="Vazirmatn"/>
+          <w:rFonts w:ascii="Vazirmatn" w:hAnsi="Vazirmatn" w:cs="Vazirmatn" w:eastAsia="Vazirmatn"/>
           <w:sz w:val="21"/>
           <w:szCs w:val="21"/>
           <w:color w:val="2D2D2D"/>
           <w:lang w:val="en-US" w:bidi="fa-IR"/>
+          <w:rtl w:val="1"/>
+          <w:cs w:val="1"/>
         </w:rPr>
         <w:t xml:space="preserve"> </w:t>
       </w:r>
       <w:r>
         <w:rPr>
-          <w:rFonts w:ascii="Vazirmatn" w:hAnsi="Vazirmatn" w:cs="Vazirmatn"/>
+          <w:rFonts w:ascii="Vazirmatn" w:hAnsi="Vazirmatn" w:cs="Vazirmatn" w:eastAsia="Vazirmatn"/>
           <w:sz w:val="21"/>
           <w:szCs w:val="21"/>
           <w:color w:val="2D2D2D"/>
           <w:lang w:val="en-US" w:bidi="fa-IR"/>
+          <w:rtl w:val="1"/>
+          <w:cs w:val="1"/>
         </w:rPr>
         <w:t>چندخطی</w:t>
       </w:r>
       <w:r>
         <w:rPr>
-          <w:rFonts w:ascii="Vazirmatn" w:hAnsi="Vazirmatn" w:cs="Vazirmatn"/>
+          <w:rFonts w:ascii="Vazirmatn" w:hAnsi="Vazirmatn" w:cs="Vazirmatn" w:eastAsia="Vazirmatn"/>
           <w:sz w:val="21"/>
           <w:szCs w:val="21"/>
           <w:color w:val="2D2D2D"/>
           <w:lang w:val="en-US" w:bidi="fa-IR"/>
+          <w:rtl w:val="1"/>
+          <w:cs w:val="1"/>
         </w:rPr>
         <w:t xml:space="preserve"> </w:t>
       </w:r>
       <w:r>
         <w:rPr>
-          <w:rFonts w:ascii="Vazirmatn" w:hAnsi="Vazirmatn" w:cs="Vazirmatn"/>
+          <w:rFonts w:ascii="Vazirmatn" w:hAnsi="Vazirmatn" w:cs="Vazirmatn" w:eastAsia="Vazirmatn"/>
           <w:sz w:val="21"/>
           <w:szCs w:val="21"/>
           <w:color w:val="2D2D2D"/>
           <w:lang w:val="en-US" w:bidi="fa-IR"/>
+          <w:rtl w:val="1"/>
+          <w:cs w:val="1"/>
         </w:rPr>
         <w:t>است.</w:t>
       </w:r>
@@ -3385,7 +3847,7 @@
       <w:pPr>
         <w:bidi w:val="1"/>
         <w:spacing w:line="336" w:lineRule="auto" w:after="120"/>
-        <w:jc w:val="both"/>
+        <w:jc w:val="right"/>
         <w:pBdr>
           <w:right w:val="single" w:sz="96" w:space="15" w:color="6B2FA0"/>
         </w:pBdr>
@@ -3393,171 +3855,205 @@
       </w:pPr>
       <w:r>
         <w:rPr>
-          <w:rFonts w:ascii="Vazirmatn" w:hAnsi="Vazirmatn" w:cs="Vazirmatn"/>
+          <w:rFonts w:ascii="Vazirmatn" w:hAnsi="Vazirmatn" w:cs="Vazirmatn" w:eastAsia="Vazirmatn"/>
           <w:sz w:val="21"/>
           <w:szCs w:val="21"/>
           <w:color w:val="2D2D2D"/>
           <w:lang w:val="en-US" w:bidi="fa-IR"/>
+          <w:rtl w:val="1"/>
+          <w:cs w:val="1"/>
         </w:rPr>
         <w:t>خط</w:t>
       </w:r>
       <w:r>
         <w:rPr>
-          <w:rFonts w:ascii="Vazirmatn" w:hAnsi="Vazirmatn" w:cs="Vazirmatn"/>
+          <w:rFonts w:ascii="Vazirmatn" w:hAnsi="Vazirmatn" w:cs="Vazirmatn" w:eastAsia="Vazirmatn"/>
           <w:sz w:val="21"/>
           <w:szCs w:val="21"/>
           <w:color w:val="2D2D2D"/>
           <w:lang w:val="en-US" w:bidi="fa-IR"/>
+          <w:rtl w:val="1"/>
+          <w:cs w:val="1"/>
         </w:rPr>
         <w:t xml:space="preserve"> </w:t>
       </w:r>
       <w:r>
         <w:rPr>
-          <w:rFonts w:ascii="Vazirmatn" w:hAnsi="Vazirmatn" w:cs="Vazirmatn"/>
+          <w:rFonts w:ascii="Vazirmatn" w:hAnsi="Vazirmatn" w:cs="Vazirmatn" w:eastAsia="Vazirmatn"/>
           <w:sz w:val="21"/>
           <w:szCs w:val="21"/>
           <w:color w:val="2D2D2D"/>
           <w:lang w:val="en-US" w:bidi="fa-IR"/>
+          <w:rtl w:val="1"/>
+          <w:cs w:val="1"/>
         </w:rPr>
         <w:t>دوم</w:t>
       </w:r>
       <w:r>
         <w:rPr>
-          <w:rFonts w:ascii="Vazirmatn" w:hAnsi="Vazirmatn" w:cs="Vazirmatn"/>
+          <w:rFonts w:ascii="Vazirmatn" w:hAnsi="Vazirmatn" w:cs="Vazirmatn" w:eastAsia="Vazirmatn"/>
           <w:sz w:val="21"/>
           <w:szCs w:val="21"/>
           <w:color w:val="2D2D2D"/>
           <w:lang w:val="en-US" w:bidi="fa-IR"/>
+          <w:rtl w:val="1"/>
+          <w:cs w:val="1"/>
         </w:rPr>
         <w:t xml:space="preserve"> </w:t>
       </w:r>
       <w:r>
         <w:rPr>
-          <w:rFonts w:ascii="Vazirmatn" w:hAnsi="Vazirmatn" w:cs="Vazirmatn"/>
+          <w:rFonts w:ascii="Vazirmatn" w:hAnsi="Vazirmatn" w:cs="Vazirmatn" w:eastAsia="Vazirmatn"/>
           <w:sz w:val="21"/>
           <w:szCs w:val="21"/>
           <w:color w:val="2D2D2D"/>
           <w:lang w:val="en-US" w:bidi="fa-IR"/>
+          <w:rtl w:val="1"/>
+          <w:cs w:val="1"/>
         </w:rPr>
         <w:t>نقل‌قول</w:t>
       </w:r>
       <w:r>
         <w:rPr>
-          <w:rFonts w:ascii="Vazirmatn" w:hAnsi="Vazirmatn" w:cs="Vazirmatn"/>
+          <w:rFonts w:ascii="Vazirmatn" w:hAnsi="Vazirmatn" w:cs="Vazirmatn" w:eastAsia="Vazirmatn"/>
           <w:sz w:val="21"/>
           <w:szCs w:val="21"/>
           <w:color w:val="2D2D2D"/>
           <w:lang w:val="en-US" w:bidi="fa-IR"/>
+          <w:rtl w:val="1"/>
+          <w:cs w:val="1"/>
         </w:rPr>
         <w:t xml:space="preserve"> </w:t>
       </w:r>
       <w:r>
         <w:rPr>
-          <w:rFonts w:ascii="Vazirmatn" w:hAnsi="Vazirmatn" w:cs="Vazirmatn"/>
+          <w:rFonts w:ascii="Vazirmatn" w:hAnsi="Vazirmatn" w:cs="Vazirmatn" w:eastAsia="Vazirmatn"/>
           <w:sz w:val="21"/>
           <w:szCs w:val="21"/>
           <w:color w:val="2D2D2D"/>
           <w:lang w:val="en-US" w:bidi="fa-IR"/>
+          <w:rtl w:val="1"/>
+          <w:cs w:val="1"/>
         </w:rPr>
         <w:t>که</w:t>
       </w:r>
       <w:r>
         <w:rPr>
-          <w:rFonts w:ascii="Vazirmatn" w:hAnsi="Vazirmatn" w:cs="Vazirmatn"/>
+          <w:rFonts w:ascii="Vazirmatn" w:hAnsi="Vazirmatn" w:cs="Vazirmatn" w:eastAsia="Vazirmatn"/>
           <w:sz w:val="21"/>
           <w:szCs w:val="21"/>
           <w:color w:val="2D2D2D"/>
           <w:lang w:val="en-US" w:bidi="fa-IR"/>
+          <w:rtl w:val="1"/>
+          <w:cs w:val="1"/>
         </w:rPr>
         <w:t xml:space="preserve"> </w:t>
       </w:r>
       <w:r>
         <w:rPr>
-          <w:rFonts w:ascii="Vazirmatn" w:hAnsi="Vazirmatn" w:cs="Vazirmatn"/>
+          <w:rFonts w:ascii="Vazirmatn" w:hAnsi="Vazirmatn" w:cs="Vazirmatn" w:eastAsia="Vazirmatn"/>
           <w:sz w:val="21"/>
           <w:szCs w:val="21"/>
           <w:color w:val="2D2D2D"/>
           <w:lang w:val="en-US" w:bidi="fa-IR"/>
+          <w:rtl w:val="1"/>
+          <w:cs w:val="1"/>
         </w:rPr>
         <w:t>برای</w:t>
       </w:r>
       <w:r>
         <w:rPr>
-          <w:rFonts w:ascii="Vazirmatn" w:hAnsi="Vazirmatn" w:cs="Vazirmatn"/>
+          <w:rFonts w:ascii="Vazirmatn" w:hAnsi="Vazirmatn" w:cs="Vazirmatn" w:eastAsia="Vazirmatn"/>
           <w:sz w:val="21"/>
           <w:szCs w:val="21"/>
           <w:color w:val="2D2D2D"/>
           <w:lang w:val="en-US" w:bidi="fa-IR"/>
+          <w:rtl w:val="1"/>
+          <w:cs w:val="1"/>
         </w:rPr>
         <w:t xml:space="preserve"> </w:t>
       </w:r>
       <w:r>
         <w:rPr>
-          <w:rFonts w:ascii="Vazirmatn" w:hAnsi="Vazirmatn" w:cs="Vazirmatn"/>
+          <w:rFonts w:ascii="Vazirmatn" w:hAnsi="Vazirmatn" w:cs="Vazirmatn" w:eastAsia="Vazirmatn"/>
           <w:sz w:val="21"/>
           <w:szCs w:val="21"/>
           <w:color w:val="2D2D2D"/>
           <w:lang w:val="en-US" w:bidi="fa-IR"/>
+          <w:rtl w:val="1"/>
+          <w:cs w:val="1"/>
         </w:rPr>
         <w:t>توضیح</w:t>
       </w:r>
       <w:r>
         <w:rPr>
-          <w:rFonts w:ascii="Vazirmatn" w:hAnsi="Vazirmatn" w:cs="Vazirmatn"/>
+          <w:rFonts w:ascii="Vazirmatn" w:hAnsi="Vazirmatn" w:cs="Vazirmatn" w:eastAsia="Vazirmatn"/>
           <w:sz w:val="21"/>
           <w:szCs w:val="21"/>
           <w:color w:val="2D2D2D"/>
           <w:lang w:val="en-US" w:bidi="fa-IR"/>
+          <w:rtl w:val="1"/>
+          <w:cs w:val="1"/>
         </w:rPr>
         <w:t xml:space="preserve"> </w:t>
       </w:r>
       <w:r>
         <w:rPr>
-          <w:rFonts w:ascii="Vazirmatn" w:hAnsi="Vazirmatn" w:cs="Vazirmatn"/>
+          <w:rFonts w:ascii="Vazirmatn" w:hAnsi="Vazirmatn" w:cs="Vazirmatn" w:eastAsia="Vazirmatn"/>
           <w:sz w:val="21"/>
           <w:szCs w:val="21"/>
           <w:color w:val="2D2D2D"/>
           <w:lang w:val="en-US" w:bidi="fa-IR"/>
+          <w:rtl w:val="1"/>
+          <w:cs w:val="1"/>
         </w:rPr>
         <w:t>تکمیلی</w:t>
       </w:r>
       <w:r>
         <w:rPr>
-          <w:rFonts w:ascii="Vazirmatn" w:hAnsi="Vazirmatn" w:cs="Vazirmatn"/>
+          <w:rFonts w:ascii="Vazirmatn" w:hAnsi="Vazirmatn" w:cs="Vazirmatn" w:eastAsia="Vazirmatn"/>
           <w:sz w:val="21"/>
           <w:szCs w:val="21"/>
           <w:color w:val="2D2D2D"/>
           <w:lang w:val="en-US" w:bidi="fa-IR"/>
+          <w:rtl w:val="1"/>
+          <w:cs w:val="1"/>
         </w:rPr>
         <w:t xml:space="preserve"> </w:t>
       </w:r>
       <w:r>
         <w:rPr>
-          <w:rFonts w:ascii="Vazirmatn" w:hAnsi="Vazirmatn" w:cs="Vazirmatn"/>
+          <w:rFonts w:ascii="Vazirmatn" w:hAnsi="Vazirmatn" w:cs="Vazirmatn" w:eastAsia="Vazirmatn"/>
           <w:sz w:val="21"/>
           <w:szCs w:val="21"/>
           <w:color w:val="2D2D2D"/>
           <w:lang w:val="en-US" w:bidi="fa-IR"/>
+          <w:rtl w:val="1"/>
+          <w:cs w:val="1"/>
         </w:rPr>
         <w:t>آمده</w:t>
       </w:r>
       <w:r>
         <w:rPr>
-          <w:rFonts w:ascii="Vazirmatn" w:hAnsi="Vazirmatn" w:cs="Vazirmatn"/>
+          <w:rFonts w:ascii="Vazirmatn" w:hAnsi="Vazirmatn" w:cs="Vazirmatn" w:eastAsia="Vazirmatn"/>
           <w:sz w:val="21"/>
           <w:szCs w:val="21"/>
           <w:color w:val="2D2D2D"/>
           <w:lang w:val="en-US" w:bidi="fa-IR"/>
+          <w:rtl w:val="1"/>
+          <w:cs w:val="1"/>
         </w:rPr>
         <w:t xml:space="preserve"> </w:t>
       </w:r>
       <w:r>
         <w:rPr>
-          <w:rFonts w:ascii="Vazirmatn" w:hAnsi="Vazirmatn" w:cs="Vazirmatn"/>
+          <w:rFonts w:ascii="Vazirmatn" w:hAnsi="Vazirmatn" w:cs="Vazirmatn" w:eastAsia="Vazirmatn"/>
           <w:sz w:val="21"/>
           <w:szCs w:val="21"/>
           <w:color w:val="2D2D2D"/>
           <w:lang w:val="en-US" w:bidi="fa-IR"/>
+          <w:rtl w:val="1"/>
+          <w:cs w:val="1"/>
         </w:rPr>
         <w:t>است.</w:t>
       </w:r>
@@ -3570,37 +4066,43 @@
       </w:pPr>
       <w:r>
         <w:rPr>
-          <w:rFonts w:ascii="Vazirmatn" w:hAnsi="Vazirmatn" w:cs="Vazirmatn"/>
+          <w:rFonts w:ascii="Vazirmatn" w:hAnsi="Vazirmatn" w:cs="Vazirmatn" w:eastAsia="Vazirmatn"/>
           <w:sz w:val="22"/>
           <w:szCs w:val="22"/>
           <w:b/>
           <w:bCs/>
           <w:color w:val="2D2D2D"/>
           <w:lang w:val="en-US" w:bidi="fa-IR"/>
+          <w:rtl w:val="1"/>
+          <w:cs w:val="1"/>
         </w:rPr>
         <w:t>اصطلاح</w:t>
       </w:r>
       <w:r>
         <w:rPr>
-          <w:rFonts w:ascii="Vazirmatn" w:hAnsi="Vazirmatn" w:cs="Vazirmatn"/>
+          <w:rFonts w:ascii="Vazirmatn" w:hAnsi="Vazirmatn" w:cs="Vazirmatn" w:eastAsia="Vazirmatn"/>
           <w:sz w:val="22"/>
           <w:szCs w:val="22"/>
           <w:b/>
           <w:bCs/>
           <w:color w:val="2D2D2D"/>
           <w:lang w:val="en-US" w:bidi="fa-IR"/>
+          <w:rtl w:val="1"/>
+          <w:cs w:val="1"/>
         </w:rPr>
         <w:t xml:space="preserve"> </w:t>
       </w:r>
       <w:r>
         <w:rPr>
-          <w:rFonts w:ascii="Vazirmatn" w:hAnsi="Vazirmatn" w:cs="Vazirmatn"/>
+          <w:rFonts w:ascii="Vazirmatn" w:hAnsi="Vazirmatn" w:cs="Vazirmatn" w:eastAsia="Vazirmatn"/>
           <w:sz w:val="22"/>
           <w:szCs w:val="22"/>
           <w:b/>
           <w:bCs/>
           <w:color w:val="2D2D2D"/>
           <w:lang w:val="en-US" w:bidi="fa-IR"/>
+          <w:rtl w:val="1"/>
+          <w:cs w:val="1"/>
         </w:rPr>
         <w:t>اول</w:t>
       </w:r>
@@ -3610,115 +4112,137 @@
         <w:bidi w:val="1"/>
         <w:spacing w:line="336" w:lineRule="auto" w:after="80"/>
         <w:ind w:right="432"/>
-        <w:jc w:val="both"/>
+        <w:jc w:val="right"/>
       </w:pPr>
       <w:r>
         <w:rPr>
-          <w:rFonts w:ascii="Vazirmatn" w:hAnsi="Vazirmatn" w:cs="Vazirmatn"/>
+          <w:rFonts w:ascii="Vazirmatn" w:hAnsi="Vazirmatn" w:cs="Vazirmatn" w:eastAsia="Vazirmatn"/>
           <w:sz w:val="22"/>
           <w:szCs w:val="22"/>
           <w:color w:val="2D2D2D"/>
           <w:lang w:val="en-US" w:bidi="fa-IR"/>
+          <w:rtl w:val="1"/>
+          <w:cs w:val="1"/>
         </w:rPr>
         <w:t>تعریف</w:t>
       </w:r>
       <w:r>
         <w:rPr>
-          <w:rFonts w:ascii="Vazirmatn" w:hAnsi="Vazirmatn" w:cs="Vazirmatn"/>
+          <w:rFonts w:ascii="Vazirmatn" w:hAnsi="Vazirmatn" w:cs="Vazirmatn" w:eastAsia="Vazirmatn"/>
           <w:sz w:val="22"/>
           <w:szCs w:val="22"/>
           <w:color w:val="2D2D2D"/>
           <w:lang w:val="en-US" w:bidi="fa-IR"/>
+          <w:rtl w:val="1"/>
+          <w:cs w:val="1"/>
         </w:rPr>
         <w:t xml:space="preserve"> </w:t>
       </w:r>
       <w:r>
         <w:rPr>
-          <w:rFonts w:ascii="Vazirmatn" w:hAnsi="Vazirmatn" w:cs="Vazirmatn"/>
+          <w:rFonts w:ascii="Vazirmatn" w:hAnsi="Vazirmatn" w:cs="Vazirmatn" w:eastAsia="Vazirmatn"/>
           <w:sz w:val="22"/>
           <w:szCs w:val="22"/>
           <w:color w:val="2D2D2D"/>
           <w:lang w:val="en-US" w:bidi="fa-IR"/>
+          <w:rtl w:val="1"/>
+          <w:cs w:val="1"/>
         </w:rPr>
         <w:t>اصطلاح</w:t>
       </w:r>
       <w:r>
         <w:rPr>
-          <w:rFonts w:ascii="Vazirmatn" w:hAnsi="Vazirmatn" w:cs="Vazirmatn"/>
+          <w:rFonts w:ascii="Vazirmatn" w:hAnsi="Vazirmatn" w:cs="Vazirmatn" w:eastAsia="Vazirmatn"/>
           <w:sz w:val="22"/>
           <w:szCs w:val="22"/>
           <w:color w:val="2D2D2D"/>
           <w:lang w:val="en-US" w:bidi="fa-IR"/>
+          <w:rtl w:val="1"/>
+          <w:cs w:val="1"/>
         </w:rPr>
         <w:t xml:space="preserve"> </w:t>
       </w:r>
       <w:r>
         <w:rPr>
-          <w:rFonts w:ascii="Vazirmatn" w:hAnsi="Vazirmatn" w:cs="Vazirmatn"/>
+          <w:rFonts w:ascii="Vazirmatn" w:hAnsi="Vazirmatn" w:cs="Vazirmatn" w:eastAsia="Vazirmatn"/>
           <w:sz w:val="22"/>
           <w:szCs w:val="22"/>
           <w:color w:val="2D2D2D"/>
           <w:lang w:val="en-US" w:bidi="fa-IR"/>
+          <w:rtl w:val="1"/>
+          <w:cs w:val="1"/>
         </w:rPr>
         <w:t>اول</w:t>
       </w:r>
       <w:r>
         <w:rPr>
-          <w:rFonts w:ascii="Vazirmatn" w:hAnsi="Vazirmatn" w:cs="Vazirmatn"/>
+          <w:rFonts w:ascii="Vazirmatn" w:hAnsi="Vazirmatn" w:cs="Vazirmatn" w:eastAsia="Vazirmatn"/>
           <w:sz w:val="22"/>
           <w:szCs w:val="22"/>
           <w:color w:val="2D2D2D"/>
           <w:lang w:val="en-US" w:bidi="fa-IR"/>
+          <w:rtl w:val="1"/>
+          <w:cs w:val="1"/>
         </w:rPr>
         <w:t xml:space="preserve"> </w:t>
       </w:r>
       <w:r>
         <w:rPr>
-          <w:rFonts w:ascii="Vazirmatn" w:hAnsi="Vazirmatn" w:cs="Vazirmatn"/>
+          <w:rFonts w:ascii="Vazirmatn" w:hAnsi="Vazirmatn" w:cs="Vazirmatn" w:eastAsia="Vazirmatn"/>
           <w:sz w:val="22"/>
           <w:szCs w:val="22"/>
           <w:color w:val="2D2D2D"/>
           <w:lang w:val="en-US" w:bidi="fa-IR"/>
+          <w:rtl w:val="1"/>
+          <w:cs w:val="1"/>
         </w:rPr>
         <w:t>در</w:t>
       </w:r>
       <w:r>
         <w:rPr>
-          <w:rFonts w:ascii="Vazirmatn" w:hAnsi="Vazirmatn" w:cs="Vazirmatn"/>
+          <w:rFonts w:ascii="Vazirmatn" w:hAnsi="Vazirmatn" w:cs="Vazirmatn" w:eastAsia="Vazirmatn"/>
           <w:sz w:val="22"/>
           <w:szCs w:val="22"/>
           <w:color w:val="2D2D2D"/>
           <w:lang w:val="en-US" w:bidi="fa-IR"/>
+          <w:rtl w:val="1"/>
+          <w:cs w:val="1"/>
         </w:rPr>
         <w:t xml:space="preserve"> </w:t>
       </w:r>
       <w:r>
         <w:rPr>
-          <w:rFonts w:ascii="Vazirmatn" w:hAnsi="Vazirmatn" w:cs="Vazirmatn"/>
+          <w:rFonts w:ascii="Vazirmatn" w:hAnsi="Vazirmatn" w:cs="Vazirmatn" w:eastAsia="Vazirmatn"/>
           <w:sz w:val="22"/>
           <w:szCs w:val="22"/>
           <w:color w:val="2D2D2D"/>
           <w:lang w:val="en-US" w:bidi="fa-IR"/>
+          <w:rtl w:val="1"/>
+          <w:cs w:val="1"/>
         </w:rPr>
         <w:t>لیست</w:t>
       </w:r>
       <w:r>
         <w:rPr>
-          <w:rFonts w:ascii="Vazirmatn" w:hAnsi="Vazirmatn" w:cs="Vazirmatn"/>
+          <w:rFonts w:ascii="Vazirmatn" w:hAnsi="Vazirmatn" w:cs="Vazirmatn" w:eastAsia="Vazirmatn"/>
           <w:sz w:val="22"/>
           <w:szCs w:val="22"/>
           <w:color w:val="2D2D2D"/>
           <w:lang w:val="en-US" w:bidi="fa-IR"/>
+          <w:rtl w:val="1"/>
+          <w:cs w:val="1"/>
         </w:rPr>
         <w:t xml:space="preserve"> </w:t>
       </w:r>
       <w:r>
         <w:rPr>
-          <w:rFonts w:ascii="Vazirmatn" w:hAnsi="Vazirmatn" w:cs="Vazirmatn"/>
+          <w:rFonts w:ascii="Vazirmatn" w:hAnsi="Vazirmatn" w:cs="Vazirmatn" w:eastAsia="Vazirmatn"/>
           <w:sz w:val="22"/>
           <w:szCs w:val="22"/>
           <w:color w:val="2D2D2D"/>
           <w:lang w:val="en-US" w:bidi="fa-IR"/>
+          <w:rtl w:val="1"/>
+          <w:cs w:val="1"/>
         </w:rPr>
         <w:t>تعاریف</w:t>
       </w:r>
@@ -3764,7 +4288,7 @@
             </w:pPr>
             <w:r>
               <w:rPr>
-                <w:rFonts w:ascii="Vazirmatn" w:hAnsi="Vazirmatn" w:cs="Vazirmatn"/>
+                <w:rFonts w:ascii="Vazirmatn" w:hAnsi="Vazirmatn" w:cs="Vazirmatn" w:eastAsia="Vazirmatn"/>
                 <w:sz w:val="26"/>
                 <w:szCs w:val="26"/>
                 <w:b/>
@@ -3804,133 +4328,155 @@
             <w:bookmarkStart w:id="6" w:name="md______________________________d0d937df"/>
             <w:r>
               <w:rPr>
-                <w:rFonts w:ascii="Vazirmatn" w:hAnsi="Vazirmatn" w:cs="Vazirmatn"/>
+                <w:rFonts w:ascii="Vazirmatn" w:hAnsi="Vazirmatn" w:cs="Vazirmatn" w:eastAsia="Vazirmatn"/>
                 <w:sz w:val="26"/>
                 <w:szCs w:val="26"/>
                 <w:b/>
                 <w:bCs/>
                 <w:color w:val="2D2D2D"/>
                 <w:lang w:val="en-US" w:bidi="fa-IR"/>
+                <w:rtl w:val="1"/>
+                <w:cs w:val="1"/>
               </w:rPr>
               <w:t>عنوان</w:t>
             </w:r>
             <w:r>
               <w:rPr>
-                <w:rFonts w:ascii="Vazirmatn" w:hAnsi="Vazirmatn" w:cs="Vazirmatn"/>
+                <w:rFonts w:ascii="Vazirmatn" w:hAnsi="Vazirmatn" w:cs="Vazirmatn" w:eastAsia="Vazirmatn"/>
                 <w:sz w:val="26"/>
                 <w:szCs w:val="26"/>
                 <w:b/>
                 <w:bCs/>
                 <w:color w:val="2D2D2D"/>
                 <w:lang w:val="en-US" w:bidi="fa-IR"/>
+                <w:rtl w:val="1"/>
+                <w:cs w:val="1"/>
               </w:rPr>
               <w:t xml:space="preserve"> </w:t>
             </w:r>
             <w:r>
               <w:rPr>
-                <w:rFonts w:ascii="Vazirmatn" w:hAnsi="Vazirmatn" w:cs="Vazirmatn"/>
+                <w:rFonts w:ascii="Vazirmatn" w:hAnsi="Vazirmatn" w:cs="Vazirmatn" w:eastAsia="Vazirmatn"/>
                 <w:sz w:val="26"/>
                 <w:szCs w:val="26"/>
                 <w:b/>
                 <w:bCs/>
                 <w:color w:val="2D2D2D"/>
                 <w:lang w:val="en-US" w:bidi="fa-IR"/>
+                <w:rtl w:val="1"/>
+                <w:cs w:val="1"/>
               </w:rPr>
               <w:t>سطح</w:t>
             </w:r>
             <w:r>
               <w:rPr>
-                <w:rFonts w:ascii="Vazirmatn" w:hAnsi="Vazirmatn" w:cs="Vazirmatn"/>
+                <w:rFonts w:ascii="Vazirmatn" w:hAnsi="Vazirmatn" w:cs="Vazirmatn" w:eastAsia="Vazirmatn"/>
                 <w:sz w:val="26"/>
                 <w:szCs w:val="26"/>
                 <w:b/>
                 <w:bCs/>
                 <w:color w:val="2D2D2D"/>
                 <w:lang w:val="en-US" w:bidi="fa-IR"/>
+                <w:rtl w:val="1"/>
+                <w:cs w:val="1"/>
               </w:rPr>
               <w:t xml:space="preserve"> </w:t>
             </w:r>
             <w:r>
               <w:rPr>
-                <w:rFonts w:ascii="Vazirmatn" w:hAnsi="Vazirmatn" w:cs="Vazirmatn"/>
+                <w:rFonts w:ascii="Vazirmatn" w:hAnsi="Vazirmatn" w:cs="Vazirmatn" w:eastAsia="Vazirmatn"/>
                 <w:sz w:val="26"/>
                 <w:szCs w:val="26"/>
                 <w:b/>
                 <w:bCs/>
                 <w:color w:val="2D2D2D"/>
                 <w:lang w:val="en-US" w:bidi="fa-IR"/>
+                <w:rtl w:val="1"/>
+                <w:cs w:val="1"/>
               </w:rPr>
               <w:t>شش:</w:t>
             </w:r>
             <w:r>
               <w:rPr>
-                <w:rFonts w:ascii="Vazirmatn" w:hAnsi="Vazirmatn" w:cs="Vazirmatn"/>
+                <w:rFonts w:ascii="Vazirmatn" w:hAnsi="Vazirmatn" w:cs="Vazirmatn" w:eastAsia="Vazirmatn"/>
                 <w:sz w:val="26"/>
                 <w:szCs w:val="26"/>
                 <w:b/>
                 <w:bCs/>
                 <w:color w:val="2D2D2D"/>
                 <w:lang w:val="en-US" w:bidi="fa-IR"/>
+                <w:rtl w:val="1"/>
+                <w:cs w:val="1"/>
               </w:rPr>
               <w:t xml:space="preserve"> </w:t>
             </w:r>
             <w:r>
               <w:rPr>
-                <w:rFonts w:ascii="Vazirmatn" w:hAnsi="Vazirmatn" w:cs="Vazirmatn"/>
+                <w:rFonts w:ascii="Vazirmatn" w:hAnsi="Vazirmatn" w:cs="Vazirmatn" w:eastAsia="Vazirmatn"/>
                 <w:sz w:val="26"/>
                 <w:szCs w:val="26"/>
                 <w:b/>
                 <w:bCs/>
                 <w:color w:val="2D2D2D"/>
                 <w:lang w:val="en-US" w:bidi="fa-IR"/>
+                <w:rtl w:val="1"/>
+                <w:cs w:val="1"/>
               </w:rPr>
               <w:t>جدول‌ها</w:t>
             </w:r>
             <w:r>
               <w:rPr>
-                <w:rFonts w:ascii="Vazirmatn" w:hAnsi="Vazirmatn" w:cs="Vazirmatn"/>
+                <w:rFonts w:ascii="Vazirmatn" w:hAnsi="Vazirmatn" w:cs="Vazirmatn" w:eastAsia="Vazirmatn"/>
                 <w:sz w:val="26"/>
                 <w:szCs w:val="26"/>
                 <w:b/>
                 <w:bCs/>
                 <w:color w:val="2D2D2D"/>
                 <w:lang w:val="en-US" w:bidi="fa-IR"/>
+                <w:rtl w:val="1"/>
+                <w:cs w:val="1"/>
               </w:rPr>
               <w:t xml:space="preserve"> </w:t>
             </w:r>
             <w:r>
               <w:rPr>
-                <w:rFonts w:ascii="Vazirmatn" w:hAnsi="Vazirmatn" w:cs="Vazirmatn"/>
+                <w:rFonts w:ascii="Vazirmatn" w:hAnsi="Vazirmatn" w:cs="Vazirmatn" w:eastAsia="Vazirmatn"/>
                 <w:sz w:val="26"/>
                 <w:szCs w:val="26"/>
                 <w:b/>
                 <w:bCs/>
                 <w:color w:val="2D2D2D"/>
                 <w:lang w:val="en-US" w:bidi="fa-IR"/>
+                <w:rtl w:val="1"/>
+                <w:cs w:val="1"/>
               </w:rPr>
               <w:t>و</w:t>
             </w:r>
             <w:r>
               <w:rPr>
-                <w:rFonts w:ascii="Vazirmatn" w:hAnsi="Vazirmatn" w:cs="Vazirmatn"/>
+                <w:rFonts w:ascii="Vazirmatn" w:hAnsi="Vazirmatn" w:cs="Vazirmatn" w:eastAsia="Vazirmatn"/>
                 <w:sz w:val="26"/>
                 <w:szCs w:val="26"/>
                 <w:b/>
                 <w:bCs/>
                 <w:color w:val="2D2D2D"/>
                 <w:lang w:val="en-US" w:bidi="fa-IR"/>
+                <w:rtl w:val="1"/>
+                <w:cs w:val="1"/>
               </w:rPr>
               <w:t xml:space="preserve"> </w:t>
             </w:r>
             <w:r>
               <w:rPr>
-                <w:rFonts w:ascii="Vazirmatn" w:hAnsi="Vazirmatn" w:cs="Vazirmatn"/>
+                <w:rFonts w:ascii="Vazirmatn" w:hAnsi="Vazirmatn" w:cs="Vazirmatn" w:eastAsia="Vazirmatn"/>
                 <w:sz w:val="26"/>
                 <w:szCs w:val="26"/>
                 <w:b/>
                 <w:bCs/>
                 <w:color w:val="2D2D2D"/>
                 <w:lang w:val="en-US" w:bidi="fa-IR"/>
+                <w:rtl w:val="1"/>
+                <w:cs w:val="1"/>
               </w:rPr>
               <w:t>فرمول‌ها</w:t>
             </w:r>
@@ -3948,7 +4494,7 @@
     </w:p>
     <w:tbl>
       <w:tblPr>
-        <w:tblW w:type="dxa" w:w="9638"/>
+        <w:tblW w:type="dxa" w:w="9636"/>
         <w:tblLayout w:type="fixed"/>
         <w:tblLook w:firstColumn="1" w:firstRow="1" w:lastColumn="0" w:lastRow="0" w:noHBand="0" w:noVBand="1" w:val="04A0"/>
         <w:tblDescription w:val="data_table"/>
@@ -3958,7 +4504,7 @@
         <w:gridCol w:w="2409"/>
         <w:gridCol w:w="2409"/>
         <w:gridCol w:w="2409"/>
-        <w:gridCol w:w="2411"/>
+        <w:gridCol w:w="2409"/>
       </w:tblGrid>
       <w:tr>
         <w:trPr>
@@ -3976,10 +4522,10 @@
               <w:right w:w="120" w:type="dxa"/>
             </w:tcMar>
             <w:tcBorders>
-              <w:top w:val="single" w:sz="4" w:space="0" w:color="542380"/>
-              <w:bottom w:val="single" w:sz="4" w:space="0" w:color="542380"/>
-              <w:left w:val="single" w:sz="4" w:space="0" w:color="542380"/>
-              <w:right w:val="single" w:sz="4" w:space="0" w:color="542380"/>
+              <w:top w:val="single" w:sz="4" w:space="0" w:color="PRIMARY_LIGHT"/>
+              <w:bottom w:val="single" w:sz="4" w:space="0" w:color="PRIMARY_LIGHT"/>
+              <w:left w:val="single" w:sz="4" w:space="0" w:color="PRIMARY_LIGHT"/>
+              <w:right w:val="single" w:sz="4" w:space="0" w:color="PRIMARY_LIGHT"/>
             </w:tcBorders>
           </w:tcPr>
           <w:p>
@@ -3990,13 +4536,15 @@
             </w:pPr>
             <w:r>
               <w:rPr>
-                <w:rFonts w:ascii="Vazirmatn" w:hAnsi="Vazirmatn" w:cs="Vazirmatn"/>
+                <w:rFonts w:ascii="Vazirmatn" w:hAnsi="Vazirmatn" w:cs="Vazirmatn" w:eastAsia="Vazirmatn"/>
                 <w:sz w:val="21"/>
                 <w:szCs w:val="21"/>
                 <w:b/>
                 <w:bCs/>
                 <w:color w:val="FFFFFF"/>
                 <w:lang w:val="en-US" w:bidi="fa-IR"/>
+                <w:rtl w:val="1"/>
+                <w:cs w:val="1"/>
               </w:rPr>
               <w:t>شناسه</w:t>
             </w:r>
@@ -4013,10 +4561,10 @@
               <w:right w:w="120" w:type="dxa"/>
             </w:tcMar>
             <w:tcBorders>
-              <w:top w:val="single" w:sz="4" w:space="0" w:color="542380"/>
-              <w:bottom w:val="single" w:sz="4" w:space="0" w:color="542380"/>
-              <w:left w:val="single" w:sz="4" w:space="0" w:color="542380"/>
-              <w:right w:val="single" w:sz="4" w:space="0" w:color="542380"/>
+              <w:top w:val="single" w:sz="4" w:space="0" w:color="PRIMARY_LIGHT"/>
+              <w:bottom w:val="single" w:sz="4" w:space="0" w:color="PRIMARY_LIGHT"/>
+              <w:left w:val="single" w:sz="4" w:space="0" w:color="PRIMARY_LIGHT"/>
+              <w:right w:val="single" w:sz="4" w:space="0" w:color="PRIMARY_LIGHT"/>
             </w:tcBorders>
           </w:tcPr>
           <w:p>
@@ -4027,37 +4575,43 @@
             </w:pPr>
             <w:r>
               <w:rPr>
-                <w:rFonts w:ascii="Vazirmatn" w:hAnsi="Vazirmatn" w:cs="Vazirmatn"/>
+                <w:rFonts w:ascii="Vazirmatn" w:hAnsi="Vazirmatn" w:cs="Vazirmatn" w:eastAsia="Vazirmatn"/>
                 <w:sz w:val="21"/>
                 <w:szCs w:val="21"/>
                 <w:b/>
                 <w:bCs/>
                 <w:color w:val="FFFFFF"/>
                 <w:lang w:val="en-US" w:bidi="fa-IR"/>
+                <w:rtl w:val="1"/>
+                <w:cs w:val="1"/>
               </w:rPr>
               <w:t>نام</w:t>
             </w:r>
             <w:r>
               <w:rPr>
-                <w:rFonts w:ascii="Vazirmatn" w:hAnsi="Vazirmatn" w:cs="Vazirmatn"/>
+                <w:rFonts w:ascii="Vazirmatn" w:hAnsi="Vazirmatn" w:cs="Vazirmatn" w:eastAsia="Vazirmatn"/>
                 <w:sz w:val="21"/>
                 <w:szCs w:val="21"/>
                 <w:b/>
                 <w:bCs/>
                 <w:color w:val="FFFFFF"/>
                 <w:lang w:val="en-US" w:bidi="fa-IR"/>
+                <w:rtl w:val="1"/>
+                <w:cs w:val="1"/>
               </w:rPr>
               <w:t xml:space="preserve"> </w:t>
             </w:r>
             <w:r>
               <w:rPr>
-                <w:rFonts w:ascii="Vazirmatn" w:hAnsi="Vazirmatn" w:cs="Vazirmatn"/>
+                <w:rFonts w:ascii="Vazirmatn" w:hAnsi="Vazirmatn" w:cs="Vazirmatn" w:eastAsia="Vazirmatn"/>
                 <w:sz w:val="21"/>
                 <w:szCs w:val="21"/>
                 <w:b/>
                 <w:bCs/>
                 <w:color w:val="FFFFFF"/>
                 <w:lang w:val="en-US" w:bidi="fa-IR"/>
+                <w:rtl w:val="1"/>
+                <w:cs w:val="1"/>
               </w:rPr>
               <w:t>مؤلفه</w:t>
             </w:r>
@@ -4074,10 +4628,10 @@
               <w:right w:w="120" w:type="dxa"/>
             </w:tcMar>
             <w:tcBorders>
-              <w:top w:val="single" w:sz="4" w:space="0" w:color="542380"/>
-              <w:bottom w:val="single" w:sz="4" w:space="0" w:color="542380"/>
-              <w:left w:val="single" w:sz="4" w:space="0" w:color="542380"/>
-              <w:right w:val="single" w:sz="4" w:space="0" w:color="542380"/>
+              <w:top w:val="single" w:sz="4" w:space="0" w:color="PRIMARY_LIGHT"/>
+              <w:bottom w:val="single" w:sz="4" w:space="0" w:color="PRIMARY_LIGHT"/>
+              <w:left w:val="single" w:sz="4" w:space="0" w:color="PRIMARY_LIGHT"/>
+              <w:right w:val="single" w:sz="4" w:space="0" w:color="PRIMARY_LIGHT"/>
             </w:tcBorders>
           </w:tcPr>
           <w:p>
@@ -4088,13 +4642,15 @@
             </w:pPr>
             <w:r>
               <w:rPr>
-                <w:rFonts w:ascii="Vazirmatn" w:hAnsi="Vazirmatn" w:cs="Vazirmatn"/>
+                <w:rFonts w:ascii="Vazirmatn" w:hAnsi="Vazirmatn" w:cs="Vazirmatn" w:eastAsia="Vazirmatn"/>
                 <w:sz w:val="21"/>
                 <w:szCs w:val="21"/>
                 <w:b/>
                 <w:bCs/>
                 <w:color w:val="FFFFFF"/>
                 <w:lang w:val="en-US" w:bidi="fa-IR"/>
+                <w:rtl w:val="1"/>
+                <w:cs w:val="1"/>
               </w:rPr>
               <w:t>پروتکل</w:t>
             </w:r>
@@ -4102,7 +4658,7 @@
         </w:tc>
         <w:tc>
           <w:tcPr>
-            <w:tcW w:type="dxa" w:w="2411"/>
+            <w:tcW w:type="dxa" w:w="2409"/>
             <w:shd w:val="clear" w:color="auto" w:fill="6B2FA0"/>
             <w:tcMar>
               <w:top w:w="100" w:type="dxa"/>
@@ -4111,10 +4667,10 @@
               <w:right w:w="120" w:type="dxa"/>
             </w:tcMar>
             <w:tcBorders>
-              <w:top w:val="single" w:sz="4" w:space="0" w:color="542380"/>
-              <w:bottom w:val="single" w:sz="4" w:space="0" w:color="542380"/>
-              <w:left w:val="single" w:sz="4" w:space="0" w:color="542380"/>
-              <w:right w:val="single" w:sz="4" w:space="0" w:color="542380"/>
+              <w:top w:val="single" w:sz="4" w:space="0" w:color="PRIMARY_LIGHT"/>
+              <w:bottom w:val="single" w:sz="4" w:space="0" w:color="PRIMARY_LIGHT"/>
+              <w:left w:val="single" w:sz="4" w:space="0" w:color="PRIMARY_LIGHT"/>
+              <w:right w:val="single" w:sz="4" w:space="0" w:color="PRIMARY_LIGHT"/>
             </w:tcBorders>
           </w:tcPr>
           <w:p>
@@ -4125,13 +4681,15 @@
             </w:pPr>
             <w:r>
               <w:rPr>
-                <w:rFonts w:ascii="Vazirmatn" w:hAnsi="Vazirmatn" w:cs="Vazirmatn"/>
+                <w:rFonts w:ascii="Vazirmatn" w:hAnsi="Vazirmatn" w:cs="Vazirmatn" w:eastAsia="Vazirmatn"/>
                 <w:sz w:val="21"/>
                 <w:szCs w:val="21"/>
                 <w:b/>
                 <w:bCs/>
                 <w:color w:val="FFFFFF"/>
                 <w:lang w:val="en-US" w:bidi="fa-IR"/>
+                <w:rtl w:val="1"/>
+                <w:cs w:val="1"/>
               </w:rPr>
               <w:t>وضعیت</w:t>
             </w:r>
@@ -4150,10 +4708,10 @@
               <w:right w:w="120" w:type="dxa"/>
             </w:tcMar>
             <w:tcBorders>
-              <w:top w:val="single" w:sz="4" w:space="0" w:color="D8D8D8"/>
-              <w:bottom w:val="single" w:sz="4" w:space="0" w:color="D8D8D8"/>
-              <w:left w:val="single" w:sz="4" w:space="0" w:color="D8D8D8"/>
-              <w:right w:val="single" w:sz="4" w:space="0" w:color="D8D8D8"/>
+              <w:top w:val="single" w:sz="4" w:space="0" w:color="PRIMARY_LIGHT"/>
+              <w:bottom w:val="single" w:sz="4" w:space="0" w:color="PRIMARY_LIGHT"/>
+              <w:left w:val="single" w:sz="4" w:space="0" w:color="PRIMARY_LIGHT"/>
+              <w:right w:val="single" w:sz="4" w:space="0" w:color="PRIMARY_LIGHT"/>
             </w:tcBorders>
           </w:tcPr>
           <w:p>
@@ -4164,11 +4722,13 @@
             </w:pPr>
             <w:r>
               <w:rPr>
-                <w:rFonts w:ascii="Vazirmatn" w:hAnsi="Vazirmatn" w:cs="Vazirmatn"/>
+                <w:rFonts w:ascii="Vazirmatn" w:hAnsi="Vazirmatn" w:cs="Vazirmatn" w:eastAsia="Vazirmatn"/>
                 <w:sz w:val="21"/>
                 <w:szCs w:val="21"/>
                 <w:color w:val="2D2D2D"/>
                 <w:lang w:val="en-US" w:bidi="fa-IR"/>
+                <w:rtl w:val="0"/>
+                <w:cs w:val="0"/>
               </w:rPr>
               <w:t>101</w:t>
             </w:r>
@@ -4185,10 +4745,10 @@
               <w:right w:w="120" w:type="dxa"/>
             </w:tcMar>
             <w:tcBorders>
-              <w:top w:val="single" w:sz="4" w:space="0" w:color="D8D8D8"/>
-              <w:bottom w:val="single" w:sz="4" w:space="0" w:color="D8D8D8"/>
-              <w:left w:val="single" w:sz="4" w:space="0" w:color="D8D8D8"/>
-              <w:right w:val="single" w:sz="4" w:space="0" w:color="D8D8D8"/>
+              <w:top w:val="single" w:sz="4" w:space="0" w:color="PRIMARY_LIGHT"/>
+              <w:bottom w:val="single" w:sz="4" w:space="0" w:color="PRIMARY_LIGHT"/>
+              <w:left w:val="single" w:sz="4" w:space="0" w:color="PRIMARY_LIGHT"/>
+              <w:right w:val="single" w:sz="4" w:space="0" w:color="PRIMARY_LIGHT"/>
             </w:tcBorders>
           </w:tcPr>
           <w:p>
@@ -4199,33 +4759,37 @@
             </w:pPr>
             <w:r>
               <w:rPr>
-                <w:rFonts w:ascii="Segoe UI" w:hAnsi="Segoe UI" w:cs="Vazirmatn"/>
+                <w:rFonts w:ascii="Segoe UI" w:hAnsi="Segoe UI" w:cs="Vazirmatn" w:eastAsia="Vazirmatn"/>
                 <w:sz w:val="21"/>
                 <w:szCs w:val="21"/>
                 <w:color w:val="2D2D2D"/>
                 <w:lang w:val="en-US" w:bidi="fa-IR"/>
                 <w:rtl w:val="0"/>
+                <w:cs w:val="0"/>
               </w:rPr>
               <w:t>Auth</w:t>
             </w:r>
             <w:r>
               <w:rPr>
-                <w:rFonts w:ascii="Vazirmatn" w:hAnsi="Vazirmatn" w:cs="Vazirmatn"/>
+                <w:rFonts w:ascii="Vazirmatn" w:hAnsi="Vazirmatn" w:cs="Vazirmatn" w:eastAsia="Vazirmatn"/>
                 <w:sz w:val="21"/>
                 <w:szCs w:val="21"/>
                 <w:color w:val="2D2D2D"/>
                 <w:lang w:val="en-US" w:bidi="fa-IR"/>
+                <w:rtl w:val="1"/>
+                <w:cs w:val="1"/>
               </w:rPr>
               <w:t xml:space="preserve"> </w:t>
             </w:r>
             <w:r>
               <w:rPr>
-                <w:rFonts w:ascii="Segoe UI" w:hAnsi="Segoe UI" w:cs="Vazirmatn"/>
+                <w:rFonts w:ascii="Segoe UI" w:hAnsi="Segoe UI" w:cs="Vazirmatn" w:eastAsia="Vazirmatn"/>
                 <w:sz w:val="21"/>
                 <w:szCs w:val="21"/>
                 <w:color w:val="2D2D2D"/>
                 <w:lang w:val="en-US" w:bidi="fa-IR"/>
                 <w:rtl w:val="0"/>
+                <w:cs w:val="0"/>
               </w:rPr>
               <w:t>Gateway</w:t>
             </w:r>
@@ -4242,10 +4806,10 @@
               <w:right w:w="120" w:type="dxa"/>
             </w:tcMar>
             <w:tcBorders>
-              <w:top w:val="single" w:sz="4" w:space="0" w:color="D8D8D8"/>
-              <w:bottom w:val="single" w:sz="4" w:space="0" w:color="D8D8D8"/>
-              <w:left w:val="single" w:sz="4" w:space="0" w:color="D8D8D8"/>
-              <w:right w:val="single" w:sz="4" w:space="0" w:color="D8D8D8"/>
+              <w:top w:val="single" w:sz="4" w:space="0" w:color="PRIMARY_LIGHT"/>
+              <w:bottom w:val="single" w:sz="4" w:space="0" w:color="PRIMARY_LIGHT"/>
+              <w:left w:val="single" w:sz="4" w:space="0" w:color="PRIMARY_LIGHT"/>
+              <w:right w:val="single" w:sz="4" w:space="0" w:color="PRIMARY_LIGHT"/>
             </w:tcBorders>
           </w:tcPr>
           <w:p>
@@ -4256,12 +4820,13 @@
             </w:pPr>
             <w:r>
               <w:rPr>
-                <w:rFonts w:ascii="Segoe UI" w:hAnsi="Segoe UI" w:cs="Vazirmatn"/>
+                <w:rFonts w:ascii="Segoe UI" w:hAnsi="Segoe UI" w:cs="Vazirmatn" w:eastAsia="Vazirmatn"/>
                 <w:sz w:val="21"/>
                 <w:szCs w:val="21"/>
                 <w:color w:val="2D2D2D"/>
                 <w:lang w:val="en-US" w:bidi="fa-IR"/>
                 <w:rtl w:val="0"/>
+                <w:cs w:val="0"/>
               </w:rPr>
               <w:t>HTTPS</w:t>
             </w:r>
@@ -4269,7 +4834,7 @@
         </w:tc>
         <w:tc>
           <w:tcPr>
-            <w:tcW w:type="dxa" w:w="2411"/>
+            <w:tcW w:type="dxa" w:w="2409"/>
             <w:shd w:val="clear" w:color="auto" w:fill="FFFFFF"/>
             <w:tcMar>
               <w:top w:w="80" w:type="dxa"/>
@@ -4278,10 +4843,10 @@
               <w:right w:w="120" w:type="dxa"/>
             </w:tcMar>
             <w:tcBorders>
-              <w:top w:val="single" w:sz="4" w:space="0" w:color="D8D8D8"/>
-              <w:bottom w:val="single" w:sz="4" w:space="0" w:color="D8D8D8"/>
-              <w:left w:val="single" w:sz="4" w:space="0" w:color="D8D8D8"/>
-              <w:right w:val="single" w:sz="4" w:space="0" w:color="D8D8D8"/>
+              <w:top w:val="single" w:sz="4" w:space="0" w:color="PRIMARY_LIGHT"/>
+              <w:bottom w:val="single" w:sz="4" w:space="0" w:color="PRIMARY_LIGHT"/>
+              <w:left w:val="single" w:sz="4" w:space="0" w:color="PRIMARY_LIGHT"/>
+              <w:right w:val="single" w:sz="4" w:space="0" w:color="PRIMARY_LIGHT"/>
             </w:tcBorders>
           </w:tcPr>
           <w:p>
@@ -4292,11 +4857,13 @@
             </w:pPr>
             <w:r>
               <w:rPr>
-                <w:rFonts w:ascii="Vazirmatn" w:hAnsi="Vazirmatn" w:cs="Vazirmatn"/>
+                <w:rFonts w:ascii="Vazirmatn" w:hAnsi="Vazirmatn" w:cs="Vazirmatn" w:eastAsia="Vazirmatn"/>
                 <w:sz w:val="21"/>
                 <w:szCs w:val="21"/>
                 <w:color w:val="2D2D2D"/>
                 <w:lang w:val="en-US" w:bidi="fa-IR"/>
+                <w:rtl w:val="1"/>
+                <w:cs w:val="1"/>
               </w:rPr>
               <w:t>فعال</w:t>
             </w:r>
@@ -4315,10 +4882,10 @@
               <w:right w:w="120" w:type="dxa"/>
             </w:tcMar>
             <w:tcBorders>
-              <w:top w:val="single" w:sz="4" w:space="0" w:color="D8D8D8"/>
-              <w:bottom w:val="single" w:sz="4" w:space="0" w:color="D8D8D8"/>
-              <w:left w:val="single" w:sz="4" w:space="0" w:color="D8D8D8"/>
-              <w:right w:val="single" w:sz="4" w:space="0" w:color="D8D8D8"/>
+              <w:top w:val="single" w:sz="4" w:space="0" w:color="PRIMARY_LIGHT"/>
+              <w:bottom w:val="single" w:sz="4" w:space="0" w:color="PRIMARY_LIGHT"/>
+              <w:left w:val="single" w:sz="4" w:space="0" w:color="PRIMARY_LIGHT"/>
+              <w:right w:val="single" w:sz="4" w:space="0" w:color="PRIMARY_LIGHT"/>
             </w:tcBorders>
           </w:tcPr>
           <w:p>
@@ -4329,11 +4896,13 @@
             </w:pPr>
             <w:r>
               <w:rPr>
-                <w:rFonts w:ascii="Vazirmatn" w:hAnsi="Vazirmatn" w:cs="Vazirmatn"/>
+                <w:rFonts w:ascii="Vazirmatn" w:hAnsi="Vazirmatn" w:cs="Vazirmatn" w:eastAsia="Vazirmatn"/>
                 <w:sz w:val="21"/>
                 <w:szCs w:val="21"/>
                 <w:color w:val="2D2D2D"/>
                 <w:lang w:val="en-US" w:bidi="fa-IR"/>
+                <w:rtl w:val="0"/>
+                <w:cs w:val="0"/>
               </w:rPr>
               <w:t>102</w:t>
             </w:r>
@@ -4350,10 +4919,10 @@
               <w:right w:w="120" w:type="dxa"/>
             </w:tcMar>
             <w:tcBorders>
-              <w:top w:val="single" w:sz="4" w:space="0" w:color="D8D8D8"/>
-              <w:bottom w:val="single" w:sz="4" w:space="0" w:color="D8D8D8"/>
-              <w:left w:val="single" w:sz="4" w:space="0" w:color="D8D8D8"/>
-              <w:right w:val="single" w:sz="4" w:space="0" w:color="D8D8D8"/>
+              <w:top w:val="single" w:sz="4" w:space="0" w:color="PRIMARY_LIGHT"/>
+              <w:bottom w:val="single" w:sz="4" w:space="0" w:color="PRIMARY_LIGHT"/>
+              <w:left w:val="single" w:sz="4" w:space="0" w:color="PRIMARY_LIGHT"/>
+              <w:right w:val="single" w:sz="4" w:space="0" w:color="PRIMARY_LIGHT"/>
             </w:tcBorders>
           </w:tcPr>
           <w:p>
@@ -4364,33 +4933,37 @@
             </w:pPr>
             <w:r>
               <w:rPr>
-                <w:rFonts w:ascii="Segoe UI" w:hAnsi="Segoe UI" w:cs="Vazirmatn"/>
+                <w:rFonts w:ascii="Segoe UI" w:hAnsi="Segoe UI" w:cs="Vazirmatn" w:eastAsia="Vazirmatn"/>
                 <w:sz w:val="21"/>
                 <w:szCs w:val="21"/>
                 <w:color w:val="2D2D2D"/>
                 <w:lang w:val="en-US" w:bidi="fa-IR"/>
                 <w:rtl w:val="0"/>
+                <w:cs w:val="0"/>
               </w:rPr>
               <w:t>Worker</w:t>
             </w:r>
             <w:r>
               <w:rPr>
-                <w:rFonts w:ascii="Vazirmatn" w:hAnsi="Vazirmatn" w:cs="Vazirmatn"/>
+                <w:rFonts w:ascii="Vazirmatn" w:hAnsi="Vazirmatn" w:cs="Vazirmatn" w:eastAsia="Vazirmatn"/>
                 <w:sz w:val="21"/>
                 <w:szCs w:val="21"/>
                 <w:color w:val="2D2D2D"/>
                 <w:lang w:val="en-US" w:bidi="fa-IR"/>
+                <w:rtl w:val="1"/>
+                <w:cs w:val="1"/>
               </w:rPr>
               <w:t xml:space="preserve"> </w:t>
             </w:r>
             <w:r>
               <w:rPr>
-                <w:rFonts w:ascii="Segoe UI" w:hAnsi="Segoe UI" w:cs="Vazirmatn"/>
+                <w:rFonts w:ascii="Segoe UI" w:hAnsi="Segoe UI" w:cs="Vazirmatn" w:eastAsia="Vazirmatn"/>
                 <w:sz w:val="21"/>
                 <w:szCs w:val="21"/>
                 <w:color w:val="2D2D2D"/>
                 <w:lang w:val="en-US" w:bidi="fa-IR"/>
                 <w:rtl w:val="0"/>
+                <w:cs w:val="0"/>
               </w:rPr>
               <w:t>Queue</w:t>
             </w:r>
@@ -4407,10 +4980,10 @@
               <w:right w:w="120" w:type="dxa"/>
             </w:tcMar>
             <w:tcBorders>
-              <w:top w:val="single" w:sz="4" w:space="0" w:color="D8D8D8"/>
-              <w:bottom w:val="single" w:sz="4" w:space="0" w:color="D8D8D8"/>
-              <w:left w:val="single" w:sz="4" w:space="0" w:color="D8D8D8"/>
-              <w:right w:val="single" w:sz="4" w:space="0" w:color="D8D8D8"/>
+              <w:top w:val="single" w:sz="4" w:space="0" w:color="PRIMARY_LIGHT"/>
+              <w:bottom w:val="single" w:sz="4" w:space="0" w:color="PRIMARY_LIGHT"/>
+              <w:left w:val="single" w:sz="4" w:space="0" w:color="PRIMARY_LIGHT"/>
+              <w:right w:val="single" w:sz="4" w:space="0" w:color="PRIMARY_LIGHT"/>
             </w:tcBorders>
           </w:tcPr>
           <w:p>
@@ -4421,12 +4994,13 @@
             </w:pPr>
             <w:r>
               <w:rPr>
-                <w:rFonts w:ascii="Segoe UI" w:hAnsi="Segoe UI" w:cs="Vazirmatn"/>
+                <w:rFonts w:ascii="Segoe UI" w:hAnsi="Segoe UI" w:cs="Vazirmatn" w:eastAsia="Vazirmatn"/>
                 <w:sz w:val="21"/>
                 <w:szCs w:val="21"/>
                 <w:color w:val="2D2D2D"/>
                 <w:lang w:val="en-US" w:bidi="fa-IR"/>
                 <w:rtl w:val="0"/>
+                <w:cs w:val="0"/>
               </w:rPr>
               <w:t>AMQP</w:t>
             </w:r>
@@ -4434,7 +5008,7 @@
         </w:tc>
         <w:tc>
           <w:tcPr>
-            <w:tcW w:type="dxa" w:w="2411"/>
+            <w:tcW w:type="dxa" w:w="2409"/>
             <w:shd w:val="clear" w:color="auto" w:fill="FFFFFF"/>
             <w:tcMar>
               <w:top w:w="80" w:type="dxa"/>
@@ -4443,10 +5017,10 @@
               <w:right w:w="120" w:type="dxa"/>
             </w:tcMar>
             <w:tcBorders>
-              <w:top w:val="single" w:sz="4" w:space="0" w:color="D8D8D8"/>
-              <w:bottom w:val="single" w:sz="4" w:space="0" w:color="D8D8D8"/>
-              <w:left w:val="single" w:sz="4" w:space="0" w:color="D8D8D8"/>
-              <w:right w:val="single" w:sz="4" w:space="0" w:color="D8D8D8"/>
+              <w:top w:val="single" w:sz="4" w:space="0" w:color="PRIMARY_LIGHT"/>
+              <w:bottom w:val="single" w:sz="4" w:space="0" w:color="PRIMARY_LIGHT"/>
+              <w:left w:val="single" w:sz="4" w:space="0" w:color="PRIMARY_LIGHT"/>
+              <w:right w:val="single" w:sz="4" w:space="0" w:color="PRIMARY_LIGHT"/>
             </w:tcBorders>
           </w:tcPr>
           <w:p>
@@ -4457,51 +5031,61 @@
             </w:pPr>
             <w:r>
               <w:rPr>
-                <w:rFonts w:ascii="Vazirmatn" w:hAnsi="Vazirmatn" w:cs="Vazirmatn"/>
+                <w:rFonts w:ascii="Vazirmatn" w:hAnsi="Vazirmatn" w:cs="Vazirmatn" w:eastAsia="Vazirmatn"/>
                 <w:sz w:val="21"/>
                 <w:szCs w:val="21"/>
                 <w:color w:val="2D2D2D"/>
                 <w:lang w:val="en-US" w:bidi="fa-IR"/>
+                <w:rtl w:val="1"/>
+                <w:cs w:val="1"/>
               </w:rPr>
               <w:t>در</w:t>
             </w:r>
             <w:r>
               <w:rPr>
-                <w:rFonts w:ascii="Vazirmatn" w:hAnsi="Vazirmatn" w:cs="Vazirmatn"/>
+                <w:rFonts w:ascii="Vazirmatn" w:hAnsi="Vazirmatn" w:cs="Vazirmatn" w:eastAsia="Vazirmatn"/>
                 <w:sz w:val="21"/>
                 <w:szCs w:val="21"/>
                 <w:color w:val="2D2D2D"/>
                 <w:lang w:val="en-US" w:bidi="fa-IR"/>
+                <w:rtl w:val="1"/>
+                <w:cs w:val="1"/>
               </w:rPr>
               <w:t xml:space="preserve"> </w:t>
             </w:r>
             <w:r>
               <w:rPr>
-                <w:rFonts w:ascii="Vazirmatn" w:hAnsi="Vazirmatn" w:cs="Vazirmatn"/>
+                <w:rFonts w:ascii="Vazirmatn" w:hAnsi="Vazirmatn" w:cs="Vazirmatn" w:eastAsia="Vazirmatn"/>
                 <w:sz w:val="21"/>
                 <w:szCs w:val="21"/>
                 <w:color w:val="2D2D2D"/>
                 <w:lang w:val="en-US" w:bidi="fa-IR"/>
+                <w:rtl w:val="1"/>
+                <w:cs w:val="1"/>
               </w:rPr>
               <w:t>حال</w:t>
             </w:r>
             <w:r>
               <w:rPr>
-                <w:rFonts w:ascii="Vazirmatn" w:hAnsi="Vazirmatn" w:cs="Vazirmatn"/>
+                <w:rFonts w:ascii="Vazirmatn" w:hAnsi="Vazirmatn" w:cs="Vazirmatn" w:eastAsia="Vazirmatn"/>
                 <w:sz w:val="21"/>
                 <w:szCs w:val="21"/>
                 <w:color w:val="2D2D2D"/>
                 <w:lang w:val="en-US" w:bidi="fa-IR"/>
+                <w:rtl w:val="1"/>
+                <w:cs w:val="1"/>
               </w:rPr>
               <w:t xml:space="preserve"> </w:t>
             </w:r>
             <w:r>
               <w:rPr>
-                <w:rFonts w:ascii="Vazirmatn" w:hAnsi="Vazirmatn" w:cs="Vazirmatn"/>
+                <w:rFonts w:ascii="Vazirmatn" w:hAnsi="Vazirmatn" w:cs="Vazirmatn" w:eastAsia="Vazirmatn"/>
                 <w:sz w:val="21"/>
                 <w:szCs w:val="21"/>
                 <w:color w:val="2D2D2D"/>
                 <w:lang w:val="en-US" w:bidi="fa-IR"/>
+                <w:rtl w:val="1"/>
+                <w:cs w:val="1"/>
               </w:rPr>
               <w:t>پردازش</w:t>
             </w:r>
@@ -4519,65 +5103,77 @@
       <w:pPr>
         <w:bidi w:val="1"/>
         <w:spacing w:line="336" w:lineRule="auto" w:after="120"/>
-        <w:jc w:val="both"/>
+        <w:jc w:val="right"/>
       </w:pPr>
       <w:r>
         <w:rPr>
-          <w:rFonts w:ascii="Vazirmatn" w:hAnsi="Vazirmatn" w:cs="Vazirmatn"/>
+          <w:rFonts w:ascii="Vazirmatn" w:hAnsi="Vazirmatn" w:cs="Vazirmatn" w:eastAsia="Vazirmatn"/>
           <w:sz w:val="22"/>
           <w:szCs w:val="22"/>
           <w:color w:val="2D2D2D"/>
           <w:lang w:val="en-US" w:bidi="fa-IR"/>
+          <w:rtl w:val="1"/>
+          <w:cs w:val="1"/>
         </w:rPr>
         <w:t>فرمول</w:t>
       </w:r>
       <w:r>
         <w:rPr>
-          <w:rFonts w:ascii="Vazirmatn" w:hAnsi="Vazirmatn" w:cs="Vazirmatn"/>
+          <w:rFonts w:ascii="Vazirmatn" w:hAnsi="Vazirmatn" w:cs="Vazirmatn" w:eastAsia="Vazirmatn"/>
           <w:sz w:val="22"/>
           <w:szCs w:val="22"/>
           <w:color w:val="2D2D2D"/>
           <w:lang w:val="en-US" w:bidi="fa-IR"/>
+          <w:rtl w:val="1"/>
+          <w:cs w:val="1"/>
         </w:rPr>
         <w:t xml:space="preserve"> </w:t>
       </w:r>
       <w:r>
         <w:rPr>
-          <w:rFonts w:ascii="Vazirmatn" w:hAnsi="Vazirmatn" w:cs="Vazirmatn"/>
+          <w:rFonts w:ascii="Vazirmatn" w:hAnsi="Vazirmatn" w:cs="Vazirmatn" w:eastAsia="Vazirmatn"/>
           <w:sz w:val="22"/>
           <w:szCs w:val="22"/>
           <w:color w:val="2D2D2D"/>
           <w:lang w:val="en-US" w:bidi="fa-IR"/>
+          <w:rtl w:val="1"/>
+          <w:cs w:val="1"/>
         </w:rPr>
         <w:t>ریاضی</w:t>
       </w:r>
       <w:r>
         <w:rPr>
-          <w:rFonts w:ascii="Vazirmatn" w:hAnsi="Vazirmatn" w:cs="Vazirmatn"/>
+          <w:rFonts w:ascii="Vazirmatn" w:hAnsi="Vazirmatn" w:cs="Vazirmatn" w:eastAsia="Vazirmatn"/>
           <w:sz w:val="22"/>
           <w:szCs w:val="22"/>
           <w:color w:val="2D2D2D"/>
           <w:lang w:val="en-US" w:bidi="fa-IR"/>
+          <w:rtl w:val="1"/>
+          <w:cs w:val="1"/>
         </w:rPr>
         <w:t xml:space="preserve"> </w:t>
       </w:r>
       <w:r>
         <w:rPr>
-          <w:rFonts w:ascii="Vazirmatn" w:hAnsi="Vazirmatn" w:cs="Vazirmatn"/>
+          <w:rFonts w:ascii="Vazirmatn" w:hAnsi="Vazirmatn" w:cs="Vazirmatn" w:eastAsia="Vazirmatn"/>
           <w:sz w:val="22"/>
           <w:szCs w:val="22"/>
           <w:color w:val="2D2D2D"/>
           <w:lang w:val="en-US" w:bidi="fa-IR"/>
+          <w:rtl w:val="1"/>
+          <w:cs w:val="1"/>
         </w:rPr>
         <w:t>درون‌خطی</w:t>
       </w:r>
       <w:r>
         <w:rPr>
-          <w:rFonts w:ascii="Vazirmatn" w:hAnsi="Vazirmatn" w:cs="Vazirmatn"/>
+          <w:rFonts w:ascii="Vazirmatn" w:hAnsi="Vazirmatn" w:cs="Vazirmatn" w:eastAsia="Vazirmatn"/>
           <w:sz w:val="22"/>
           <w:szCs w:val="22"/>
           <w:color w:val="2D2D2D"/>
           <w:lang w:val="en-US" w:bidi="fa-IR"/>
+          <w:rtl w:val="1"/>
+          <w:cs w:val="1"/>
         </w:rPr>
         <w:t xml:space="preserve"> </w:t>
       </w:r>
@@ -4609,61 +5205,73 @@
       </m:oMath>
       <w:r>
         <w:rPr>
-          <w:rFonts w:ascii="Vazirmatn" w:hAnsi="Vazirmatn" w:cs="Vazirmatn"/>
+          <w:rFonts w:ascii="Vazirmatn" w:hAnsi="Vazirmatn" w:cs="Vazirmatn" w:eastAsia="Vazirmatn"/>
           <w:sz w:val="22"/>
           <w:szCs w:val="22"/>
           <w:color w:val="2D2D2D"/>
           <w:lang w:val="en-US" w:bidi="fa-IR"/>
+          <w:rtl w:val="1"/>
+          <w:cs w:val="1"/>
         </w:rPr>
         <w:t xml:space="preserve"> </w:t>
       </w:r>
       <w:r>
         <w:rPr>
-          <w:rFonts w:ascii="Vazirmatn" w:hAnsi="Vazirmatn" w:cs="Vazirmatn"/>
+          <w:rFonts w:ascii="Vazirmatn" w:hAnsi="Vazirmatn" w:cs="Vazirmatn" w:eastAsia="Vazirmatn"/>
           <w:sz w:val="22"/>
           <w:szCs w:val="22"/>
           <w:color w:val="2D2D2D"/>
           <w:lang w:val="en-US" w:bidi="fa-IR"/>
+          <w:rtl w:val="1"/>
+          <w:cs w:val="1"/>
         </w:rPr>
         <w:t>و</w:t>
       </w:r>
       <w:r>
         <w:rPr>
-          <w:rFonts w:ascii="Vazirmatn" w:hAnsi="Vazirmatn" w:cs="Vazirmatn"/>
+          <w:rFonts w:ascii="Vazirmatn" w:hAnsi="Vazirmatn" w:cs="Vazirmatn" w:eastAsia="Vazirmatn"/>
           <w:sz w:val="22"/>
           <w:szCs w:val="22"/>
           <w:color w:val="2D2D2D"/>
           <w:lang w:val="en-US" w:bidi="fa-IR"/>
+          <w:rtl w:val="1"/>
+          <w:cs w:val="1"/>
         </w:rPr>
         <w:t xml:space="preserve"> </w:t>
       </w:r>
       <w:r>
         <w:rPr>
-          <w:rFonts w:ascii="Vazirmatn" w:hAnsi="Vazirmatn" w:cs="Vazirmatn"/>
+          <w:rFonts w:ascii="Vazirmatn" w:hAnsi="Vazirmatn" w:cs="Vazirmatn" w:eastAsia="Vazirmatn"/>
           <w:sz w:val="22"/>
           <w:szCs w:val="22"/>
           <w:color w:val="2D2D2D"/>
           <w:lang w:val="en-US" w:bidi="fa-IR"/>
+          <w:rtl w:val="1"/>
+          <w:cs w:val="1"/>
         </w:rPr>
         <w:t>فرمول</w:t>
       </w:r>
       <w:r>
         <w:rPr>
-          <w:rFonts w:ascii="Vazirmatn" w:hAnsi="Vazirmatn" w:cs="Vazirmatn"/>
+          <w:rFonts w:ascii="Vazirmatn" w:hAnsi="Vazirmatn" w:cs="Vazirmatn" w:eastAsia="Vazirmatn"/>
           <w:sz w:val="22"/>
           <w:szCs w:val="22"/>
           <w:color w:val="2D2D2D"/>
           <w:lang w:val="en-US" w:bidi="fa-IR"/>
+          <w:rtl w:val="1"/>
+          <w:cs w:val="1"/>
         </w:rPr>
         <w:t xml:space="preserve"> </w:t>
       </w:r>
       <w:r>
         <w:rPr>
-          <w:rFonts w:ascii="Vazirmatn" w:hAnsi="Vazirmatn" w:cs="Vazirmatn"/>
+          <w:rFonts w:ascii="Vazirmatn" w:hAnsi="Vazirmatn" w:cs="Vazirmatn" w:eastAsia="Vazirmatn"/>
           <w:sz w:val="22"/>
           <w:szCs w:val="22"/>
           <w:color w:val="2D2D2D"/>
           <w:lang w:val="en-US" w:bidi="fa-IR"/>
+          <w:rtl w:val="1"/>
+          <w:cs w:val="1"/>
         </w:rPr>
         <w:t>مستقل:</w:t>
       </w:r>
@@ -4756,95 +5364,113 @@
       <w:pPr>
         <w:bidi w:val="1"/>
         <w:spacing w:line="336" w:lineRule="auto" w:after="120"/>
-        <w:jc w:val="both"/>
+        <w:jc w:val="right"/>
       </w:pPr>
       <w:r>
         <w:rPr>
-          <w:rFonts w:ascii="Vazirmatn" w:hAnsi="Vazirmatn" w:cs="Vazirmatn"/>
+          <w:rFonts w:ascii="Vazirmatn" w:hAnsi="Vazirmatn" w:cs="Vazirmatn" w:eastAsia="Vazirmatn"/>
           <w:sz w:val="22"/>
           <w:szCs w:val="22"/>
           <w:color w:val="2D2D2D"/>
           <w:lang w:val="en-US" w:bidi="fa-IR"/>
+          <w:rtl w:val="1"/>
+          <w:cs w:val="1"/>
         </w:rPr>
         <w:t>پاورقی</w:t>
       </w:r>
       <w:r>
         <w:rPr>
-          <w:rFonts w:ascii="Vazirmatn" w:hAnsi="Vazirmatn" w:cs="Vazirmatn"/>
+          <w:rFonts w:ascii="Vazirmatn" w:hAnsi="Vazirmatn" w:cs="Vazirmatn" w:eastAsia="Vazirmatn"/>
           <w:sz w:val="22"/>
           <w:szCs w:val="22"/>
           <w:color w:val="2D2D2D"/>
           <w:lang w:val="en-US" w:bidi="fa-IR"/>
+          <w:rtl w:val="1"/>
+          <w:cs w:val="1"/>
         </w:rPr>
         <w:t xml:space="preserve"> </w:t>
       </w:r>
       <w:r>
         <w:rPr>
-          <w:rFonts w:ascii="Vazirmatn" w:hAnsi="Vazirmatn" w:cs="Vazirmatn"/>
+          <w:rFonts w:ascii="Vazirmatn" w:hAnsi="Vazirmatn" w:cs="Vazirmatn" w:eastAsia="Vazirmatn"/>
           <w:sz w:val="22"/>
           <w:szCs w:val="22"/>
           <w:color w:val="2D2D2D"/>
           <w:lang w:val="en-US" w:bidi="fa-IR"/>
+          <w:rtl w:val="1"/>
+          <w:cs w:val="1"/>
         </w:rPr>
         <w:t>نمونه</w:t>
       </w:r>
       <w:r>
         <w:rPr>
-          <w:rFonts w:ascii="Vazirmatn" w:hAnsi="Vazirmatn" w:cs="Vazirmatn"/>
+          <w:rFonts w:ascii="Vazirmatn" w:hAnsi="Vazirmatn" w:cs="Vazirmatn" w:eastAsia="Vazirmatn"/>
           <w:sz w:val="22"/>
           <w:szCs w:val="22"/>
           <w:color w:val="2D2D2D"/>
           <w:lang w:val="en-US" w:bidi="fa-IR"/>
+          <w:rtl w:val="1"/>
+          <w:cs w:val="1"/>
         </w:rPr>
         <w:t xml:space="preserve"> </w:t>
       </w:r>
       <w:r>
         <w:rPr>
-          <w:rFonts w:ascii="Vazirmatn" w:hAnsi="Vazirmatn" w:cs="Vazirmatn"/>
+          <w:rFonts w:ascii="Vazirmatn" w:hAnsi="Vazirmatn" w:cs="Vazirmatn" w:eastAsia="Vazirmatn"/>
           <w:sz w:val="22"/>
           <w:szCs w:val="22"/>
           <w:color w:val="2D2D2D"/>
           <w:lang w:val="en-US" w:bidi="fa-IR"/>
+          <w:rtl w:val="1"/>
+          <w:cs w:val="1"/>
         </w:rPr>
         <w:t>برای</w:t>
       </w:r>
       <w:r>
         <w:rPr>
-          <w:rFonts w:ascii="Vazirmatn" w:hAnsi="Vazirmatn" w:cs="Vazirmatn"/>
+          <w:rFonts w:ascii="Vazirmatn" w:hAnsi="Vazirmatn" w:cs="Vazirmatn" w:eastAsia="Vazirmatn"/>
           <w:sz w:val="22"/>
           <w:szCs w:val="22"/>
           <w:color w:val="2D2D2D"/>
           <w:lang w:val="en-US" w:bidi="fa-IR"/>
+          <w:rtl w:val="1"/>
+          <w:cs w:val="1"/>
         </w:rPr>
         <w:t xml:space="preserve"> </w:t>
       </w:r>
       <w:r>
         <w:rPr>
-          <w:rFonts w:ascii="Vazirmatn" w:hAnsi="Vazirmatn" w:cs="Vazirmatn"/>
+          <w:rFonts w:ascii="Vazirmatn" w:hAnsi="Vazirmatn" w:cs="Vazirmatn" w:eastAsia="Vazirmatn"/>
           <w:sz w:val="22"/>
           <w:szCs w:val="22"/>
           <w:color w:val="2D2D2D"/>
           <w:lang w:val="en-US" w:bidi="fa-IR"/>
+          <w:rtl w:val="1"/>
+          <w:cs w:val="1"/>
         </w:rPr>
         <w:t>ارجاع</w:t>
       </w:r>
       <w:r>
         <w:rPr>
-          <w:rFonts w:ascii="Vazirmatn" w:hAnsi="Vazirmatn" w:cs="Vazirmatn"/>
+          <w:rFonts w:ascii="Vazirmatn" w:hAnsi="Vazirmatn" w:cs="Vazirmatn" w:eastAsia="Vazirmatn"/>
           <w:sz w:val="22"/>
           <w:szCs w:val="22"/>
           <w:color w:val="2D2D2D"/>
           <w:lang w:val="en-US" w:bidi="fa-IR"/>
+          <w:rtl w:val="1"/>
+          <w:cs w:val="1"/>
         </w:rPr>
         <w:t xml:space="preserve"> </w:t>
       </w:r>
       <w:r>
         <w:rPr>
-          <w:rFonts w:ascii="Vazirmatn" w:hAnsi="Vazirmatn" w:cs="Vazirmatn"/>
+          <w:rFonts w:ascii="Vazirmatn" w:hAnsi="Vazirmatn" w:cs="Vazirmatn" w:eastAsia="Vazirmatn"/>
           <w:sz w:val="22"/>
           <w:szCs w:val="22"/>
           <w:color w:val="2D2D2D"/>
           <w:lang w:val="en-US" w:bidi="fa-IR"/>
+          <w:rtl w:val="1"/>
+          <w:cs w:val="1"/>
         </w:rPr>
         <w:t>فنی</w:t>
       </w:r>
@@ -4856,11 +5482,13 @@
       </w:r>
       <w:r>
         <w:rPr>
-          <w:rFonts w:ascii="Vazirmatn" w:hAnsi="Vazirmatn" w:cs="Vazirmatn"/>
+          <w:rFonts w:ascii="Vazirmatn" w:hAnsi="Vazirmatn" w:cs="Vazirmatn" w:eastAsia="Vazirmatn"/>
           <w:sz w:val="22"/>
           <w:szCs w:val="22"/>
           <w:color w:val="2D2D2D"/>
           <w:lang w:val="en-US" w:bidi="fa-IR"/>
+          <w:rtl w:val="1"/>
+          <w:cs w:val="1"/>
         </w:rPr>
         <w:t>.</w:t>
       </w:r>
@@ -4869,136 +5497,161 @@
       <w:pPr>
         <w:bidi w:val="1"/>
         <w:spacing w:line="336" w:lineRule="auto" w:after="120"/>
-        <w:jc w:val="both"/>
+        <w:jc w:val="right"/>
       </w:pPr>
       <w:r>
         <w:rPr>
-          <w:rFonts w:ascii="Vazirmatn" w:hAnsi="Vazirmatn" w:cs="Vazirmatn"/>
+          <w:rFonts w:ascii="Vazirmatn" w:hAnsi="Vazirmatn" w:cs="Vazirmatn" w:eastAsia="Vazirmatn"/>
           <w:sz w:val="22"/>
           <w:szCs w:val="22"/>
           <w:color w:val="2D2D2D"/>
           <w:lang w:val="en-US" w:bidi="fa-IR"/>
+          <w:rtl w:val="1"/>
+          <w:cs w:val="1"/>
         </w:rPr>
         <w:t>خط</w:t>
       </w:r>
       <w:r>
         <w:rPr>
-          <w:rFonts w:ascii="Vazirmatn" w:hAnsi="Vazirmatn" w:cs="Vazirmatn"/>
+          <w:rFonts w:ascii="Vazirmatn" w:hAnsi="Vazirmatn" w:cs="Vazirmatn" w:eastAsia="Vazirmatn"/>
           <w:sz w:val="22"/>
           <w:szCs w:val="22"/>
           <w:color w:val="2D2D2D"/>
           <w:lang w:val="en-US" w:bidi="fa-IR"/>
+          <w:rtl w:val="1"/>
+          <w:cs w:val="1"/>
         </w:rPr>
         <w:t xml:space="preserve"> </w:t>
       </w:r>
       <w:r>
         <w:rPr>
-          <w:rFonts w:ascii="Vazirmatn" w:hAnsi="Vazirmatn" w:cs="Vazirmatn"/>
+          <w:rFonts w:ascii="Vazirmatn" w:hAnsi="Vazirmatn" w:cs="Vazirmatn" w:eastAsia="Vazirmatn"/>
           <w:sz w:val="22"/>
           <w:szCs w:val="22"/>
           <w:color w:val="2D2D2D"/>
           <w:lang w:val="en-US" w:bidi="fa-IR"/>
+          <w:rtl w:val="1"/>
+          <w:cs w:val="1"/>
         </w:rPr>
         <w:t>اول</w:t>
       </w:r>
       <w:r>
         <w:rPr>
-          <w:rFonts w:ascii="Vazirmatn" w:hAnsi="Vazirmatn" w:cs="Vazirmatn"/>
+          <w:rFonts w:ascii="Vazirmatn" w:hAnsi="Vazirmatn" w:cs="Vazirmatn" w:eastAsia="Vazirmatn"/>
           <w:sz w:val="22"/>
           <w:szCs w:val="22"/>
           <w:color w:val="2D2D2D"/>
           <w:lang w:val="en-US" w:bidi="fa-IR"/>
+          <w:rtl w:val="1"/>
+          <w:cs w:val="1"/>
         </w:rPr>
         <w:t xml:space="preserve"> </w:t>
       </w:r>
       <w:r>
         <w:rPr>
-          <w:rFonts w:ascii="Vazirmatn" w:hAnsi="Vazirmatn" w:cs="Vazirmatn"/>
+          <w:rFonts w:ascii="Vazirmatn" w:hAnsi="Vazirmatn" w:cs="Vazirmatn" w:eastAsia="Vazirmatn"/>
           <w:sz w:val="22"/>
           <w:szCs w:val="22"/>
           <w:color w:val="2D2D2D"/>
           <w:lang w:val="en-US" w:bidi="fa-IR"/>
+          <w:rtl w:val="1"/>
+          <w:cs w:val="1"/>
         </w:rPr>
         <w:t>با</w:t>
       </w:r>
       <w:r>
         <w:rPr>
-          <w:rFonts w:ascii="Vazirmatn" w:hAnsi="Vazirmatn" w:cs="Vazirmatn"/>
+          <w:rFonts w:ascii="Vazirmatn" w:hAnsi="Vazirmatn" w:cs="Vazirmatn" w:eastAsia="Vazirmatn"/>
           <w:sz w:val="22"/>
           <w:szCs w:val="22"/>
           <w:color w:val="2D2D2D"/>
           <w:lang w:val="en-US" w:bidi="fa-IR"/>
+          <w:rtl w:val="1"/>
+          <w:cs w:val="1"/>
         </w:rPr>
         <w:t xml:space="preserve"> </w:t>
       </w:r>
       <w:r>
         <w:rPr>
-          <w:rFonts w:ascii="Vazirmatn" w:hAnsi="Vazirmatn" w:cs="Vazirmatn"/>
+          <w:rFonts w:ascii="Vazirmatn" w:hAnsi="Vazirmatn" w:cs="Vazirmatn" w:eastAsia="Vazirmatn"/>
           <w:sz w:val="22"/>
           <w:szCs w:val="22"/>
           <w:color w:val="2D2D2D"/>
           <w:lang w:val="en-US" w:bidi="fa-IR"/>
+          <w:rtl w:val="1"/>
+          <w:cs w:val="1"/>
         </w:rPr>
         <w:t>تگ</w:t>
       </w:r>
       <w:r>
         <w:rPr>
-          <w:rFonts w:ascii="Vazirmatn" w:hAnsi="Vazirmatn" w:cs="Vazirmatn"/>
+          <w:rFonts w:ascii="Vazirmatn" w:hAnsi="Vazirmatn" w:cs="Vazirmatn" w:eastAsia="Vazirmatn"/>
           <w:sz w:val="22"/>
           <w:szCs w:val="22"/>
           <w:color w:val="2D2D2D"/>
           <w:lang w:val="en-US" w:bidi="fa-IR"/>
+          <w:rtl w:val="1"/>
+          <w:cs w:val="1"/>
         </w:rPr>
         <w:t xml:space="preserve"> </w:t>
       </w:r>
       <w:r>
         <w:rPr>
-          <w:rFonts w:ascii="Vazirmatn" w:hAnsi="Vazirmatn" w:cs="Vazirmatn"/>
+          <w:rFonts w:ascii="Vazirmatn" w:hAnsi="Vazirmatn" w:cs="Vazirmatn" w:eastAsia="Vazirmatn"/>
           <w:sz w:val="22"/>
           <w:szCs w:val="22"/>
           <w:color w:val="2D2D2D"/>
           <w:lang w:val="en-US" w:bidi="fa-IR"/>
+          <w:rtl w:val="1"/>
+          <w:cs w:val="1"/>
         </w:rPr>
         <w:t>شکست</w:t>
       </w:r>
       <w:r>
         <w:rPr>
-          <w:rFonts w:ascii="Vazirmatn" w:hAnsi="Vazirmatn" w:cs="Vazirmatn"/>
+          <w:rFonts w:ascii="Vazirmatn" w:hAnsi="Vazirmatn" w:cs="Vazirmatn" w:eastAsia="Vazirmatn"/>
           <w:sz w:val="22"/>
           <w:szCs w:val="22"/>
           <w:color w:val="2D2D2D"/>
           <w:lang w:val="en-US" w:bidi="fa-IR"/>
+          <w:rtl w:val="1"/>
+          <w:cs w:val="1"/>
         </w:rPr>
         <w:t xml:space="preserve"> </w:t>
       </w:r>
       <w:r>
         <w:rPr>
-          <w:rFonts w:ascii="Vazirmatn" w:hAnsi="Vazirmatn" w:cs="Vazirmatn"/>
+          <w:rFonts w:ascii="Vazirmatn" w:hAnsi="Vazirmatn" w:cs="Vazirmatn" w:eastAsia="Vazirmatn"/>
           <w:sz w:val="22"/>
           <w:szCs w:val="22"/>
           <w:color w:val="2D2D2D"/>
           <w:lang w:val="en-US" w:bidi="fa-IR"/>
+          <w:rtl w:val="1"/>
+          <w:cs w:val="1"/>
         </w:rPr>
         <w:t>خط</w:t>
       </w:r>
       <w:r>
         <w:rPr>
-          <w:rFonts w:ascii="Vazirmatn" w:hAnsi="Vazirmatn" w:cs="Vazirmatn"/>
+          <w:rFonts w:ascii="Vazirmatn" w:hAnsi="Vazirmatn" w:cs="Vazirmatn" w:eastAsia="Vazirmatn"/>
           <w:sz w:val="22"/>
           <w:szCs w:val="22"/>
           <w:color w:val="2D2D2D"/>
           <w:lang w:val="en-US" w:bidi="fa-IR"/>
+          <w:rtl w:val="1"/>
+          <w:cs w:val="1"/>
         </w:rPr>
         <w:t xml:space="preserve"> </w:t>
       </w:r>
       <w:r>
         <w:rPr>
-          <w:rFonts w:ascii="Segoe UI" w:hAnsi="Segoe UI" w:cs="Vazirmatn"/>
+          <w:rFonts w:ascii="Segoe UI" w:hAnsi="Segoe UI" w:cs="Vazirmatn" w:eastAsia="Vazirmatn"/>
           <w:sz w:val="22"/>
           <w:szCs w:val="22"/>
           <w:color w:val="2D2D2D"/>
           <w:lang w:val="en-US" w:bidi="fa-IR"/>
           <w:rtl w:val="0"/>
+          <w:cs w:val="0"/>
         </w:rPr>
         <w:t>HTML</w:t>
       </w:r>
@@ -5007,111 +5660,133 @@
       </w:r>
       <w:r>
         <w:rPr>
-          <w:rFonts w:ascii="Vazirmatn" w:hAnsi="Vazirmatn" w:cs="Vazirmatn"/>
+          <w:rFonts w:ascii="Vazirmatn" w:hAnsi="Vazirmatn" w:cs="Vazirmatn" w:eastAsia="Vazirmatn"/>
           <w:sz w:val="22"/>
           <w:szCs w:val="22"/>
           <w:color w:val="2D2D2D"/>
           <w:lang w:val="en-US" w:bidi="fa-IR"/>
+          <w:rtl w:val="1"/>
+          <w:cs w:val="1"/>
         </w:rPr>
         <w:t>خط</w:t>
       </w:r>
       <w:r>
         <w:rPr>
-          <w:rFonts w:ascii="Vazirmatn" w:hAnsi="Vazirmatn" w:cs="Vazirmatn"/>
+          <w:rFonts w:ascii="Vazirmatn" w:hAnsi="Vazirmatn" w:cs="Vazirmatn" w:eastAsia="Vazirmatn"/>
           <w:sz w:val="22"/>
           <w:szCs w:val="22"/>
           <w:color w:val="2D2D2D"/>
           <w:lang w:val="en-US" w:bidi="fa-IR"/>
+          <w:rtl w:val="1"/>
+          <w:cs w:val="1"/>
         </w:rPr>
         <w:t xml:space="preserve"> </w:t>
       </w:r>
       <w:r>
         <w:rPr>
-          <w:rFonts w:ascii="Vazirmatn" w:hAnsi="Vazirmatn" w:cs="Vazirmatn"/>
+          <w:rFonts w:ascii="Vazirmatn" w:hAnsi="Vazirmatn" w:cs="Vazirmatn" w:eastAsia="Vazirmatn"/>
           <w:sz w:val="22"/>
           <w:szCs w:val="22"/>
           <w:color w:val="2D2D2D"/>
           <w:lang w:val="en-US" w:bidi="fa-IR"/>
+          <w:rtl w:val="1"/>
+          <w:cs w:val="1"/>
         </w:rPr>
         <w:t>دوم</w:t>
       </w:r>
       <w:r>
         <w:rPr>
-          <w:rFonts w:ascii="Vazirmatn" w:hAnsi="Vazirmatn" w:cs="Vazirmatn"/>
+          <w:rFonts w:ascii="Vazirmatn" w:hAnsi="Vazirmatn" w:cs="Vazirmatn" w:eastAsia="Vazirmatn"/>
           <w:sz w:val="22"/>
           <w:szCs w:val="22"/>
           <w:color w:val="2D2D2D"/>
           <w:lang w:val="en-US" w:bidi="fa-IR"/>
+          <w:rtl w:val="1"/>
+          <w:cs w:val="1"/>
         </w:rPr>
         <w:t xml:space="preserve"> </w:t>
       </w:r>
       <w:r>
         <w:rPr>
-          <w:rFonts w:ascii="Vazirmatn" w:hAnsi="Vazirmatn" w:cs="Vazirmatn"/>
+          <w:rFonts w:ascii="Vazirmatn" w:hAnsi="Vazirmatn" w:cs="Vazirmatn" w:eastAsia="Vazirmatn"/>
           <w:sz w:val="22"/>
           <w:szCs w:val="22"/>
           <w:color w:val="2D2D2D"/>
           <w:lang w:val="en-US" w:bidi="fa-IR"/>
+          <w:rtl w:val="1"/>
+          <w:cs w:val="1"/>
         </w:rPr>
         <w:t>پس</w:t>
       </w:r>
       <w:r>
         <w:rPr>
-          <w:rFonts w:ascii="Vazirmatn" w:hAnsi="Vazirmatn" w:cs="Vazirmatn"/>
+          <w:rFonts w:ascii="Vazirmatn" w:hAnsi="Vazirmatn" w:cs="Vazirmatn" w:eastAsia="Vazirmatn"/>
           <w:sz w:val="22"/>
           <w:szCs w:val="22"/>
           <w:color w:val="2D2D2D"/>
           <w:lang w:val="en-US" w:bidi="fa-IR"/>
+          <w:rtl w:val="1"/>
+          <w:cs w:val="1"/>
         </w:rPr>
         <w:t xml:space="preserve"> </w:t>
       </w:r>
       <w:r>
         <w:rPr>
-          <w:rFonts w:ascii="Vazirmatn" w:hAnsi="Vazirmatn" w:cs="Vazirmatn"/>
+          <w:rFonts w:ascii="Vazirmatn" w:hAnsi="Vazirmatn" w:cs="Vazirmatn" w:eastAsia="Vazirmatn"/>
           <w:sz w:val="22"/>
           <w:szCs w:val="22"/>
           <w:color w:val="2D2D2D"/>
           <w:lang w:val="en-US" w:bidi="fa-IR"/>
+          <w:rtl w:val="1"/>
+          <w:cs w:val="1"/>
         </w:rPr>
         <w:t>از</w:t>
       </w:r>
       <w:r>
         <w:rPr>
-          <w:rFonts w:ascii="Vazirmatn" w:hAnsi="Vazirmatn" w:cs="Vazirmatn"/>
+          <w:rFonts w:ascii="Vazirmatn" w:hAnsi="Vazirmatn" w:cs="Vazirmatn" w:eastAsia="Vazirmatn"/>
           <w:sz w:val="22"/>
           <w:szCs w:val="22"/>
           <w:color w:val="2D2D2D"/>
           <w:lang w:val="en-US" w:bidi="fa-IR"/>
+          <w:rtl w:val="1"/>
+          <w:cs w:val="1"/>
         </w:rPr>
         <w:t xml:space="preserve"> </w:t>
       </w:r>
       <w:r>
         <w:rPr>
-          <w:rFonts w:ascii="Vazirmatn" w:hAnsi="Vazirmatn" w:cs="Vazirmatn"/>
+          <w:rFonts w:ascii="Vazirmatn" w:hAnsi="Vazirmatn" w:cs="Vazirmatn" w:eastAsia="Vazirmatn"/>
           <w:sz w:val="22"/>
           <w:szCs w:val="22"/>
           <w:color w:val="2D2D2D"/>
           <w:lang w:val="en-US" w:bidi="fa-IR"/>
+          <w:rtl w:val="1"/>
+          <w:cs w:val="1"/>
         </w:rPr>
         <w:t>شکست</w:t>
       </w:r>
       <w:r>
         <w:rPr>
-          <w:rFonts w:ascii="Vazirmatn" w:hAnsi="Vazirmatn" w:cs="Vazirmatn"/>
+          <w:rFonts w:ascii="Vazirmatn" w:hAnsi="Vazirmatn" w:cs="Vazirmatn" w:eastAsia="Vazirmatn"/>
           <w:sz w:val="22"/>
           <w:szCs w:val="22"/>
           <w:color w:val="2D2D2D"/>
           <w:lang w:val="en-US" w:bidi="fa-IR"/>
+          <w:rtl w:val="1"/>
+          <w:cs w:val="1"/>
         </w:rPr>
         <w:t xml:space="preserve"> </w:t>
       </w:r>
       <w:r>
         <w:rPr>
-          <w:rFonts w:ascii="Vazirmatn" w:hAnsi="Vazirmatn" w:cs="Vazirmatn"/>
+          <w:rFonts w:ascii="Vazirmatn" w:hAnsi="Vazirmatn" w:cs="Vazirmatn" w:eastAsia="Vazirmatn"/>
           <w:sz w:val="22"/>
           <w:szCs w:val="22"/>
           <w:color w:val="2D2D2D"/>
           <w:lang w:val="en-US" w:bidi="fa-IR"/>
+          <w:rtl w:val="1"/>
+          <w:cs w:val="1"/>
         </w:rPr>
         <w:t>خط.</w:t>
       </w:r>
@@ -5153,7 +5828,7 @@
             </w:pPr>
             <w:r>
               <w:rPr>
-                <w:rFonts w:ascii="Courier New" w:hAnsi="Courier New" w:cs="Vazirmatn"/>
+                <w:rFonts w:ascii="Courier New" w:hAnsi="Courier New" w:cs="Vazirmatn" w:eastAsia="Vazirmatn"/>
                 <w:sz w:val="19"/>
                 <w:szCs w:val="19"/>
                 <w:i/>
@@ -5173,7 +5848,7 @@
             </w:pPr>
             <w:r>
               <w:rPr>
-                <w:rFonts w:ascii="Courier New" w:hAnsi="Courier New" w:cs="Vazirmatn"/>
+                <w:rFonts w:ascii="Courier New" w:hAnsi="Courier New" w:cs="Vazirmatn" w:eastAsia="Vazirmatn"/>
                 <w:sz w:val="19"/>
                 <w:szCs w:val="19"/>
                 <w:b/>
@@ -5186,7 +5861,7 @@
             </w:r>
             <w:r>
               <w:rPr>
-                <w:rFonts w:ascii="Courier New" w:hAnsi="Courier New" w:cs="Vazirmatn"/>
+                <w:rFonts w:ascii="Courier New" w:hAnsi="Courier New" w:cs="Vazirmatn" w:eastAsia="Vazirmatn"/>
                 <w:sz w:val="19"/>
                 <w:szCs w:val="19"/>
                 <w:color w:val="bbbbbb"/>
@@ -5197,7 +5872,7 @@
             </w:r>
             <w:r>
               <w:rPr>
-                <w:rFonts w:ascii="Courier New" w:hAnsi="Courier New" w:cs="Vazirmatn"/>
+                <w:rFonts w:ascii="Courier New" w:hAnsi="Courier New" w:cs="Vazirmatn" w:eastAsia="Vazirmatn"/>
                 <w:sz w:val="19"/>
                 <w:szCs w:val="19"/>
                 <w:color w:val="06287e"/>
@@ -5208,7 +5883,7 @@
             </w:r>
             <w:r>
               <w:rPr>
-                <w:rFonts w:ascii="Courier New" w:hAnsi="Courier New" w:cs="Vazirmatn"/>
+                <w:rFonts w:ascii="Courier New" w:hAnsi="Courier New" w:cs="Vazirmatn" w:eastAsia="Vazirmatn"/>
                 <w:sz w:val="19"/>
                 <w:szCs w:val="19"/>
                 <w:color w:val="24292E"/>
@@ -5219,7 +5894,7 @@
             </w:r>
             <w:r>
               <w:rPr>
-                <w:rFonts w:ascii="Courier New" w:hAnsi="Courier New" w:cs="Vazirmatn"/>
+                <w:rFonts w:ascii="Courier New" w:hAnsi="Courier New" w:cs="Vazirmatn" w:eastAsia="Vazirmatn"/>
                 <w:sz w:val="19"/>
                 <w:szCs w:val="19"/>
                 <w:color w:val="24292E"/>
@@ -5230,7 +5905,7 @@
             </w:r>
             <w:r>
               <w:rPr>
-                <w:rFonts w:ascii="Courier New" w:hAnsi="Courier New" w:cs="Vazirmatn"/>
+                <w:rFonts w:ascii="Courier New" w:hAnsi="Courier New" w:cs="Vazirmatn" w:eastAsia="Vazirmatn"/>
                 <w:sz w:val="19"/>
                 <w:szCs w:val="19"/>
                 <w:color w:val="24292E"/>
@@ -5241,7 +5916,7 @@
             </w:r>
             <w:r>
               <w:rPr>
-                <w:rFonts w:ascii="Courier New" w:hAnsi="Courier New" w:cs="Vazirmatn"/>
+                <w:rFonts w:ascii="Courier New" w:hAnsi="Courier New" w:cs="Vazirmatn" w:eastAsia="Vazirmatn"/>
                 <w:sz w:val="19"/>
                 <w:szCs w:val="19"/>
                 <w:color w:val="24292E"/>
@@ -5252,7 +5927,7 @@
             </w:r>
             <w:r>
               <w:rPr>
-                <w:rFonts w:ascii="Courier New" w:hAnsi="Courier New" w:cs="Vazirmatn"/>
+                <w:rFonts w:ascii="Courier New" w:hAnsi="Courier New" w:cs="Vazirmatn" w:eastAsia="Vazirmatn"/>
                 <w:sz w:val="19"/>
                 <w:szCs w:val="19"/>
                 <w:color w:val="007020"/>
@@ -5263,7 +5938,7 @@
             </w:r>
             <w:r>
               <w:rPr>
-                <w:rFonts w:ascii="Courier New" w:hAnsi="Courier New" w:cs="Vazirmatn"/>
+                <w:rFonts w:ascii="Courier New" w:hAnsi="Courier New" w:cs="Vazirmatn" w:eastAsia="Vazirmatn"/>
                 <w:sz w:val="19"/>
                 <w:szCs w:val="19"/>
                 <w:color w:val="24292E"/>
@@ -5274,7 +5949,7 @@
             </w:r>
             <w:r>
               <w:rPr>
-                <w:rFonts w:ascii="Courier New" w:hAnsi="Courier New" w:cs="Vazirmatn"/>
+                <w:rFonts w:ascii="Courier New" w:hAnsi="Courier New" w:cs="Vazirmatn" w:eastAsia="Vazirmatn"/>
                 <w:sz w:val="19"/>
                 <w:szCs w:val="19"/>
                 <w:color w:val="24292E"/>
@@ -5285,7 +5960,7 @@
             </w:r>
             <w:r>
               <w:rPr>
-                <w:rFonts w:ascii="Courier New" w:hAnsi="Courier New" w:cs="Vazirmatn"/>
+                <w:rFonts w:ascii="Courier New" w:hAnsi="Courier New" w:cs="Vazirmatn" w:eastAsia="Vazirmatn"/>
                 <w:sz w:val="19"/>
                 <w:szCs w:val="19"/>
                 <w:color w:val="666666"/>
@@ -5296,7 +5971,7 @@
             </w:r>
             <w:r>
               <w:rPr>
-                <w:rFonts w:ascii="Courier New" w:hAnsi="Courier New" w:cs="Vazirmatn"/>
+                <w:rFonts w:ascii="Courier New" w:hAnsi="Courier New" w:cs="Vazirmatn" w:eastAsia="Vazirmatn"/>
                 <w:sz w:val="19"/>
                 <w:szCs w:val="19"/>
                 <w:color w:val="666666"/>
@@ -5307,7 +5982,7 @@
             </w:r>
             <w:r>
               <w:rPr>
-                <w:rFonts w:ascii="Courier New" w:hAnsi="Courier New" w:cs="Vazirmatn"/>
+                <w:rFonts w:ascii="Courier New" w:hAnsi="Courier New" w:cs="Vazirmatn" w:eastAsia="Vazirmatn"/>
                 <w:sz w:val="19"/>
                 <w:szCs w:val="19"/>
                 <w:color w:val="24292E"/>
@@ -5318,7 +5993,7 @@
             </w:r>
             <w:r>
               <w:rPr>
-                <w:rFonts w:ascii="Courier New" w:hAnsi="Courier New" w:cs="Vazirmatn"/>
+                <w:rFonts w:ascii="Courier New" w:hAnsi="Courier New" w:cs="Vazirmatn" w:eastAsia="Vazirmatn"/>
                 <w:sz w:val="19"/>
                 <w:szCs w:val="19"/>
                 <w:color w:val="007020"/>
@@ -5329,7 +6004,7 @@
             </w:r>
             <w:r>
               <w:rPr>
-                <w:rFonts w:ascii="Courier New" w:hAnsi="Courier New" w:cs="Vazirmatn"/>
+                <w:rFonts w:ascii="Courier New" w:hAnsi="Courier New" w:cs="Vazirmatn" w:eastAsia="Vazirmatn"/>
                 <w:sz w:val="19"/>
                 <w:szCs w:val="19"/>
                 <w:color w:val="24292E"/>
@@ -5347,7 +6022,7 @@
             </w:pPr>
             <w:r>
               <w:rPr>
-                <w:rFonts w:ascii="Courier New" w:hAnsi="Courier New" w:cs="Vazirmatn"/>
+                <w:rFonts w:ascii="Courier New" w:hAnsi="Courier New" w:cs="Vazirmatn" w:eastAsia="Vazirmatn"/>
                 <w:sz w:val="19"/>
                 <w:szCs w:val="19"/>
                 <w:color w:val="24292E"/>
@@ -5358,7 +6033,7 @@
             </w:r>
             <w:r>
               <w:rPr>
-                <w:rFonts w:ascii="Courier New" w:hAnsi="Courier New" w:cs="Vazirmatn"/>
+                <w:rFonts w:ascii="Courier New" w:hAnsi="Courier New" w:cs="Vazirmatn" w:eastAsia="Vazirmatn"/>
                 <w:sz w:val="19"/>
                 <w:szCs w:val="19"/>
                 <w:b/>
@@ -5371,7 +6046,7 @@
             </w:r>
             <w:r>
               <w:rPr>
-                <w:rFonts w:ascii="Courier New" w:hAnsi="Courier New" w:cs="Vazirmatn"/>
+                <w:rFonts w:ascii="Courier New" w:hAnsi="Courier New" w:cs="Vazirmatn" w:eastAsia="Vazirmatn"/>
                 <w:sz w:val="19"/>
                 <w:szCs w:val="19"/>
                 <w:color w:val="24292E"/>
@@ -5382,7 +6057,7 @@
             </w:r>
             <w:r>
               <w:rPr>
-                <w:rFonts w:ascii="Courier New" w:hAnsi="Courier New" w:cs="Vazirmatn"/>
+                <w:rFonts w:ascii="Courier New" w:hAnsi="Courier New" w:cs="Vazirmatn" w:eastAsia="Vazirmatn"/>
                 <w:sz w:val="19"/>
                 <w:szCs w:val="19"/>
                 <w:color w:val="007020"/>
@@ -5393,7 +6068,7 @@
             </w:r>
             <w:r>
               <w:rPr>
-                <w:rFonts w:ascii="Courier New" w:hAnsi="Courier New" w:cs="Vazirmatn"/>
+                <w:rFonts w:ascii="Courier New" w:hAnsi="Courier New" w:cs="Vazirmatn" w:eastAsia="Vazirmatn"/>
                 <w:sz w:val="19"/>
                 <w:szCs w:val="19"/>
                 <w:color w:val="24292E"/>
@@ -5404,7 +6079,7 @@
             </w:r>
             <w:r>
               <w:rPr>
-                <w:rFonts w:ascii="Courier New" w:hAnsi="Courier New" w:cs="Vazirmatn"/>
+                <w:rFonts w:ascii="Courier New" w:hAnsi="Courier New" w:cs="Vazirmatn" w:eastAsia="Vazirmatn"/>
                 <w:sz w:val="19"/>
                 <w:szCs w:val="19"/>
                 <w:color w:val="24292E"/>
@@ -5415,7 +6090,7 @@
             </w:r>
             <w:r>
               <w:rPr>
-                <w:rFonts w:ascii="Courier New" w:hAnsi="Courier New" w:cs="Vazirmatn"/>
+                <w:rFonts w:ascii="Courier New" w:hAnsi="Courier New" w:cs="Vazirmatn" w:eastAsia="Vazirmatn"/>
                 <w:sz w:val="19"/>
                 <w:szCs w:val="19"/>
                 <w:color w:val="24292E"/>
@@ -5426,7 +6101,7 @@
             </w:r>
             <w:r>
               <w:rPr>
-                <w:rFonts w:ascii="Courier New" w:hAnsi="Courier New" w:cs="Vazirmatn"/>
+                <w:rFonts w:ascii="Courier New" w:hAnsi="Courier New" w:cs="Vazirmatn" w:eastAsia="Vazirmatn"/>
                 <w:sz w:val="19"/>
                 <w:szCs w:val="19"/>
                 <w:color w:val="666666"/>
@@ -5437,7 +6112,7 @@
             </w:r>
             <w:r>
               <w:rPr>
-                <w:rFonts w:ascii="Courier New" w:hAnsi="Courier New" w:cs="Vazirmatn"/>
+                <w:rFonts w:ascii="Courier New" w:hAnsi="Courier New" w:cs="Vazirmatn" w:eastAsia="Vazirmatn"/>
                 <w:sz w:val="19"/>
                 <w:szCs w:val="19"/>
                 <w:color w:val="24292E"/>
@@ -5448,7 +6123,7 @@
             </w:r>
             <w:r>
               <w:rPr>
-                <w:rFonts w:ascii="Courier New" w:hAnsi="Courier New" w:cs="Vazirmatn"/>
+                <w:rFonts w:ascii="Courier New" w:hAnsi="Courier New" w:cs="Vazirmatn" w:eastAsia="Vazirmatn"/>
                 <w:sz w:val="19"/>
                 <w:szCs w:val="19"/>
                 <w:color w:val="40a070"/>
@@ -5459,7 +6134,7 @@
             </w:r>
             <w:r>
               <w:rPr>
-                <w:rFonts w:ascii="Courier New" w:hAnsi="Courier New" w:cs="Vazirmatn"/>
+                <w:rFonts w:ascii="Courier New" w:hAnsi="Courier New" w:cs="Vazirmatn" w:eastAsia="Vazirmatn"/>
                 <w:sz w:val="19"/>
                 <w:szCs w:val="19"/>
                 <w:color w:val="24292E"/>
@@ -5470,7 +6145,7 @@
             </w:r>
             <w:r>
               <w:rPr>
-                <w:rFonts w:ascii="Courier New" w:hAnsi="Courier New" w:cs="Vazirmatn"/>
+                <w:rFonts w:ascii="Courier New" w:hAnsi="Courier New" w:cs="Vazirmatn" w:eastAsia="Vazirmatn"/>
                 <w:sz w:val="19"/>
                 <w:szCs w:val="19"/>
                 <w:b/>
@@ -5483,7 +6158,7 @@
             </w:r>
             <w:r>
               <w:rPr>
-                <w:rFonts w:ascii="Courier New" w:hAnsi="Courier New" w:cs="Vazirmatn"/>
+                <w:rFonts w:ascii="Courier New" w:hAnsi="Courier New" w:cs="Vazirmatn" w:eastAsia="Vazirmatn"/>
                 <w:sz w:val="19"/>
                 <w:szCs w:val="19"/>
                 <w:color w:val="24292E"/>
@@ -5494,7 +6169,7 @@
             </w:r>
             <w:r>
               <w:rPr>
-                <w:rFonts w:ascii="Courier New" w:hAnsi="Courier New" w:cs="Vazirmatn"/>
+                <w:rFonts w:ascii="Courier New" w:hAnsi="Courier New" w:cs="Vazirmatn" w:eastAsia="Vazirmatn"/>
                 <w:sz w:val="19"/>
                 <w:szCs w:val="19"/>
                 <w:color w:val="24292E"/>
@@ -5505,7 +6180,7 @@
             </w:r>
             <w:r>
               <w:rPr>
-                <w:rFonts w:ascii="Courier New" w:hAnsi="Courier New" w:cs="Vazirmatn"/>
+                <w:rFonts w:ascii="Courier New" w:hAnsi="Courier New" w:cs="Vazirmatn" w:eastAsia="Vazirmatn"/>
                 <w:sz w:val="19"/>
                 <w:szCs w:val="19"/>
                 <w:color w:val="24292E"/>
@@ -5516,7 +6191,7 @@
             </w:r>
             <w:r>
               <w:rPr>
-                <w:rFonts w:ascii="Courier New" w:hAnsi="Courier New" w:cs="Vazirmatn"/>
+                <w:rFonts w:ascii="Courier New" w:hAnsi="Courier New" w:cs="Vazirmatn" w:eastAsia="Vazirmatn"/>
                 <w:sz w:val="19"/>
                 <w:szCs w:val="19"/>
                 <w:b/>
@@ -5529,7 +6204,7 @@
             </w:r>
             <w:r>
               <w:rPr>
-                <w:rFonts w:ascii="Courier New" w:hAnsi="Courier New" w:cs="Vazirmatn"/>
+                <w:rFonts w:ascii="Courier New" w:hAnsi="Courier New" w:cs="Vazirmatn" w:eastAsia="Vazirmatn"/>
                 <w:sz w:val="19"/>
                 <w:szCs w:val="19"/>
                 <w:color w:val="24292E"/>
@@ -5540,7 +6215,7 @@
             </w:r>
             <w:r>
               <w:rPr>
-                <w:rFonts w:ascii="Courier New" w:hAnsi="Courier New" w:cs="Vazirmatn"/>
+                <w:rFonts w:ascii="Courier New" w:hAnsi="Courier New" w:cs="Vazirmatn" w:eastAsia="Vazirmatn"/>
                 <w:sz w:val="19"/>
                 <w:szCs w:val="19"/>
                 <w:color w:val="24292E"/>
@@ -5551,7 +6226,7 @@
             </w:r>
             <w:r>
               <w:rPr>
-                <w:rFonts w:ascii="Courier New" w:hAnsi="Courier New" w:cs="Vazirmatn"/>
+                <w:rFonts w:ascii="Courier New" w:hAnsi="Courier New" w:cs="Vazirmatn" w:eastAsia="Vazirmatn"/>
                 <w:sz w:val="19"/>
                 <w:szCs w:val="19"/>
                 <w:color w:val="24292E"/>
@@ -5607,7 +6282,7 @@
             </w:pPr>
             <w:r>
               <w:rPr>
-                <w:rFonts w:ascii="Courier New" w:hAnsi="Courier New" w:cs="Vazirmatn"/>
+                <w:rFonts w:ascii="Courier New" w:hAnsi="Courier New" w:cs="Vazirmatn" w:eastAsia="Vazirmatn"/>
                 <w:sz w:val="19"/>
                 <w:szCs w:val="19"/>
                 <w:b/>
@@ -5620,7 +6295,7 @@
             </w:r>
             <w:r>
               <w:rPr>
-                <w:rFonts w:ascii="Courier New" w:hAnsi="Courier New" w:cs="Vazirmatn"/>
+                <w:rFonts w:ascii="Courier New" w:hAnsi="Courier New" w:cs="Vazirmatn" w:eastAsia="Vazirmatn"/>
                 <w:sz w:val="19"/>
                 <w:szCs w:val="19"/>
                 <w:color w:val="bbbbbb"/>
@@ -5631,7 +6306,7 @@
             </w:r>
             <w:r>
               <w:rPr>
-                <w:rFonts w:ascii="Courier New" w:hAnsi="Courier New" w:cs="Vazirmatn"/>
+                <w:rFonts w:ascii="Courier New" w:hAnsi="Courier New" w:cs="Vazirmatn" w:eastAsia="Vazirmatn"/>
                 <w:sz w:val="19"/>
                 <w:szCs w:val="19"/>
                 <w:color w:val="24292E"/>
@@ -5642,7 +6317,7 @@
             </w:r>
             <w:r>
               <w:rPr>
-                <w:rFonts w:ascii="Courier New" w:hAnsi="Courier New" w:cs="Vazirmatn"/>
+                <w:rFonts w:ascii="Courier New" w:hAnsi="Courier New" w:cs="Vazirmatn" w:eastAsia="Vazirmatn"/>
                 <w:sz w:val="19"/>
                 <w:szCs w:val="19"/>
                 <w:color w:val="24292E"/>
@@ -5653,7 +6328,7 @@
             </w:r>
             <w:r>
               <w:rPr>
-                <w:rFonts w:ascii="Courier New" w:hAnsi="Courier New" w:cs="Vazirmatn"/>
+                <w:rFonts w:ascii="Courier New" w:hAnsi="Courier New" w:cs="Vazirmatn" w:eastAsia="Vazirmatn"/>
                 <w:sz w:val="19"/>
                 <w:szCs w:val="19"/>
                 <w:color w:val="bbbbbb"/>
@@ -5664,7 +6339,7 @@
             </w:r>
             <w:r>
               <w:rPr>
-                <w:rFonts w:ascii="Courier New" w:hAnsi="Courier New" w:cs="Vazirmatn"/>
+                <w:rFonts w:ascii="Courier New" w:hAnsi="Courier New" w:cs="Vazirmatn" w:eastAsia="Vazirmatn"/>
                 <w:sz w:val="19"/>
                 <w:szCs w:val="19"/>
                 <w:color w:val="24292E"/>
@@ -5675,7 +6350,7 @@
             </w:r>
             <w:r>
               <w:rPr>
-                <w:rFonts w:ascii="Courier New" w:hAnsi="Courier New" w:cs="Vazirmatn"/>
+                <w:rFonts w:ascii="Courier New" w:hAnsi="Courier New" w:cs="Vazirmatn" w:eastAsia="Vazirmatn"/>
                 <w:sz w:val="19"/>
                 <w:szCs w:val="19"/>
                 <w:color w:val="24292E"/>
@@ -5686,7 +6361,7 @@
             </w:r>
             <w:r>
               <w:rPr>
-                <w:rFonts w:ascii="Courier New" w:hAnsi="Courier New" w:cs="Vazirmatn"/>
+                <w:rFonts w:ascii="Courier New" w:hAnsi="Courier New" w:cs="Vazirmatn" w:eastAsia="Vazirmatn"/>
                 <w:sz w:val="19"/>
                 <w:szCs w:val="19"/>
                 <w:color w:val="bbbbbb"/>
@@ -5697,7 +6372,7 @@
             </w:r>
             <w:r>
               <w:rPr>
-                <w:rFonts w:ascii="Courier New" w:hAnsi="Courier New" w:cs="Vazirmatn"/>
+                <w:rFonts w:ascii="Courier New" w:hAnsi="Courier New" w:cs="Vazirmatn" w:eastAsia="Vazirmatn"/>
                 <w:sz w:val="19"/>
                 <w:szCs w:val="19"/>
                 <w:color w:val="24292E"/>
@@ -5708,7 +6383,7 @@
             </w:r>
             <w:r>
               <w:rPr>
-                <w:rFonts w:ascii="Courier New" w:hAnsi="Courier New" w:cs="Vazirmatn"/>
+                <w:rFonts w:ascii="Courier New" w:hAnsi="Courier New" w:cs="Vazirmatn" w:eastAsia="Vazirmatn"/>
                 <w:sz w:val="19"/>
                 <w:szCs w:val="19"/>
                 <w:color w:val="bbbbbb"/>
@@ -5719,7 +6394,7 @@
             </w:r>
             <w:r>
               <w:rPr>
-                <w:rFonts w:ascii="Courier New" w:hAnsi="Courier New" w:cs="Vazirmatn"/>
+                <w:rFonts w:ascii="Courier New" w:hAnsi="Courier New" w:cs="Vazirmatn" w:eastAsia="Vazirmatn"/>
                 <w:sz w:val="19"/>
                 <w:szCs w:val="19"/>
                 <w:b/>
@@ -5732,7 +6407,7 @@
             </w:r>
             <w:r>
               <w:rPr>
-                <w:rFonts w:ascii="Courier New" w:hAnsi="Courier New" w:cs="Vazirmatn"/>
+                <w:rFonts w:ascii="Courier New" w:hAnsi="Courier New" w:cs="Vazirmatn" w:eastAsia="Vazirmatn"/>
                 <w:sz w:val="19"/>
                 <w:szCs w:val="19"/>
                 <w:color w:val="bbbbbb"/>
@@ -5743,7 +6418,7 @@
             </w:r>
             <w:r>
               <w:rPr>
-                <w:rFonts w:ascii="Courier New" w:hAnsi="Courier New" w:cs="Vazirmatn"/>
+                <w:rFonts w:ascii="Courier New" w:hAnsi="Courier New" w:cs="Vazirmatn" w:eastAsia="Vazirmatn"/>
                 <w:sz w:val="19"/>
                 <w:szCs w:val="19"/>
                 <w:color w:val="24292E"/>
@@ -5754,7 +6429,7 @@
             </w:r>
             <w:r>
               <w:rPr>
-                <w:rFonts w:ascii="Courier New" w:hAnsi="Courier New" w:cs="Vazirmatn"/>
+                <w:rFonts w:ascii="Courier New" w:hAnsi="Courier New" w:cs="Vazirmatn" w:eastAsia="Vazirmatn"/>
                 <w:sz w:val="19"/>
                 <w:szCs w:val="19"/>
                 <w:color w:val="bbbbbb"/>
@@ -5765,7 +6440,7 @@
             </w:r>
             <w:r>
               <w:rPr>
-                <w:rFonts w:ascii="Courier New" w:hAnsi="Courier New" w:cs="Vazirmatn"/>
+                <w:rFonts w:ascii="Courier New" w:hAnsi="Courier New" w:cs="Vazirmatn" w:eastAsia="Vazirmatn"/>
                 <w:sz w:val="19"/>
                 <w:szCs w:val="19"/>
                 <w:b/>
@@ -5778,7 +6453,7 @@
             </w:r>
             <w:r>
               <w:rPr>
-                <w:rFonts w:ascii="Courier New" w:hAnsi="Courier New" w:cs="Vazirmatn"/>
+                <w:rFonts w:ascii="Courier New" w:hAnsi="Courier New" w:cs="Vazirmatn" w:eastAsia="Vazirmatn"/>
                 <w:sz w:val="19"/>
                 <w:szCs w:val="19"/>
                 <w:color w:val="bbbbbb"/>
@@ -5789,7 +6464,7 @@
             </w:r>
             <w:r>
               <w:rPr>
-                <w:rFonts w:ascii="Courier New" w:hAnsi="Courier New" w:cs="Vazirmatn"/>
+                <w:rFonts w:ascii="Courier New" w:hAnsi="Courier New" w:cs="Vazirmatn" w:eastAsia="Vazirmatn"/>
                 <w:sz w:val="19"/>
                 <w:szCs w:val="19"/>
                 <w:color w:val="24292E"/>
@@ -5800,7 +6475,7 @@
             </w:r>
             <w:r>
               <w:rPr>
-                <w:rFonts w:ascii="Courier New" w:hAnsi="Courier New" w:cs="Vazirmatn"/>
+                <w:rFonts w:ascii="Courier New" w:hAnsi="Courier New" w:cs="Vazirmatn" w:eastAsia="Vazirmatn"/>
                 <w:sz w:val="19"/>
                 <w:szCs w:val="19"/>
                 <w:color w:val="bbbbbb"/>
@@ -5811,7 +6486,7 @@
             </w:r>
             <w:r>
               <w:rPr>
-                <w:rFonts w:ascii="Courier New" w:hAnsi="Courier New" w:cs="Vazirmatn"/>
+                <w:rFonts w:ascii="Courier New" w:hAnsi="Courier New" w:cs="Vazirmatn" w:eastAsia="Vazirmatn"/>
                 <w:sz w:val="19"/>
                 <w:szCs w:val="19"/>
                 <w:color w:val="666666"/>
@@ -5822,7 +6497,7 @@
             </w:r>
             <w:r>
               <w:rPr>
-                <w:rFonts w:ascii="Courier New" w:hAnsi="Courier New" w:cs="Vazirmatn"/>
+                <w:rFonts w:ascii="Courier New" w:hAnsi="Courier New" w:cs="Vazirmatn" w:eastAsia="Vazirmatn"/>
                 <w:sz w:val="19"/>
                 <w:szCs w:val="19"/>
                 <w:color w:val="bbbbbb"/>
@@ -5833,7 +6508,7 @@
             </w:r>
             <w:r>
               <w:rPr>
-                <w:rFonts w:ascii="Courier New" w:hAnsi="Courier New" w:cs="Vazirmatn"/>
+                <w:rFonts w:ascii="Courier New" w:hAnsi="Courier New" w:cs="Vazirmatn" w:eastAsia="Vazirmatn"/>
                 <w:sz w:val="19"/>
                 <w:szCs w:val="19"/>
                 <w:color w:val="40a070"/>
@@ -5844,7 +6519,7 @@
             </w:r>
             <w:r>
               <w:rPr>
-                <w:rFonts w:ascii="Courier New" w:hAnsi="Courier New" w:cs="Vazirmatn"/>
+                <w:rFonts w:ascii="Courier New" w:hAnsi="Courier New" w:cs="Vazirmatn" w:eastAsia="Vazirmatn"/>
                 <w:sz w:val="19"/>
                 <w:szCs w:val="19"/>
                 <w:color w:val="24292E"/>
@@ -5904,25 +6579,29 @@
             </w:pPr>
             <w:r>
               <w:rPr>
-                <w:rFonts w:ascii="Vazirmatn" w:hAnsi="Vazirmatn" w:cs="Vazirmatn"/>
+                <w:rFonts w:ascii="Vazirmatn" w:hAnsi="Vazirmatn" w:cs="Vazirmatn" w:eastAsia="Vazirmatn"/>
                 <w:sz w:val="22"/>
                 <w:szCs w:val="22"/>
                 <w:b/>
                 <w:bCs/>
                 <w:color w:val="FFFFFF"/>
                 <w:lang w:val="en-US" w:bidi="fa-IR"/>
+                <w:rtl w:val="1"/>
+                <w:cs w:val="1"/>
               </w:rPr>
               <w:t xml:space="preserve">◆ </w:t>
             </w:r>
             <w:r>
               <w:rPr>
-                <w:rFonts w:ascii="Vazirmatn" w:hAnsi="Vazirmatn" w:cs="Vazirmatn"/>
+                <w:rFonts w:ascii="Vazirmatn" w:hAnsi="Vazirmatn" w:cs="Vazirmatn" w:eastAsia="Vazirmatn"/>
                 <w:sz w:val="22"/>
                 <w:szCs w:val="22"/>
                 <w:b/>
                 <w:bCs/>
                 <w:color w:val="FFFFFF"/>
                 <w:lang w:val="en-US" w:bidi="fa-IR"/>
+                <w:rtl w:val="1"/>
+                <w:cs w:val="1"/>
               </w:rPr>
               <w:t>نکتهٔ اجرایی در کادر</w:t>
             </w:r>
@@ -5951,235 +6630,281 @@
             <w:pPr>
               <w:bidi w:val="1"/>
               <w:spacing w:line="276" w:lineRule="auto" w:after="80"/>
-              <w:jc w:val="both"/>
+              <w:jc w:val="right"/>
             </w:pPr>
             <w:r>
               <w:rPr>
-                <w:rFonts w:ascii="Vazirmatn" w:hAnsi="Vazirmatn" w:cs="Vazirmatn"/>
+                <w:rFonts w:ascii="Vazirmatn" w:hAnsi="Vazirmatn" w:cs="Vazirmatn" w:eastAsia="Vazirmatn"/>
                 <w:sz w:val="21"/>
                 <w:szCs w:val="21"/>
                 <w:color w:val="2D2D2D"/>
                 <w:lang w:val="en-US" w:bidi="fa-IR"/>
+                <w:rtl w:val="1"/>
+                <w:cs w:val="1"/>
               </w:rPr>
               <w:t>متن</w:t>
             </w:r>
             <w:r>
               <w:rPr>
-                <w:rFonts w:ascii="Vazirmatn" w:hAnsi="Vazirmatn" w:cs="Vazirmatn"/>
+                <w:rFonts w:ascii="Vazirmatn" w:hAnsi="Vazirmatn" w:cs="Vazirmatn" w:eastAsia="Vazirmatn"/>
                 <w:sz w:val="21"/>
                 <w:szCs w:val="21"/>
                 <w:color w:val="2D2D2D"/>
                 <w:lang w:val="en-US" w:bidi="fa-IR"/>
+                <w:rtl w:val="1"/>
+                <w:cs w:val="1"/>
               </w:rPr>
               <w:t xml:space="preserve"> </w:t>
             </w:r>
             <w:r>
               <w:rPr>
-                <w:rFonts w:ascii="Vazirmatn" w:hAnsi="Vazirmatn" w:cs="Vazirmatn"/>
+                <w:rFonts w:ascii="Vazirmatn" w:hAnsi="Vazirmatn" w:cs="Vazirmatn" w:eastAsia="Vazirmatn"/>
                 <w:sz w:val="21"/>
                 <w:szCs w:val="21"/>
                 <w:color w:val="2D2D2D"/>
                 <w:lang w:val="en-US" w:bidi="fa-IR"/>
+                <w:rtl w:val="1"/>
+                <w:cs w:val="1"/>
               </w:rPr>
               <w:t>راهنما</w:t>
             </w:r>
             <w:r>
               <w:rPr>
-                <w:rFonts w:ascii="Vazirmatn" w:hAnsi="Vazirmatn" w:cs="Vazirmatn"/>
+                <w:rFonts w:ascii="Vazirmatn" w:hAnsi="Vazirmatn" w:cs="Vazirmatn" w:eastAsia="Vazirmatn"/>
                 <w:sz w:val="21"/>
                 <w:szCs w:val="21"/>
                 <w:color w:val="2D2D2D"/>
                 <w:lang w:val="en-US" w:bidi="fa-IR"/>
+                <w:rtl w:val="1"/>
+                <w:cs w:val="1"/>
               </w:rPr>
               <w:t xml:space="preserve"> </w:t>
             </w:r>
             <w:r>
               <w:rPr>
-                <w:rFonts w:ascii="Vazirmatn" w:hAnsi="Vazirmatn" w:cs="Vazirmatn"/>
+                <w:rFonts w:ascii="Vazirmatn" w:hAnsi="Vazirmatn" w:cs="Vazirmatn" w:eastAsia="Vazirmatn"/>
                 <w:sz w:val="21"/>
                 <w:szCs w:val="21"/>
                 <w:color w:val="2D2D2D"/>
                 <w:lang w:val="en-US" w:bidi="fa-IR"/>
+                <w:rtl w:val="1"/>
+                <w:cs w:val="1"/>
               </w:rPr>
               <w:t>درون</w:t>
             </w:r>
             <w:r>
               <w:rPr>
-                <w:rFonts w:ascii="Vazirmatn" w:hAnsi="Vazirmatn" w:cs="Vazirmatn"/>
+                <w:rFonts w:ascii="Vazirmatn" w:hAnsi="Vazirmatn" w:cs="Vazirmatn" w:eastAsia="Vazirmatn"/>
                 <w:sz w:val="21"/>
                 <w:szCs w:val="21"/>
                 <w:color w:val="2D2D2D"/>
                 <w:lang w:val="en-US" w:bidi="fa-IR"/>
+                <w:rtl w:val="1"/>
+                <w:cs w:val="1"/>
               </w:rPr>
               <w:t xml:space="preserve"> </w:t>
             </w:r>
             <w:r>
               <w:rPr>
-                <w:rFonts w:ascii="Vazirmatn" w:hAnsi="Vazirmatn" w:cs="Vazirmatn"/>
+                <w:rFonts w:ascii="Vazirmatn" w:hAnsi="Vazirmatn" w:cs="Vazirmatn" w:eastAsia="Vazirmatn"/>
                 <w:sz w:val="21"/>
                 <w:szCs w:val="21"/>
                 <w:color w:val="2D2D2D"/>
                 <w:lang w:val="en-US" w:bidi="fa-IR"/>
+                <w:rtl w:val="1"/>
+                <w:cs w:val="1"/>
               </w:rPr>
               <w:t>کادر</w:t>
             </w:r>
             <w:r>
               <w:rPr>
-                <w:rFonts w:ascii="Vazirmatn" w:hAnsi="Vazirmatn" w:cs="Vazirmatn"/>
+                <w:rFonts w:ascii="Vazirmatn" w:hAnsi="Vazirmatn" w:cs="Vazirmatn" w:eastAsia="Vazirmatn"/>
                 <w:sz w:val="21"/>
                 <w:szCs w:val="21"/>
                 <w:color w:val="2D2D2D"/>
                 <w:lang w:val="en-US" w:bidi="fa-IR"/>
+                <w:rtl w:val="1"/>
+                <w:cs w:val="1"/>
               </w:rPr>
               <w:t xml:space="preserve"> </w:t>
             </w:r>
             <w:r>
               <w:rPr>
-                <w:rFonts w:ascii="Vazirmatn" w:hAnsi="Vazirmatn" w:cs="Vazirmatn"/>
+                <w:rFonts w:ascii="Vazirmatn" w:hAnsi="Vazirmatn" w:cs="Vazirmatn" w:eastAsia="Vazirmatn"/>
                 <w:sz w:val="21"/>
                 <w:szCs w:val="21"/>
                 <w:color w:val="2D2D2D"/>
                 <w:lang w:val="en-US" w:bidi="fa-IR"/>
+                <w:rtl w:val="1"/>
+                <w:cs w:val="1"/>
               </w:rPr>
               <w:t>یادداشت</w:t>
             </w:r>
             <w:r>
               <w:rPr>
-                <w:rFonts w:ascii="Vazirmatn" w:hAnsi="Vazirmatn" w:cs="Vazirmatn"/>
+                <w:rFonts w:ascii="Vazirmatn" w:hAnsi="Vazirmatn" w:cs="Vazirmatn" w:eastAsia="Vazirmatn"/>
                 <w:sz w:val="21"/>
                 <w:szCs w:val="21"/>
                 <w:color w:val="2D2D2D"/>
                 <w:lang w:val="en-US" w:bidi="fa-IR"/>
+                <w:rtl w:val="1"/>
+                <w:cs w:val="1"/>
               </w:rPr>
               <w:t xml:space="preserve"> </w:t>
             </w:r>
             <w:r>
               <w:rPr>
-                <w:rFonts w:ascii="Vazirmatn" w:hAnsi="Vazirmatn" w:cs="Vazirmatn"/>
+                <w:rFonts w:ascii="Vazirmatn" w:hAnsi="Vazirmatn" w:cs="Vazirmatn" w:eastAsia="Vazirmatn"/>
                 <w:sz w:val="21"/>
                 <w:szCs w:val="21"/>
                 <w:color w:val="2D2D2D"/>
                 <w:lang w:val="en-US" w:bidi="fa-IR"/>
+                <w:rtl w:val="1"/>
+                <w:cs w:val="1"/>
               </w:rPr>
               <w:t>همراه</w:t>
             </w:r>
             <w:r>
               <w:rPr>
-                <w:rFonts w:ascii="Vazirmatn" w:hAnsi="Vazirmatn" w:cs="Vazirmatn"/>
+                <w:rFonts w:ascii="Vazirmatn" w:hAnsi="Vazirmatn" w:cs="Vazirmatn" w:eastAsia="Vazirmatn"/>
                 <w:sz w:val="21"/>
                 <w:szCs w:val="21"/>
                 <w:color w:val="2D2D2D"/>
                 <w:lang w:val="en-US" w:bidi="fa-IR"/>
+                <w:rtl w:val="1"/>
+                <w:cs w:val="1"/>
               </w:rPr>
               <w:t xml:space="preserve"> </w:t>
             </w:r>
             <w:r>
               <w:rPr>
-                <w:rFonts w:ascii="Vazirmatn" w:hAnsi="Vazirmatn" w:cs="Vazirmatn"/>
+                <w:rFonts w:ascii="Vazirmatn" w:hAnsi="Vazirmatn" w:cs="Vazirmatn" w:eastAsia="Vazirmatn"/>
                 <w:sz w:val="21"/>
                 <w:szCs w:val="21"/>
                 <w:color w:val="2D2D2D"/>
                 <w:lang w:val="en-US" w:bidi="fa-IR"/>
+                <w:rtl w:val="1"/>
+                <w:cs w:val="1"/>
               </w:rPr>
               <w:t>با</w:t>
             </w:r>
             <w:r>
               <w:rPr>
-                <w:rFonts w:ascii="Vazirmatn" w:hAnsi="Vazirmatn" w:cs="Vazirmatn"/>
+                <w:rFonts w:ascii="Vazirmatn" w:hAnsi="Vazirmatn" w:cs="Vazirmatn" w:eastAsia="Vazirmatn"/>
                 <w:sz w:val="21"/>
                 <w:szCs w:val="21"/>
                 <w:color w:val="2D2D2D"/>
                 <w:lang w:val="en-US" w:bidi="fa-IR"/>
+                <w:rtl w:val="1"/>
+                <w:cs w:val="1"/>
               </w:rPr>
               <w:t xml:space="preserve"> </w:t>
             </w:r>
             <w:r>
               <w:rPr>
-                <w:rFonts w:ascii="Vazirmatn" w:hAnsi="Vazirmatn" w:cs="Vazirmatn"/>
+                <w:rFonts w:ascii="Vazirmatn" w:hAnsi="Vazirmatn" w:cs="Vazirmatn" w:eastAsia="Vazirmatn"/>
                 <w:sz w:val="21"/>
                 <w:szCs w:val="21"/>
                 <w:color w:val="2D2D2D"/>
                 <w:lang w:val="en-US" w:bidi="fa-IR"/>
+                <w:rtl w:val="1"/>
+                <w:cs w:val="1"/>
               </w:rPr>
               <w:t>بلاک</w:t>
             </w:r>
             <w:r>
               <w:rPr>
-                <w:rFonts w:ascii="Vazirmatn" w:hAnsi="Vazirmatn" w:cs="Vazirmatn"/>
+                <w:rFonts w:ascii="Vazirmatn" w:hAnsi="Vazirmatn" w:cs="Vazirmatn" w:eastAsia="Vazirmatn"/>
                 <w:sz w:val="21"/>
                 <w:szCs w:val="21"/>
                 <w:color w:val="2D2D2D"/>
                 <w:lang w:val="en-US" w:bidi="fa-IR"/>
+                <w:rtl w:val="1"/>
+                <w:cs w:val="1"/>
               </w:rPr>
               <w:t xml:space="preserve"> </w:t>
             </w:r>
             <w:r>
               <w:rPr>
-                <w:rFonts w:ascii="Vazirmatn" w:hAnsi="Vazirmatn" w:cs="Vazirmatn"/>
+                <w:rFonts w:ascii="Vazirmatn" w:hAnsi="Vazirmatn" w:cs="Vazirmatn" w:eastAsia="Vazirmatn"/>
                 <w:sz w:val="21"/>
                 <w:szCs w:val="21"/>
                 <w:color w:val="2D2D2D"/>
                 <w:lang w:val="en-US" w:bidi="fa-IR"/>
+                <w:rtl w:val="1"/>
+                <w:cs w:val="1"/>
               </w:rPr>
               <w:t>کد</w:t>
             </w:r>
             <w:r>
               <w:rPr>
-                <w:rFonts w:ascii="Vazirmatn" w:hAnsi="Vazirmatn" w:cs="Vazirmatn"/>
+                <w:rFonts w:ascii="Vazirmatn" w:hAnsi="Vazirmatn" w:cs="Vazirmatn" w:eastAsia="Vazirmatn"/>
                 <w:sz w:val="21"/>
                 <w:szCs w:val="21"/>
                 <w:color w:val="2D2D2D"/>
                 <w:lang w:val="en-US" w:bidi="fa-IR"/>
+                <w:rtl w:val="1"/>
+                <w:cs w:val="1"/>
               </w:rPr>
               <w:t xml:space="preserve"> </w:t>
             </w:r>
             <w:r>
               <w:rPr>
-                <w:rFonts w:ascii="Vazirmatn" w:hAnsi="Vazirmatn" w:cs="Vazirmatn"/>
+                <w:rFonts w:ascii="Vazirmatn" w:hAnsi="Vazirmatn" w:cs="Vazirmatn" w:eastAsia="Vazirmatn"/>
                 <w:sz w:val="21"/>
                 <w:szCs w:val="21"/>
                 <w:color w:val="2D2D2D"/>
                 <w:lang w:val="en-US" w:bidi="fa-IR"/>
+                <w:rtl w:val="1"/>
+                <w:cs w:val="1"/>
               </w:rPr>
               <w:t>تو</w:t>
             </w:r>
             <w:r>
               <w:rPr>
-                <w:rFonts w:ascii="Vazirmatn" w:hAnsi="Vazirmatn" w:cs="Vazirmatn"/>
+                <w:rFonts w:ascii="Vazirmatn" w:hAnsi="Vazirmatn" w:cs="Vazirmatn" w:eastAsia="Vazirmatn"/>
                 <w:sz w:val="21"/>
                 <w:szCs w:val="21"/>
                 <w:color w:val="2D2D2D"/>
                 <w:lang w:val="en-US" w:bidi="fa-IR"/>
+                <w:rtl w:val="1"/>
+                <w:cs w:val="1"/>
               </w:rPr>
               <w:t xml:space="preserve"> </w:t>
             </w:r>
             <w:r>
               <w:rPr>
-                <w:rFonts w:ascii="Vazirmatn" w:hAnsi="Vazirmatn" w:cs="Vazirmatn"/>
+                <w:rFonts w:ascii="Vazirmatn" w:hAnsi="Vazirmatn" w:cs="Vazirmatn" w:eastAsia="Vazirmatn"/>
                 <w:sz w:val="21"/>
                 <w:szCs w:val="21"/>
                 <w:color w:val="2D2D2D"/>
                 <w:lang w:val="en-US" w:bidi="fa-IR"/>
+                <w:rtl w:val="1"/>
+                <w:cs w:val="1"/>
               </w:rPr>
               <w:t>در</w:t>
             </w:r>
             <w:r>
               <w:rPr>
-                <w:rFonts w:ascii="Vazirmatn" w:hAnsi="Vazirmatn" w:cs="Vazirmatn"/>
+                <w:rFonts w:ascii="Vazirmatn" w:hAnsi="Vazirmatn" w:cs="Vazirmatn" w:eastAsia="Vazirmatn"/>
                 <w:sz w:val="21"/>
                 <w:szCs w:val="21"/>
                 <w:color w:val="2D2D2D"/>
                 <w:lang w:val="en-US" w:bidi="fa-IR"/>
+                <w:rtl w:val="1"/>
+                <w:cs w:val="1"/>
               </w:rPr>
               <w:t xml:space="preserve"> </w:t>
             </w:r>
             <w:r>
               <w:rPr>
-                <w:rFonts w:ascii="Vazirmatn" w:hAnsi="Vazirmatn" w:cs="Vazirmatn"/>
+                <w:rFonts w:ascii="Vazirmatn" w:hAnsi="Vazirmatn" w:cs="Vazirmatn" w:eastAsia="Vazirmatn"/>
                 <w:sz w:val="21"/>
                 <w:szCs w:val="21"/>
                 <w:color w:val="2D2D2D"/>
                 <w:lang w:val="en-US" w:bidi="fa-IR"/>
+                <w:rtl w:val="1"/>
+                <w:cs w:val="1"/>
               </w:rPr>
               <w:t>تو:</w:t>
             </w:r>
@@ -6221,7 +6946,7 @@
                   </w:pPr>
                   <w:r>
                     <w:rPr>
-                      <w:rFonts w:ascii="Courier New" w:hAnsi="Courier New" w:cs="Vazirmatn"/>
+                      <w:rFonts w:ascii="Courier New" w:hAnsi="Courier New" w:cs="Vazirmatn" w:eastAsia="Vazirmatn"/>
                       <w:sz w:val="19"/>
                       <w:szCs w:val="19"/>
                       <w:b/>
@@ -6234,7 +6959,7 @@
                   </w:r>
                   <w:r>
                     <w:rPr>
-                      <w:rFonts w:ascii="Courier New" w:hAnsi="Courier New" w:cs="Vazirmatn"/>
+                      <w:rFonts w:ascii="Courier New" w:hAnsi="Courier New" w:cs="Vazirmatn" w:eastAsia="Vazirmatn"/>
                       <w:sz w:val="19"/>
                       <w:szCs w:val="19"/>
                       <w:color w:val="bbbbbb"/>
@@ -6245,7 +6970,7 @@
                   </w:r>
                   <w:r>
                     <w:rPr>
-                      <w:rFonts w:ascii="Courier New" w:hAnsi="Courier New" w:cs="Vazirmatn"/>
+                      <w:rFonts w:ascii="Courier New" w:hAnsi="Courier New" w:cs="Vazirmatn" w:eastAsia="Vazirmatn"/>
                       <w:sz w:val="19"/>
                       <w:szCs w:val="19"/>
                       <w:color w:val="24292E"/>
@@ -6256,7 +6981,7 @@
                   </w:r>
                   <w:r>
                     <w:rPr>
-                      <w:rFonts w:ascii="Courier New" w:hAnsi="Courier New" w:cs="Vazirmatn"/>
+                      <w:rFonts w:ascii="Courier New" w:hAnsi="Courier New" w:cs="Vazirmatn" w:eastAsia="Vazirmatn"/>
                       <w:sz w:val="19"/>
                       <w:szCs w:val="19"/>
                       <w:color w:val="bbbbbb"/>
@@ -6267,7 +6992,7 @@
                   </w:r>
                   <w:r>
                     <w:rPr>
-                      <w:rFonts w:ascii="Courier New" w:hAnsi="Courier New" w:cs="Vazirmatn"/>
+                      <w:rFonts w:ascii="Courier New" w:hAnsi="Courier New" w:cs="Vazirmatn" w:eastAsia="Vazirmatn"/>
                       <w:sz w:val="19"/>
                       <w:szCs w:val="19"/>
                       <w:color w:val="666666"/>
@@ -6278,7 +7003,7 @@
                   </w:r>
                   <w:r>
                     <w:rPr>
-                      <w:rFonts w:ascii="Courier New" w:hAnsi="Courier New" w:cs="Vazirmatn"/>
+                      <w:rFonts w:ascii="Courier New" w:hAnsi="Courier New" w:cs="Vazirmatn" w:eastAsia="Vazirmatn"/>
                       <w:sz w:val="19"/>
                       <w:szCs w:val="19"/>
                       <w:color w:val="bbbbbb"/>
@@ -6289,7 +7014,7 @@
                   </w:r>
                   <w:r>
                     <w:rPr>
-                      <w:rFonts w:ascii="Courier New" w:hAnsi="Courier New" w:cs="Vazirmatn"/>
+                      <w:rFonts w:ascii="Courier New" w:hAnsi="Courier New" w:cs="Vazirmatn" w:eastAsia="Vazirmatn"/>
                       <w:sz w:val="19"/>
                       <w:szCs w:val="19"/>
                       <w:color w:val="24292E"/>
@@ -6300,7 +7025,7 @@
                   </w:r>
                   <w:r>
                     <w:rPr>
-                      <w:rFonts w:ascii="Courier New" w:hAnsi="Courier New" w:cs="Vazirmatn"/>
+                      <w:rFonts w:ascii="Courier New" w:hAnsi="Courier New" w:cs="Vazirmatn" w:eastAsia="Vazirmatn"/>
                       <w:sz w:val="19"/>
                       <w:szCs w:val="19"/>
                       <w:color w:val="24292E"/>
@@ -6311,7 +7036,7 @@
                   </w:r>
                   <w:r>
                     <w:rPr>
-                      <w:rFonts w:ascii="Courier New" w:hAnsi="Courier New" w:cs="Vazirmatn"/>
+                      <w:rFonts w:ascii="Courier New" w:hAnsi="Courier New" w:cs="Vazirmatn" w:eastAsia="Vazirmatn"/>
                       <w:sz w:val="19"/>
                       <w:szCs w:val="19"/>
                       <w:color w:val="666666"/>
@@ -6322,7 +7047,7 @@
                   </w:r>
                   <w:r>
                     <w:rPr>
-                      <w:rFonts w:ascii="Courier New" w:hAnsi="Courier New" w:cs="Vazirmatn"/>
+                      <w:rFonts w:ascii="Courier New" w:hAnsi="Courier New" w:cs="Vazirmatn" w:eastAsia="Vazirmatn"/>
                       <w:sz w:val="19"/>
                       <w:szCs w:val="19"/>
                       <w:color w:val="bbbbbb"/>
@@ -6333,7 +7058,7 @@
                   </w:r>
                   <w:r>
                     <w:rPr>
-                      <w:rFonts w:ascii="Courier New" w:hAnsi="Courier New" w:cs="Vazirmatn"/>
+                      <w:rFonts w:ascii="Courier New" w:hAnsi="Courier New" w:cs="Vazirmatn" w:eastAsia="Vazirmatn"/>
                       <w:sz w:val="19"/>
                       <w:szCs w:val="19"/>
                       <w:color w:val="902000"/>
@@ -6344,7 +7069,7 @@
                   </w:r>
                   <w:r>
                     <w:rPr>
-                      <w:rFonts w:ascii="Courier New" w:hAnsi="Courier New" w:cs="Vazirmatn"/>
+                      <w:rFonts w:ascii="Courier New" w:hAnsi="Courier New" w:cs="Vazirmatn" w:eastAsia="Vazirmatn"/>
                       <w:sz w:val="19"/>
                       <w:szCs w:val="19"/>
                       <w:color w:val="24292E"/>
@@ -6355,7 +7080,7 @@
                   </w:r>
                   <w:r>
                     <w:rPr>
-                      <w:rFonts w:ascii="Courier New" w:hAnsi="Courier New" w:cs="Vazirmatn"/>
+                      <w:rFonts w:ascii="Courier New" w:hAnsi="Courier New" w:cs="Vazirmatn" w:eastAsia="Vazirmatn"/>
                       <w:sz w:val="19"/>
                       <w:szCs w:val="19"/>
                       <w:color w:val="666666"/>
@@ -6366,7 +7091,7 @@
                   </w:r>
                   <w:r>
                     <w:rPr>
-                      <w:rFonts w:ascii="Courier New" w:hAnsi="Courier New" w:cs="Vazirmatn"/>
+                      <w:rFonts w:ascii="Courier New" w:hAnsi="Courier New" w:cs="Vazirmatn" w:eastAsia="Vazirmatn"/>
                       <w:sz w:val="19"/>
                       <w:szCs w:val="19"/>
                       <w:color w:val="bbbbbb"/>
@@ -6377,7 +7102,7 @@
                   </w:r>
                   <w:r>
                     <w:rPr>
-                      <w:rFonts w:ascii="Courier New" w:hAnsi="Courier New" w:cs="Vazirmatn"/>
+                      <w:rFonts w:ascii="Courier New" w:hAnsi="Courier New" w:cs="Vazirmatn" w:eastAsia="Vazirmatn"/>
                       <w:sz w:val="19"/>
                       <w:szCs w:val="19"/>
                       <w:color w:val="902000"/>
@@ -6388,7 +7113,7 @@
                   </w:r>
                   <w:r>
                     <w:rPr>
-                      <w:rFonts w:ascii="Courier New" w:hAnsi="Courier New" w:cs="Vazirmatn"/>
+                      <w:rFonts w:ascii="Courier New" w:hAnsi="Courier New" w:cs="Vazirmatn" w:eastAsia="Vazirmatn"/>
                       <w:sz w:val="19"/>
                       <w:szCs w:val="19"/>
                       <w:color w:val="bbbbbb"/>
@@ -6399,7 +7124,7 @@
                   </w:r>
                   <w:r>
                     <w:rPr>
-                      <w:rFonts w:ascii="Courier New" w:hAnsi="Courier New" w:cs="Vazirmatn"/>
+                      <w:rFonts w:ascii="Courier New" w:hAnsi="Courier New" w:cs="Vazirmatn" w:eastAsia="Vazirmatn"/>
                       <w:sz w:val="19"/>
                       <w:szCs w:val="19"/>
                       <w:color w:val="24292E"/>
@@ -6410,7 +7135,7 @@
                   </w:r>
                   <w:r>
                     <w:rPr>
-                      <w:rFonts w:ascii="Courier New" w:hAnsi="Courier New" w:cs="Vazirmatn"/>
+                      <w:rFonts w:ascii="Courier New" w:hAnsi="Courier New" w:cs="Vazirmatn" w:eastAsia="Vazirmatn"/>
                       <w:sz w:val="19"/>
                       <w:szCs w:val="19"/>
                       <w:color w:val="bbbbbb"/>
@@ -6421,7 +7146,7 @@
                   </w:r>
                   <w:r>
                     <w:rPr>
-                      <w:rFonts w:ascii="Courier New" w:hAnsi="Courier New" w:cs="Vazirmatn"/>
+                      <w:rFonts w:ascii="Courier New" w:hAnsi="Courier New" w:cs="Vazirmatn" w:eastAsia="Vazirmatn"/>
                       <w:sz w:val="19"/>
                       <w:szCs w:val="19"/>
                       <w:color w:val="24292E"/>
@@ -6432,7 +7157,7 @@
                   </w:r>
                   <w:r>
                     <w:rPr>
-                      <w:rFonts w:ascii="Courier New" w:hAnsi="Courier New" w:cs="Vazirmatn"/>
+                      <w:rFonts w:ascii="Courier New" w:hAnsi="Courier New" w:cs="Vazirmatn" w:eastAsia="Vazirmatn"/>
                       <w:sz w:val="19"/>
                       <w:szCs w:val="19"/>
                       <w:color w:val="bbbbbb"/>
@@ -6443,7 +7168,7 @@
                   </w:r>
                   <w:r>
                     <w:rPr>
-                      <w:rFonts w:ascii="Courier New" w:hAnsi="Courier New" w:cs="Vazirmatn"/>
+                      <w:rFonts w:ascii="Courier New" w:hAnsi="Courier New" w:cs="Vazirmatn" w:eastAsia="Vazirmatn"/>
                       <w:sz w:val="19"/>
                       <w:szCs w:val="19"/>
                       <w:color w:val="666666"/>
@@ -6454,7 +7179,7 @@
                   </w:r>
                   <w:r>
                     <w:rPr>
-                      <w:rFonts w:ascii="Courier New" w:hAnsi="Courier New" w:cs="Vazirmatn"/>
+                      <w:rFonts w:ascii="Courier New" w:hAnsi="Courier New" w:cs="Vazirmatn" w:eastAsia="Vazirmatn"/>
                       <w:sz w:val="19"/>
                       <w:szCs w:val="19"/>
                       <w:color w:val="bbbbbb"/>
@@ -6465,7 +7190,7 @@
                   </w:r>
                   <w:r>
                     <w:rPr>
-                      <w:rFonts w:ascii="Courier New" w:hAnsi="Courier New" w:cs="Vazirmatn"/>
+                      <w:rFonts w:ascii="Courier New" w:hAnsi="Courier New" w:cs="Vazirmatn" w:eastAsia="Vazirmatn"/>
                       <w:sz w:val="19"/>
                       <w:szCs w:val="19"/>
                       <w:color w:val="40a070"/>
@@ -6476,7 +7201,7 @@
                   </w:r>
                   <w:r>
                     <w:rPr>
-                      <w:rFonts w:ascii="Courier New" w:hAnsi="Courier New" w:cs="Vazirmatn"/>
+                      <w:rFonts w:ascii="Courier New" w:hAnsi="Courier New" w:cs="Vazirmatn" w:eastAsia="Vazirmatn"/>
                       <w:sz w:val="19"/>
                       <w:szCs w:val="19"/>
                       <w:color w:val="24292E"/>
@@ -6500,6 +7225,12 @@
       <w:r/>
     </w:p>
     <w:sectPr>
+      <w:headerReference w:type="default" r:id="rId9"/>
+      <w:footerReference w:type="default" r:id="rId10"/>
+      <w:headerReference w:type="first" r:id="rId11"/>
+      <w:footerReference w:type="first" r:id="rId12"/>
+      <w:headerReference w:type="even" r:id="rId13"/>
+      <w:footerReference w:type="even" r:id="rId14"/>
       <w:pgSz w:w="11906" w:h="16838"/>
       <w:pgMar w:top="1134" w:right="1134" w:bottom="1134" w:left="1134" w:header="720" w:footer="720" w:gutter="0"/>
       <w:cols w:space="720"/>
@@ -6508,6 +7239,39 @@
     </w:sectPr>
   </w:body>
 </w:document>
+</file>
+
+<file path=word/footer1.xml><?xml version="1.0" encoding="utf-8"?>
+<w:ftr xmlns:m="http://schemas.openxmlformats.org/officeDocument/2006/math" xmlns:mc="http://schemas.openxmlformats.org/markup-compatibility/2006" xmlns:mo="http://schemas.microsoft.com/office/mac/office/2008/main" xmlns:mv="urn:schemas-microsoft-com:mac:vml" xmlns:o="urn:schemas-microsoft-com:office:office" xmlns:r="http://schemas.openxmlformats.org/officeDocument/2006/relationships" xmlns:v="urn:schemas-microsoft-com:vml" xmlns:w10="urn:schemas-microsoft-com:office:word" xmlns:w14="http://schemas.microsoft.com/office/word/2010/wordml" xmlns:w="http://schemas.openxmlformats.org/wordprocessingml/2006/main" xmlns:wne="http://schemas.microsoft.com/office/word/2006/wordml" xmlns:wp14="http://schemas.microsoft.com/office/word/2010/wordprocessingDrawing" xmlns:wp="http://schemas.openxmlformats.org/drawingml/2006/wordprocessingDrawing" xmlns:wpc="http://schemas.microsoft.com/office/word/2010/wordprocessingCanvas" xmlns:wpg="http://schemas.microsoft.com/office/word/2010/wordprocessingGroup" xmlns:wpi="http://schemas.microsoft.com/office/word/2010/wordprocessingInk" xmlns:wps="http://schemas.microsoft.com/office/word/2010/wordprocessingShape" mc:Ignorable="w14 wp14">
+  <w:p>
+    <w:pPr>
+      <w:pStyle w:val="Footer"/>
+      <w:bidi w:val="1"/>
+    </w:pPr>
+  </w:p>
+</w:ftr>
+</file>
+
+<file path=word/footer2.xml><?xml version="1.0" encoding="utf-8"?>
+<w:ftr xmlns:m="http://schemas.openxmlformats.org/officeDocument/2006/math" xmlns:mc="http://schemas.openxmlformats.org/markup-compatibility/2006" xmlns:mo="http://schemas.microsoft.com/office/mac/office/2008/main" xmlns:mv="urn:schemas-microsoft-com:mac:vml" xmlns:o="urn:schemas-microsoft-com:office:office" xmlns:r="http://schemas.openxmlformats.org/officeDocument/2006/relationships" xmlns:v="urn:schemas-microsoft-com:vml" xmlns:w10="urn:schemas-microsoft-com:office:word" xmlns:w14="http://schemas.microsoft.com/office/word/2010/wordml" xmlns:w="http://schemas.openxmlformats.org/wordprocessingml/2006/main" xmlns:wne="http://schemas.microsoft.com/office/word/2006/wordml" xmlns:wp14="http://schemas.microsoft.com/office/word/2010/wordprocessingDrawing" xmlns:wp="http://schemas.openxmlformats.org/drawingml/2006/wordprocessingDrawing" xmlns:wpc="http://schemas.microsoft.com/office/word/2010/wordprocessingCanvas" xmlns:wpg="http://schemas.microsoft.com/office/word/2010/wordprocessingGroup" xmlns:wpi="http://schemas.microsoft.com/office/word/2010/wordprocessingInk" xmlns:wps="http://schemas.microsoft.com/office/word/2010/wordprocessingShape" mc:Ignorable="w14 wp14">
+  <w:p>
+    <w:pPr>
+      <w:pStyle w:val="Footer"/>
+      <w:bidi w:val="1"/>
+    </w:pPr>
+  </w:p>
+</w:ftr>
+</file>
+
+<file path=word/footer3.xml><?xml version="1.0" encoding="utf-8"?>
+<w:ftr xmlns:m="http://schemas.openxmlformats.org/officeDocument/2006/math" xmlns:mc="http://schemas.openxmlformats.org/markup-compatibility/2006" xmlns:mo="http://schemas.microsoft.com/office/mac/office/2008/main" xmlns:mv="urn:schemas-microsoft-com:mac:vml" xmlns:o="urn:schemas-microsoft-com:office:office" xmlns:r="http://schemas.openxmlformats.org/officeDocument/2006/relationships" xmlns:v="urn:schemas-microsoft-com:vml" xmlns:w10="urn:schemas-microsoft-com:office:word" xmlns:w14="http://schemas.microsoft.com/office/word/2010/wordml" xmlns:w="http://schemas.openxmlformats.org/wordprocessingml/2006/main" xmlns:wne="http://schemas.microsoft.com/office/word/2006/wordml" xmlns:wp14="http://schemas.microsoft.com/office/word/2010/wordprocessingDrawing" xmlns:wp="http://schemas.openxmlformats.org/drawingml/2006/wordprocessingDrawing" xmlns:wpc="http://schemas.microsoft.com/office/word/2010/wordprocessingCanvas" xmlns:wpg="http://schemas.microsoft.com/office/word/2010/wordprocessingGroup" xmlns:wpi="http://schemas.microsoft.com/office/word/2010/wordprocessingInk" xmlns:wps="http://schemas.microsoft.com/office/word/2010/wordprocessingShape" mc:Ignorable="w14 wp14">
+  <w:p>
+    <w:pPr>
+      <w:pStyle w:val="Footer"/>
+      <w:bidi w:val="1"/>
+    </w:pPr>
+  </w:p>
+</w:ftr>
 </file>
 
 <file path=word/footnotes.xml><?xml version="1.0" encoding="utf-8"?>
@@ -6528,6 +7292,10 @@
   </w:footnote>
   <w:footnote w:id="1">
     <w:p>
+      <w:pPr>
+        <w:bidi w:val="1"/>
+        <w:jc w:val="right"/>
+      </w:pPr>
       <w:r>
         <w:rPr>
           <w:vertAlign w:val="superscript"/>
@@ -6539,137 +7307,196 @@
       </w:r>
       <w:r>
         <w:rPr>
-          <w:rFonts w:ascii="Vazirmatn" w:hAnsi="Vazirmatn" w:cs="Vazirmatn"/>
+          <w:rFonts w:ascii="Vazirmatn" w:hAnsi="Vazirmatn" w:cs="Vazirmatn" w:eastAsia="Vazirmatn"/>
           <w:sz w:val="19"/>
           <w:szCs w:val="19"/>
           <w:color w:val="2D2D2D"/>
           <w:lang w:val="en-US" w:bidi="fa-IR"/>
+          <w:rtl w:val="1"/>
+          <w:cs w:val="1"/>
         </w:rPr>
         <w:t>این</w:t>
       </w:r>
       <w:r>
         <w:rPr>
-          <w:rFonts w:ascii="Vazirmatn" w:hAnsi="Vazirmatn" w:cs="Vazirmatn"/>
+          <w:rFonts w:ascii="Vazirmatn" w:hAnsi="Vazirmatn" w:cs="Vazirmatn" w:eastAsia="Vazirmatn"/>
           <w:sz w:val="19"/>
           <w:szCs w:val="19"/>
           <w:color w:val="2D2D2D"/>
           <w:lang w:val="en-US" w:bidi="fa-IR"/>
+          <w:rtl w:val="1"/>
+          <w:cs w:val="1"/>
         </w:rPr>
         <w:t xml:space="preserve"> </w:t>
       </w:r>
       <w:r>
         <w:rPr>
-          <w:rFonts w:ascii="Vazirmatn" w:hAnsi="Vazirmatn" w:cs="Vazirmatn"/>
+          <w:rFonts w:ascii="Vazirmatn" w:hAnsi="Vazirmatn" w:cs="Vazirmatn" w:eastAsia="Vazirmatn"/>
           <w:sz w:val="19"/>
           <w:szCs w:val="19"/>
           <w:color w:val="2D2D2D"/>
           <w:lang w:val="en-US" w:bidi="fa-IR"/>
+          <w:rtl w:val="1"/>
+          <w:cs w:val="1"/>
         </w:rPr>
         <w:t>متن</w:t>
       </w:r>
       <w:r>
         <w:rPr>
-          <w:rFonts w:ascii="Vazirmatn" w:hAnsi="Vazirmatn" w:cs="Vazirmatn"/>
+          <w:rFonts w:ascii="Vazirmatn" w:hAnsi="Vazirmatn" w:cs="Vazirmatn" w:eastAsia="Vazirmatn"/>
           <w:sz w:val="19"/>
           <w:szCs w:val="19"/>
           <w:color w:val="2D2D2D"/>
           <w:lang w:val="en-US" w:bidi="fa-IR"/>
+          <w:rtl w:val="1"/>
+          <w:cs w:val="1"/>
         </w:rPr>
         <w:t xml:space="preserve"> </w:t>
       </w:r>
       <w:r>
         <w:rPr>
-          <w:rFonts w:ascii="Vazirmatn" w:hAnsi="Vazirmatn" w:cs="Vazirmatn"/>
+          <w:rFonts w:ascii="Vazirmatn" w:hAnsi="Vazirmatn" w:cs="Vazirmatn" w:eastAsia="Vazirmatn"/>
           <w:sz w:val="19"/>
           <w:szCs w:val="19"/>
           <w:color w:val="2D2D2D"/>
           <w:lang w:val="en-US" w:bidi="fa-IR"/>
+          <w:rtl w:val="1"/>
+          <w:cs w:val="1"/>
         </w:rPr>
         <w:t>پاورقی</w:t>
       </w:r>
       <w:r>
         <w:rPr>
-          <w:rFonts w:ascii="Vazirmatn" w:hAnsi="Vazirmatn" w:cs="Vazirmatn"/>
+          <w:rFonts w:ascii="Vazirmatn" w:hAnsi="Vazirmatn" w:cs="Vazirmatn" w:eastAsia="Vazirmatn"/>
           <w:sz w:val="19"/>
           <w:szCs w:val="19"/>
           <w:color w:val="2D2D2D"/>
           <w:lang w:val="en-US" w:bidi="fa-IR"/>
+          <w:rtl w:val="1"/>
+          <w:cs w:val="1"/>
         </w:rPr>
         <w:t xml:space="preserve"> </w:t>
       </w:r>
       <w:r>
         <w:rPr>
-          <w:rFonts w:ascii="Vazirmatn" w:hAnsi="Vazirmatn" w:cs="Vazirmatn"/>
+          <w:rFonts w:ascii="Vazirmatn" w:hAnsi="Vazirmatn" w:cs="Vazirmatn" w:eastAsia="Vazirmatn"/>
           <w:sz w:val="19"/>
           <w:szCs w:val="19"/>
           <w:color w:val="2D2D2D"/>
           <w:lang w:val="en-US" w:bidi="fa-IR"/>
+          <w:rtl w:val="1"/>
+          <w:cs w:val="1"/>
         </w:rPr>
         <w:t>فنی</w:t>
       </w:r>
       <w:r>
         <w:rPr>
-          <w:rFonts w:ascii="Vazirmatn" w:hAnsi="Vazirmatn" w:cs="Vazirmatn"/>
+          <w:rFonts w:ascii="Vazirmatn" w:hAnsi="Vazirmatn" w:cs="Vazirmatn" w:eastAsia="Vazirmatn"/>
           <w:sz w:val="19"/>
           <w:szCs w:val="19"/>
           <w:color w:val="2D2D2D"/>
           <w:lang w:val="en-US" w:bidi="fa-IR"/>
+          <w:rtl w:val="1"/>
+          <w:cs w:val="1"/>
         </w:rPr>
         <w:t xml:space="preserve"> </w:t>
       </w:r>
       <w:r>
         <w:rPr>
-          <w:rFonts w:ascii="Vazirmatn" w:hAnsi="Vazirmatn" w:cs="Vazirmatn"/>
+          <w:rFonts w:ascii="Vazirmatn" w:hAnsi="Vazirmatn" w:cs="Vazirmatn" w:eastAsia="Vazirmatn"/>
           <w:sz w:val="19"/>
           <w:szCs w:val="19"/>
           <w:color w:val="2D2D2D"/>
           <w:lang w:val="en-US" w:bidi="fa-IR"/>
+          <w:rtl w:val="1"/>
+          <w:cs w:val="1"/>
         </w:rPr>
         <w:t>برای</w:t>
       </w:r>
       <w:r>
         <w:rPr>
-          <w:rFonts w:ascii="Vazirmatn" w:hAnsi="Vazirmatn" w:cs="Vazirmatn"/>
+          <w:rFonts w:ascii="Vazirmatn" w:hAnsi="Vazirmatn" w:cs="Vazirmatn" w:eastAsia="Vazirmatn"/>
           <w:sz w:val="19"/>
           <w:szCs w:val="19"/>
           <w:color w:val="2D2D2D"/>
           <w:lang w:val="en-US" w:bidi="fa-IR"/>
+          <w:rtl w:val="1"/>
+          <w:cs w:val="1"/>
         </w:rPr>
         <w:t xml:space="preserve"> </w:t>
       </w:r>
       <w:r>
         <w:rPr>
-          <w:rFonts w:ascii="Vazirmatn" w:hAnsi="Vazirmatn" w:cs="Vazirmatn"/>
+          <w:rFonts w:ascii="Vazirmatn" w:hAnsi="Vazirmatn" w:cs="Vazirmatn" w:eastAsia="Vazirmatn"/>
           <w:sz w:val="19"/>
           <w:szCs w:val="19"/>
           <w:color w:val="2D2D2D"/>
           <w:lang w:val="en-US" w:bidi="fa-IR"/>
+          <w:rtl w:val="1"/>
+          <w:cs w:val="1"/>
         </w:rPr>
         <w:t>سند</w:t>
       </w:r>
       <w:r>
         <w:rPr>
-          <w:rFonts w:ascii="Vazirmatn" w:hAnsi="Vazirmatn" w:cs="Vazirmatn"/>
+          <w:rFonts w:ascii="Vazirmatn" w:hAnsi="Vazirmatn" w:cs="Vazirmatn" w:eastAsia="Vazirmatn"/>
           <w:sz w:val="19"/>
           <w:szCs w:val="19"/>
           <w:color w:val="2D2D2D"/>
           <w:lang w:val="en-US" w:bidi="fa-IR"/>
+          <w:rtl w:val="1"/>
+          <w:cs w:val="1"/>
         </w:rPr>
         <w:t xml:space="preserve"> </w:t>
       </w:r>
       <w:r>
         <w:rPr>
-          <w:rFonts w:ascii="Vazirmatn" w:hAnsi="Vazirmatn" w:cs="Vazirmatn"/>
+          <w:rFonts w:ascii="Vazirmatn" w:hAnsi="Vazirmatn" w:cs="Vazirmatn" w:eastAsia="Vazirmatn"/>
           <w:sz w:val="19"/>
           <w:szCs w:val="19"/>
           <w:color w:val="2D2D2D"/>
           <w:lang w:val="en-US" w:bidi="fa-IR"/>
+          <w:rtl w:val="1"/>
+          <w:cs w:val="1"/>
         </w:rPr>
         <w:t>است.</w:t>
       </w:r>
     </w:p>
   </w:footnote>
 </w:footnotes>
+</file>
+
+<file path=word/header1.xml><?xml version="1.0" encoding="utf-8"?>
+<w:hdr xmlns:m="http://schemas.openxmlformats.org/officeDocument/2006/math" xmlns:mc="http://schemas.openxmlformats.org/markup-compatibility/2006" xmlns:mo="http://schemas.microsoft.com/office/mac/office/2008/main" xmlns:mv="urn:schemas-microsoft-com:mac:vml" xmlns:o="urn:schemas-microsoft-com:office:office" xmlns:r="http://schemas.openxmlformats.org/officeDocument/2006/relationships" xmlns:v="urn:schemas-microsoft-com:vml" xmlns:w10="urn:schemas-microsoft-com:office:word" xmlns:w14="http://schemas.microsoft.com/office/word/2010/wordml" xmlns:w="http://schemas.openxmlformats.org/wordprocessingml/2006/main" xmlns:wne="http://schemas.microsoft.com/office/word/2006/wordml" xmlns:wp14="http://schemas.microsoft.com/office/word/2010/wordprocessingDrawing" xmlns:wp="http://schemas.openxmlformats.org/drawingml/2006/wordprocessingDrawing" xmlns:wpc="http://schemas.microsoft.com/office/word/2010/wordprocessingCanvas" xmlns:wpg="http://schemas.microsoft.com/office/word/2010/wordprocessingGroup" xmlns:wpi="http://schemas.microsoft.com/office/word/2010/wordprocessingInk" xmlns:wps="http://schemas.microsoft.com/office/word/2010/wordprocessingShape" mc:Ignorable="w14 wp14">
+  <w:p>
+    <w:pPr>
+      <w:pStyle w:val="Header"/>
+      <w:bidi w:val="1"/>
+    </w:pPr>
+  </w:p>
+</w:hdr>
+</file>
+
+<file path=word/header2.xml><?xml version="1.0" encoding="utf-8"?>
+<w:hdr xmlns:m="http://schemas.openxmlformats.org/officeDocument/2006/math" xmlns:mc="http://schemas.openxmlformats.org/markup-compatibility/2006" xmlns:mo="http://schemas.microsoft.com/office/mac/office/2008/main" xmlns:mv="urn:schemas-microsoft-com:mac:vml" xmlns:o="urn:schemas-microsoft-com:office:office" xmlns:r="http://schemas.openxmlformats.org/officeDocument/2006/relationships" xmlns:v="urn:schemas-microsoft-com:vml" xmlns:w10="urn:schemas-microsoft-com:office:word" xmlns:w14="http://schemas.microsoft.com/office/word/2010/wordml" xmlns:w="http://schemas.openxmlformats.org/wordprocessingml/2006/main" xmlns:wne="http://schemas.microsoft.com/office/word/2006/wordml" xmlns:wp14="http://schemas.microsoft.com/office/word/2010/wordprocessingDrawing" xmlns:wp="http://schemas.openxmlformats.org/drawingml/2006/wordprocessingDrawing" xmlns:wpc="http://schemas.microsoft.com/office/word/2010/wordprocessingCanvas" xmlns:wpg="http://schemas.microsoft.com/office/word/2010/wordprocessingGroup" xmlns:wpi="http://schemas.microsoft.com/office/word/2010/wordprocessingInk" xmlns:wps="http://schemas.microsoft.com/office/word/2010/wordprocessingShape" mc:Ignorable="w14 wp14">
+  <w:p>
+    <w:pPr>
+      <w:pStyle w:val="Header"/>
+      <w:bidi w:val="1"/>
+    </w:pPr>
+  </w:p>
+</w:hdr>
+</file>
+
+<file path=word/header3.xml><?xml version="1.0" encoding="utf-8"?>
+<w:hdr xmlns:m="http://schemas.openxmlformats.org/officeDocument/2006/math" xmlns:mc="http://schemas.openxmlformats.org/markup-compatibility/2006" xmlns:mo="http://schemas.microsoft.com/office/mac/office/2008/main" xmlns:mv="urn:schemas-microsoft-com:mac:vml" xmlns:o="urn:schemas-microsoft-com:office:office" xmlns:r="http://schemas.openxmlformats.org/officeDocument/2006/relationships" xmlns:v="urn:schemas-microsoft-com:vml" xmlns:w10="urn:schemas-microsoft-com:office:word" xmlns:w14="http://schemas.microsoft.com/office/word/2010/wordml" xmlns:w="http://schemas.openxmlformats.org/wordprocessingml/2006/main" xmlns:wne="http://schemas.microsoft.com/office/word/2006/wordml" xmlns:wp14="http://schemas.microsoft.com/office/word/2010/wordprocessingDrawing" xmlns:wp="http://schemas.openxmlformats.org/drawingml/2006/wordprocessingDrawing" xmlns:wpc="http://schemas.microsoft.com/office/word/2010/wordprocessingCanvas" xmlns:wpg="http://schemas.microsoft.com/office/word/2010/wordprocessingGroup" xmlns:wpi="http://schemas.microsoft.com/office/word/2010/wordprocessingInk" xmlns:wps="http://schemas.microsoft.com/office/word/2010/wordprocessingShape" mc:Ignorable="w14 wp14">
+  <w:p>
+    <w:pPr>
+      <w:pStyle w:val="Header"/>
+      <w:bidi w:val="1"/>
+    </w:pPr>
+  </w:p>
+</w:hdr>
 </file>
 
 <file path=word/numbering.xml><?xml version="1.0" encoding="utf-8"?>
@@ -7037,10 +7864,10 @@
     <w:rsid w:val="00FC693F"/>
     <w:pPr>
       <w:bidi w:val="1"/>
-      <w:jc w:val="both"/>
+      <w:jc w:val="right"/>
     </w:pPr>
     <w:rPr>
-      <w:rFonts w:ascii="Segoe UI" w:hAnsi="Segoe UI" w:cs="Vazirmatn"/>
+      <w:rFonts w:ascii="Segoe UI" w:hAnsi="Segoe UI" w:cs="Vazirmatn" w:eastAsia="Vazirmatn"/>
       <w:sz w:val="22"/>
       <w:szCs w:val="22"/>
       <w:lang w:val="en-US" w:bidi="fa-IR"/>
